--- a/Archivos/Informe_TP1_CienciaDeDatos.docx
+++ b/Archivos/Informe_TP1_CienciaDeDatos.docx
@@ -175,22 +175,29 @@
         </w:rPr>
         <w:t xml:space="preserve">Meyer </w:t>
       </w:r>
-      <w:proofErr w:type="gramStart"/>
       <w:r>
         <w:rPr>
           <w:b/>
           <w:bCs/>
           <w:lang w:val="es-AR"/>
         </w:rPr>
-        <w:t>Nahuel  —</w:t>
-      </w:r>
-      <w:proofErr w:type="gramEnd"/>
+        <w:t xml:space="preserve">Nahuel </w:t>
+      </w:r>
+      <w:proofErr w:type="gramStart"/>
       <w:r>
         <w:rPr>
           <w:b/>
           <w:bCs/>
           <w:lang w:val="es-AR"/>
         </w:rPr>
+        <w:t>-</w:t>
+      </w:r>
+      <w:r>
+        <w:rPr>
+          <w:b/>
+          <w:bCs/>
+          <w:lang w:val="es-AR"/>
+        </w:rPr>
         <w:t xml:space="preserve">  </w:t>
       </w:r>
       <w:r>
@@ -199,6 +206,7 @@
         </w:rPr>
         <w:t>nahuelmeyer16@gmail.com</w:t>
       </w:r>
+      <w:proofErr w:type="gramEnd"/>
     </w:p>
     <w:p>
       <w:pPr>
@@ -216,22 +224,29 @@
         </w:rPr>
         <w:t xml:space="preserve">Herbel </w:t>
       </w:r>
-      <w:proofErr w:type="gramStart"/>
       <w:r>
         <w:rPr>
           <w:b/>
           <w:bCs/>
           <w:lang w:val="es-AR"/>
         </w:rPr>
-        <w:t>Aldana  —</w:t>
-      </w:r>
-      <w:proofErr w:type="gramEnd"/>
+        <w:t xml:space="preserve">Aldana </w:t>
+      </w:r>
+      <w:proofErr w:type="gramStart"/>
       <w:r>
         <w:rPr>
           <w:b/>
           <w:bCs/>
           <w:lang w:val="es-AR"/>
         </w:rPr>
+        <w:t>-</w:t>
+      </w:r>
+      <w:r>
+        <w:rPr>
+          <w:b/>
+          <w:bCs/>
+          <w:lang w:val="es-AR"/>
+        </w:rPr>
         <w:t xml:space="preserve">  </w:t>
       </w:r>
       <w:r>
@@ -240,6 +255,7 @@
         </w:rPr>
         <w:t>aldanaherbell@gmail.com</w:t>
       </w:r>
+      <w:proofErr w:type="gramEnd"/>
     </w:p>
     <w:p>
       <w:pPr>
@@ -267,22 +283,29 @@
         </w:rPr>
         <w:t xml:space="preserve"> </w:t>
       </w:r>
-      <w:proofErr w:type="gramStart"/>
       <w:r>
         <w:rPr>
           <w:b/>
           <w:bCs/>
           <w:lang w:val="es-AR"/>
         </w:rPr>
-        <w:t>Iván  —</w:t>
-      </w:r>
-      <w:proofErr w:type="gramEnd"/>
+        <w:t xml:space="preserve">Iván </w:t>
+      </w:r>
+      <w:proofErr w:type="gramStart"/>
       <w:r>
         <w:rPr>
           <w:b/>
           <w:bCs/>
           <w:lang w:val="es-AR"/>
         </w:rPr>
+        <w:t>-</w:t>
+      </w:r>
+      <w:r>
+        <w:rPr>
+          <w:b/>
+          <w:bCs/>
+          <w:lang w:val="es-AR"/>
+        </w:rPr>
         <w:t xml:space="preserve">  </w:t>
       </w:r>
       <w:r>
@@ -291,6 +314,7 @@
         </w:rPr>
         <w:t>ivanmatiasoggier@hotmail.com</w:t>
       </w:r>
+      <w:proofErr w:type="gramEnd"/>
     </w:p>
     <w:p>
       <w:pPr>
@@ -308,22 +332,29 @@
         </w:rPr>
         <w:t xml:space="preserve">Soler </w:t>
       </w:r>
-      <w:proofErr w:type="gramStart"/>
       <w:r>
         <w:rPr>
           <w:b/>
           <w:bCs/>
           <w:lang w:val="es-AR"/>
         </w:rPr>
-        <w:t>Lautaro  —</w:t>
-      </w:r>
-      <w:proofErr w:type="gramEnd"/>
+        <w:t xml:space="preserve">Lautaro </w:t>
+      </w:r>
+      <w:proofErr w:type="gramStart"/>
       <w:r>
         <w:rPr>
           <w:b/>
           <w:bCs/>
           <w:lang w:val="es-AR"/>
         </w:rPr>
+        <w:t>-</w:t>
+      </w:r>
+      <w:r>
+        <w:rPr>
+          <w:b/>
+          <w:bCs/>
+          <w:lang w:val="es-AR"/>
+        </w:rPr>
         <w:t xml:space="preserve">  </w:t>
       </w:r>
       <w:r>
@@ -332,6 +363,7 @@
         </w:rPr>
         <w:t>solerlautaro@gmail.com</w:t>
       </w:r>
+      <w:proofErr w:type="gramEnd"/>
     </w:p>
     <w:p>
       <w:pPr>
@@ -467,6 +499,12 @@
         </w:rPr>
         <w:t xml:space="preserve"> contiene registros de sensores de equipos industriales y la variable objetivo indica si el equipo sufrió una falla (</w:t>
       </w:r>
+      <w:r>
+        <w:rPr>
+          <w:lang w:val="es-AR"/>
+        </w:rPr>
+        <w:t>“</w:t>
+      </w:r>
       <w:proofErr w:type="spellStart"/>
       <w:r>
         <w:rPr>
@@ -479,7 +517,37 @@
         <w:rPr>
           <w:lang w:val="es-AR"/>
         </w:rPr>
-        <w:t>) o no (normal). El objetivo es construir modelos capaces de predecir fallas con la mayor sensibilidad posible, ya que en el contexto industrial un fallo no detectado puede resultar en pérdidas económicas significativas o accidentes</w:t>
+        <w:t>”</w:t>
+      </w:r>
+      <w:r>
+        <w:rPr>
+          <w:lang w:val="es-AR"/>
+        </w:rPr>
+        <w:t>) o no (</w:t>
+      </w:r>
+      <w:r>
+        <w:rPr>
+          <w:lang w:val="es-AR"/>
+        </w:rPr>
+        <w:t>“</w:t>
+      </w:r>
+      <w:r>
+        <w:rPr>
+          <w:lang w:val="es-AR"/>
+        </w:rPr>
+        <w:t>normal</w:t>
+      </w:r>
+      <w:r>
+        <w:rPr>
+          <w:lang w:val="es-AR"/>
+        </w:rPr>
+        <w:t>”</w:t>
+      </w:r>
+      <w:r>
+        <w:rPr>
+          <w:lang w:val="es-AR"/>
+        </w:rPr>
+        <w:t>). El objetivo es construir modelos capaces de predecir fallas con la mayor sensibilidad posible, ya que en el contexto industrial un fallo no detectado puede resultar en pérdidas económicas significativas o accidentes</w:t>
       </w:r>
       <w:r>
         <w:rPr>
@@ -584,12 +652,6 @@
         <w:gridCol w:w="6560"/>
       </w:tblGrid>
       <w:tr>
-        <w:tblPrEx>
-          <w:tblCellMar>
-            <w:top w:w="0" w:type="dxa"/>
-            <w:bottom w:w="0" w:type="dxa"/>
-          </w:tblCellMar>
-        </w:tblPrEx>
         <w:trPr>
           <w:tblHeader/>
         </w:trPr>
@@ -663,12 +725,6 @@
         </w:tc>
       </w:tr>
       <w:tr>
-        <w:tblPrEx>
-          <w:tblCellMar>
-            <w:top w:w="0" w:type="dxa"/>
-            <w:bottom w:w="0" w:type="dxa"/>
-          </w:tblCellMar>
-        </w:tblPrEx>
         <w:tc>
           <w:tcPr>
             <w:tcW w:w="2800" w:type="dxa"/>
@@ -734,12 +790,6 @@
         </w:tc>
       </w:tr>
       <w:tr>
-        <w:tblPrEx>
-          <w:tblCellMar>
-            <w:top w:w="0" w:type="dxa"/>
-            <w:bottom w:w="0" w:type="dxa"/>
-          </w:tblCellMar>
-        </w:tblPrEx>
         <w:tc>
           <w:tcPr>
             <w:tcW w:w="2800" w:type="dxa"/>
@@ -805,12 +855,6 @@
         </w:tc>
       </w:tr>
       <w:tr>
-        <w:tblPrEx>
-          <w:tblCellMar>
-            <w:top w:w="0" w:type="dxa"/>
-            <w:bottom w:w="0" w:type="dxa"/>
-          </w:tblCellMar>
-        </w:tblPrEx>
         <w:tc>
           <w:tcPr>
             <w:tcW w:w="2800" w:type="dxa"/>
@@ -861,36 +905,51 @@
             <w:vAlign w:val="center"/>
           </w:tcPr>
           <w:p>
-            <w:r>
+            <w:pPr>
               <w:rPr>
                 <w:lang w:val="es-AR"/>
               </w:rPr>
+            </w:pPr>
+            <w:r>
+              <w:rPr>
+                <w:lang w:val="es-AR"/>
+              </w:rPr>
               <w:t xml:space="preserve">Tipo de producto fabricado. </w:t>
             </w:r>
-            <w:proofErr w:type="spellStart"/>
-            <w:r>
+            <w:r>
+              <w:rPr>
+                <w:lang w:val="es-AR"/>
+              </w:rPr>
               <w:t>Categ</w:t>
             </w:r>
             <w:r>
+              <w:rPr>
+                <w:lang w:val="es-AR"/>
+              </w:rPr>
               <w:t>orías</w:t>
             </w:r>
-            <w:proofErr w:type="spellEnd"/>
-            <w:r>
+            <w:r>
+              <w:rPr>
+                <w:lang w:val="es-AR"/>
+              </w:rPr>
               <w:t xml:space="preserve">: </w:t>
             </w:r>
             <w:r>
+              <w:rPr>
+                <w:lang w:val="es-AR"/>
+              </w:rPr>
               <w:t>“L”, “M”, “H”</w:t>
+            </w:r>
+            <w:r>
+              <w:rPr>
+                <w:lang w:val="es-AR"/>
+              </w:rPr>
+              <w:t>.</w:t>
             </w:r>
           </w:p>
         </w:tc>
       </w:tr>
       <w:tr>
-        <w:tblPrEx>
-          <w:tblCellMar>
-            <w:top w:w="0" w:type="dxa"/>
-            <w:bottom w:w="0" w:type="dxa"/>
-          </w:tblCellMar>
-        </w:tblPrEx>
         <w:tc>
           <w:tcPr>
             <w:tcW w:w="2800" w:type="dxa"/>
@@ -961,12 +1020,6 @@
         </w:tc>
       </w:tr>
       <w:tr>
-        <w:tblPrEx>
-          <w:tblCellMar>
-            <w:top w:w="0" w:type="dxa"/>
-            <w:bottom w:w="0" w:type="dxa"/>
-          </w:tblCellMar>
-        </w:tblPrEx>
         <w:tc>
           <w:tcPr>
             <w:tcW w:w="2800" w:type="dxa"/>
@@ -1037,12 +1090,6 @@
         </w:tc>
       </w:tr>
       <w:tr>
-        <w:tblPrEx>
-          <w:tblCellMar>
-            <w:top w:w="0" w:type="dxa"/>
-            <w:bottom w:w="0" w:type="dxa"/>
-          </w:tblCellMar>
-        </w:tblPrEx>
         <w:tc>
           <w:tcPr>
             <w:tcW w:w="2800" w:type="dxa"/>
@@ -1104,12 +1151,6 @@
         </w:tc>
       </w:tr>
       <w:tr>
-        <w:tblPrEx>
-          <w:tblCellMar>
-            <w:top w:w="0" w:type="dxa"/>
-            <w:bottom w:w="0" w:type="dxa"/>
-          </w:tblCellMar>
-        </w:tblPrEx>
         <w:tc>
           <w:tcPr>
             <w:tcW w:w="2800" w:type="dxa"/>
@@ -1171,12 +1212,6 @@
         </w:tc>
       </w:tr>
       <w:tr>
-        <w:tblPrEx>
-          <w:tblCellMar>
-            <w:top w:w="0" w:type="dxa"/>
-            <w:bottom w:w="0" w:type="dxa"/>
-          </w:tblCellMar>
-        </w:tblPrEx>
         <w:tc>
           <w:tcPr>
             <w:tcW w:w="2800" w:type="dxa"/>
@@ -1247,12 +1282,6 @@
         </w:tc>
       </w:tr>
       <w:tr>
-        <w:tblPrEx>
-          <w:tblCellMar>
-            <w:top w:w="0" w:type="dxa"/>
-            <w:bottom w:w="0" w:type="dxa"/>
-          </w:tblCellMar>
-        </w:tblPrEx>
         <w:tc>
           <w:tcPr>
             <w:tcW w:w="2800" w:type="dxa"/>
@@ -1519,12 +1548,6 @@
         <w:gridCol w:w="3124"/>
       </w:tblGrid>
       <w:tr>
-        <w:tblPrEx>
-          <w:tblCellMar>
-            <w:top w:w="0" w:type="dxa"/>
-            <w:bottom w:w="0" w:type="dxa"/>
-          </w:tblCellMar>
-        </w:tblPrEx>
         <w:trPr>
           <w:tblHeader/>
         </w:trPr>
@@ -1698,12 +1721,6 @@
         </w:tc>
       </w:tr>
       <w:tr>
-        <w:tblPrEx>
-          <w:tblCellMar>
-            <w:top w:w="0" w:type="dxa"/>
-            <w:bottom w:w="0" w:type="dxa"/>
-          </w:tblCellMar>
-        </w:tblPrEx>
         <w:tc>
           <w:tcPr>
             <w:tcW w:w="1984" w:type="dxa"/>
@@ -1835,7 +1852,7 @@
                 <w:sz w:val="20"/>
                 <w:szCs w:val="20"/>
               </w:rPr>
-              <w:t>60</w:t>
+              <w:t>6</w:t>
             </w:r>
           </w:p>
         </w:tc>
@@ -1958,12 +1975,6 @@
         </w:tc>
       </w:tr>
       <w:tr>
-        <w:tblPrEx>
-          <w:tblCellMar>
-            <w:top w:w="0" w:type="dxa"/>
-            <w:bottom w:w="0" w:type="dxa"/>
-          </w:tblCellMar>
-        </w:tblPrEx>
         <w:tc>
           <w:tcPr>
             <w:tcW w:w="1984" w:type="dxa"/>
@@ -2179,12 +2190,6 @@
         </w:tc>
       </w:tr>
       <w:tr>
-        <w:tblPrEx>
-          <w:tblCellMar>
-            <w:top w:w="0" w:type="dxa"/>
-            <w:bottom w:w="0" w:type="dxa"/>
-          </w:tblCellMar>
-        </w:tblPrEx>
         <w:tc>
           <w:tcPr>
             <w:tcW w:w="1984" w:type="dxa"/>
@@ -2418,12 +2423,6 @@
         </w:tc>
       </w:tr>
       <w:tr>
-        <w:tblPrEx>
-          <w:tblCellMar>
-            <w:top w:w="0" w:type="dxa"/>
-            <w:bottom w:w="0" w:type="dxa"/>
-          </w:tblCellMar>
-        </w:tblPrEx>
         <w:tc>
           <w:tcPr>
             <w:tcW w:w="1984" w:type="dxa"/>
@@ -2667,12 +2666,6 @@
         </w:tc>
       </w:tr>
       <w:tr>
-        <w:tblPrEx>
-          <w:tblCellMar>
-            <w:top w:w="0" w:type="dxa"/>
-            <w:bottom w:w="0" w:type="dxa"/>
-          </w:tblCellMar>
-        </w:tblPrEx>
         <w:tc>
           <w:tcPr>
             <w:tcW w:w="1984" w:type="dxa"/>
@@ -2867,12 +2860,6 @@
         </w:tc>
       </w:tr>
       <w:tr>
-        <w:tblPrEx>
-          <w:tblCellMar>
-            <w:top w:w="0" w:type="dxa"/>
-            <w:bottom w:w="0" w:type="dxa"/>
-          </w:tblCellMar>
-        </w:tblPrEx>
         <w:tc>
           <w:tcPr>
             <w:tcW w:w="1984" w:type="dxa"/>
@@ -2997,7 +2984,21 @@
                 <w:sz w:val="20"/>
                 <w:szCs w:val="20"/>
               </w:rPr>
+              <w:t>“</w:t>
+            </w:r>
+            <w:r>
+              <w:rPr>
+                <w:sz w:val="20"/>
+                <w:szCs w:val="20"/>
+              </w:rPr>
               <w:t>L</w:t>
+            </w:r>
+            <w:r>
+              <w:rPr>
+                <w:sz w:val="20"/>
+                <w:szCs w:val="20"/>
+              </w:rPr>
+              <w:t>”</w:t>
             </w:r>
           </w:p>
         </w:tc>
@@ -3030,7 +3031,31 @@
                 <w:szCs w:val="20"/>
                 <w:lang w:val="es-AR"/>
               </w:rPr>
-              <w:t>Categoría más frecuente: tipo L</w:t>
+              <w:t xml:space="preserve">Categoría más frecuente: tipo </w:t>
+            </w:r>
+            <w:r>
+              <w:rPr>
+                <w:sz w:val="20"/>
+                <w:szCs w:val="20"/>
+                <w:lang w:val="es-AR"/>
+              </w:rPr>
+              <w:t>“</w:t>
+            </w:r>
+            <w:r>
+              <w:rPr>
+                <w:sz w:val="20"/>
+                <w:szCs w:val="20"/>
+                <w:lang w:val="es-AR"/>
+              </w:rPr>
+              <w:t>L</w:t>
+            </w:r>
+            <w:r>
+              <w:rPr>
+                <w:sz w:val="20"/>
+                <w:szCs w:val="20"/>
+                <w:lang w:val="es-AR"/>
+              </w:rPr>
+              <w:t>”</w:t>
             </w:r>
             <w:r>
               <w:rPr>
@@ -3044,12 +3069,6 @@
         </w:tc>
       </w:tr>
       <w:tr>
-        <w:tblPrEx>
-          <w:tblCellMar>
-            <w:top w:w="0" w:type="dxa"/>
-            <w:bottom w:w="0" w:type="dxa"/>
-          </w:tblCellMar>
-        </w:tblPrEx>
         <w:tc>
           <w:tcPr>
             <w:tcW w:w="1984" w:type="dxa"/>
@@ -3172,7 +3191,21 @@
                 <w:sz w:val="20"/>
                 <w:szCs w:val="20"/>
               </w:rPr>
+              <w:t>“</w:t>
+            </w:r>
+            <w:r>
+              <w:rPr>
+                <w:sz w:val="20"/>
+                <w:szCs w:val="20"/>
+              </w:rPr>
               <w:t>failure</w:t>
+            </w:r>
+            <w:r>
+              <w:rPr>
+                <w:sz w:val="20"/>
+                <w:szCs w:val="20"/>
+              </w:rPr>
+              <w:t>”</w:t>
             </w:r>
           </w:p>
         </w:tc>
@@ -3215,14 +3248,16 @@
               </w:rPr>
               <w:t>“</w:t>
             </w:r>
+            <w:proofErr w:type="spellStart"/>
             <w:r>
               <w:rPr>
                 <w:sz w:val="20"/>
                 <w:szCs w:val="20"/>
                 <w:lang w:val="es-AR"/>
               </w:rPr>
-              <w:t>falla</w:t>
-            </w:r>
+              <w:t>failure</w:t>
+            </w:r>
+            <w:proofErr w:type="spellEnd"/>
             <w:r>
               <w:rPr>
                 <w:sz w:val="20"/>
@@ -3492,12 +3527,6 @@
         <w:gridCol w:w="1000"/>
       </w:tblGrid>
       <w:tr>
-        <w:tblPrEx>
-          <w:tblCellMar>
-            <w:top w:w="0" w:type="dxa"/>
-            <w:bottom w:w="0" w:type="dxa"/>
-          </w:tblCellMar>
-        </w:tblPrEx>
         <w:trPr>
           <w:tblHeader/>
         </w:trPr>
@@ -3701,12 +3730,6 @@
         </w:tc>
       </w:tr>
       <w:tr>
-        <w:tblPrEx>
-          <w:tblCellMar>
-            <w:top w:w="0" w:type="dxa"/>
-            <w:bottom w:w="0" w:type="dxa"/>
-          </w:tblCellMar>
-        </w:tblPrEx>
         <w:tc>
           <w:tcPr>
             <w:tcW w:w="1984" w:type="dxa"/>
@@ -3907,12 +3930,6 @@
         </w:tc>
       </w:tr>
       <w:tr>
-        <w:tblPrEx>
-          <w:tblCellMar>
-            <w:top w:w="0" w:type="dxa"/>
-            <w:bottom w:w="0" w:type="dxa"/>
-          </w:tblCellMar>
-        </w:tblPrEx>
         <w:tc>
           <w:tcPr>
             <w:tcW w:w="1984" w:type="dxa"/>
@@ -4156,12 +4173,6 @@
         </w:tc>
       </w:tr>
       <w:tr>
-        <w:tblPrEx>
-          <w:tblCellMar>
-            <w:top w:w="0" w:type="dxa"/>
-            <w:bottom w:w="0" w:type="dxa"/>
-          </w:tblCellMar>
-        </w:tblPrEx>
         <w:tc>
           <w:tcPr>
             <w:tcW w:w="1984" w:type="dxa"/>
@@ -4355,12 +4366,6 @@
         </w:tc>
       </w:tr>
       <w:tr>
-        <w:tblPrEx>
-          <w:tblCellMar>
-            <w:top w:w="0" w:type="dxa"/>
-            <w:bottom w:w="0" w:type="dxa"/>
-          </w:tblCellMar>
-        </w:tblPrEx>
         <w:tc>
           <w:tcPr>
             <w:tcW w:w="1984" w:type="dxa"/>
@@ -4550,12 +4555,6 @@
         </w:tc>
       </w:tr>
       <w:tr>
-        <w:tblPrEx>
-          <w:tblCellMar>
-            <w:top w:w="0" w:type="dxa"/>
-            <w:bottom w:w="0" w:type="dxa"/>
-          </w:tblCellMar>
-        </w:tblPrEx>
         <w:tc>
           <w:tcPr>
             <w:tcW w:w="1984" w:type="dxa"/>
@@ -4925,7 +4924,19 @@
         <w:rPr>
           <w:lang w:val="es-AR"/>
         </w:rPr>
-        <w:t>istribución multimodal con pico principal en ~302 K. Rango acotado entre 295 K y 304.5 K sin valores atípicos. La multimodalidad puede reflejar distintas condiciones ambientales o turnos de trabajo.</w:t>
+        <w:t>istribución multimodal con pico principal en ~302 K. Rango acotado entre 295 K y 304</w:t>
+      </w:r>
+      <w:r>
+        <w:rPr>
+          <w:lang w:val="es-AR"/>
+        </w:rPr>
+        <w:t>,</w:t>
+      </w:r>
+      <w:r>
+        <w:rPr>
+          <w:lang w:val="es-AR"/>
+        </w:rPr>
+        <w:t>5 K sin valores atípicos. La multimodalidad puede reflejar distintas condiciones ambientales o turnos de trabajo.</w:t>
       </w:r>
     </w:p>
     <w:p>
@@ -5282,7 +5293,7 @@
         <w:rPr>
           <w:lang w:val="es-AR"/>
         </w:rPr>
-        <w:t>uerte concentración en ~1500 RPM con sesgo marcado hacia la derecha. Se identifica un grupo secundario en ~2700 RPM y presencia de valores cercanos a 0 (errores de sensor, tratados posteriormente). A partir de 2500 RPM se concentran casos de falla.</w:t>
+        <w:t xml:space="preserve">uerte concentración en ~1500 RPM con sesgo marcado hacia la derecha. Se identifica un grupo secundario en ~2700 RPM y presencia de valores cercanos a 0 (errores de sensor, tratados posteriormente). </w:t>
       </w:r>
     </w:p>
     <w:p>
@@ -5441,7 +5452,7 @@
         <w:rPr>
           <w:lang w:val="es-AR"/>
         </w:rPr>
-        <w:t>istribución aproximadamente simétrica centrada en ~50 Nm, con una agrupación secundaria en ~12 Nm. Valores por debajo de 10 Nm o por encima de 70 Nm se asocian a alta probabilidad de falla.</w:t>
+        <w:t xml:space="preserve">istribución aproximadamente simétrica centrada en ~50 Nm, con una agrupación secundaria en ~12 Nm. </w:t>
       </w:r>
     </w:p>
     <w:p>
@@ -5600,7 +5611,7 @@
         <w:rPr>
           <w:lang w:val="es-AR"/>
         </w:rPr>
-        <w:t>210 minutos. Este pico indica una zona crítica donde el desgaste acumulado desencadena fallas con mayor frecuencia.</w:t>
+        <w:t xml:space="preserve">210 minutos. </w:t>
       </w:r>
     </w:p>
     <w:p>
@@ -5609,7 +5620,9 @@
         <w:jc w:val="center"/>
       </w:pPr>
       <w:r>
-        <w:lastRenderedPageBreak/>
+        <w:rPr>
+          <w:noProof/>
+        </w:rPr>
         <w:drawing>
           <wp:inline distT="0" distB="0" distL="0" distR="0" wp14:anchorId="02778704" wp14:editId="1ABCF910">
             <wp:extent cx="4328160" cy="3208809"/>
@@ -5682,6 +5695,7 @@
           <w:szCs w:val="20"/>
           <w:lang w:val="es-AR"/>
         </w:rPr>
+        <w:lastRenderedPageBreak/>
         <w:t>Figura 5</w:t>
       </w:r>
       <w:r>
@@ -5766,7 +5780,127 @@
         <w:rPr>
           <w:lang w:val="es-AR"/>
         </w:rPr>
-        <w:t>arcado desbalance: tipo L &gt; 10.000 registros; tipo M ~2.800; tipo H ~1.500. El tipo L representa la mayoría de la producción.</w:t>
+        <w:t xml:space="preserve">arcado desbalance: tipo </w:t>
+      </w:r>
+      <w:r>
+        <w:rPr>
+          <w:lang w:val="es-AR"/>
+        </w:rPr>
+        <w:t>“</w:t>
+      </w:r>
+      <w:r>
+        <w:rPr>
+          <w:lang w:val="es-AR"/>
+        </w:rPr>
+        <w:t>L</w:t>
+      </w:r>
+      <w:r>
+        <w:rPr>
+          <w:lang w:val="es-AR"/>
+        </w:rPr>
+        <w:t>”</w:t>
+      </w:r>
+      <w:r>
+        <w:rPr>
+          <w:lang w:val="es-AR"/>
+        </w:rPr>
+        <w:t xml:space="preserve"> &gt; 10.000 registros; tipo </w:t>
+      </w:r>
+      <w:r>
+        <w:rPr>
+          <w:lang w:val="es-AR"/>
+        </w:rPr>
+        <w:t>“</w:t>
+      </w:r>
+      <w:r>
+        <w:rPr>
+          <w:lang w:val="es-AR"/>
+        </w:rPr>
+        <w:t>M</w:t>
+      </w:r>
+      <w:r>
+        <w:rPr>
+          <w:lang w:val="es-AR"/>
+        </w:rPr>
+        <w:t>”</w:t>
+      </w:r>
+      <w:r>
+        <w:rPr>
+          <w:lang w:val="es-AR"/>
+        </w:rPr>
+        <w:t xml:space="preserve"> ~2.800</w:t>
+      </w:r>
+      <w:r>
+        <w:rPr>
+          <w:lang w:val="es-AR"/>
+        </w:rPr>
+        <w:t xml:space="preserve"> registros</w:t>
+      </w:r>
+      <w:r>
+        <w:rPr>
+          <w:lang w:val="es-AR"/>
+        </w:rPr>
+        <w:t xml:space="preserve">; tipo </w:t>
+      </w:r>
+      <w:r>
+        <w:rPr>
+          <w:lang w:val="es-AR"/>
+        </w:rPr>
+        <w:t>“</w:t>
+      </w:r>
+      <w:r>
+        <w:rPr>
+          <w:lang w:val="es-AR"/>
+        </w:rPr>
+        <w:t>H</w:t>
+      </w:r>
+      <w:r>
+        <w:rPr>
+          <w:lang w:val="es-AR"/>
+        </w:rPr>
+        <w:t>”</w:t>
+      </w:r>
+      <w:r>
+        <w:rPr>
+          <w:lang w:val="es-AR"/>
+        </w:rPr>
+        <w:t xml:space="preserve"> ~1.500</w:t>
+      </w:r>
+      <w:r>
+        <w:rPr>
+          <w:lang w:val="es-AR"/>
+        </w:rPr>
+        <w:t xml:space="preserve"> registros</w:t>
+      </w:r>
+      <w:r>
+        <w:rPr>
+          <w:lang w:val="es-AR"/>
+        </w:rPr>
+        <w:t xml:space="preserve">. El tipo </w:t>
+      </w:r>
+      <w:r>
+        <w:rPr>
+          <w:lang w:val="es-AR"/>
+        </w:rPr>
+        <w:t>“</w:t>
+      </w:r>
+      <w:r>
+        <w:rPr>
+          <w:lang w:val="es-AR"/>
+        </w:rPr>
+        <w:t>L</w:t>
+      </w:r>
+      <w:r>
+        <w:rPr>
+          <w:lang w:val="es-AR"/>
+        </w:rPr>
+        <w:t>”</w:t>
+      </w:r>
+      <w:r>
+        <w:rPr>
+          <w:lang w:val="es-AR"/>
+        </w:rPr>
+        <w:t xml:space="preserve"> representa la mayoría de la producción.</w:t>
       </w:r>
     </w:p>
     <w:p>
@@ -5775,6 +5909,9 @@
         <w:jc w:val="center"/>
       </w:pPr>
       <w:r>
+        <w:rPr>
+          <w:noProof/>
+        </w:rPr>
         <w:drawing>
           <wp:inline distT="0" distB="0" distL="0" distR="0" wp14:anchorId="7CB90429" wp14:editId="49EDFB98">
             <wp:extent cx="4191000" cy="3123727"/>
@@ -5955,7 +6092,19 @@
         <w:rPr>
           <w:lang w:val="es-AR"/>
         </w:rPr>
-        <w:t xml:space="preserve"> (~7.400) sobre </w:t>
+        <w:t xml:space="preserve"> (~7.400</w:t>
+      </w:r>
+      <w:r>
+        <w:rPr>
+          <w:lang w:val="es-AR"/>
+        </w:rPr>
+        <w:t xml:space="preserve"> registros</w:t>
+      </w:r>
+      <w:r>
+        <w:rPr>
+          <w:lang w:val="es-AR"/>
+        </w:rPr>
+        <w:t xml:space="preserve">) sobre </w:t>
       </w:r>
       <w:r>
         <w:rPr>
@@ -5979,21 +6128,19 @@
         <w:rPr>
           <w:lang w:val="es-AR"/>
         </w:rPr>
-        <w:t xml:space="preserve"> (~7.000). El desbalance moderado fue tratado con </w:t>
-      </w:r>
-      <w:proofErr w:type="spellStart"/>
-      <w:r>
-        <w:rPr>
-          <w:lang w:val="es-AR"/>
-        </w:rPr>
-        <w:t>over-sampling</w:t>
-      </w:r>
-      <w:proofErr w:type="spellEnd"/>
-      <w:r>
-        <w:rPr>
-          <w:lang w:val="es-AR"/>
-        </w:rPr>
-        <w:t>.</w:t>
+        <w:t xml:space="preserve"> (~7.000</w:t>
+      </w:r>
+      <w:r>
+        <w:rPr>
+          <w:lang w:val="es-AR"/>
+        </w:rPr>
+        <w:t xml:space="preserve"> registros</w:t>
+      </w:r>
+      <w:r>
+        <w:rPr>
+          <w:lang w:val="es-AR"/>
+        </w:rPr>
+        <w:t xml:space="preserve">). </w:t>
       </w:r>
     </w:p>
     <w:p>
@@ -6002,7 +6149,9 @@
         <w:jc w:val="center"/>
       </w:pPr>
       <w:r>
-        <w:lastRenderedPageBreak/>
+        <w:rPr>
+          <w:noProof/>
+        </w:rPr>
         <w:drawing>
           <wp:inline distT="0" distB="0" distL="0" distR="0" wp14:anchorId="1DDCF9A4" wp14:editId="34E47D58">
             <wp:extent cx="4267200" cy="3186363"/>
@@ -6113,26 +6262,18 @@
     <w:p>
       <w:pPr>
         <w:pStyle w:val="Ttulo2"/>
+        <w:spacing w:before="0"/>
         <w:rPr>
           <w:color w:val="auto"/>
           <w:lang w:val="es-AR"/>
         </w:rPr>
       </w:pPr>
-    </w:p>
-    <w:p>
-      <w:pPr>
-        <w:pStyle w:val="Ttulo2"/>
-        <w:spacing w:before="0"/>
+      <w:r>
         <w:rPr>
           <w:color w:val="auto"/>
           <w:lang w:val="es-AR"/>
         </w:rPr>
-      </w:pPr>
-      <w:r>
-        <w:rPr>
-          <w:color w:val="auto"/>
-          <w:lang w:val="es-AR"/>
-        </w:rPr>
+        <w:lastRenderedPageBreak/>
         <w:t>3.4 Proporciones</w:t>
       </w:r>
     </w:p>
@@ -6160,6 +6301,7 @@
       </w:pPr>
       <w:r>
         <w:rPr>
+          <w:noProof/>
           <w:lang w:val="es-AR"/>
         </w:rPr>
         <w:drawing>
@@ -6314,9 +6456,29 @@
       </w:r>
       <w:r>
         <w:rPr>
-          <w:lang w:val="es-AR"/>
-        </w:rPr>
-        <w:t>L representa el 7</w:t>
+          <w:b/>
+          <w:bCs/>
+          <w:lang w:val="es-AR"/>
+        </w:rPr>
+        <w:t>“</w:t>
+      </w:r>
+      <w:r>
+        <w:rPr>
+          <w:lang w:val="es-AR"/>
+        </w:rPr>
+        <w:t>L</w:t>
+      </w:r>
+      <w:r>
+        <w:rPr>
+          <w:lang w:val="es-AR"/>
+        </w:rPr>
+        <w:t>”</w:t>
+      </w:r>
+      <w:r>
+        <w:rPr>
+          <w:lang w:val="es-AR"/>
+        </w:rPr>
+        <w:t xml:space="preserve"> representa el 7</w:t>
       </w:r>
       <w:r>
         <w:rPr>
@@ -6328,7 +6490,31 @@
         <w:rPr>
           <w:lang w:val="es-AR"/>
         </w:rPr>
-        <w:t>4% del total, M el 1</w:t>
+        <w:t xml:space="preserve">4% del total, </w:t>
+      </w:r>
+      <w:r>
+        <w:rPr>
+          <w:lang w:val="es-AR"/>
+        </w:rPr>
+        <w:t>“</w:t>
+      </w:r>
+      <w:r>
+        <w:rPr>
+          <w:lang w:val="es-AR"/>
+        </w:rPr>
+        <w:t>M</w:t>
+      </w:r>
+      <w:r>
+        <w:rPr>
+          <w:lang w:val="es-AR"/>
+        </w:rPr>
+        <w:t>”</w:t>
+      </w:r>
+      <w:r>
+        <w:rPr>
+          <w:lang w:val="es-AR"/>
+        </w:rPr>
+        <w:t xml:space="preserve"> el 1</w:t>
       </w:r>
       <w:r>
         <w:rPr>
@@ -6340,7 +6526,31 @@
         <w:rPr>
           <w:lang w:val="es-AR"/>
         </w:rPr>
-        <w:t xml:space="preserve">% y H el </w:t>
+        <w:t xml:space="preserve">% y </w:t>
+      </w:r>
+      <w:r>
+        <w:rPr>
+          <w:lang w:val="es-AR"/>
+        </w:rPr>
+        <w:t>“</w:t>
+      </w:r>
+      <w:r>
+        <w:rPr>
+          <w:lang w:val="es-AR"/>
+        </w:rPr>
+        <w:t>H</w:t>
+      </w:r>
+      <w:r>
+        <w:rPr>
+          <w:lang w:val="es-AR"/>
+        </w:rPr>
+        <w:t>”</w:t>
+      </w:r>
+      <w:r>
+        <w:rPr>
+          <w:lang w:val="es-AR"/>
+        </w:rPr>
+        <w:t xml:space="preserve"> el </w:t>
       </w:r>
       <w:r>
         <w:rPr>
@@ -6393,7 +6603,6 @@
           <w:bCs/>
           <w:lang w:val="es-AR"/>
         </w:rPr>
-        <w:lastRenderedPageBreak/>
         <w:t xml:space="preserve">Proporción de </w:t>
       </w:r>
       <w:proofErr w:type="gramStart"/>
@@ -6418,7 +6627,13 @@
         <w:rPr>
           <w:lang w:val="es-AR"/>
         </w:rPr>
-        <w:t>51.</w:t>
+        <w:t>51</w:t>
+      </w:r>
+      <w:r>
+        <w:rPr>
+          <w:lang w:val="es-AR"/>
+        </w:rPr>
+        <w:t>,</w:t>
       </w:r>
       <w:r>
         <w:rPr>
@@ -6430,7 +6645,13 @@
         <w:rPr>
           <w:lang w:val="es-AR"/>
         </w:rPr>
-        <w:t>% de los registros corresponden a fallas y 48.</w:t>
+        <w:t>% de los registros corresponden a fallas y 48</w:t>
+      </w:r>
+      <w:r>
+        <w:rPr>
+          <w:lang w:val="es-AR"/>
+        </w:rPr>
+        <w:t>,</w:t>
       </w:r>
       <w:r>
         <w:rPr>
@@ -6476,20 +6697,145 @@
         </w:rPr>
         <w:t xml:space="preserve"> más adelante).</w:t>
       </w:r>
-    </w:p>
-    <w:p>
-      <w:pPr>
-        <w:spacing w:after="60"/>
-        <w:rPr>
-          <w:lang w:val="es-AR"/>
-        </w:rPr>
-      </w:pPr>
     </w:p>
     <w:p>
       <w:pPr>
         <w:spacing w:after="100"/>
         <w:jc w:val="both"/>
         <w:rPr>
+          <w:lang w:val="es-AR"/>
+        </w:rPr>
+      </w:pPr>
+    </w:p>
+    <w:p>
+      <w:pPr>
+        <w:spacing w:after="100"/>
+        <w:jc w:val="center"/>
+        <w:rPr>
+          <w:lang w:val="es-AR"/>
+        </w:rPr>
+      </w:pPr>
+      <w:r>
+        <w:rPr>
+          <w:lang w:val="es-AR"/>
+        </w:rPr>
+        <w:drawing>
+          <wp:inline distT="0" distB="0" distL="0" distR="0" wp14:anchorId="5FF5D70D" wp14:editId="1894D337">
+            <wp:extent cx="5137847" cy="3162300"/>
+            <wp:effectExtent l="0" t="0" r="5715" b="0"/>
+            <wp:docPr id="175387284" name="Imagen 1"/>
+            <wp:cNvGraphicFramePr>
+              <a:graphicFrameLocks xmlns:a="http://schemas.openxmlformats.org/drawingml/2006/main" noChangeAspect="1"/>
+            </wp:cNvGraphicFramePr>
+            <a:graphic xmlns:a="http://schemas.openxmlformats.org/drawingml/2006/main">
+              <a:graphicData uri="http://schemas.openxmlformats.org/drawingml/2006/picture">
+                <pic:pic xmlns:pic="http://schemas.openxmlformats.org/drawingml/2006/picture">
+                  <pic:nvPicPr>
+                    <pic:cNvPr id="175387284" name=""/>
+                    <pic:cNvPicPr/>
+                  </pic:nvPicPr>
+                  <pic:blipFill>
+                    <a:blip r:embed="rId15"/>
+                    <a:stretch>
+                      <a:fillRect/>
+                    </a:stretch>
+                  </pic:blipFill>
+                  <pic:spPr>
+                    <a:xfrm>
+                      <a:off x="0" y="0"/>
+                      <a:ext cx="5147867" cy="3168467"/>
+                    </a:xfrm>
+                    <a:prstGeom prst="rect">
+                      <a:avLst/>
+                    </a:prstGeom>
+                  </pic:spPr>
+                </pic:pic>
+              </a:graphicData>
+            </a:graphic>
+          </wp:inline>
+        </w:drawing>
+      </w:r>
+    </w:p>
+    <w:p>
+      <w:pPr>
+        <w:spacing w:before="240" w:after="60"/>
+        <w:jc w:val="center"/>
+        <w:rPr>
+          <w:i/>
+          <w:iCs/>
+          <w:sz w:val="20"/>
+          <w:szCs w:val="20"/>
+          <w:lang w:val="es-AR"/>
+        </w:rPr>
+      </w:pPr>
+      <w:r>
+        <w:rPr>
+          <w:b/>
+          <w:bCs/>
+          <w:i/>
+          <w:iCs/>
+          <w:sz w:val="20"/>
+          <w:szCs w:val="20"/>
+          <w:lang w:val="es-AR"/>
+        </w:rPr>
+        <w:lastRenderedPageBreak/>
+        <w:t xml:space="preserve">Figura </w:t>
+      </w:r>
+      <w:r>
+        <w:rPr>
+          <w:b/>
+          <w:bCs/>
+          <w:i/>
+          <w:iCs/>
+          <w:sz w:val="20"/>
+          <w:szCs w:val="20"/>
+          <w:lang w:val="es-AR"/>
+        </w:rPr>
+        <w:t>9</w:t>
+      </w:r>
+      <w:r>
+        <w:rPr>
+          <w:i/>
+          <w:iCs/>
+          <w:sz w:val="20"/>
+          <w:szCs w:val="20"/>
+          <w:lang w:val="es-AR"/>
+        </w:rPr>
+        <w:t xml:space="preserve">: </w:t>
+      </w:r>
+      <w:r>
+        <w:rPr>
+          <w:i/>
+          <w:iCs/>
+          <w:sz w:val="20"/>
+          <w:szCs w:val="20"/>
+          <w:lang w:val="es-AR"/>
+        </w:rPr>
+        <w:t>Distribución de fallas por tipo de producto.</w:t>
+      </w:r>
+    </w:p>
+    <w:p>
+      <w:pPr>
+        <w:spacing w:after="100"/>
+        <w:jc w:val="center"/>
+        <w:rPr>
+          <w:lang w:val="es-AR"/>
+        </w:rPr>
+      </w:pPr>
+    </w:p>
+    <w:p>
+      <w:pPr>
+        <w:spacing w:after="60"/>
+        <w:rPr>
+          <w:lang w:val="es-AR"/>
+        </w:rPr>
+      </w:pPr>
+    </w:p>
+    <w:p>
+      <w:pPr>
+        <w:spacing w:after="100"/>
+        <w:jc w:val="both"/>
+        <w:rPr>
           <w:color w:val="EE0000"/>
           <w:lang w:val="es-AR"/>
         </w:rPr>
@@ -6505,13 +6851,6 @@
           <w:lang w:val="es-AR"/>
         </w:rPr>
         <w:t xml:space="preserve"> </w:t>
-      </w:r>
-      <w:r>
-        <w:rPr>
-          <w:color w:val="EE0000"/>
-          <w:lang w:val="es-AR"/>
-        </w:rPr>
-        <w:t>A CHEQUEAR CON PYTHON</w:t>
       </w:r>
     </w:p>
     <w:tbl>
@@ -6532,24 +6871,18 @@
         <w:tblLook w:val="0000" w:firstRow="0" w:lastRow="0" w:firstColumn="0" w:lastColumn="0" w:noHBand="0" w:noVBand="0"/>
       </w:tblPr>
       <w:tblGrid>
-        <w:gridCol w:w="2340"/>
-        <w:gridCol w:w="2340"/>
-        <w:gridCol w:w="2340"/>
-        <w:gridCol w:w="2340"/>
+        <w:gridCol w:w="1984"/>
+        <w:gridCol w:w="1701"/>
+        <w:gridCol w:w="1701"/>
+        <w:gridCol w:w="3974"/>
       </w:tblGrid>
       <w:tr>
-        <w:tblPrEx>
-          <w:tblCellMar>
-            <w:top w:w="0" w:type="dxa"/>
-            <w:bottom w:w="0" w:type="dxa"/>
-          </w:tblCellMar>
-        </w:tblPrEx>
         <w:trPr>
           <w:tblHeader/>
         </w:trPr>
         <w:tc>
           <w:tcPr>
-            <w:tcW w:w="2340" w:type="dxa"/>
+            <w:tcW w:w="1984" w:type="dxa"/>
             <w:tcBorders>
               <w:top w:val="single" w:sz="1" w:space="0" w:color="CCCCCC"/>
               <w:left w:val="single" w:sz="1" w:space="0" w:color="CCCCCC"/>
@@ -6602,7 +6935,7 @@
         </w:tc>
         <w:tc>
           <w:tcPr>
-            <w:tcW w:w="2340" w:type="dxa"/>
+            <w:tcW w:w="1701" w:type="dxa"/>
             <w:tcBorders>
               <w:top w:val="single" w:sz="1" w:space="0" w:color="CCCCCC"/>
               <w:left w:val="single" w:sz="1" w:space="0" w:color="CCCCCC"/>
@@ -6635,7 +6968,7 @@
         </w:tc>
         <w:tc>
           <w:tcPr>
-            <w:tcW w:w="2340" w:type="dxa"/>
+            <w:tcW w:w="1701" w:type="dxa"/>
             <w:tcBorders>
               <w:top w:val="single" w:sz="1" w:space="0" w:color="CCCCCC"/>
               <w:left w:val="single" w:sz="1" w:space="0" w:color="CCCCCC"/>
@@ -6668,7 +7001,7 @@
         </w:tc>
         <w:tc>
           <w:tcPr>
-            <w:tcW w:w="2340" w:type="dxa"/>
+            <w:tcW w:w="3974" w:type="dxa"/>
             <w:tcBorders>
               <w:top w:val="single" w:sz="1" w:space="0" w:color="CCCCCC"/>
               <w:left w:val="single" w:sz="1" w:space="0" w:color="CCCCCC"/>
@@ -6703,15 +7036,9 @@
         </w:tc>
       </w:tr>
       <w:tr>
-        <w:tblPrEx>
-          <w:tblCellMar>
-            <w:top w:w="0" w:type="dxa"/>
-            <w:bottom w:w="0" w:type="dxa"/>
-          </w:tblCellMar>
-        </w:tblPrEx>
-        <w:tc>
-          <w:tcPr>
-            <w:tcW w:w="2340" w:type="dxa"/>
+        <w:tc>
+          <w:tcPr>
+            <w:tcW w:w="1984" w:type="dxa"/>
             <w:tcBorders>
               <w:top w:val="single" w:sz="4" w:space="0" w:color="000000"/>
               <w:left w:val="single" w:sz="4" w:space="0" w:color="000000"/>
@@ -6747,7 +7074,7 @@
         </w:tc>
         <w:tc>
           <w:tcPr>
-            <w:tcW w:w="2340" w:type="dxa"/>
+            <w:tcW w:w="1701" w:type="dxa"/>
             <w:tcBorders>
               <w:top w:val="single" w:sz="4" w:space="0" w:color="000000"/>
               <w:left w:val="single" w:sz="4" w:space="0" w:color="000000"/>
@@ -6771,13 +7098,20 @@
                 <w:sz w:val="20"/>
                 <w:szCs w:val="20"/>
               </w:rPr>
-              <w:t>~51%</w:t>
-            </w:r>
-          </w:p>
-        </w:tc>
-        <w:tc>
-          <w:tcPr>
-            <w:tcW w:w="2340" w:type="dxa"/>
+              <w:t>5</w:t>
+            </w:r>
+            <w:r>
+              <w:rPr>
+                <w:sz w:val="20"/>
+                <w:szCs w:val="20"/>
+              </w:rPr>
+              <w:t>9,83</w:t>
+            </w:r>
+          </w:p>
+        </w:tc>
+        <w:tc>
+          <w:tcPr>
+            <w:tcW w:w="1701" w:type="dxa"/>
             <w:tcBorders>
               <w:top w:val="single" w:sz="4" w:space="0" w:color="000000"/>
               <w:left w:val="single" w:sz="4" w:space="0" w:color="000000"/>
@@ -6801,13 +7135,13 @@
                 <w:sz w:val="20"/>
                 <w:szCs w:val="20"/>
               </w:rPr>
-              <w:t>~49%</w:t>
-            </w:r>
-          </w:p>
-        </w:tc>
-        <w:tc>
-          <w:tcPr>
-            <w:tcW w:w="2340" w:type="dxa"/>
+              <w:t>40,17</w:t>
+            </w:r>
+          </w:p>
+        </w:tc>
+        <w:tc>
+          <w:tcPr>
+            <w:tcW w:w="3974" w:type="dxa"/>
             <w:tcBorders>
               <w:top w:val="single" w:sz="4" w:space="0" w:color="000000"/>
               <w:left w:val="single" w:sz="4" w:space="0" w:color="000000"/>
@@ -6834,21 +7168,15 @@
                 <w:szCs w:val="20"/>
                 <w:lang w:val="es-AR"/>
               </w:rPr>
-              <w:t>Tasa de falla similar a la media global</w:t>
+              <w:t>Mayor tasa de fallas del conjunto. Al ser el tipo más producido, concentra la mayoría de las fallas totales del sistema.</w:t>
             </w:r>
           </w:p>
         </w:tc>
       </w:tr>
       <w:tr>
-        <w:tblPrEx>
-          <w:tblCellMar>
-            <w:top w:w="0" w:type="dxa"/>
-            <w:bottom w:w="0" w:type="dxa"/>
-          </w:tblCellMar>
-        </w:tblPrEx>
-        <w:tc>
-          <w:tcPr>
-            <w:tcW w:w="2340" w:type="dxa"/>
+        <w:tc>
+          <w:tcPr>
+            <w:tcW w:w="1984" w:type="dxa"/>
             <w:tcBorders>
               <w:top w:val="single" w:sz="4" w:space="0" w:color="000000"/>
               <w:left w:val="single" w:sz="4" w:space="0" w:color="000000"/>
@@ -6884,7 +7212,7 @@
         </w:tc>
         <w:tc>
           <w:tcPr>
-            <w:tcW w:w="2340" w:type="dxa"/>
+            <w:tcW w:w="1701" w:type="dxa"/>
             <w:tcBorders>
               <w:top w:val="single" w:sz="4" w:space="0" w:color="000000"/>
               <w:left w:val="single" w:sz="4" w:space="0" w:color="000000"/>
@@ -6908,13 +7236,13 @@
                 <w:sz w:val="20"/>
                 <w:szCs w:val="20"/>
               </w:rPr>
-              <w:t>~52%</w:t>
-            </w:r>
-          </w:p>
-        </w:tc>
-        <w:tc>
-          <w:tcPr>
-            <w:tcW w:w="2340" w:type="dxa"/>
+              <w:t>20,4</w:t>
+            </w:r>
+          </w:p>
+        </w:tc>
+        <w:tc>
+          <w:tcPr>
+            <w:tcW w:w="1701" w:type="dxa"/>
             <w:tcBorders>
               <w:top w:val="single" w:sz="4" w:space="0" w:color="000000"/>
               <w:left w:val="single" w:sz="4" w:space="0" w:color="000000"/>
@@ -6938,13 +7266,13 @@
                 <w:sz w:val="20"/>
                 <w:szCs w:val="20"/>
               </w:rPr>
-              <w:t>~48%</w:t>
-            </w:r>
-          </w:p>
-        </w:tc>
-        <w:tc>
-          <w:tcPr>
-            <w:tcW w:w="2340" w:type="dxa"/>
+              <w:t>79,6</w:t>
+            </w:r>
+          </w:p>
+        </w:tc>
+        <w:tc>
+          <w:tcPr>
+            <w:tcW w:w="3974" w:type="dxa"/>
             <w:tcBorders>
               <w:top w:val="single" w:sz="4" w:space="0" w:color="000000"/>
               <w:left w:val="single" w:sz="4" w:space="0" w:color="000000"/>
@@ -6971,21 +7299,15 @@
                 <w:szCs w:val="20"/>
                 <w:lang w:val="es-AR"/>
               </w:rPr>
-              <w:t>Tasa de falla levemente mayor que L</w:t>
+              <w:t>El más confiable. Opera mayormente dentro del rango seguro de los sensores.</w:t>
             </w:r>
           </w:p>
         </w:tc>
       </w:tr>
       <w:tr>
-        <w:tblPrEx>
-          <w:tblCellMar>
-            <w:top w:w="0" w:type="dxa"/>
-            <w:bottom w:w="0" w:type="dxa"/>
-          </w:tblCellMar>
-        </w:tblPrEx>
-        <w:tc>
-          <w:tcPr>
-            <w:tcW w:w="2340" w:type="dxa"/>
+        <w:tc>
+          <w:tcPr>
+            <w:tcW w:w="1984" w:type="dxa"/>
             <w:tcBorders>
               <w:top w:val="single" w:sz="4" w:space="0" w:color="000000"/>
               <w:left w:val="single" w:sz="4" w:space="0" w:color="000000"/>
@@ -7021,7 +7343,7 @@
         </w:tc>
         <w:tc>
           <w:tcPr>
-            <w:tcW w:w="2340" w:type="dxa"/>
+            <w:tcW w:w="1701" w:type="dxa"/>
             <w:tcBorders>
               <w:top w:val="single" w:sz="4" w:space="0" w:color="000000"/>
               <w:left w:val="single" w:sz="4" w:space="0" w:color="000000"/>
@@ -7045,13 +7367,13 @@
                 <w:sz w:val="20"/>
                 <w:szCs w:val="20"/>
               </w:rPr>
-              <w:t>~56%</w:t>
-            </w:r>
-          </w:p>
-        </w:tc>
-        <w:tc>
-          <w:tcPr>
-            <w:tcW w:w="2340" w:type="dxa"/>
+              <w:t>49,93</w:t>
+            </w:r>
+          </w:p>
+        </w:tc>
+        <w:tc>
+          <w:tcPr>
+            <w:tcW w:w="1701" w:type="dxa"/>
             <w:tcBorders>
               <w:top w:val="single" w:sz="4" w:space="0" w:color="000000"/>
               <w:left w:val="single" w:sz="4" w:space="0" w:color="000000"/>
@@ -7075,13 +7397,13 @@
                 <w:sz w:val="20"/>
                 <w:szCs w:val="20"/>
               </w:rPr>
-              <w:t>~44%</w:t>
-            </w:r>
-          </w:p>
-        </w:tc>
-        <w:tc>
-          <w:tcPr>
-            <w:tcW w:w="2340" w:type="dxa"/>
+              <w:t>50,07</w:t>
+            </w:r>
+          </w:p>
+        </w:tc>
+        <w:tc>
+          <w:tcPr>
+            <w:tcW w:w="3974" w:type="dxa"/>
             <w:tcBorders>
               <w:top w:val="single" w:sz="4" w:space="0" w:color="000000"/>
               <w:left w:val="single" w:sz="4" w:space="0" w:color="000000"/>
@@ -7097,46 +7419,19 @@
             <w:vAlign w:val="center"/>
           </w:tcPr>
           <w:p>
-            <w:r>
-              <w:rPr>
-                <w:sz w:val="20"/>
-                <w:szCs w:val="20"/>
+            <w:pPr>
+              <w:rPr>
                 <w:lang w:val="es-AR"/>
               </w:rPr>
-              <w:t xml:space="preserve">Mayor tasa de falla relativa. </w:t>
-            </w:r>
-            <w:r>
-              <w:rPr>
-                <w:sz w:val="20"/>
-                <w:szCs w:val="20"/>
-              </w:rPr>
-              <w:t xml:space="preserve">Tipo </w:t>
-            </w:r>
-            <w:proofErr w:type="spellStart"/>
-            <w:r>
-              <w:rPr>
-                <w:sz w:val="20"/>
-                <w:szCs w:val="20"/>
-              </w:rPr>
-              <w:t>más</w:t>
-            </w:r>
-            <w:proofErr w:type="spellEnd"/>
-            <w:r>
-              <w:rPr>
-                <w:sz w:val="20"/>
-                <w:szCs w:val="20"/>
-              </w:rPr>
-              <w:t xml:space="preserve"> </w:t>
-            </w:r>
-            <w:proofErr w:type="spellStart"/>
-            <w:r>
-              <w:rPr>
-                <w:sz w:val="20"/>
-                <w:szCs w:val="20"/>
-              </w:rPr>
-              <w:t>crítico</w:t>
-            </w:r>
-            <w:proofErr w:type="spellEnd"/>
+            </w:pPr>
+            <w:r>
+              <w:rPr>
+                <w:sz w:val="20"/>
+                <w:szCs w:val="20"/>
+                <w:lang w:val="es-AR"/>
+              </w:rPr>
+              <w:t>Comportamiento casi aleatorio (50/50), lo que indica alta sensibilidad a cualquier variación en las condiciones de operación.</w:t>
+            </w:r>
           </w:p>
         </w:tc>
       </w:tr>
@@ -7218,7 +7513,7 @@
         <w:rPr>
           <w:lang w:val="es-AR"/>
         </w:rPr>
-        <w:t>H</w:t>
+        <w:t>L</w:t>
       </w:r>
       <w:r>
         <w:rPr>
@@ -7291,6 +7586,9 @@
         <w:jc w:val="center"/>
       </w:pPr>
       <w:r>
+        <w:rPr>
+          <w:noProof/>
+        </w:rPr>
         <w:lastRenderedPageBreak/>
         <w:drawing>
           <wp:inline distT="0" distB="0" distL="0" distR="0" wp14:anchorId="7B0D6C65" wp14:editId="607E256E">
@@ -7310,7 +7608,7 @@
                     </pic:cNvPicPr>
                   </pic:nvPicPr>
                   <pic:blipFill>
-                    <a:blip r:embed="rId15">
+                    <a:blip r:embed="rId16">
                       <a:extLst>
                         <a:ext uri="{28A0092B-C50C-407E-A947-70E740481C1C}">
                           <a14:useLocalDpi xmlns:a14="http://schemas.microsoft.com/office/drawing/2010/main" val="0"/>
@@ -7439,7 +7737,7 @@
                     </pic:cNvPicPr>
                   </pic:nvPicPr>
                   <pic:blipFill>
-                    <a:blip r:embed="rId16">
+                    <a:blip r:embed="rId17">
                       <a:extLst>
                         <a:ext uri="{28A0092B-C50C-407E-A947-70E740481C1C}">
                           <a14:useLocalDpi xmlns:a14="http://schemas.microsoft.com/office/drawing/2010/main" val="0"/>
@@ -7591,18 +7889,18 @@
       </w:pPr>
       <w:r>
         <w:rPr>
-          <w:b/>
-          <w:bCs/>
-          <w:noProof/>
-          <w:color w:val="000000"/>
-          <w:bdr w:val="none" w:sz="0" w:space="0" w:color="auto" w:frame="1"/>
+          <w:i/>
+          <w:iCs/>
+          <w:sz w:val="20"/>
+          <w:szCs w:val="20"/>
+          <w:lang w:val="es-AR"/>
         </w:rPr>
         <w:lastRenderedPageBreak/>
         <w:drawing>
-          <wp:inline distT="0" distB="0" distL="0" distR="0" wp14:anchorId="73837157" wp14:editId="1460F7FB">
-            <wp:extent cx="1760824" cy="1851660"/>
+          <wp:inline distT="0" distB="0" distL="0" distR="0" wp14:anchorId="2CEC651D" wp14:editId="3CC07075">
+            <wp:extent cx="3817620" cy="2536515"/>
             <wp:effectExtent l="0" t="0" r="0" b="0"/>
-            <wp:docPr id="1453991222" name="Imagen 13"/>
+            <wp:docPr id="228140652" name="Imagen 1"/>
             <wp:cNvGraphicFramePr>
               <a:graphicFrameLocks xmlns:a="http://schemas.openxmlformats.org/drawingml/2006/main" noChangeAspect="1"/>
             </wp:cNvGraphicFramePr>
@@ -7610,41 +7908,23 @@
               <a:graphicData uri="http://schemas.openxmlformats.org/drawingml/2006/picture">
                 <pic:pic xmlns:pic="http://schemas.openxmlformats.org/drawingml/2006/picture">
                   <pic:nvPicPr>
-                    <pic:cNvPr id="0" name="Picture 37"/>
-                    <pic:cNvPicPr>
-                      <a:picLocks noChangeAspect="1" noChangeArrowheads="1"/>
-                    </pic:cNvPicPr>
+                    <pic:cNvPr id="228140652" name=""/>
+                    <pic:cNvPicPr/>
                   </pic:nvPicPr>
-                  <pic:blipFill rotWithShape="1">
-                    <a:blip r:embed="rId17">
-                      <a:extLst>
-                        <a:ext uri="{28A0092B-C50C-407E-A947-70E740481C1C}">
-                          <a14:useLocalDpi xmlns:a14="http://schemas.microsoft.com/office/drawing/2010/main" val="0"/>
-                        </a:ext>
-                      </a:extLst>
-                    </a:blip>
-                    <a:srcRect l="20000"/>
+                  <pic:blipFill>
+                    <a:blip r:embed="rId18"/>
                     <a:stretch>
                       <a:fillRect/>
                     </a:stretch>
                   </pic:blipFill>
-                  <pic:spPr bwMode="auto">
+                  <pic:spPr>
                     <a:xfrm>
                       <a:off x="0" y="0"/>
-                      <a:ext cx="1762671" cy="1853602"/>
+                      <a:ext cx="3826864" cy="2542657"/>
                     </a:xfrm>
                     <a:prstGeom prst="rect">
                       <a:avLst/>
                     </a:prstGeom>
-                    <a:noFill/>
-                    <a:ln>
-                      <a:noFill/>
-                    </a:ln>
-                    <a:extLst>
-                      <a:ext uri="{53640926-AAD7-44D8-BBD7-CCE9431645EC}">
-                        <a14:shadowObscured xmlns:a14="http://schemas.microsoft.com/office/drawing/2010/main"/>
-                      </a:ext>
-                    </a:extLst>
                   </pic:spPr>
                 </pic:pic>
               </a:graphicData>
@@ -7757,17 +8037,17 @@
       </w:pPr>
       <w:r>
         <w:rPr>
-          <w:b/>
-          <w:bCs/>
-          <w:noProof/>
-          <w:color w:val="000000"/>
-          <w:bdr w:val="none" w:sz="0" w:space="0" w:color="auto" w:frame="1"/>
+          <w:i/>
+          <w:iCs/>
+          <w:sz w:val="20"/>
+          <w:szCs w:val="20"/>
+          <w:lang w:val="es-AR"/>
         </w:rPr>
         <w:drawing>
-          <wp:inline distT="0" distB="0" distL="0" distR="0" wp14:anchorId="1E9E8930" wp14:editId="57A9C009">
-            <wp:extent cx="1789239" cy="1859280"/>
-            <wp:effectExtent l="0" t="0" r="1905" b="7620"/>
-            <wp:docPr id="1388350035" name="Imagen 15"/>
+          <wp:inline distT="0" distB="0" distL="0" distR="0" wp14:anchorId="6E829DEB" wp14:editId="36EF375E">
+            <wp:extent cx="4023360" cy="2600569"/>
+            <wp:effectExtent l="0" t="0" r="0" b="9525"/>
+            <wp:docPr id="2052955413" name="Imagen 1"/>
             <wp:cNvGraphicFramePr>
               <a:graphicFrameLocks xmlns:a="http://schemas.openxmlformats.org/drawingml/2006/main" noChangeAspect="1"/>
             </wp:cNvGraphicFramePr>
@@ -7775,36 +8055,23 @@
               <a:graphicData uri="http://schemas.openxmlformats.org/drawingml/2006/picture">
                 <pic:pic xmlns:pic="http://schemas.openxmlformats.org/drawingml/2006/picture">
                   <pic:nvPicPr>
-                    <pic:cNvPr id="0" name="Picture 41"/>
-                    <pic:cNvPicPr>
-                      <a:picLocks noChangeAspect="1" noChangeArrowheads="1"/>
-                    </pic:cNvPicPr>
+                    <pic:cNvPr id="2052955413" name=""/>
+                    <pic:cNvPicPr/>
                   </pic:nvPicPr>
                   <pic:blipFill>
-                    <a:blip r:embed="rId18">
-                      <a:extLst>
-                        <a:ext uri="{28A0092B-C50C-407E-A947-70E740481C1C}">
-                          <a14:useLocalDpi xmlns:a14="http://schemas.microsoft.com/office/drawing/2010/main" val="0"/>
-                        </a:ext>
-                      </a:extLst>
-                    </a:blip>
-                    <a:srcRect/>
+                    <a:blip r:embed="rId19"/>
                     <a:stretch>
                       <a:fillRect/>
                     </a:stretch>
                   </pic:blipFill>
-                  <pic:spPr bwMode="auto">
+                  <pic:spPr>
                     <a:xfrm>
                       <a:off x="0" y="0"/>
-                      <a:ext cx="1790976" cy="1861085"/>
+                      <a:ext cx="4048599" cy="2616883"/>
                     </a:xfrm>
                     <a:prstGeom prst="rect">
                       <a:avLst/>
                     </a:prstGeom>
-                    <a:noFill/>
-                    <a:ln>
-                      <a:noFill/>
-                    </a:ln>
                   </pic:spPr>
                 </pic:pic>
               </a:graphicData>
@@ -7847,21 +8114,158 @@
           <w:szCs w:val="20"/>
           <w:lang w:val="es-AR"/>
         </w:rPr>
-        <w:t>1</w:t>
-      </w:r>
+        <w:t>12</w:t>
+      </w:r>
+      <w:r>
+        <w:rPr>
+          <w:i/>
+          <w:iCs/>
+          <w:sz w:val="20"/>
+          <w:szCs w:val="20"/>
+          <w:lang w:val="es-AR"/>
+        </w:rPr>
+        <w:t xml:space="preserve">: </w:t>
+      </w:r>
+      <w:r>
+        <w:rPr>
+          <w:i/>
+          <w:iCs/>
+          <w:sz w:val="20"/>
+          <w:szCs w:val="20"/>
+          <w:lang w:val="es-AR"/>
+        </w:rPr>
+        <w:t>D</w:t>
+      </w:r>
+      <w:r>
+        <w:rPr>
+          <w:i/>
+          <w:iCs/>
+          <w:sz w:val="20"/>
+          <w:szCs w:val="20"/>
+          <w:lang w:val="es-AR"/>
+        </w:rPr>
+        <w:t xml:space="preserve">istribución de la </w:t>
+      </w:r>
+      <w:r>
+        <w:rPr>
+          <w:i/>
+          <w:iCs/>
+          <w:sz w:val="20"/>
+          <w:szCs w:val="20"/>
+          <w:lang w:val="es-AR"/>
+        </w:rPr>
+        <w:t>velocidad</w:t>
+      </w:r>
+      <w:r>
+        <w:rPr>
+          <w:i/>
+          <w:iCs/>
+          <w:sz w:val="20"/>
+          <w:szCs w:val="20"/>
+          <w:lang w:val="es-AR"/>
+        </w:rPr>
+        <w:t xml:space="preserve"> para ambos estados de operación</w:t>
+      </w:r>
+      <w:r>
+        <w:rPr>
+          <w:i/>
+          <w:iCs/>
+          <w:sz w:val="20"/>
+          <w:szCs w:val="20"/>
+          <w:lang w:val="es-AR"/>
+        </w:rPr>
+        <w:t xml:space="preserve"> (“falla” vs. “normal”).</w:t>
+      </w:r>
+    </w:p>
+    <w:p>
+      <w:pPr>
+        <w:spacing w:after="100"/>
+        <w:rPr>
+          <w:i/>
+          <w:iCs/>
+          <w:sz w:val="20"/>
+          <w:szCs w:val="20"/>
+          <w:lang w:val="es-AR"/>
+        </w:rPr>
+      </w:pPr>
+    </w:p>
+    <w:p>
+      <w:pPr>
+        <w:spacing w:after="100"/>
+        <w:jc w:val="both"/>
+        <w:rPr>
+          <w:lang w:val="es-AR"/>
+        </w:rPr>
+      </w:pPr>
+      <w:proofErr w:type="spellStart"/>
       <w:r>
         <w:rPr>
           <w:b/>
           <w:bCs/>
           <w:i/>
           <w:iCs/>
+          <w:lang w:val="es-AR"/>
+        </w:rPr>
+        <w:t>speed</w:t>
+      </w:r>
+      <w:proofErr w:type="spellEnd"/>
+      <w:r>
+        <w:rPr>
+          <w:b/>
+          <w:bCs/>
+          <w:lang w:val="es-AR"/>
+        </w:rPr>
+        <w:t xml:space="preserve"> (distribución por </w:t>
+      </w:r>
+      <w:proofErr w:type="gramStart"/>
+      <w:r>
+        <w:rPr>
+          <w:b/>
+          <w:bCs/>
+          <w:i/>
+          <w:iCs/>
+          <w:lang w:val="es-AR"/>
+        </w:rPr>
+        <w:t>target</w:t>
+      </w:r>
+      <w:proofErr w:type="gramEnd"/>
+      <w:r>
+        <w:rPr>
+          <w:b/>
+          <w:bCs/>
+          <w:lang w:val="es-AR"/>
+        </w:rPr>
+        <w:t xml:space="preserve">): </w:t>
+      </w:r>
+      <w:r>
+        <w:rPr>
+          <w:lang w:val="es-AR"/>
+        </w:rPr>
+        <w:t>l</w:t>
+      </w:r>
+      <w:r>
+        <w:rPr>
+          <w:lang w:val="es-AR"/>
+        </w:rPr>
+        <w:t>a velocidad también diferencia bien las clases. La operación normal se mantiene estable entre 1200 y 1800 RPM (rango seguro), mientras que las fallas se concentran cerca de 1350 RPM (velocidad ligeramente baja) y en torno a 2700 RPM (velocidad muy alta). Esto indica que el sistema opera con seguridad dentro de un rango intermedio de velocidades.</w:t>
+      </w:r>
+    </w:p>
+    <w:p>
+      <w:pPr>
+        <w:spacing w:after="100"/>
+        <w:rPr>
+          <w:i/>
+          <w:iCs/>
           <w:sz w:val="20"/>
           <w:szCs w:val="20"/>
           <w:lang w:val="es-AR"/>
         </w:rPr>
-        <w:t>2</w:t>
-      </w:r>
-      <w:r>
+      </w:pPr>
+    </w:p>
+    <w:p>
+      <w:pPr>
+        <w:spacing w:after="100"/>
+        <w:jc w:val="center"/>
         <w:rPr>
           <w:i/>
           <w:iCs/>
@@ -7869,8 +8273,7 @@
           <w:szCs w:val="20"/>
           <w:lang w:val="es-AR"/>
         </w:rPr>
-        <w:t xml:space="preserve">: </w:t>
-      </w:r>
+      </w:pPr>
       <w:r>
         <w:rPr>
           <w:i/>
@@ -7879,87 +8282,12 @@
           <w:szCs w:val="20"/>
           <w:lang w:val="es-AR"/>
         </w:rPr>
-        <w:t>D</w:t>
-      </w:r>
-      <w:r>
-        <w:rPr>
-          <w:i/>
-          <w:iCs/>
-          <w:sz w:val="20"/>
-          <w:szCs w:val="20"/>
-          <w:lang w:val="es-AR"/>
-        </w:rPr>
-        <w:t xml:space="preserve">istribución de la </w:t>
-      </w:r>
-      <w:r>
-        <w:rPr>
-          <w:i/>
-          <w:iCs/>
-          <w:sz w:val="20"/>
-          <w:szCs w:val="20"/>
-          <w:lang w:val="es-AR"/>
-        </w:rPr>
-        <w:t>velocidad</w:t>
-      </w:r>
-      <w:r>
-        <w:rPr>
-          <w:i/>
-          <w:iCs/>
-          <w:sz w:val="20"/>
-          <w:szCs w:val="20"/>
-          <w:lang w:val="es-AR"/>
-        </w:rPr>
-        <w:t xml:space="preserve"> para ambos estados de operación</w:t>
-      </w:r>
-      <w:r>
-        <w:rPr>
-          <w:i/>
-          <w:iCs/>
-          <w:sz w:val="20"/>
-          <w:szCs w:val="20"/>
-          <w:lang w:val="es-AR"/>
-        </w:rPr>
-        <w:t xml:space="preserve"> (“falla” vs. “normal”).</w:t>
-      </w:r>
-    </w:p>
-    <w:p>
-      <w:pPr>
-        <w:spacing w:after="100"/>
-        <w:jc w:val="center"/>
-        <w:rPr>
-          <w:i/>
-          <w:iCs/>
-          <w:sz w:val="20"/>
-          <w:szCs w:val="20"/>
-          <w:lang w:val="es-AR"/>
-        </w:rPr>
-      </w:pPr>
-    </w:p>
-    <w:p>
-      <w:pPr>
-        <w:spacing w:after="100"/>
-        <w:jc w:val="center"/>
-        <w:rPr>
-          <w:i/>
-          <w:iCs/>
-          <w:sz w:val="20"/>
-          <w:szCs w:val="20"/>
-          <w:lang w:val="es-AR"/>
-        </w:rPr>
-      </w:pPr>
-      <w:r>
-        <w:rPr>
-          <w:b/>
-          <w:bCs/>
-          <w:noProof/>
-          <w:color w:val="000000"/>
-          <w:bdr w:val="none" w:sz="0" w:space="0" w:color="auto" w:frame="1"/>
-        </w:rPr>
+        <w:lastRenderedPageBreak/>
         <w:drawing>
-          <wp:inline distT="0" distB="0" distL="0" distR="0" wp14:anchorId="369129E3" wp14:editId="31A840F9">
-            <wp:extent cx="1935480" cy="2042160"/>
-            <wp:effectExtent l="0" t="0" r="7620" b="0"/>
-            <wp:docPr id="786478230" name="Imagen 16"/>
+          <wp:inline distT="0" distB="0" distL="0" distR="0" wp14:anchorId="7613AFC6" wp14:editId="00FCB2F0">
+            <wp:extent cx="3781155" cy="2499360"/>
+            <wp:effectExtent l="0" t="0" r="0" b="0"/>
+            <wp:docPr id="2020395042" name="Imagen 1"/>
             <wp:cNvGraphicFramePr>
               <a:graphicFrameLocks xmlns:a="http://schemas.openxmlformats.org/drawingml/2006/main" noChangeAspect="1"/>
             </wp:cNvGraphicFramePr>
@@ -7967,36 +8295,23 @@
               <a:graphicData uri="http://schemas.openxmlformats.org/drawingml/2006/picture">
                 <pic:pic xmlns:pic="http://schemas.openxmlformats.org/drawingml/2006/picture">
                   <pic:nvPicPr>
-                    <pic:cNvPr id="0" name="Picture 43"/>
-                    <pic:cNvPicPr>
-                      <a:picLocks noChangeAspect="1" noChangeArrowheads="1"/>
-                    </pic:cNvPicPr>
+                    <pic:cNvPr id="2020395042" name=""/>
+                    <pic:cNvPicPr/>
                   </pic:nvPicPr>
                   <pic:blipFill>
-                    <a:blip r:embed="rId19">
-                      <a:extLst>
-                        <a:ext uri="{28A0092B-C50C-407E-A947-70E740481C1C}">
-                          <a14:useLocalDpi xmlns:a14="http://schemas.microsoft.com/office/drawing/2010/main" val="0"/>
-                        </a:ext>
-                      </a:extLst>
-                    </a:blip>
-                    <a:srcRect/>
+                    <a:blip r:embed="rId20"/>
                     <a:stretch>
                       <a:fillRect/>
                     </a:stretch>
                   </pic:blipFill>
-                  <pic:spPr bwMode="auto">
+                  <pic:spPr>
                     <a:xfrm>
                       <a:off x="0" y="0"/>
-                      <a:ext cx="1935480" cy="2042160"/>
+                      <a:ext cx="3801910" cy="2513079"/>
                     </a:xfrm>
                     <a:prstGeom prst="rect">
                       <a:avLst/>
                     </a:prstGeom>
-                    <a:noFill/>
-                    <a:ln>
-                      <a:noFill/>
-                    </a:ln>
                   </pic:spPr>
                 </pic:pic>
               </a:graphicData>
@@ -8039,19 +8354,17 @@
           <w:szCs w:val="20"/>
           <w:lang w:val="es-AR"/>
         </w:rPr>
-        <w:t>1</w:t>
-      </w:r>
-      <w:r>
-        <w:rPr>
-          <w:b/>
-          <w:bCs/>
+        <w:t>13</w:t>
+      </w:r>
+      <w:r>
+        <w:rPr>
           <w:i/>
           <w:iCs/>
           <w:sz w:val="20"/>
           <w:szCs w:val="20"/>
           <w:lang w:val="es-AR"/>
         </w:rPr>
-        <w:t>3</w:t>
+        <w:t xml:space="preserve">: </w:t>
       </w:r>
       <w:r>
         <w:rPr>
@@ -8061,7 +8374,7 @@
           <w:szCs w:val="20"/>
           <w:lang w:val="es-AR"/>
         </w:rPr>
-        <w:t xml:space="preserve">: </w:t>
+        <w:t>Relación entre velocidad y torque</w:t>
       </w:r>
       <w:r>
         <w:rPr>
@@ -8071,7 +8384,7 @@
           <w:szCs w:val="20"/>
           <w:lang w:val="es-AR"/>
         </w:rPr>
-        <w:t>Relación entre velocidad y torque</w:t>
+        <w:t xml:space="preserve"> para ambos estados de operación</w:t>
       </w:r>
       <w:r>
         <w:rPr>
@@ -8081,9 +8394,13 @@
           <w:szCs w:val="20"/>
           <w:lang w:val="es-AR"/>
         </w:rPr>
-        <w:t xml:space="preserve"> para ambos estados de operación</w:t>
-      </w:r>
-      <w:r>
+        <w:t xml:space="preserve"> (“falla” vs. “normal”).</w:t>
+      </w:r>
+    </w:p>
+    <w:p>
+      <w:pPr>
+        <w:spacing w:before="240" w:after="100"/>
+        <w:jc w:val="center"/>
         <w:rPr>
           <w:i/>
           <w:iCs/>
@@ -8091,8 +8408,7 @@
           <w:szCs w:val="20"/>
           <w:lang w:val="es-AR"/>
         </w:rPr>
-        <w:t xml:space="preserve"> (“falla” vs. “normal”).</w:t>
-      </w:r>
+      </w:pPr>
     </w:p>
     <w:p>
       <w:pPr>
@@ -8106,11 +8422,7 @@
           <w:lang w:val="es-AR"/>
         </w:rPr>
       </w:pPr>
-    </w:p>
-    <w:p>
-      <w:pPr>
-        <w:spacing w:before="240" w:after="100"/>
-        <w:jc w:val="center"/>
+      <w:r>
         <w:rPr>
           <w:i/>
           <w:iCs/>
@@ -8118,19 +8430,11 @@
           <w:szCs w:val="20"/>
           <w:lang w:val="es-AR"/>
         </w:rPr>
-      </w:pPr>
-      <w:r>
-        <w:rPr>
-          <w:noProof/>
-          <w:color w:val="000000"/>
-          <w:bdr w:val="none" w:sz="0" w:space="0" w:color="auto" w:frame="1"/>
-        </w:rPr>
-        <w:lastRenderedPageBreak/>
         <w:drawing>
-          <wp:inline distT="0" distB="0" distL="0" distR="0" wp14:anchorId="13847E58" wp14:editId="1F312479">
-            <wp:extent cx="2049780" cy="2148840"/>
-            <wp:effectExtent l="0" t="0" r="7620" b="3810"/>
-            <wp:docPr id="1405860921" name="Imagen 17"/>
+          <wp:inline distT="0" distB="0" distL="0" distR="0" wp14:anchorId="4B8CB4F3" wp14:editId="1F55BF53">
+            <wp:extent cx="3566160" cy="2395347"/>
+            <wp:effectExtent l="0" t="0" r="0" b="5080"/>
+            <wp:docPr id="1701006417" name="Imagen 1"/>
             <wp:cNvGraphicFramePr>
               <a:graphicFrameLocks xmlns:a="http://schemas.openxmlformats.org/drawingml/2006/main" noChangeAspect="1"/>
             </wp:cNvGraphicFramePr>
@@ -8138,36 +8442,23 @@
               <a:graphicData uri="http://schemas.openxmlformats.org/drawingml/2006/picture">
                 <pic:pic xmlns:pic="http://schemas.openxmlformats.org/drawingml/2006/picture">
                   <pic:nvPicPr>
-                    <pic:cNvPr id="0" name="Picture 51"/>
-                    <pic:cNvPicPr>
-                      <a:picLocks noChangeAspect="1" noChangeArrowheads="1"/>
-                    </pic:cNvPicPr>
+                    <pic:cNvPr id="1701006417" name=""/>
+                    <pic:cNvPicPr/>
                   </pic:nvPicPr>
                   <pic:blipFill>
-                    <a:blip r:embed="rId20">
-                      <a:extLst>
-                        <a:ext uri="{28A0092B-C50C-407E-A947-70E740481C1C}">
-                          <a14:useLocalDpi xmlns:a14="http://schemas.microsoft.com/office/drawing/2010/main" val="0"/>
-                        </a:ext>
-                      </a:extLst>
-                    </a:blip>
-                    <a:srcRect/>
+                    <a:blip r:embed="rId21"/>
                     <a:stretch>
                       <a:fillRect/>
                     </a:stretch>
                   </pic:blipFill>
-                  <pic:spPr bwMode="auto">
+                  <pic:spPr>
                     <a:xfrm>
                       <a:off x="0" y="0"/>
-                      <a:ext cx="2049780" cy="2148840"/>
+                      <a:ext cx="3582526" cy="2406340"/>
                     </a:xfrm>
                     <a:prstGeom prst="rect">
                       <a:avLst/>
                     </a:prstGeom>
-                    <a:noFill/>
-                    <a:ln>
-                      <a:noFill/>
-                    </a:ln>
                   </pic:spPr>
                 </pic:pic>
               </a:graphicData>
@@ -8210,21 +8501,183 @@
           <w:szCs w:val="20"/>
           <w:lang w:val="es-AR"/>
         </w:rPr>
-        <w:t>1</w:t>
-      </w:r>
-      <w:r>
+        <w:t>14</w:t>
+      </w:r>
+      <w:r>
+        <w:rPr>
+          <w:i/>
+          <w:iCs/>
+          <w:sz w:val="20"/>
+          <w:szCs w:val="20"/>
+          <w:lang w:val="es-AR"/>
+        </w:rPr>
+        <w:t xml:space="preserve">: </w:t>
+      </w:r>
+      <w:r>
+        <w:rPr>
+          <w:i/>
+          <w:iCs/>
+          <w:sz w:val="20"/>
+          <w:szCs w:val="20"/>
+          <w:lang w:val="es-AR"/>
+        </w:rPr>
+        <w:t>Relación entre torque y velocidad</w:t>
+      </w:r>
+      <w:r>
+        <w:rPr>
+          <w:i/>
+          <w:iCs/>
+          <w:sz w:val="20"/>
+          <w:szCs w:val="20"/>
+          <w:lang w:val="es-AR"/>
+        </w:rPr>
+        <w:t xml:space="preserve"> para ambos estados de operación</w:t>
+      </w:r>
+      <w:r>
+        <w:rPr>
+          <w:i/>
+          <w:iCs/>
+          <w:sz w:val="20"/>
+          <w:szCs w:val="20"/>
+          <w:lang w:val="es-AR"/>
+        </w:rPr>
+        <w:t xml:space="preserve"> (“falla” vs. “normal”).</w:t>
+      </w:r>
+    </w:p>
+    <w:p>
+      <w:pPr>
+        <w:spacing w:after="100"/>
+        <w:jc w:val="both"/>
         <w:rPr>
           <w:b/>
           <w:bCs/>
           <w:i/>
           <w:iCs/>
+          <w:lang w:val="es-AR"/>
+        </w:rPr>
+      </w:pPr>
+    </w:p>
+    <w:p>
+      <w:pPr>
+        <w:spacing w:after="100"/>
+        <w:jc w:val="both"/>
+        <w:rPr>
+          <w:lang w:val="es-AR"/>
+        </w:rPr>
+      </w:pPr>
+      <w:proofErr w:type="spellStart"/>
+      <w:r>
+        <w:rPr>
+          <w:b/>
+          <w:bCs/>
+          <w:i/>
+          <w:iCs/>
+          <w:lang w:val="es-AR"/>
+        </w:rPr>
+        <w:t>speed</w:t>
+      </w:r>
+      <w:proofErr w:type="spellEnd"/>
+      <w:r>
+        <w:rPr>
+          <w:b/>
+          <w:bCs/>
+          <w:lang w:val="es-AR"/>
+        </w:rPr>
+        <w:t xml:space="preserve"> vs. </w:t>
+      </w:r>
+      <w:r>
+        <w:rPr>
+          <w:b/>
+          <w:bCs/>
+          <w:i/>
+          <w:iCs/>
+          <w:lang w:val="es-AR"/>
+        </w:rPr>
+        <w:t>torque</w:t>
+      </w:r>
+      <w:r>
+        <w:rPr>
+          <w:b/>
+          <w:bCs/>
+          <w:lang w:val="es-AR"/>
+        </w:rPr>
+        <w:t xml:space="preserve"> (correlación: -0</w:t>
+      </w:r>
+      <w:r>
+        <w:rPr>
+          <w:b/>
+          <w:bCs/>
+          <w:lang w:val="es-AR"/>
+        </w:rPr>
+        <w:t>,</w:t>
+      </w:r>
+      <w:r>
+        <w:rPr>
+          <w:b/>
+          <w:bCs/>
+          <w:lang w:val="es-AR"/>
+        </w:rPr>
+        <w:t xml:space="preserve">82): </w:t>
+      </w:r>
+      <w:r>
+        <w:rPr>
+          <w:lang w:val="es-AR"/>
+        </w:rPr>
+        <w:t>f</w:t>
+      </w:r>
+      <w:r>
+        <w:rPr>
+          <w:lang w:val="es-AR"/>
+        </w:rPr>
+        <w:t xml:space="preserve">uerte correlación negativa (relación inversamente proporcional). A mayor torque exigido, menor velocidad de rotación, lo cual es consistente con la física de motores eléctricos. Las fallas (verde) se concentran en los dos extremos de esta curva operativa: cuando el torque es muy alto y la velocidad baja (sobrecarga mecánica) o cuando la velocidad es máxima y el torque cae a su mínimo (posible pérdida de carga). El rango central (operación equilibrada) corresponde principalmente a funcionamiento normal. Conclusión: </w:t>
+      </w:r>
+      <w:r>
+        <w:rPr>
+          <w:i/>
+          <w:iCs/>
+          <w:lang w:val="es-AR"/>
+        </w:rPr>
+        <w:t>torque</w:t>
+      </w:r>
+      <w:r>
+        <w:rPr>
+          <w:lang w:val="es-AR"/>
+        </w:rPr>
+        <w:t xml:space="preserve"> &gt; 65 Nm o </w:t>
+      </w:r>
+      <w:proofErr w:type="spellStart"/>
+      <w:r>
+        <w:rPr>
+          <w:i/>
+          <w:iCs/>
+          <w:lang w:val="es-AR"/>
+        </w:rPr>
+        <w:t>speed</w:t>
+      </w:r>
+      <w:proofErr w:type="spellEnd"/>
+      <w:r>
+        <w:rPr>
+          <w:lang w:val="es-AR"/>
+        </w:rPr>
+        <w:t xml:space="preserve"> &gt; 2500 RPM son zonas de riesgo crítico.</w:t>
+      </w:r>
+    </w:p>
+    <w:p>
+      <w:pPr>
+        <w:spacing w:before="240" w:after="100"/>
+        <w:rPr>
+          <w:i/>
+          <w:iCs/>
           <w:sz w:val="20"/>
           <w:szCs w:val="20"/>
           <w:lang w:val="es-AR"/>
         </w:rPr>
-        <w:t>4</w:t>
-      </w:r>
-      <w:r>
+      </w:pPr>
+    </w:p>
+    <w:p>
+      <w:pPr>
+        <w:spacing w:before="240" w:after="100"/>
+        <w:jc w:val="center"/>
         <w:rPr>
           <w:i/>
           <w:iCs/>
@@ -8232,8 +8685,7 @@
           <w:szCs w:val="20"/>
           <w:lang w:val="es-AR"/>
         </w:rPr>
-        <w:t xml:space="preserve">: </w:t>
-      </w:r>
+      </w:pPr>
       <w:r>
         <w:rPr>
           <w:i/>
@@ -8242,97 +8694,12 @@
           <w:szCs w:val="20"/>
           <w:lang w:val="es-AR"/>
         </w:rPr>
-        <w:t xml:space="preserve">Relación entre </w:t>
-      </w:r>
-      <w:r>
-        <w:rPr>
-          <w:i/>
-          <w:iCs/>
-          <w:sz w:val="20"/>
-          <w:szCs w:val="20"/>
-          <w:lang w:val="es-AR"/>
-        </w:rPr>
-        <w:t>torque</w:t>
-      </w:r>
-      <w:r>
-        <w:rPr>
-          <w:i/>
-          <w:iCs/>
-          <w:sz w:val="20"/>
-          <w:szCs w:val="20"/>
-          <w:lang w:val="es-AR"/>
-        </w:rPr>
-        <w:t xml:space="preserve"> y </w:t>
-      </w:r>
-      <w:r>
-        <w:rPr>
-          <w:i/>
-          <w:iCs/>
-          <w:sz w:val="20"/>
-          <w:szCs w:val="20"/>
-          <w:lang w:val="es-AR"/>
-        </w:rPr>
-        <w:t>velocidad</w:t>
-      </w:r>
-      <w:r>
-        <w:rPr>
-          <w:i/>
-          <w:iCs/>
-          <w:sz w:val="20"/>
-          <w:szCs w:val="20"/>
-          <w:lang w:val="es-AR"/>
-        </w:rPr>
-        <w:t xml:space="preserve"> para ambos estados de operación</w:t>
-      </w:r>
-      <w:r>
-        <w:rPr>
-          <w:i/>
-          <w:iCs/>
-          <w:sz w:val="20"/>
-          <w:szCs w:val="20"/>
-          <w:lang w:val="es-AR"/>
-        </w:rPr>
-        <w:t xml:space="preserve"> (“falla” vs. “normal”).</w:t>
-      </w:r>
-    </w:p>
-    <w:p>
-      <w:pPr>
-        <w:spacing w:before="240" w:after="100"/>
-        <w:jc w:val="center"/>
-        <w:rPr>
-          <w:i/>
-          <w:iCs/>
-          <w:sz w:val="20"/>
-          <w:szCs w:val="20"/>
-          <w:lang w:val="es-AR"/>
-        </w:rPr>
-      </w:pPr>
-    </w:p>
-    <w:p>
-      <w:pPr>
-        <w:spacing w:before="240" w:after="100"/>
-        <w:jc w:val="center"/>
-        <w:rPr>
-          <w:i/>
-          <w:iCs/>
-          <w:sz w:val="20"/>
-          <w:szCs w:val="20"/>
-          <w:lang w:val="es-AR"/>
-        </w:rPr>
-      </w:pPr>
-      <w:r>
-        <w:rPr>
-          <w:b/>
-          <w:bCs/>
-          <w:noProof/>
-          <w:color w:val="000000"/>
-          <w:bdr w:val="none" w:sz="0" w:space="0" w:color="auto" w:frame="1"/>
-        </w:rPr>
+        <w:lastRenderedPageBreak/>
         <w:drawing>
-          <wp:inline distT="0" distB="0" distL="0" distR="0" wp14:anchorId="76D56582" wp14:editId="1ACB3936">
-            <wp:extent cx="1965960" cy="2077662"/>
-            <wp:effectExtent l="0" t="0" r="0" b="0"/>
-            <wp:docPr id="1639918706" name="Imagen 18"/>
+          <wp:inline distT="0" distB="0" distL="0" distR="0" wp14:anchorId="431D70AF" wp14:editId="6DF338E1">
+            <wp:extent cx="4472940" cy="2936563"/>
+            <wp:effectExtent l="0" t="0" r="3810" b="0"/>
+            <wp:docPr id="1912079185" name="Imagen 1"/>
             <wp:cNvGraphicFramePr>
               <a:graphicFrameLocks xmlns:a="http://schemas.openxmlformats.org/drawingml/2006/main" noChangeAspect="1"/>
             </wp:cNvGraphicFramePr>
@@ -8340,36 +8707,23 @@
               <a:graphicData uri="http://schemas.openxmlformats.org/drawingml/2006/picture">
                 <pic:pic xmlns:pic="http://schemas.openxmlformats.org/drawingml/2006/picture">
                   <pic:nvPicPr>
-                    <pic:cNvPr id="0" name="Picture 53"/>
-                    <pic:cNvPicPr>
-                      <a:picLocks noChangeAspect="1" noChangeArrowheads="1"/>
-                    </pic:cNvPicPr>
+                    <pic:cNvPr id="1912079185" name=""/>
+                    <pic:cNvPicPr/>
                   </pic:nvPicPr>
                   <pic:blipFill>
-                    <a:blip r:embed="rId21">
-                      <a:extLst>
-                        <a:ext uri="{28A0092B-C50C-407E-A947-70E740481C1C}">
-                          <a14:useLocalDpi xmlns:a14="http://schemas.microsoft.com/office/drawing/2010/main" val="0"/>
-                        </a:ext>
-                      </a:extLst>
-                    </a:blip>
-                    <a:srcRect/>
+                    <a:blip r:embed="rId22"/>
                     <a:stretch>
                       <a:fillRect/>
                     </a:stretch>
                   </pic:blipFill>
-                  <pic:spPr bwMode="auto">
+                  <pic:spPr>
                     <a:xfrm>
                       <a:off x="0" y="0"/>
-                      <a:ext cx="1973089" cy="2085196"/>
+                      <a:ext cx="4489581" cy="2947488"/>
                     </a:xfrm>
                     <a:prstGeom prst="rect">
                       <a:avLst/>
                     </a:prstGeom>
-                    <a:noFill/>
-                    <a:ln>
-                      <a:noFill/>
-                    </a:ln>
                   </pic:spPr>
                 </pic:pic>
               </a:graphicData>
@@ -8412,21 +8766,163 @@
           <w:szCs w:val="20"/>
           <w:lang w:val="es-AR"/>
         </w:rPr>
-        <w:t>1</w:t>
-      </w:r>
-      <w:r>
+        <w:t>15</w:t>
+      </w:r>
+      <w:r>
+        <w:rPr>
+          <w:i/>
+          <w:iCs/>
+          <w:sz w:val="20"/>
+          <w:szCs w:val="20"/>
+          <w:lang w:val="es-AR"/>
+        </w:rPr>
+        <w:t xml:space="preserve">: </w:t>
+      </w:r>
+      <w:r>
+        <w:rPr>
+          <w:i/>
+          <w:iCs/>
+          <w:sz w:val="20"/>
+          <w:szCs w:val="20"/>
+          <w:lang w:val="es-AR"/>
+        </w:rPr>
+        <w:t>Distribución del torque</w:t>
+      </w:r>
+      <w:r>
+        <w:rPr>
+          <w:i/>
+          <w:iCs/>
+          <w:sz w:val="20"/>
+          <w:szCs w:val="20"/>
+          <w:lang w:val="es-AR"/>
+        </w:rPr>
+        <w:t xml:space="preserve"> para ambos estados de operación</w:t>
+      </w:r>
+      <w:r>
+        <w:rPr>
+          <w:i/>
+          <w:iCs/>
+          <w:sz w:val="20"/>
+          <w:szCs w:val="20"/>
+          <w:lang w:val="es-AR"/>
+        </w:rPr>
+        <w:t xml:space="preserve"> (“falla” vs. “normal”).</w:t>
+      </w:r>
+    </w:p>
+    <w:p>
+      <w:pPr>
+        <w:spacing w:after="100"/>
+        <w:jc w:val="both"/>
         <w:rPr>
           <w:b/>
           <w:bCs/>
           <w:i/>
           <w:iCs/>
+          <w:lang w:val="es-AR"/>
+        </w:rPr>
+      </w:pPr>
+    </w:p>
+    <w:p>
+      <w:pPr>
+        <w:spacing w:after="100"/>
+        <w:jc w:val="both"/>
+        <w:rPr>
+          <w:lang w:val="es-AR"/>
+        </w:rPr>
+      </w:pPr>
+      <w:r>
+        <w:rPr>
+          <w:b/>
+          <w:bCs/>
+          <w:i/>
+          <w:iCs/>
+          <w:lang w:val="es-AR"/>
+        </w:rPr>
+        <w:t>torque</w:t>
+      </w:r>
+      <w:r>
+        <w:rPr>
+          <w:b/>
+          <w:bCs/>
+          <w:lang w:val="es-AR"/>
+        </w:rPr>
+        <w:t xml:space="preserve"> (distribución por </w:t>
+      </w:r>
+      <w:proofErr w:type="gramStart"/>
+      <w:r>
+        <w:rPr>
+          <w:b/>
+          <w:bCs/>
+          <w:i/>
+          <w:iCs/>
+          <w:lang w:val="es-AR"/>
+        </w:rPr>
+        <w:t>target</w:t>
+      </w:r>
+      <w:proofErr w:type="gramEnd"/>
+      <w:r>
+        <w:rPr>
+          <w:b/>
+          <w:bCs/>
+          <w:lang w:val="es-AR"/>
+        </w:rPr>
+        <w:t xml:space="preserve">): </w:t>
+      </w:r>
+      <w:r>
+        <w:rPr>
+          <w:lang w:val="es-AR"/>
+        </w:rPr>
+        <w:t>e</w:t>
+      </w:r>
+      <w:r>
+        <w:rPr>
+          <w:lang w:val="es-AR"/>
+        </w:rPr>
+        <w:t>l torque es el mejor diferenciador individual de fallas. Las distribuciones de operación normal y falla están claramente desplazadas: los casos normales se concentran en el rango 30</w:t>
+      </w:r>
+      <w:r>
+        <w:rPr>
+          <w:lang w:val="es-AR"/>
+        </w:rPr>
+        <w:t>-</w:t>
+      </w:r>
+      <w:r>
+        <w:rPr>
+          <w:lang w:val="es-AR"/>
+        </w:rPr>
+        <w:t xml:space="preserve">55 Nm, mientras que las fallas se asocian principalmente a torques elevados (&gt;60 Nm) y también a torques muy bajos (&lt;15 Nm). Esta </w:t>
+      </w:r>
+      <w:proofErr w:type="spellStart"/>
+      <w:r>
+        <w:rPr>
+          <w:lang w:val="es-AR"/>
+        </w:rPr>
+        <w:t>bimodalidad</w:t>
+      </w:r>
+      <w:proofErr w:type="spellEnd"/>
+      <w:r>
+        <w:rPr>
+          <w:lang w:val="es-AR"/>
+        </w:rPr>
+        <w:t xml:space="preserve"> en fallas sugiere dos mecanismos distintos de avería.</w:t>
+      </w:r>
+    </w:p>
+    <w:p>
+      <w:pPr>
+        <w:spacing w:after="100"/>
+        <w:rPr>
+          <w:i/>
+          <w:iCs/>
           <w:sz w:val="20"/>
           <w:szCs w:val="20"/>
           <w:lang w:val="es-AR"/>
         </w:rPr>
-        <w:t>5</w:t>
-      </w:r>
-      <w:r>
+      </w:pPr>
+    </w:p>
+    <w:p>
+      <w:pPr>
+        <w:spacing w:after="100"/>
+        <w:jc w:val="center"/>
         <w:rPr>
           <w:i/>
           <w:iCs/>
@@ -8434,8 +8930,7 @@
           <w:szCs w:val="20"/>
           <w:lang w:val="es-AR"/>
         </w:rPr>
-        <w:t xml:space="preserve">: </w:t>
-      </w:r>
+      </w:pPr>
       <w:r>
         <w:rPr>
           <w:i/>
@@ -8444,9 +8939,47 @@
           <w:szCs w:val="20"/>
           <w:lang w:val="es-AR"/>
         </w:rPr>
-        <w:t>Distribución del torque</w:t>
-      </w:r>
-      <w:r>
+        <w:drawing>
+          <wp:inline distT="0" distB="0" distL="0" distR="0" wp14:anchorId="40C9E052" wp14:editId="42B27CC6">
+            <wp:extent cx="4130040" cy="2778952"/>
+            <wp:effectExtent l="0" t="0" r="3810" b="2540"/>
+            <wp:docPr id="796918603" name="Imagen 1"/>
+            <wp:cNvGraphicFramePr>
+              <a:graphicFrameLocks xmlns:a="http://schemas.openxmlformats.org/drawingml/2006/main" noChangeAspect="1"/>
+            </wp:cNvGraphicFramePr>
+            <a:graphic xmlns:a="http://schemas.openxmlformats.org/drawingml/2006/main">
+              <a:graphicData uri="http://schemas.openxmlformats.org/drawingml/2006/picture">
+                <pic:pic xmlns:pic="http://schemas.openxmlformats.org/drawingml/2006/picture">
+                  <pic:nvPicPr>
+                    <pic:cNvPr id="796918603" name=""/>
+                    <pic:cNvPicPr/>
+                  </pic:nvPicPr>
+                  <pic:blipFill>
+                    <a:blip r:embed="rId23"/>
+                    <a:stretch>
+                      <a:fillRect/>
+                    </a:stretch>
+                  </pic:blipFill>
+                  <pic:spPr>
+                    <a:xfrm>
+                      <a:off x="0" y="0"/>
+                      <a:ext cx="4135035" cy="2782313"/>
+                    </a:xfrm>
+                    <a:prstGeom prst="rect">
+                      <a:avLst/>
+                    </a:prstGeom>
+                  </pic:spPr>
+                </pic:pic>
+              </a:graphicData>
+            </a:graphic>
+          </wp:inline>
+        </w:drawing>
+      </w:r>
+    </w:p>
+    <w:p>
+      <w:pPr>
+        <w:spacing w:before="240" w:after="100"/>
+        <w:jc w:val="center"/>
         <w:rPr>
           <w:i/>
           <w:iCs/>
@@ -8454,30 +8987,91 @@
           <w:szCs w:val="20"/>
           <w:lang w:val="es-AR"/>
         </w:rPr>
-        <w:t xml:space="preserve"> para ambos estados de operación</w:t>
-      </w:r>
-      <w:r>
-        <w:rPr>
+      </w:pPr>
+      <w:r>
+        <w:rPr>
+          <w:b/>
+          <w:bCs/>
           <w:i/>
           <w:iCs/>
           <w:sz w:val="20"/>
           <w:szCs w:val="20"/>
           <w:lang w:val="es-AR"/>
         </w:rPr>
-        <w:t xml:space="preserve"> (“falla” vs. “normal”).</w:t>
-      </w:r>
-    </w:p>
-    <w:p>
-      <w:pPr>
-        <w:spacing w:after="100"/>
-        <w:rPr>
+        <w:t xml:space="preserve">Figura </w:t>
+      </w:r>
+      <w:r>
+        <w:rPr>
+          <w:b/>
+          <w:bCs/>
           <w:i/>
           <w:iCs/>
           <w:sz w:val="20"/>
           <w:szCs w:val="20"/>
           <w:lang w:val="es-AR"/>
         </w:rPr>
-      </w:pPr>
+        <w:t>15</w:t>
+      </w:r>
+      <w:r>
+        <w:rPr>
+          <w:i/>
+          <w:iCs/>
+          <w:sz w:val="20"/>
+          <w:szCs w:val="20"/>
+          <w:lang w:val="es-AR"/>
+        </w:rPr>
+        <w:t xml:space="preserve">: </w:t>
+      </w:r>
+      <w:r>
+        <w:rPr>
+          <w:i/>
+          <w:iCs/>
+          <w:sz w:val="20"/>
+          <w:szCs w:val="20"/>
+          <w:lang w:val="es-AR"/>
+        </w:rPr>
+        <w:t>Relación entre temperatura del aire y temperatura del proceso</w:t>
+      </w:r>
+      <w:r>
+        <w:rPr>
+          <w:i/>
+          <w:iCs/>
+          <w:sz w:val="20"/>
+          <w:szCs w:val="20"/>
+          <w:lang w:val="es-AR"/>
+        </w:rPr>
+        <w:t xml:space="preserve"> </w:t>
+      </w:r>
+      <w:r>
+        <w:rPr>
+          <w:i/>
+          <w:iCs/>
+          <w:sz w:val="20"/>
+          <w:szCs w:val="20"/>
+          <w:lang w:val="es-AR"/>
+        </w:rPr>
+        <w:t xml:space="preserve">para </w:t>
+      </w:r>
+      <w:r>
+        <w:rPr>
+          <w:i/>
+          <w:iCs/>
+          <w:sz w:val="20"/>
+          <w:szCs w:val="20"/>
+          <w:lang w:val="es-AR"/>
+        </w:rPr>
+        <w:t>ambos estados de operación</w:t>
+      </w:r>
+      <w:r>
+        <w:rPr>
+          <w:i/>
+          <w:iCs/>
+          <w:sz w:val="20"/>
+          <w:szCs w:val="20"/>
+          <w:lang w:val="es-AR"/>
+        </w:rPr>
+        <w:t xml:space="preserve"> (“falla” vs. “normal”).</w:t>
+      </w:r>
     </w:p>
     <w:p>
       <w:pPr>
@@ -8504,6 +9098,7 @@
           <w:iCs/>
           <w:lang w:val="es-AR"/>
         </w:rPr>
+        <w:lastRenderedPageBreak/>
         <w:t>air_temp</w:t>
       </w:r>
       <w:proofErr w:type="spellEnd"/>
@@ -8574,275 +9169,154 @@
     </w:p>
     <w:p>
       <w:pPr>
-        <w:spacing w:after="100"/>
-        <w:jc w:val="both"/>
-        <w:rPr>
-          <w:lang w:val="es-AR"/>
-        </w:rPr>
-      </w:pPr>
-      <w:proofErr w:type="spellStart"/>
+        <w:spacing w:after="60"/>
+        <w:jc w:val="center"/>
+        <w:rPr>
+          <w:lang w:val="es-AR"/>
+        </w:rPr>
+      </w:pPr>
+      <w:r>
+        <w:rPr>
+          <w:lang w:val="es-AR"/>
+        </w:rPr>
+        <w:drawing>
+          <wp:inline distT="0" distB="0" distL="0" distR="0" wp14:anchorId="16D9F138" wp14:editId="0E938D1D">
+            <wp:extent cx="4373880" cy="2882742"/>
+            <wp:effectExtent l="0" t="0" r="7620" b="0"/>
+            <wp:docPr id="725626491" name="Imagen 1"/>
+            <wp:cNvGraphicFramePr>
+              <a:graphicFrameLocks xmlns:a="http://schemas.openxmlformats.org/drawingml/2006/main" noChangeAspect="1"/>
+            </wp:cNvGraphicFramePr>
+            <a:graphic xmlns:a="http://schemas.openxmlformats.org/drawingml/2006/main">
+              <a:graphicData uri="http://schemas.openxmlformats.org/drawingml/2006/picture">
+                <pic:pic xmlns:pic="http://schemas.openxmlformats.org/drawingml/2006/picture">
+                  <pic:nvPicPr>
+                    <pic:cNvPr id="725626491" name=""/>
+                    <pic:cNvPicPr/>
+                  </pic:nvPicPr>
+                  <pic:blipFill>
+                    <a:blip r:embed="rId24"/>
+                    <a:stretch>
+                      <a:fillRect/>
+                    </a:stretch>
+                  </pic:blipFill>
+                  <pic:spPr>
+                    <a:xfrm>
+                      <a:off x="0" y="0"/>
+                      <a:ext cx="4377613" cy="2885202"/>
+                    </a:xfrm>
+                    <a:prstGeom prst="rect">
+                      <a:avLst/>
+                    </a:prstGeom>
+                  </pic:spPr>
+                </pic:pic>
+              </a:graphicData>
+            </a:graphic>
+          </wp:inline>
+        </w:drawing>
+      </w:r>
+    </w:p>
+    <w:p>
+      <w:pPr>
+        <w:spacing w:before="240" w:after="100"/>
+        <w:jc w:val="center"/>
+        <w:rPr>
+          <w:i/>
+          <w:iCs/>
+          <w:sz w:val="20"/>
+          <w:szCs w:val="20"/>
+          <w:lang w:val="es-AR"/>
+        </w:rPr>
+      </w:pPr>
       <w:r>
         <w:rPr>
           <w:b/>
           <w:bCs/>
           <w:i/>
           <w:iCs/>
-          <w:lang w:val="es-AR"/>
-        </w:rPr>
-        <w:t>speed</w:t>
-      </w:r>
-      <w:proofErr w:type="spellEnd"/>
+          <w:sz w:val="20"/>
+          <w:szCs w:val="20"/>
+          <w:lang w:val="es-AR"/>
+        </w:rPr>
+        <w:t xml:space="preserve">Figura </w:t>
+      </w:r>
       <w:r>
         <w:rPr>
           <w:b/>
           <w:bCs/>
-          <w:lang w:val="es-AR"/>
-        </w:rPr>
-        <w:t xml:space="preserve"> vs. </w:t>
-      </w:r>
-      <w:r>
-        <w:rPr>
-          <w:b/>
-          <w:bCs/>
-          <w:i/>
-          <w:iCs/>
-          <w:lang w:val="es-AR"/>
-        </w:rPr>
-        <w:t>torque</w:t>
-      </w:r>
-      <w:r>
-        <w:rPr>
-          <w:b/>
-          <w:bCs/>
-          <w:lang w:val="es-AR"/>
-        </w:rPr>
-        <w:t xml:space="preserve"> (correlación: -0</w:t>
-      </w:r>
-      <w:r>
-        <w:rPr>
-          <w:b/>
-          <w:bCs/>
-          <w:lang w:val="es-AR"/>
-        </w:rPr>
-        <w:t>,</w:t>
-      </w:r>
-      <w:r>
-        <w:rPr>
-          <w:b/>
-          <w:bCs/>
-          <w:lang w:val="es-AR"/>
-        </w:rPr>
-        <w:t xml:space="preserve">82): </w:t>
-      </w:r>
-      <w:r>
-        <w:rPr>
-          <w:lang w:val="es-AR"/>
-        </w:rPr>
-        <w:t>f</w:t>
-      </w:r>
-      <w:r>
-        <w:rPr>
-          <w:lang w:val="es-AR"/>
-        </w:rPr>
-        <w:t xml:space="preserve">uerte correlación negativa (relación inversamente proporcional). A mayor torque exigido, menor velocidad de rotación, lo cual es consistente con la física de motores eléctricos. Las fallas (verde) se concentran en los dos extremos de esta curva operativa: cuando el torque es muy alto y la velocidad baja (sobrecarga mecánica) o cuando la velocidad es máxima y el torque cae a su mínimo (posible pérdida de carga). El rango central (operación equilibrada) corresponde principalmente a funcionamiento normal. Conclusión: </w:t>
-      </w:r>
-      <w:r>
-        <w:rPr>
-          <w:i/>
-          <w:iCs/>
-          <w:lang w:val="es-AR"/>
-        </w:rPr>
-        <w:t>torque</w:t>
-      </w:r>
-      <w:r>
-        <w:rPr>
-          <w:lang w:val="es-AR"/>
-        </w:rPr>
-        <w:t xml:space="preserve"> &gt; 65 Nm o </w:t>
-      </w:r>
-      <w:proofErr w:type="spellStart"/>
-      <w:r>
-        <w:rPr>
-          <w:i/>
-          <w:iCs/>
-          <w:lang w:val="es-AR"/>
-        </w:rPr>
-        <w:t>speed</w:t>
-      </w:r>
-      <w:proofErr w:type="spellEnd"/>
-      <w:r>
-        <w:rPr>
-          <w:lang w:val="es-AR"/>
-        </w:rPr>
-        <w:t xml:space="preserve"> &gt; 2500 RPM son zonas de riesgo crítico.</w:t>
+          <w:i/>
+          <w:iCs/>
+          <w:sz w:val="20"/>
+          <w:szCs w:val="20"/>
+          <w:lang w:val="es-AR"/>
+        </w:rPr>
+        <w:t>12</w:t>
+      </w:r>
+      <w:r>
+        <w:rPr>
+          <w:i/>
+          <w:iCs/>
+          <w:sz w:val="20"/>
+          <w:szCs w:val="20"/>
+          <w:lang w:val="es-AR"/>
+        </w:rPr>
+        <w:t xml:space="preserve">: </w:t>
+      </w:r>
+      <w:r>
+        <w:rPr>
+          <w:i/>
+          <w:iCs/>
+          <w:sz w:val="20"/>
+          <w:szCs w:val="20"/>
+          <w:lang w:val="es-AR"/>
+        </w:rPr>
+        <w:t>D</w:t>
+      </w:r>
+      <w:r>
+        <w:rPr>
+          <w:i/>
+          <w:iCs/>
+          <w:sz w:val="20"/>
+          <w:szCs w:val="20"/>
+          <w:lang w:val="es-AR"/>
+        </w:rPr>
+        <w:t>istribución de</w:t>
+      </w:r>
+      <w:r>
+        <w:rPr>
+          <w:i/>
+          <w:iCs/>
+          <w:sz w:val="20"/>
+          <w:szCs w:val="20"/>
+          <w:lang w:val="es-AR"/>
+        </w:rPr>
+        <w:t xml:space="preserve">l desgaste de la herramienta </w:t>
+      </w:r>
+      <w:r>
+        <w:rPr>
+          <w:i/>
+          <w:iCs/>
+          <w:sz w:val="20"/>
+          <w:szCs w:val="20"/>
+          <w:lang w:val="es-AR"/>
+        </w:rPr>
+        <w:t>para ambos estados de operación</w:t>
+      </w:r>
+      <w:r>
+        <w:rPr>
+          <w:i/>
+          <w:iCs/>
+          <w:sz w:val="20"/>
+          <w:szCs w:val="20"/>
+          <w:lang w:val="es-AR"/>
+        </w:rPr>
+        <w:t xml:space="preserve"> (“falla” vs. “normal”).</w:t>
       </w:r>
     </w:p>
     <w:p>
       <w:pPr>
         <w:spacing w:after="60"/>
-        <w:rPr>
-          <w:lang w:val="es-AR"/>
-        </w:rPr>
-      </w:pPr>
-    </w:p>
-    <w:p>
-      <w:pPr>
-        <w:spacing w:after="100"/>
-        <w:jc w:val="both"/>
-        <w:rPr>
-          <w:lang w:val="es-AR"/>
-        </w:rPr>
-      </w:pPr>
-      <w:r>
-        <w:rPr>
-          <w:b/>
-          <w:bCs/>
-          <w:i/>
-          <w:iCs/>
-          <w:lang w:val="es-AR"/>
-        </w:rPr>
-        <w:lastRenderedPageBreak/>
-        <w:t>torque</w:t>
-      </w:r>
-      <w:r>
-        <w:rPr>
-          <w:b/>
-          <w:bCs/>
-          <w:lang w:val="es-AR"/>
-        </w:rPr>
-        <w:t xml:space="preserve"> (distribución por </w:t>
-      </w:r>
-      <w:proofErr w:type="gramStart"/>
-      <w:r>
-        <w:rPr>
-          <w:b/>
-          <w:bCs/>
-          <w:i/>
-          <w:iCs/>
-          <w:lang w:val="es-AR"/>
-        </w:rPr>
-        <w:t>target</w:t>
-      </w:r>
-      <w:proofErr w:type="gramEnd"/>
-      <w:r>
-        <w:rPr>
-          <w:b/>
-          <w:bCs/>
-          <w:lang w:val="es-AR"/>
-        </w:rPr>
-        <w:t xml:space="preserve">): </w:t>
-      </w:r>
-      <w:r>
-        <w:rPr>
-          <w:lang w:val="es-AR"/>
-        </w:rPr>
-        <w:t>e</w:t>
-      </w:r>
-      <w:r>
-        <w:rPr>
-          <w:lang w:val="es-AR"/>
-        </w:rPr>
-        <w:t>l torque es el mejor diferenciador individual de fallas. Las distribuciones de operación normal y falla están claramente desplazadas: los casos normales se concentran en el rango 30</w:t>
-      </w:r>
-      <w:r>
-        <w:rPr>
-          <w:lang w:val="es-AR"/>
-        </w:rPr>
-        <w:t>-</w:t>
-      </w:r>
-      <w:r>
-        <w:rPr>
-          <w:lang w:val="es-AR"/>
-        </w:rPr>
-        <w:t xml:space="preserve">55 Nm, mientras que las fallas se asocian principalmente a torques elevados (&gt;60 Nm) y también a torques muy bajos (&lt;15 Nm). Esta </w:t>
-      </w:r>
-      <w:proofErr w:type="spellStart"/>
-      <w:r>
-        <w:rPr>
-          <w:lang w:val="es-AR"/>
-        </w:rPr>
-        <w:t>bimodalidad</w:t>
-      </w:r>
-      <w:proofErr w:type="spellEnd"/>
-      <w:r>
-        <w:rPr>
-          <w:lang w:val="es-AR"/>
-        </w:rPr>
-        <w:t xml:space="preserve"> en fallas sugiere dos mecanismos distintos de avería.</w:t>
-      </w:r>
-    </w:p>
-    <w:p>
-      <w:pPr>
-        <w:spacing w:after="60"/>
-        <w:rPr>
-          <w:lang w:val="es-AR"/>
-        </w:rPr>
-      </w:pPr>
-    </w:p>
-    <w:p>
-      <w:pPr>
-        <w:spacing w:after="100"/>
-        <w:jc w:val="both"/>
-        <w:rPr>
-          <w:lang w:val="es-AR"/>
-        </w:rPr>
-      </w:pPr>
-      <w:proofErr w:type="spellStart"/>
-      <w:r>
-        <w:rPr>
-          <w:b/>
-          <w:bCs/>
-          <w:i/>
-          <w:iCs/>
-          <w:lang w:val="es-AR"/>
-        </w:rPr>
-        <w:t>speed</w:t>
-      </w:r>
-      <w:proofErr w:type="spellEnd"/>
-      <w:r>
-        <w:rPr>
-          <w:b/>
-          <w:bCs/>
-          <w:lang w:val="es-AR"/>
-        </w:rPr>
-        <w:t xml:space="preserve"> (distribución por </w:t>
-      </w:r>
-      <w:proofErr w:type="gramStart"/>
-      <w:r>
-        <w:rPr>
-          <w:b/>
-          <w:bCs/>
-          <w:i/>
-          <w:iCs/>
-          <w:lang w:val="es-AR"/>
-        </w:rPr>
-        <w:t>target</w:t>
-      </w:r>
-      <w:proofErr w:type="gramEnd"/>
-      <w:r>
-        <w:rPr>
-          <w:b/>
-          <w:bCs/>
-          <w:lang w:val="es-AR"/>
-        </w:rPr>
-        <w:t xml:space="preserve">): </w:t>
-      </w:r>
-      <w:r>
-        <w:rPr>
-          <w:lang w:val="es-AR"/>
-        </w:rPr>
-        <w:t>l</w:t>
-      </w:r>
-      <w:r>
-        <w:rPr>
-          <w:lang w:val="es-AR"/>
-        </w:rPr>
-        <w:t>a velocidad también diferencia bien las clases. La operación normal se mantiene estable entre 1200 y 1800 RPM (rango seguro), mientras que las fallas se concentran cerca de 1350 RPM (velocidad ligeramente baja) y en torno a 2700 RPM (velocidad muy alta). Esto indica que el sistema opera con seguridad dentro de un rango intermedio de velocidades.</w:t>
-      </w:r>
-    </w:p>
-    <w:p>
-      <w:pPr>
-        <w:spacing w:after="60"/>
+        <w:jc w:val="center"/>
         <w:rPr>
           <w:lang w:val="es-AR"/>
         </w:rPr>
@@ -8996,12 +9470,6 @@
         <w:gridCol w:w="4847"/>
       </w:tblGrid>
       <w:tr>
-        <w:tblPrEx>
-          <w:tblCellMar>
-            <w:top w:w="0" w:type="dxa"/>
-            <w:bottom w:w="0" w:type="dxa"/>
-          </w:tblCellMar>
-        </w:tblPrEx>
         <w:trPr>
           <w:tblHeader/>
         </w:trPr>
@@ -9110,12 +9578,6 @@
         </w:tc>
       </w:tr>
       <w:tr>
-        <w:tblPrEx>
-          <w:tblCellMar>
-            <w:top w:w="0" w:type="dxa"/>
-            <w:bottom w:w="0" w:type="dxa"/>
-          </w:tblCellMar>
-        </w:tblPrEx>
         <w:tc>
           <w:tcPr>
             <w:tcW w:w="2800" w:type="dxa"/>
@@ -9253,12 +9715,6 @@
         </w:tc>
       </w:tr>
       <w:tr>
-        <w:tblPrEx>
-          <w:tblCellMar>
-            <w:top w:w="0" w:type="dxa"/>
-            <w:bottom w:w="0" w:type="dxa"/>
-          </w:tblCellMar>
-        </w:tblPrEx>
         <w:tc>
           <w:tcPr>
             <w:tcW w:w="2800" w:type="dxa"/>
@@ -9374,12 +9830,6 @@
         </w:tc>
       </w:tr>
       <w:tr>
-        <w:tblPrEx>
-          <w:tblCellMar>
-            <w:top w:w="0" w:type="dxa"/>
-            <w:bottom w:w="0" w:type="dxa"/>
-          </w:tblCellMar>
-        </w:tblPrEx>
         <w:tc>
           <w:tcPr>
             <w:tcW w:w="2800" w:type="dxa"/>
@@ -9525,12 +9975,6 @@
         </w:tc>
       </w:tr>
       <w:tr>
-        <w:tblPrEx>
-          <w:tblCellMar>
-            <w:top w:w="0" w:type="dxa"/>
-            <w:bottom w:w="0" w:type="dxa"/>
-          </w:tblCellMar>
-        </w:tblPrEx>
         <w:tc>
           <w:tcPr>
             <w:tcW w:w="2800" w:type="dxa"/>
@@ -9692,12 +10136,6 @@
         </w:tc>
       </w:tr>
       <w:tr>
-        <w:tblPrEx>
-          <w:tblCellMar>
-            <w:top w:w="0" w:type="dxa"/>
-            <w:bottom w:w="0" w:type="dxa"/>
-          </w:tblCellMar>
-        </w:tblPrEx>
         <w:tc>
           <w:tcPr>
             <w:tcW w:w="2800" w:type="dxa"/>
@@ -9731,6 +10169,7 @@
                 <w:sz w:val="20"/>
                 <w:szCs w:val="20"/>
               </w:rPr>
+              <w:lastRenderedPageBreak/>
               <w:t>air_temp</w:t>
             </w:r>
             <w:proofErr w:type="spellEnd"/>
@@ -9861,12 +10300,6 @@
         </w:tc>
       </w:tr>
       <w:tr>
-        <w:tblPrEx>
-          <w:tblCellMar>
-            <w:top w:w="0" w:type="dxa"/>
-            <w:bottom w:w="0" w:type="dxa"/>
-          </w:tblCellMar>
-        </w:tblPrEx>
         <w:tc>
           <w:tcPr>
             <w:tcW w:w="2800" w:type="dxa"/>
@@ -10071,6 +10504,80 @@
     </w:p>
     <w:p>
       <w:pPr>
+        <w:rPr>
+          <w:lang w:val="es-AR"/>
+        </w:rPr>
+      </w:pPr>
+      <w:r>
+        <w:rPr>
+          <w:lang w:val="es-AR"/>
+        </w:rPr>
+        <w:br w:type="page"/>
+      </w:r>
+    </w:p>
+    <w:p>
+      <w:pPr>
+        <w:pStyle w:val="Ttulo1"/>
+        <w:rPr>
+          <w:color w:val="auto"/>
+          <w:lang w:val="es-AR"/>
+        </w:rPr>
+      </w:pPr>
+      <w:r>
+        <w:rPr>
+          <w:color w:val="auto"/>
+          <w:lang w:val="es-AR"/>
+        </w:rPr>
+        <w:lastRenderedPageBreak/>
+        <w:t>4. Parte 2</w:t>
+      </w:r>
+      <w:r>
+        <w:rPr>
+          <w:color w:val="auto"/>
+          <w:lang w:val="es-AR"/>
+        </w:rPr>
+        <w:t xml:space="preserve"> - </w:t>
+      </w:r>
+      <w:r>
+        <w:rPr>
+          <w:color w:val="auto"/>
+          <w:lang w:val="es-AR"/>
+        </w:rPr>
+        <w:t xml:space="preserve">Preprocesamiento de </w:t>
+      </w:r>
+      <w:r>
+        <w:rPr>
+          <w:color w:val="auto"/>
+          <w:lang w:val="es-AR"/>
+        </w:rPr>
+        <w:t>d</w:t>
+      </w:r>
+      <w:r>
+        <w:rPr>
+          <w:color w:val="auto"/>
+          <w:lang w:val="es-AR"/>
+        </w:rPr>
+        <w:t>atos</w:t>
+      </w:r>
+    </w:p>
+    <w:p>
+      <w:pPr>
+        <w:pStyle w:val="Ttulo2"/>
+        <w:rPr>
+          <w:color w:val="auto"/>
+          <w:lang w:val="es-AR"/>
+        </w:rPr>
+      </w:pPr>
+      <w:r>
+        <w:rPr>
+          <w:color w:val="auto"/>
+          <w:lang w:val="es-AR"/>
+        </w:rPr>
+        <w:t>4.1 Análisis y eliminación de variables irrelevantes</w:t>
+      </w:r>
+    </w:p>
+    <w:p>
+      <w:pPr>
         <w:spacing w:after="100"/>
         <w:jc w:val="both"/>
         <w:rPr>
@@ -10081,19 +10588,7 @@
         <w:rPr>
           <w:lang w:val="es-AR"/>
         </w:rPr>
-        <w:t>Ningún par de variables superó el umbral de alta correlación (|r| &gt; 0</w:t>
-      </w:r>
-      <w:r>
-        <w:rPr>
-          <w:lang w:val="es-AR"/>
-        </w:rPr>
-        <w:t>,</w:t>
-      </w:r>
-      <w:r>
-        <w:rPr>
-          <w:lang w:val="es-AR"/>
-        </w:rPr>
-        <w:t xml:space="preserve">90) que justificara eliminar alguna columna. Por lo tanto, todas las variables fueron conservadas para el entrenamiento. La correlación entre </w:t>
+        <w:t xml:space="preserve">Las columnas </w:t>
       </w:r>
       <w:proofErr w:type="spellStart"/>
       <w:r>
@@ -10102,7 +10597,7 @@
           <w:iCs/>
           <w:lang w:val="es-AR"/>
         </w:rPr>
-        <w:t>air_temp</w:t>
+        <w:t>idx</w:t>
       </w:r>
       <w:proofErr w:type="spellEnd"/>
       <w:r>
@@ -10118,100 +10613,39 @@
           <w:iCs/>
           <w:lang w:val="es-AR"/>
         </w:rPr>
-        <w:t>process_temp</w:t>
+        <w:t>parent_device_id</w:t>
       </w:r>
       <w:proofErr w:type="spellEnd"/>
       <w:r>
         <w:rPr>
           <w:lang w:val="es-AR"/>
         </w:rPr>
-        <w:t xml:space="preserve"> (0</w:t>
-      </w:r>
-      <w:r>
-        <w:rPr>
-          <w:lang w:val="es-AR"/>
-        </w:rPr>
-        <w:t>,</w:t>
-      </w:r>
-      <w:r>
-        <w:rPr>
-          <w:lang w:val="es-AR"/>
-        </w:rPr>
-        <w:t>86) es la más alta, pero se mantuvo por debajo del umbral definido.</w:t>
-      </w:r>
-    </w:p>
-    <w:p>
-      <w:pPr>
-        <w:rPr>
-          <w:lang w:val="es-AR"/>
-        </w:rPr>
-      </w:pPr>
-      <w:r>
-        <w:rPr>
-          <w:lang w:val="es-AR"/>
-        </w:rPr>
-        <w:br w:type="page"/>
-      </w:r>
-    </w:p>
-    <w:p>
-      <w:pPr>
-        <w:pStyle w:val="Ttulo1"/>
+        <w:t xml:space="preserve"> fueron eliminadas del conjunto de datos previo al entrenamiento. Se trata de identificadores únicos o administrativos que no aportan información semántica ni patrones estadísticos al fenómeno del mantenimiento predictivo. Incluirlas podría llevar a que los modelos memoricen identidades de registros o dispositivos en lugar de aprender los patrones físicos de falla, degradando su capacidad de generalización.</w:t>
+      </w:r>
+    </w:p>
+    <w:p>
+      <w:pPr>
+        <w:pStyle w:val="Ttulo2"/>
         <w:rPr>
           <w:color w:val="auto"/>
           <w:lang w:val="es-AR"/>
         </w:rPr>
       </w:pPr>
-      <w:r>
+    </w:p>
+    <w:p>
+      <w:pPr>
+        <w:pStyle w:val="Ttulo2"/>
         <w:rPr>
           <w:color w:val="auto"/>
           <w:lang w:val="es-AR"/>
         </w:rPr>
-        <w:lastRenderedPageBreak/>
-        <w:t>4. Parte 2</w:t>
-      </w:r>
+      </w:pPr>
       <w:r>
         <w:rPr>
           <w:color w:val="auto"/>
           <w:lang w:val="es-AR"/>
         </w:rPr>
-        <w:t xml:space="preserve"> - </w:t>
-      </w:r>
-      <w:r>
-        <w:rPr>
-          <w:color w:val="auto"/>
-          <w:lang w:val="es-AR"/>
-        </w:rPr>
-        <w:t xml:space="preserve">Preprocesamiento de </w:t>
-      </w:r>
-      <w:r>
-        <w:rPr>
-          <w:color w:val="auto"/>
-          <w:lang w:val="es-AR"/>
-        </w:rPr>
-        <w:t>d</w:t>
-      </w:r>
-      <w:r>
-        <w:rPr>
-          <w:color w:val="auto"/>
-          <w:lang w:val="es-AR"/>
-        </w:rPr>
-        <w:t>atos</w:t>
-      </w:r>
-    </w:p>
-    <w:p>
-      <w:pPr>
-        <w:pStyle w:val="Ttulo2"/>
-        <w:rPr>
-          <w:color w:val="auto"/>
-          <w:lang w:val="es-AR"/>
-        </w:rPr>
-      </w:pPr>
-      <w:r>
-        <w:rPr>
-          <w:color w:val="auto"/>
-          <w:lang w:val="es-AR"/>
-        </w:rPr>
-        <w:t>4.1 Análisis y eliminación de variables irrelevantes</w:t>
+        <w:t>4.2 Tratamiento de valores faltantes</w:t>
       </w:r>
     </w:p>
     <w:p>
@@ -10226,85 +10660,7 @@
         <w:rPr>
           <w:lang w:val="es-AR"/>
         </w:rPr>
-        <w:t xml:space="preserve">Las columnas </w:t>
-      </w:r>
-      <w:proofErr w:type="spellStart"/>
-      <w:r>
-        <w:rPr>
-          <w:i/>
-          <w:iCs/>
-          <w:lang w:val="es-AR"/>
-        </w:rPr>
-        <w:t>idx</w:t>
-      </w:r>
-      <w:proofErr w:type="spellEnd"/>
-      <w:r>
-        <w:rPr>
-          <w:lang w:val="es-AR"/>
-        </w:rPr>
-        <w:t xml:space="preserve"> y </w:t>
-      </w:r>
-      <w:proofErr w:type="spellStart"/>
-      <w:r>
-        <w:rPr>
-          <w:i/>
-          <w:iCs/>
-          <w:lang w:val="es-AR"/>
-        </w:rPr>
-        <w:t>parent_device_id</w:t>
-      </w:r>
-      <w:proofErr w:type="spellEnd"/>
-      <w:r>
-        <w:rPr>
-          <w:lang w:val="es-AR"/>
-        </w:rPr>
-        <w:t xml:space="preserve"> fueron eliminadas del conjunto de datos previo al entrenamiento. Se trata de identificadores únicos o administrativos que no aportan información semántica ni patrones estadísticos al fenómeno del mantenimiento predictivo. Incluirlas podría llevar a que los modelos memoricen identidades de registros o dispositivos en lugar de aprender los patrones físicos de falla, degradando su capacidad de generalización.</w:t>
-      </w:r>
-    </w:p>
-    <w:p>
-      <w:pPr>
-        <w:pStyle w:val="Ttulo2"/>
-        <w:rPr>
-          <w:color w:val="auto"/>
-          <w:lang w:val="es-AR"/>
-        </w:rPr>
-      </w:pPr>
-    </w:p>
-    <w:p>
-      <w:pPr>
-        <w:pStyle w:val="Ttulo2"/>
-        <w:rPr>
-          <w:color w:val="auto"/>
-          <w:lang w:val="es-AR"/>
-        </w:rPr>
-      </w:pPr>
-      <w:r>
-        <w:rPr>
-          <w:color w:val="auto"/>
-          <w:lang w:val="es-AR"/>
-        </w:rPr>
-        <w:t>4.2 Tratamiento de valores faltantes</w:t>
-      </w:r>
-    </w:p>
-    <w:p>
-      <w:pPr>
-        <w:spacing w:after="100"/>
-        <w:jc w:val="both"/>
-        <w:rPr>
-          <w:lang w:val="es-AR"/>
-        </w:rPr>
-      </w:pPr>
-      <w:r>
-        <w:rPr>
-          <w:lang w:val="es-AR"/>
-        </w:rPr>
-        <w:t>Se</w:t>
-      </w:r>
-      <w:r>
-        <w:rPr>
-          <w:lang w:val="es-AR"/>
-        </w:rPr>
-        <w:t xml:space="preserve"> </w:t>
+        <w:t xml:space="preserve">Se </w:t>
       </w:r>
       <w:r>
         <w:rPr>
@@ -10916,12 +11272,6 @@
         <w:gridCol w:w="2415"/>
       </w:tblGrid>
       <w:tr>
-        <w:tblPrEx>
-          <w:tblCellMar>
-            <w:top w:w="0" w:type="dxa"/>
-            <w:bottom w:w="0" w:type="dxa"/>
-          </w:tblCellMar>
-        </w:tblPrEx>
         <w:trPr>
           <w:tblHeader/>
         </w:trPr>
@@ -11095,12 +11445,6 @@
         </w:tc>
       </w:tr>
       <w:tr>
-        <w:tblPrEx>
-          <w:tblCellMar>
-            <w:top w:w="0" w:type="dxa"/>
-            <w:bottom w:w="0" w:type="dxa"/>
-          </w:tblCellMar>
-        </w:tblPrEx>
         <w:tc>
           <w:tcPr>
             <w:tcW w:w="1984" w:type="dxa"/>
@@ -11280,12 +11624,6 @@
         </w:tc>
       </w:tr>
       <w:tr>
-        <w:tblPrEx>
-          <w:tblCellMar>
-            <w:top w:w="0" w:type="dxa"/>
-            <w:bottom w:w="0" w:type="dxa"/>
-          </w:tblCellMar>
-        </w:tblPrEx>
         <w:tc>
           <w:tcPr>
             <w:tcW w:w="1984" w:type="dxa"/>
@@ -11463,12 +11801,6 @@
         </w:tc>
       </w:tr>
       <w:tr>
-        <w:tblPrEx>
-          <w:tblCellMar>
-            <w:top w:w="0" w:type="dxa"/>
-            <w:bottom w:w="0" w:type="dxa"/>
-          </w:tblCellMar>
-        </w:tblPrEx>
         <w:tc>
           <w:tcPr>
             <w:tcW w:w="1984" w:type="dxa"/>
@@ -13196,12 +13528,6 @@
         <w:gridCol w:w="1852"/>
       </w:tblGrid>
       <w:tr>
-        <w:tblPrEx>
-          <w:tblCellMar>
-            <w:top w:w="0" w:type="dxa"/>
-            <w:bottom w:w="0" w:type="dxa"/>
-          </w:tblCellMar>
-        </w:tblPrEx>
         <w:trPr>
           <w:tblHeader/>
         </w:trPr>
@@ -13319,12 +13645,6 @@
         </w:tc>
       </w:tr>
       <w:tr>
-        <w:tblPrEx>
-          <w:tblCellMar>
-            <w:top w:w="0" w:type="dxa"/>
-            <w:bottom w:w="0" w:type="dxa"/>
-          </w:tblCellMar>
-        </w:tblPrEx>
         <w:tc>
           <w:tcPr>
             <w:tcW w:w="1696" w:type="dxa"/>
@@ -13434,12 +13754,6 @@
         </w:tc>
       </w:tr>
       <w:tr>
-        <w:tblPrEx>
-          <w:tblCellMar>
-            <w:top w:w="0" w:type="dxa"/>
-            <w:bottom w:w="0" w:type="dxa"/>
-          </w:tblCellMar>
-        </w:tblPrEx>
         <w:tc>
           <w:tcPr>
             <w:tcW w:w="1696" w:type="dxa"/>
@@ -13538,12 +13852,6 @@
         </w:tc>
       </w:tr>
       <w:tr>
-        <w:tblPrEx>
-          <w:tblCellMar>
-            <w:top w:w="0" w:type="dxa"/>
-            <w:bottom w:w="0" w:type="dxa"/>
-          </w:tblCellMar>
-        </w:tblPrEx>
         <w:tc>
           <w:tcPr>
             <w:tcW w:w="1696" w:type="dxa"/>
@@ -13631,12 +13939,6 @@
         </w:tc>
       </w:tr>
       <w:tr>
-        <w:tblPrEx>
-          <w:tblCellMar>
-            <w:top w:w="0" w:type="dxa"/>
-            <w:bottom w:w="0" w:type="dxa"/>
-          </w:tblCellMar>
-        </w:tblPrEx>
         <w:tc>
           <w:tcPr>
             <w:tcW w:w="1696" w:type="dxa"/>
@@ -13766,12 +14068,6 @@
         </w:tc>
       </w:tr>
       <w:tr>
-        <w:tblPrEx>
-          <w:tblCellMar>
-            <w:top w:w="0" w:type="dxa"/>
-            <w:bottom w:w="0" w:type="dxa"/>
-          </w:tblCellMar>
-        </w:tblPrEx>
         <w:tc>
           <w:tcPr>
             <w:tcW w:w="1696" w:type="dxa"/>
@@ -14057,12 +14353,6 @@
         <w:gridCol w:w="1755"/>
       </w:tblGrid>
       <w:tr>
-        <w:tblPrEx>
-          <w:tblCellMar>
-            <w:top w:w="0" w:type="dxa"/>
-            <w:bottom w:w="0" w:type="dxa"/>
-          </w:tblCellMar>
-        </w:tblPrEx>
         <w:trPr>
           <w:tblHeader/>
         </w:trPr>
@@ -14205,12 +14495,6 @@
         </w:tc>
       </w:tr>
       <w:tr>
-        <w:tblPrEx>
-          <w:tblCellMar>
-            <w:top w:w="0" w:type="dxa"/>
-            <w:bottom w:w="0" w:type="dxa"/>
-          </w:tblCellMar>
-        </w:tblPrEx>
         <w:tc>
           <w:tcPr>
             <w:tcW w:w="2340" w:type="dxa"/>
@@ -14331,12 +14615,6 @@
         </w:tc>
       </w:tr>
       <w:tr>
-        <w:tblPrEx>
-          <w:tblCellMar>
-            <w:top w:w="0" w:type="dxa"/>
-            <w:bottom w:w="0" w:type="dxa"/>
-          </w:tblCellMar>
-        </w:tblPrEx>
         <w:tc>
           <w:tcPr>
             <w:tcW w:w="2340" w:type="dxa"/>
@@ -14647,12 +14925,6 @@
         <w:gridCol w:w="1843"/>
       </w:tblGrid>
       <w:tr>
-        <w:tblPrEx>
-          <w:tblCellMar>
-            <w:top w:w="0" w:type="dxa"/>
-            <w:bottom w:w="0" w:type="dxa"/>
-          </w:tblCellMar>
-        </w:tblPrEx>
         <w:tc>
           <w:tcPr>
             <w:tcW w:w="1686" w:type="dxa"/>
@@ -14769,12 +15041,6 @@
         </w:tc>
       </w:tr>
       <w:tr>
-        <w:tblPrEx>
-          <w:tblCellMar>
-            <w:top w:w="0" w:type="dxa"/>
-            <w:bottom w:w="0" w:type="dxa"/>
-          </w:tblCellMar>
-        </w:tblPrEx>
         <w:tc>
           <w:tcPr>
             <w:tcW w:w="1686" w:type="dxa"/>
@@ -14897,12 +15163,6 @@
         </w:tc>
       </w:tr>
       <w:tr>
-        <w:tblPrEx>
-          <w:tblCellMar>
-            <w:top w:w="0" w:type="dxa"/>
-            <w:bottom w:w="0" w:type="dxa"/>
-          </w:tblCellMar>
-        </w:tblPrEx>
         <w:tc>
           <w:tcPr>
             <w:tcW w:w="1686" w:type="dxa"/>
@@ -15407,12 +15667,6 @@
         <w:gridCol w:w="1710"/>
       </w:tblGrid>
       <w:tr>
-        <w:tblPrEx>
-          <w:tblCellMar>
-            <w:top w:w="0" w:type="dxa"/>
-            <w:bottom w:w="0" w:type="dxa"/>
-          </w:tblCellMar>
-        </w:tblPrEx>
         <w:trPr>
           <w:tblHeader/>
         </w:trPr>
@@ -15532,12 +15786,6 @@
         </w:tc>
       </w:tr>
       <w:tr>
-        <w:tblPrEx>
-          <w:tblCellMar>
-            <w:top w:w="0" w:type="dxa"/>
-            <w:bottom w:w="0" w:type="dxa"/>
-          </w:tblCellMar>
-        </w:tblPrEx>
         <w:tc>
           <w:tcPr>
             <w:tcW w:w="1696" w:type="dxa"/>
@@ -15628,12 +15876,6 @@
         </w:tc>
       </w:tr>
       <w:tr>
-        <w:tblPrEx>
-          <w:tblCellMar>
-            <w:top w:w="0" w:type="dxa"/>
-            <w:bottom w:w="0" w:type="dxa"/>
-          </w:tblCellMar>
-        </w:tblPrEx>
         <w:tc>
           <w:tcPr>
             <w:tcW w:w="1696" w:type="dxa"/>
@@ -15729,12 +15971,6 @@
         </w:tc>
       </w:tr>
       <w:tr>
-        <w:tblPrEx>
-          <w:tblCellMar>
-            <w:top w:w="0" w:type="dxa"/>
-            <w:bottom w:w="0" w:type="dxa"/>
-          </w:tblCellMar>
-        </w:tblPrEx>
         <w:tc>
           <w:tcPr>
             <w:tcW w:w="1696" w:type="dxa"/>
@@ -15822,12 +16058,6 @@
         </w:tc>
       </w:tr>
       <w:tr>
-        <w:tblPrEx>
-          <w:tblCellMar>
-            <w:top w:w="0" w:type="dxa"/>
-            <w:bottom w:w="0" w:type="dxa"/>
-          </w:tblCellMar>
-        </w:tblPrEx>
         <w:tc>
           <w:tcPr>
             <w:tcW w:w="1696" w:type="dxa"/>
@@ -15916,12 +16146,6 @@
         </w:tc>
       </w:tr>
       <w:tr>
-        <w:tblPrEx>
-          <w:tblCellMar>
-            <w:top w:w="0" w:type="dxa"/>
-            <w:bottom w:w="0" w:type="dxa"/>
-          </w:tblCellMar>
-        </w:tblPrEx>
         <w:tc>
           <w:tcPr>
             <w:tcW w:w="1696" w:type="dxa"/>
@@ -16296,12 +16520,6 @@
         <w:gridCol w:w="1755"/>
       </w:tblGrid>
       <w:tr>
-        <w:tblPrEx>
-          <w:tblCellMar>
-            <w:top w:w="0" w:type="dxa"/>
-            <w:bottom w:w="0" w:type="dxa"/>
-          </w:tblCellMar>
-        </w:tblPrEx>
         <w:trPr>
           <w:tblHeader/>
         </w:trPr>
@@ -16444,12 +16662,6 @@
         </w:tc>
       </w:tr>
       <w:tr>
-        <w:tblPrEx>
-          <w:tblCellMar>
-            <w:top w:w="0" w:type="dxa"/>
-            <w:bottom w:w="0" w:type="dxa"/>
-          </w:tblCellMar>
-        </w:tblPrEx>
         <w:tc>
           <w:tcPr>
             <w:tcW w:w="2340" w:type="dxa"/>
@@ -16552,12 +16764,6 @@
         </w:tc>
       </w:tr>
       <w:tr>
-        <w:tblPrEx>
-          <w:tblCellMar>
-            <w:top w:w="0" w:type="dxa"/>
-            <w:bottom w:w="0" w:type="dxa"/>
-          </w:tblCellMar>
-        </w:tblPrEx>
         <w:tc>
           <w:tcPr>
             <w:tcW w:w="2340" w:type="dxa"/>
@@ -16848,12 +17054,6 @@
         <w:gridCol w:w="1726"/>
       </w:tblGrid>
       <w:tr>
-        <w:tblPrEx>
-          <w:tblCellMar>
-            <w:top w:w="0" w:type="dxa"/>
-            <w:bottom w:w="0" w:type="dxa"/>
-          </w:tblCellMar>
-        </w:tblPrEx>
         <w:tc>
           <w:tcPr>
             <w:tcW w:w="1686" w:type="dxa"/>
@@ -16970,12 +17170,6 @@
         </w:tc>
       </w:tr>
       <w:tr>
-        <w:tblPrEx>
-          <w:tblCellMar>
-            <w:top w:w="0" w:type="dxa"/>
-            <w:bottom w:w="0" w:type="dxa"/>
-          </w:tblCellMar>
-        </w:tblPrEx>
         <w:tc>
           <w:tcPr>
             <w:tcW w:w="1686" w:type="dxa"/>
@@ -17098,12 +17292,6 @@
         </w:tc>
       </w:tr>
       <w:tr>
-        <w:tblPrEx>
-          <w:tblCellMar>
-            <w:top w:w="0" w:type="dxa"/>
-            <w:bottom w:w="0" w:type="dxa"/>
-          </w:tblCellMar>
-        </w:tblPrEx>
         <w:tc>
           <w:tcPr>
             <w:tcW w:w="1686" w:type="dxa"/>
@@ -17823,12 +18011,6 @@
         <w:gridCol w:w="2360"/>
       </w:tblGrid>
       <w:tr>
-        <w:tblPrEx>
-          <w:tblCellMar>
-            <w:top w:w="0" w:type="dxa"/>
-            <w:bottom w:w="0" w:type="dxa"/>
-          </w:tblCellMar>
-        </w:tblPrEx>
         <w:trPr>
           <w:tblHeader/>
         </w:trPr>
@@ -17948,12 +18130,6 @@
         </w:tc>
       </w:tr>
       <w:tr>
-        <w:tblPrEx>
-          <w:tblCellMar>
-            <w:top w:w="0" w:type="dxa"/>
-            <w:bottom w:w="0" w:type="dxa"/>
-          </w:tblCellMar>
-        </w:tblPrEx>
         <w:tc>
           <w:tcPr>
             <w:tcW w:w="2200" w:type="dxa"/>
@@ -18033,12 +18209,6 @@
         </w:tc>
       </w:tr>
       <w:tr>
-        <w:tblPrEx>
-          <w:tblCellMar>
-            <w:top w:w="0" w:type="dxa"/>
-            <w:bottom w:w="0" w:type="dxa"/>
-          </w:tblCellMar>
-        </w:tblPrEx>
         <w:tc>
           <w:tcPr>
             <w:tcW w:w="2200" w:type="dxa"/>
@@ -18118,12 +18288,6 @@
         </w:tc>
       </w:tr>
       <w:tr>
-        <w:tblPrEx>
-          <w:tblCellMar>
-            <w:top w:w="0" w:type="dxa"/>
-            <w:bottom w:w="0" w:type="dxa"/>
-          </w:tblCellMar>
-        </w:tblPrEx>
         <w:tc>
           <w:tcPr>
             <w:tcW w:w="2200" w:type="dxa"/>
@@ -18203,12 +18367,6 @@
         </w:tc>
       </w:tr>
       <w:tr>
-        <w:tblPrEx>
-          <w:tblCellMar>
-            <w:top w:w="0" w:type="dxa"/>
-            <w:bottom w:w="0" w:type="dxa"/>
-          </w:tblCellMar>
-        </w:tblPrEx>
         <w:tc>
           <w:tcPr>
             <w:tcW w:w="2200" w:type="dxa"/>
@@ -18550,12 +18708,6 @@
         <w:gridCol w:w="1755"/>
       </w:tblGrid>
       <w:tr>
-        <w:tblPrEx>
-          <w:tblCellMar>
-            <w:top w:w="0" w:type="dxa"/>
-            <w:bottom w:w="0" w:type="dxa"/>
-          </w:tblCellMar>
-        </w:tblPrEx>
         <w:trPr>
           <w:tblHeader/>
         </w:trPr>
@@ -18728,12 +18880,6 @@
         </w:tc>
       </w:tr>
       <w:tr>
-        <w:tblPrEx>
-          <w:tblCellMar>
-            <w:top w:w="0" w:type="dxa"/>
-            <w:bottom w:w="0" w:type="dxa"/>
-          </w:tblCellMar>
-        </w:tblPrEx>
         <w:tc>
           <w:tcPr>
             <w:tcW w:w="2340" w:type="dxa"/>
@@ -18866,12 +19012,6 @@
         </w:tc>
       </w:tr>
       <w:tr>
-        <w:tblPrEx>
-          <w:tblCellMar>
-            <w:top w:w="0" w:type="dxa"/>
-            <w:bottom w:w="0" w:type="dxa"/>
-          </w:tblCellMar>
-        </w:tblPrEx>
         <w:tc>
           <w:tcPr>
             <w:tcW w:w="2340" w:type="dxa"/>
@@ -19212,12 +19352,6 @@
         <w:gridCol w:w="1726"/>
       </w:tblGrid>
       <w:tr>
-        <w:tblPrEx>
-          <w:tblCellMar>
-            <w:top w:w="0" w:type="dxa"/>
-            <w:bottom w:w="0" w:type="dxa"/>
-          </w:tblCellMar>
-        </w:tblPrEx>
         <w:tc>
           <w:tcPr>
             <w:tcW w:w="1686" w:type="dxa"/>
@@ -19322,12 +19456,6 @@
         </w:tc>
       </w:tr>
       <w:tr>
-        <w:tblPrEx>
-          <w:tblCellMar>
-            <w:top w:w="0" w:type="dxa"/>
-            <w:bottom w:w="0" w:type="dxa"/>
-          </w:tblCellMar>
-        </w:tblPrEx>
         <w:tc>
           <w:tcPr>
             <w:tcW w:w="1686" w:type="dxa"/>
@@ -19450,12 +19578,6 @@
         </w:tc>
       </w:tr>
       <w:tr>
-        <w:tblPrEx>
-          <w:tblCellMar>
-            <w:top w:w="0" w:type="dxa"/>
-            <w:bottom w:w="0" w:type="dxa"/>
-          </w:tblCellMar>
-        </w:tblPrEx>
         <w:tc>
           <w:tcPr>
             <w:tcW w:w="1686" w:type="dxa"/>
@@ -19764,12 +19886,6 @@
         <w:gridCol w:w="2340"/>
       </w:tblGrid>
       <w:tr>
-        <w:tblPrEx>
-          <w:tblCellMar>
-            <w:top w:w="0" w:type="dxa"/>
-            <w:bottom w:w="0" w:type="dxa"/>
-          </w:tblCellMar>
-        </w:tblPrEx>
         <w:trPr>
           <w:tblHeader/>
         </w:trPr>
@@ -19867,12 +19983,6 @@
         </w:tc>
       </w:tr>
       <w:tr>
-        <w:tblPrEx>
-          <w:tblCellMar>
-            <w:top w:w="0" w:type="dxa"/>
-            <w:bottom w:w="0" w:type="dxa"/>
-          </w:tblCellMar>
-        </w:tblPrEx>
         <w:tc>
           <w:tcPr>
             <w:tcW w:w="4680" w:type="dxa"/>
@@ -19949,12 +20059,6 @@
         </w:tc>
       </w:tr>
       <w:tr>
-        <w:tblPrEx>
-          <w:tblCellMar>
-            <w:top w:w="0" w:type="dxa"/>
-            <w:bottom w:w="0" w:type="dxa"/>
-          </w:tblCellMar>
-        </w:tblPrEx>
         <w:tc>
           <w:tcPr>
             <w:tcW w:w="4680" w:type="dxa"/>
@@ -20031,12 +20135,6 @@
         </w:tc>
       </w:tr>
       <w:tr>
-        <w:tblPrEx>
-          <w:tblCellMar>
-            <w:top w:w="0" w:type="dxa"/>
-            <w:bottom w:w="0" w:type="dxa"/>
-          </w:tblCellMar>
-        </w:tblPrEx>
         <w:tc>
           <w:tcPr>
             <w:tcW w:w="4680" w:type="dxa"/>
@@ -20122,12 +20220,6 @@
         </w:tc>
       </w:tr>
       <w:tr>
-        <w:tblPrEx>
-          <w:tblCellMar>
-            <w:top w:w="0" w:type="dxa"/>
-            <w:bottom w:w="0" w:type="dxa"/>
-          </w:tblCellMar>
-        </w:tblPrEx>
         <w:tc>
           <w:tcPr>
             <w:tcW w:w="4680" w:type="dxa"/>
@@ -20213,12 +20305,6 @@
         </w:tc>
       </w:tr>
       <w:tr>
-        <w:tblPrEx>
-          <w:tblCellMar>
-            <w:top w:w="0" w:type="dxa"/>
-            <w:bottom w:w="0" w:type="dxa"/>
-          </w:tblCellMar>
-        </w:tblPrEx>
         <w:tc>
           <w:tcPr>
             <w:tcW w:w="4680" w:type="dxa"/>
@@ -20304,12 +20390,6 @@
         </w:tc>
       </w:tr>
       <w:tr>
-        <w:tblPrEx>
-          <w:tblCellMar>
-            <w:top w:w="0" w:type="dxa"/>
-            <w:bottom w:w="0" w:type="dxa"/>
-          </w:tblCellMar>
-        </w:tblPrEx>
         <w:tc>
           <w:tcPr>
             <w:tcW w:w="4680" w:type="dxa"/>
@@ -20388,12 +20468,6 @@
         </w:tc>
       </w:tr>
       <w:tr>
-        <w:tblPrEx>
-          <w:tblCellMar>
-            <w:top w:w="0" w:type="dxa"/>
-            <w:bottom w:w="0" w:type="dxa"/>
-          </w:tblCellMar>
-        </w:tblPrEx>
         <w:tc>
           <w:tcPr>
             <w:tcW w:w="4680" w:type="dxa"/>
@@ -20472,12 +20546,6 @@
         </w:tc>
       </w:tr>
       <w:tr>
-        <w:tblPrEx>
-          <w:tblCellMar>
-            <w:top w:w="0" w:type="dxa"/>
-            <w:bottom w:w="0" w:type="dxa"/>
-          </w:tblCellMar>
-        </w:tblPrEx>
         <w:tc>
           <w:tcPr>
             <w:tcW w:w="4680" w:type="dxa"/>
@@ -20757,12 +20825,6 @@
         <w:gridCol w:w="1060"/>
       </w:tblGrid>
       <w:tr>
-        <w:tblPrEx>
-          <w:tblCellMar>
-            <w:top w:w="0" w:type="dxa"/>
-            <w:bottom w:w="0" w:type="dxa"/>
-          </w:tblCellMar>
-        </w:tblPrEx>
         <w:trPr>
           <w:tblHeader/>
         </w:trPr>
@@ -20941,12 +21003,6 @@
         </w:tc>
       </w:tr>
       <w:tr>
-        <w:tblPrEx>
-          <w:tblCellMar>
-            <w:top w:w="0" w:type="dxa"/>
-            <w:bottom w:w="0" w:type="dxa"/>
-          </w:tblCellMar>
-        </w:tblPrEx>
         <w:tc>
           <w:tcPr>
             <w:tcW w:w="2100" w:type="dxa"/>
@@ -21115,12 +21171,6 @@
         </w:tc>
       </w:tr>
       <w:tr>
-        <w:tblPrEx>
-          <w:tblCellMar>
-            <w:top w:w="0" w:type="dxa"/>
-            <w:bottom w:w="0" w:type="dxa"/>
-          </w:tblCellMar>
-        </w:tblPrEx>
         <w:tc>
           <w:tcPr>
             <w:tcW w:w="2100" w:type="dxa"/>
@@ -21280,12 +21330,6 @@
         </w:tc>
       </w:tr>
       <w:tr>
-        <w:tblPrEx>
-          <w:tblCellMar>
-            <w:top w:w="0" w:type="dxa"/>
-            <w:bottom w:w="0" w:type="dxa"/>
-          </w:tblCellMar>
-        </w:tblPrEx>
         <w:tc>
           <w:tcPr>
             <w:tcW w:w="2100" w:type="dxa"/>
@@ -23005,8 +23049,8 @@
       </w:r>
     </w:p>
     <w:sectPr>
-      <w:headerReference w:type="default" r:id="rId22"/>
-      <w:footerReference w:type="default" r:id="rId23"/>
+      <w:headerReference w:type="default" r:id="rId25"/>
+      <w:footerReference w:type="default" r:id="rId26"/>
       <w:pgSz w:w="12240" w:h="15840"/>
       <w:pgMar w:top="1440" w:right="1440" w:bottom="1440" w:left="1440" w:header="708" w:footer="708" w:gutter="0"/>
       <w:cols w:space="720"/>
@@ -23109,6 +23153,20 @@
       </w:rPr>
       <w:t>UTN FRSF - Ciencia de Datos - TP N°1</w:t>
     </w:r>
+    <w:r>
+      <w:rPr>
+        <w:lang w:val="es-AR"/>
+      </w:rPr>
+      <w:t xml:space="preserve"> - Herbel, Soler, Meyer, </w:t>
+    </w:r>
+    <w:proofErr w:type="spellStart"/>
+    <w:r>
+      <w:rPr>
+        <w:lang w:val="es-AR"/>
+      </w:rPr>
+      <w:t>Oggier</w:t>
+    </w:r>
+    <w:proofErr w:type="spellEnd"/>
   </w:p>
 </w:hdr>
 </file>
@@ -23718,7 +23776,7 @@
   <w:style w:type="paragraph" w:default="1" w:styleId="Normal">
     <w:name w:val="Normal"/>
     <w:qFormat/>
-    <w:rsid w:val="00AD0BC9"/>
+    <w:rsid w:val="00122AFA"/>
   </w:style>
   <w:style w:type="paragraph" w:styleId="Ttulo1">
     <w:name w:val="heading 1"/>
@@ -23814,6 +23872,7 @@
   <w:style w:type="character" w:default="1" w:styleId="Fuentedeprrafopredeter">
     <w:name w:val="Default Paragraph Font"/>
     <w:uiPriority w:val="1"/>
+    <w:semiHidden/>
     <w:unhideWhenUsed/>
   </w:style>
   <w:style w:type="table" w:default="1" w:styleId="Tablanormal">

--- a/Archivos/Informe_TP1_CienciaDeDatos.docx
+++ b/Archivos/Informe_TP1_CienciaDeDatos.docx
@@ -414,6 +414,12 @@
     </w:p>
     <w:sdt>
       <w:sdtPr>
+        <w:rPr>
+          <w:rFonts w:ascii="Arial" w:eastAsia="Arial" w:hAnsi="Arial" w:cs="Arial"/>
+          <w:color w:val="auto"/>
+          <w:sz w:val="22"/>
+          <w:szCs w:val="22"/>
+        </w:rPr>
         <w:id w:val="-288350335"/>
         <w:docPartObj>
           <w:docPartGallery w:val="Table of Contents"/>
@@ -422,13 +428,9 @@
       </w:sdtPr>
       <w:sdtEndPr>
         <w:rPr>
-          <w:rFonts w:ascii="Arial" w:eastAsia="Arial" w:hAnsi="Arial" w:cs="Arial"/>
           <w:b/>
           <w:bCs/>
           <w:noProof/>
-          <w:color w:val="auto"/>
-          <w:sz w:val="22"/>
-          <w:szCs w:val="22"/>
         </w:rPr>
       </w:sdtEndPr>
       <w:sdtContent>
@@ -978,7 +980,7 @@
                 <w:noProof/>
                 <w:webHidden/>
               </w:rPr>
-              <w:t>9</w:t>
+              <w:t>7</w:t>
             </w:r>
             <w:r>
               <w:rPr>
@@ -1053,7 +1055,7 @@
                 <w:noProof/>
                 <w:webHidden/>
               </w:rPr>
-              <w:t>11</w:t>
+              <w:t>9</w:t>
             </w:r>
             <w:r>
               <w:rPr>
@@ -1128,7 +1130,7 @@
                 <w:noProof/>
                 <w:webHidden/>
               </w:rPr>
-              <w:t>17</w:t>
+              <w:t>14</w:t>
             </w:r>
             <w:r>
               <w:rPr>
@@ -1203,7 +1205,7 @@
                 <w:noProof/>
                 <w:webHidden/>
               </w:rPr>
-              <w:t>19</w:t>
+              <w:t>16</w:t>
             </w:r>
             <w:r>
               <w:rPr>
@@ -1278,7 +1280,7 @@
                 <w:noProof/>
                 <w:webHidden/>
               </w:rPr>
-              <w:t>19</w:t>
+              <w:t>16</w:t>
             </w:r>
             <w:r>
               <w:rPr>
@@ -1353,7 +1355,7 @@
                 <w:noProof/>
                 <w:webHidden/>
               </w:rPr>
-              <w:t>19</w:t>
+              <w:t>16</w:t>
             </w:r>
             <w:r>
               <w:rPr>
@@ -1428,7 +1430,7 @@
                 <w:noProof/>
                 <w:webHidden/>
               </w:rPr>
-              <w:t>19</w:t>
+              <w:t>17</w:t>
             </w:r>
             <w:r>
               <w:rPr>
@@ -1503,7 +1505,7 @@
                 <w:noProof/>
                 <w:webHidden/>
               </w:rPr>
-              <w:t>24</w:t>
+              <w:t>20</w:t>
             </w:r>
             <w:r>
               <w:rPr>
@@ -1578,7 +1580,7 @@
                 <w:noProof/>
                 <w:webHidden/>
               </w:rPr>
-              <w:t>25</w:t>
+              <w:t>21</w:t>
             </w:r>
             <w:r>
               <w:rPr>
@@ -1653,7 +1655,7 @@
                 <w:noProof/>
                 <w:webHidden/>
               </w:rPr>
-              <w:t>25</w:t>
+              <w:t>22</w:t>
             </w:r>
             <w:r>
               <w:rPr>
@@ -1728,7 +1730,7 @@
                 <w:noProof/>
                 <w:webHidden/>
               </w:rPr>
-              <w:t>26</w:t>
+              <w:t>23</w:t>
             </w:r>
             <w:r>
               <w:rPr>
@@ -1803,7 +1805,7 @@
                 <w:noProof/>
                 <w:webHidden/>
               </w:rPr>
-              <w:t>28</w:t>
+              <w:t>24</w:t>
             </w:r>
             <w:r>
               <w:rPr>
@@ -1878,7 +1880,7 @@
                 <w:noProof/>
                 <w:webHidden/>
               </w:rPr>
-              <w:t>28</w:t>
+              <w:t>24</w:t>
             </w:r>
             <w:r>
               <w:rPr>
@@ -1953,7 +1955,7 @@
                 <w:noProof/>
                 <w:webHidden/>
               </w:rPr>
-              <w:t>28</w:t>
+              <w:t>24</w:t>
             </w:r>
             <w:r>
               <w:rPr>
@@ -2028,7 +2030,7 @@
                 <w:noProof/>
                 <w:webHidden/>
               </w:rPr>
-              <w:t>28</w:t>
+              <w:t>24</w:t>
             </w:r>
             <w:r>
               <w:rPr>
@@ -2103,7 +2105,7 @@
                 <w:noProof/>
                 <w:webHidden/>
               </w:rPr>
-              <w:t>28</w:t>
+              <w:t>25</w:t>
             </w:r>
             <w:r>
               <w:rPr>
@@ -2178,7 +2180,7 @@
                 <w:noProof/>
                 <w:webHidden/>
               </w:rPr>
-              <w:t>29</w:t>
+              <w:t>25</w:t>
             </w:r>
             <w:r>
               <w:rPr>
@@ -2253,7 +2255,7 @@
                 <w:noProof/>
                 <w:webHidden/>
               </w:rPr>
-              <w:t>29</w:t>
+              <w:t>26</w:t>
             </w:r>
             <w:r>
               <w:rPr>
@@ -2328,7 +2330,7 @@
                 <w:noProof/>
                 <w:webHidden/>
               </w:rPr>
-              <w:t>30</w:t>
+              <w:t>26</w:t>
             </w:r>
             <w:r>
               <w:rPr>
@@ -2403,7 +2405,7 @@
                 <w:noProof/>
                 <w:webHidden/>
               </w:rPr>
-              <w:t>30</w:t>
+              <w:t>26</w:t>
             </w:r>
             <w:r>
               <w:rPr>
@@ -2478,7 +2480,7 @@
                 <w:noProof/>
                 <w:webHidden/>
               </w:rPr>
-              <w:t>30</w:t>
+              <w:t>27</w:t>
             </w:r>
             <w:r>
               <w:rPr>
@@ -2553,7 +2555,7 @@
                 <w:noProof/>
                 <w:webHidden/>
               </w:rPr>
-              <w:t>31</w:t>
+              <w:t>27</w:t>
             </w:r>
             <w:r>
               <w:rPr>
@@ -2628,7 +2630,7 @@
                 <w:noProof/>
                 <w:webHidden/>
               </w:rPr>
-              <w:t>31</w:t>
+              <w:t>28</w:t>
             </w:r>
             <w:r>
               <w:rPr>
@@ -2703,7 +2705,7 @@
                 <w:noProof/>
                 <w:webHidden/>
               </w:rPr>
-              <w:t>31</w:t>
+              <w:t>28</w:t>
             </w:r>
             <w:r>
               <w:rPr>
@@ -2778,7 +2780,7 @@
                 <w:noProof/>
                 <w:webHidden/>
               </w:rPr>
-              <w:t>32</w:t>
+              <w:t>28</w:t>
             </w:r>
             <w:r>
               <w:rPr>
@@ -2852,7 +2854,7 @@
                 <w:noProof/>
                 <w:webHidden/>
               </w:rPr>
-              <w:t>32</w:t>
+              <w:t>29</w:t>
             </w:r>
             <w:r>
               <w:rPr>
@@ -2927,7 +2929,7 @@
                 <w:noProof/>
                 <w:webHidden/>
               </w:rPr>
-              <w:t>32</w:t>
+              <w:t>29</w:t>
             </w:r>
             <w:r>
               <w:rPr>
@@ -3002,7 +3004,7 @@
                 <w:noProof/>
                 <w:webHidden/>
               </w:rPr>
-              <w:t>33</w:t>
+              <w:t>29</w:t>
             </w:r>
             <w:r>
               <w:rPr>
@@ -3077,7 +3079,7 @@
                 <w:noProof/>
                 <w:webHidden/>
               </w:rPr>
-              <w:t>33</w:t>
+              <w:t>30</w:t>
             </w:r>
             <w:r>
               <w:rPr>
@@ -3152,7 +3154,7 @@
                 <w:noProof/>
                 <w:webHidden/>
               </w:rPr>
-              <w:t>34</w:t>
+              <w:t>31</w:t>
             </w:r>
             <w:r>
               <w:rPr>
@@ -3227,7 +3229,7 @@
                 <w:noProof/>
                 <w:webHidden/>
               </w:rPr>
-              <w:t>34</w:t>
+              <w:t>31</w:t>
             </w:r>
             <w:r>
               <w:rPr>
@@ -3302,7 +3304,7 @@
                 <w:noProof/>
                 <w:webHidden/>
               </w:rPr>
-              <w:t>36</w:t>
+              <w:t>33</w:t>
             </w:r>
             <w:r>
               <w:rPr>
@@ -3377,7 +3379,7 @@
                 <w:noProof/>
                 <w:webHidden/>
               </w:rPr>
-              <w:t>37</w:t>
+              <w:t>34</w:t>
             </w:r>
             <w:r>
               <w:rPr>
@@ -3452,7 +3454,7 @@
                 <w:noProof/>
                 <w:webHidden/>
               </w:rPr>
-              <w:t>38</w:t>
+              <w:t>35</w:t>
             </w:r>
             <w:r>
               <w:rPr>
@@ -4570,7 +4572,7 @@
     </w:p>
     <w:p>
       <w:pPr>
-        <w:spacing w:line="360" w:lineRule="auto"/>
+        <w:spacing w:before="240" w:line="360" w:lineRule="auto"/>
         <w:rPr>
           <w:lang w:val="es-AR"/>
         </w:rPr>
@@ -8059,15 +8061,7 @@
           <w:iCs/>
           <w:lang w:val="es-AR"/>
         </w:rPr>
-        <w:t>t</w:t>
-      </w:r>
-      <w:r>
-        <w:rPr>
-          <w:i/>
-          <w:iCs/>
-          <w:lang w:val="es-AR"/>
-        </w:rPr>
-        <w:t>ool_wear</w:t>
+        <w:t>tool_wear</w:t>
       </w:r>
       <w:proofErr w:type="spellEnd"/>
       <w:r>
@@ -8287,9 +8281,9 @@
           <w:bdr w:val="none" w:sz="0" w:space="0" w:color="auto" w:frame="1"/>
         </w:rPr>
         <w:drawing>
-          <wp:inline distT="0" distB="0" distL="0" distR="0" wp14:anchorId="1403EA55" wp14:editId="3D565F74">
-            <wp:extent cx="4069080" cy="3025726"/>
-            <wp:effectExtent l="0" t="0" r="7620" b="3810"/>
+          <wp:inline distT="0" distB="0" distL="0" distR="0" wp14:anchorId="1403EA55" wp14:editId="2EA2FA4D">
+            <wp:extent cx="3131820" cy="2328790"/>
+            <wp:effectExtent l="0" t="0" r="0" b="0"/>
             <wp:docPr id="1979172782" name="Imagen 1"/>
             <wp:cNvGraphicFramePr>
               <a:graphicFrameLocks xmlns:a="http://schemas.openxmlformats.org/drawingml/2006/main" noChangeAspect="1"/>
@@ -8304,7 +8298,7 @@
                     </pic:cNvPicPr>
                   </pic:nvPicPr>
                   <pic:blipFill>
-                    <a:blip r:embed="rId10">
+                    <a:blip r:embed="rId10" cstate="print">
                       <a:extLst>
                         <a:ext uri="{28A0092B-C50C-407E-A947-70E740481C1C}">
                           <a14:useLocalDpi xmlns:a14="http://schemas.microsoft.com/office/drawing/2010/main" val="0"/>
@@ -8319,7 +8313,7 @@
                   <pic:spPr bwMode="auto">
                     <a:xfrm>
                       <a:off x="0" y="0"/>
-                      <a:ext cx="4126042" cy="3068082"/>
+                      <a:ext cx="3213421" cy="2389467"/>
                     </a:xfrm>
                     <a:prstGeom prst="rect">
                       <a:avLst/>
@@ -8395,123 +8389,32 @@
     </w:p>
     <w:p>
       <w:pPr>
-        <w:spacing w:line="360" w:lineRule="auto"/>
+        <w:spacing w:after="100" w:line="360" w:lineRule="auto"/>
+        <w:jc w:val="center"/>
+        <w:rPr>
+          <w:i/>
+          <w:iCs/>
+          <w:sz w:val="20"/>
+          <w:szCs w:val="20"/>
+          <w:lang w:val="es-AR"/>
+        </w:rPr>
+      </w:pPr>
+    </w:p>
+    <w:p>
+      <w:pPr>
+        <w:spacing w:after="100" w:line="360" w:lineRule="auto"/>
         <w:jc w:val="both"/>
+        <w:rPr>
+          <w:lang w:val="es-AR"/>
+        </w:rPr>
+      </w:pPr>
+      <w:proofErr w:type="spellStart"/>
+      <w:r>
         <w:rPr>
           <w:b/>
           <w:bCs/>
-          <w:i/>
-          <w:iCs/>
-          <w:sz w:val="20"/>
-          <w:szCs w:val="20"/>
-          <w:lang w:val="es-AR"/>
-        </w:rPr>
-      </w:pPr>
-    </w:p>
-    <w:p>
-      <w:pPr>
-        <w:spacing w:after="100" w:line="360" w:lineRule="auto"/>
-        <w:jc w:val="both"/>
-        <w:rPr>
-          <w:b/>
-          <w:bCs/>
-          <w:lang w:val="es-AR"/>
-        </w:rPr>
-      </w:pPr>
-    </w:p>
-    <w:p>
-      <w:pPr>
-        <w:spacing w:after="100" w:line="360" w:lineRule="auto"/>
-        <w:jc w:val="both"/>
-        <w:rPr>
-          <w:b/>
-          <w:bCs/>
-          <w:lang w:val="es-AR"/>
-        </w:rPr>
-      </w:pPr>
-    </w:p>
-    <w:p>
-      <w:pPr>
-        <w:spacing w:after="100" w:line="360" w:lineRule="auto"/>
-        <w:jc w:val="both"/>
-        <w:rPr>
-          <w:b/>
-          <w:bCs/>
-          <w:lang w:val="es-AR"/>
-        </w:rPr>
-      </w:pPr>
-    </w:p>
-    <w:p>
-      <w:pPr>
-        <w:spacing w:after="100" w:line="360" w:lineRule="auto"/>
-        <w:jc w:val="both"/>
-        <w:rPr>
-          <w:b/>
-          <w:bCs/>
-          <w:lang w:val="es-AR"/>
-        </w:rPr>
-      </w:pPr>
-    </w:p>
-    <w:p>
-      <w:pPr>
-        <w:spacing w:after="100" w:line="360" w:lineRule="auto"/>
-        <w:jc w:val="both"/>
-        <w:rPr>
-          <w:b/>
-          <w:bCs/>
-          <w:lang w:val="es-AR"/>
-        </w:rPr>
-      </w:pPr>
-    </w:p>
-    <w:p>
-      <w:pPr>
-        <w:spacing w:after="100" w:line="360" w:lineRule="auto"/>
-        <w:jc w:val="both"/>
-        <w:rPr>
-          <w:b/>
-          <w:bCs/>
-          <w:lang w:val="es-AR"/>
-        </w:rPr>
-      </w:pPr>
-    </w:p>
-    <w:p>
-      <w:pPr>
-        <w:spacing w:after="100" w:line="360" w:lineRule="auto"/>
-        <w:jc w:val="both"/>
-        <w:rPr>
-          <w:b/>
-          <w:bCs/>
-          <w:lang w:val="es-AR"/>
-        </w:rPr>
-      </w:pPr>
-    </w:p>
-    <w:p>
-      <w:pPr>
-        <w:spacing w:after="100" w:line="360" w:lineRule="auto"/>
-        <w:jc w:val="both"/>
-        <w:rPr>
-          <w:b/>
-          <w:bCs/>
-          <w:lang w:val="es-AR"/>
-        </w:rPr>
-      </w:pPr>
-    </w:p>
-    <w:p>
-      <w:pPr>
-        <w:spacing w:after="100" w:line="360" w:lineRule="auto"/>
-        <w:jc w:val="both"/>
-        <w:rPr>
-          <w:lang w:val="es-AR"/>
-        </w:rPr>
-      </w:pPr>
-      <w:proofErr w:type="spellStart"/>
-      <w:r>
-        <w:rPr>
-          <w:b/>
-          <w:bCs/>
-          <w:lang w:val="es-AR"/>
-        </w:rPr>
-        <w:lastRenderedPageBreak/>
+          <w:lang w:val="es-AR"/>
+        </w:rPr>
         <w:t>process_temp</w:t>
       </w:r>
       <w:proofErr w:type="spellEnd"/>
@@ -8563,8 +8466,8 @@
           <w:bdr w:val="none" w:sz="0" w:space="0" w:color="auto" w:frame="1"/>
         </w:rPr>
         <w:drawing>
-          <wp:inline distT="0" distB="0" distL="0" distR="0" wp14:anchorId="0470FE2B" wp14:editId="43E17A30">
-            <wp:extent cx="4124091" cy="3070860"/>
+          <wp:inline distT="0" distB="0" distL="0" distR="0" wp14:anchorId="0470FE2B" wp14:editId="3A74D1D7">
+            <wp:extent cx="3200400" cy="2383067"/>
             <wp:effectExtent l="0" t="0" r="0" b="0"/>
             <wp:docPr id="1708094770" name="Imagen 2"/>
             <wp:cNvGraphicFramePr>
@@ -8580,7 +8483,7 @@
                     </pic:cNvPicPr>
                   </pic:nvPicPr>
                   <pic:blipFill>
-                    <a:blip r:embed="rId11">
+                    <a:blip r:embed="rId11" cstate="print">
                       <a:extLst>
                         <a:ext uri="{28A0092B-C50C-407E-A947-70E740481C1C}">
                           <a14:useLocalDpi xmlns:a14="http://schemas.microsoft.com/office/drawing/2010/main" val="0"/>
@@ -8595,7 +8498,7 @@
                   <pic:spPr bwMode="auto">
                     <a:xfrm>
                       <a:off x="0" y="0"/>
-                      <a:ext cx="4175499" cy="3109139"/>
+                      <a:ext cx="3248934" cy="2419206"/>
                     </a:xfrm>
                     <a:prstGeom prst="rect">
                       <a:avLst/>
@@ -8671,129 +8574,6 @@
     </w:p>
     <w:p>
       <w:pPr>
-        <w:spacing w:line="360" w:lineRule="auto"/>
-        <w:jc w:val="center"/>
-        <w:rPr>
-          <w:i/>
-          <w:iCs/>
-          <w:sz w:val="20"/>
-          <w:szCs w:val="20"/>
-          <w:lang w:val="es-AR"/>
-        </w:rPr>
-      </w:pPr>
-    </w:p>
-    <w:p>
-      <w:pPr>
-        <w:spacing w:after="100" w:line="360" w:lineRule="auto"/>
-        <w:jc w:val="both"/>
-        <w:rPr>
-          <w:b/>
-          <w:bCs/>
-          <w:lang w:val="es-AR"/>
-        </w:rPr>
-      </w:pPr>
-    </w:p>
-    <w:p>
-      <w:pPr>
-        <w:spacing w:after="100" w:line="360" w:lineRule="auto"/>
-        <w:jc w:val="both"/>
-        <w:rPr>
-          <w:b/>
-          <w:bCs/>
-          <w:lang w:val="es-AR"/>
-        </w:rPr>
-      </w:pPr>
-    </w:p>
-    <w:p>
-      <w:pPr>
-        <w:spacing w:after="100" w:line="360" w:lineRule="auto"/>
-        <w:jc w:val="both"/>
-        <w:rPr>
-          <w:b/>
-          <w:bCs/>
-          <w:lang w:val="es-AR"/>
-        </w:rPr>
-      </w:pPr>
-    </w:p>
-    <w:p>
-      <w:pPr>
-        <w:spacing w:after="100" w:line="360" w:lineRule="auto"/>
-        <w:jc w:val="both"/>
-        <w:rPr>
-          <w:b/>
-          <w:bCs/>
-          <w:lang w:val="es-AR"/>
-        </w:rPr>
-      </w:pPr>
-    </w:p>
-    <w:p>
-      <w:pPr>
-        <w:spacing w:after="100" w:line="360" w:lineRule="auto"/>
-        <w:jc w:val="both"/>
-        <w:rPr>
-          <w:b/>
-          <w:bCs/>
-          <w:lang w:val="es-AR"/>
-        </w:rPr>
-      </w:pPr>
-    </w:p>
-    <w:p>
-      <w:pPr>
-        <w:spacing w:after="100" w:line="360" w:lineRule="auto"/>
-        <w:jc w:val="both"/>
-        <w:rPr>
-          <w:b/>
-          <w:bCs/>
-          <w:lang w:val="es-AR"/>
-        </w:rPr>
-      </w:pPr>
-    </w:p>
-    <w:p>
-      <w:pPr>
-        <w:spacing w:after="100" w:line="360" w:lineRule="auto"/>
-        <w:jc w:val="both"/>
-        <w:rPr>
-          <w:b/>
-          <w:bCs/>
-          <w:lang w:val="es-AR"/>
-        </w:rPr>
-      </w:pPr>
-    </w:p>
-    <w:p>
-      <w:pPr>
-        <w:spacing w:after="100" w:line="360" w:lineRule="auto"/>
-        <w:jc w:val="both"/>
-        <w:rPr>
-          <w:b/>
-          <w:bCs/>
-          <w:lang w:val="es-AR"/>
-        </w:rPr>
-      </w:pPr>
-    </w:p>
-    <w:p>
-      <w:pPr>
-        <w:spacing w:after="100" w:line="360" w:lineRule="auto"/>
-        <w:jc w:val="both"/>
-        <w:rPr>
-          <w:b/>
-          <w:bCs/>
-          <w:lang w:val="es-AR"/>
-        </w:rPr>
-      </w:pPr>
-    </w:p>
-    <w:p>
-      <w:pPr>
-        <w:spacing w:after="100" w:line="360" w:lineRule="auto"/>
-        <w:jc w:val="both"/>
-        <w:rPr>
-          <w:b/>
-          <w:bCs/>
-          <w:lang w:val="es-AR"/>
-        </w:rPr>
-      </w:pPr>
-    </w:p>
-    <w:p>
-      <w:pPr>
         <w:spacing w:after="100" w:line="360" w:lineRule="auto"/>
         <w:jc w:val="both"/>
         <w:rPr>
@@ -8847,9 +8627,9 @@
           <w:bdr w:val="none" w:sz="0" w:space="0" w:color="auto" w:frame="1"/>
         </w:rPr>
         <w:drawing>
-          <wp:inline distT="0" distB="0" distL="0" distR="0" wp14:anchorId="53F504A5" wp14:editId="40D86526">
-            <wp:extent cx="4117746" cy="3070860"/>
-            <wp:effectExtent l="0" t="0" r="0" b="0"/>
+          <wp:inline distT="0" distB="0" distL="0" distR="0" wp14:anchorId="53F504A5" wp14:editId="1F47051C">
+            <wp:extent cx="3261360" cy="2432199"/>
+            <wp:effectExtent l="0" t="0" r="0" b="6350"/>
             <wp:docPr id="2100512714" name="Imagen 3"/>
             <wp:cNvGraphicFramePr>
               <a:graphicFrameLocks xmlns:a="http://schemas.openxmlformats.org/drawingml/2006/main" noChangeAspect="1"/>
@@ -8879,7 +8659,7 @@
                   <pic:spPr bwMode="auto">
                     <a:xfrm>
                       <a:off x="0" y="0"/>
-                      <a:ext cx="4129829" cy="3079871"/>
+                      <a:ext cx="3276983" cy="2443850"/>
                     </a:xfrm>
                     <a:prstGeom prst="rect">
                       <a:avLst/>
@@ -8958,6 +8738,10 @@
         <w:spacing w:after="100" w:line="360" w:lineRule="auto"/>
         <w:jc w:val="center"/>
         <w:rPr>
+          <w:i/>
+          <w:iCs/>
+          <w:sz w:val="20"/>
+          <w:szCs w:val="20"/>
           <w:lang w:val="es-AR"/>
         </w:rPr>
       </w:pPr>
@@ -8967,137 +8751,15 @@
         <w:spacing w:after="100" w:line="360" w:lineRule="auto"/>
         <w:jc w:val="both"/>
         <w:rPr>
+          <w:lang w:val="es-AR"/>
+        </w:rPr>
+      </w:pPr>
+      <w:r>
+        <w:rPr>
           <w:b/>
           <w:bCs/>
           <w:lang w:val="es-AR"/>
         </w:rPr>
-      </w:pPr>
-    </w:p>
-    <w:p>
-      <w:pPr>
-        <w:spacing w:after="100" w:line="360" w:lineRule="auto"/>
-        <w:jc w:val="both"/>
-        <w:rPr>
-          <w:b/>
-          <w:bCs/>
-          <w:lang w:val="es-AR"/>
-        </w:rPr>
-      </w:pPr>
-    </w:p>
-    <w:p>
-      <w:pPr>
-        <w:spacing w:after="100" w:line="360" w:lineRule="auto"/>
-        <w:jc w:val="both"/>
-        <w:rPr>
-          <w:b/>
-          <w:bCs/>
-          <w:lang w:val="es-AR"/>
-        </w:rPr>
-      </w:pPr>
-    </w:p>
-    <w:p>
-      <w:pPr>
-        <w:spacing w:after="100" w:line="360" w:lineRule="auto"/>
-        <w:jc w:val="both"/>
-        <w:rPr>
-          <w:b/>
-          <w:bCs/>
-          <w:lang w:val="es-AR"/>
-        </w:rPr>
-      </w:pPr>
-    </w:p>
-    <w:p>
-      <w:pPr>
-        <w:spacing w:after="100" w:line="360" w:lineRule="auto"/>
-        <w:jc w:val="both"/>
-        <w:rPr>
-          <w:b/>
-          <w:bCs/>
-          <w:lang w:val="es-AR"/>
-        </w:rPr>
-      </w:pPr>
-    </w:p>
-    <w:p>
-      <w:pPr>
-        <w:spacing w:after="100" w:line="360" w:lineRule="auto"/>
-        <w:jc w:val="both"/>
-        <w:rPr>
-          <w:b/>
-          <w:bCs/>
-          <w:lang w:val="es-AR"/>
-        </w:rPr>
-      </w:pPr>
-    </w:p>
-    <w:p>
-      <w:pPr>
-        <w:spacing w:after="100" w:line="360" w:lineRule="auto"/>
-        <w:jc w:val="both"/>
-        <w:rPr>
-          <w:b/>
-          <w:bCs/>
-          <w:lang w:val="es-AR"/>
-        </w:rPr>
-      </w:pPr>
-    </w:p>
-    <w:p>
-      <w:pPr>
-        <w:spacing w:after="100" w:line="360" w:lineRule="auto"/>
-        <w:jc w:val="both"/>
-        <w:rPr>
-          <w:b/>
-          <w:bCs/>
-          <w:lang w:val="es-AR"/>
-        </w:rPr>
-      </w:pPr>
-    </w:p>
-    <w:p>
-      <w:pPr>
-        <w:spacing w:after="100" w:line="360" w:lineRule="auto"/>
-        <w:jc w:val="both"/>
-        <w:rPr>
-          <w:b/>
-          <w:bCs/>
-          <w:lang w:val="es-AR"/>
-        </w:rPr>
-      </w:pPr>
-    </w:p>
-    <w:p>
-      <w:pPr>
-        <w:spacing w:after="100" w:line="360" w:lineRule="auto"/>
-        <w:jc w:val="both"/>
-        <w:rPr>
-          <w:b/>
-          <w:bCs/>
-          <w:lang w:val="es-AR"/>
-        </w:rPr>
-      </w:pPr>
-    </w:p>
-    <w:p>
-      <w:pPr>
-        <w:spacing w:after="100" w:line="360" w:lineRule="auto"/>
-        <w:jc w:val="both"/>
-        <w:rPr>
-          <w:b/>
-          <w:bCs/>
-          <w:lang w:val="es-AR"/>
-        </w:rPr>
-      </w:pPr>
-    </w:p>
-    <w:p>
-      <w:pPr>
-        <w:spacing w:after="100" w:line="360" w:lineRule="auto"/>
-        <w:jc w:val="both"/>
-        <w:rPr>
-          <w:lang w:val="es-AR"/>
-        </w:rPr>
-      </w:pPr>
-      <w:r>
-        <w:rPr>
-          <w:b/>
-          <w:bCs/>
-          <w:lang w:val="es-AR"/>
-        </w:rPr>
-        <w:lastRenderedPageBreak/>
         <w:t xml:space="preserve">torque [Nm]: </w:t>
       </w:r>
       <w:r>
@@ -9128,9 +8790,9 @@
           <w:bdr w:val="none" w:sz="0" w:space="0" w:color="auto" w:frame="1"/>
         </w:rPr>
         <w:drawing>
-          <wp:inline distT="0" distB="0" distL="0" distR="0" wp14:anchorId="0BE3F846" wp14:editId="2BB775D8">
-            <wp:extent cx="4114800" cy="3064635"/>
-            <wp:effectExtent l="0" t="0" r="0" b="2540"/>
+          <wp:inline distT="0" distB="0" distL="0" distR="0" wp14:anchorId="0BE3F846" wp14:editId="3C4B93E0">
+            <wp:extent cx="3215640" cy="2394955"/>
+            <wp:effectExtent l="0" t="0" r="3810" b="5715"/>
             <wp:docPr id="1409703767" name="Imagen 4"/>
             <wp:cNvGraphicFramePr>
               <a:graphicFrameLocks xmlns:a="http://schemas.openxmlformats.org/drawingml/2006/main" noChangeAspect="1"/>
@@ -9145,7 +8807,7 @@
                     </pic:cNvPicPr>
                   </pic:nvPicPr>
                   <pic:blipFill>
-                    <a:blip r:embed="rId13">
+                    <a:blip r:embed="rId13" cstate="print">
                       <a:extLst>
                         <a:ext uri="{28A0092B-C50C-407E-A947-70E740481C1C}">
                           <a14:useLocalDpi xmlns:a14="http://schemas.microsoft.com/office/drawing/2010/main" val="0"/>
@@ -9160,7 +8822,7 @@
                   <pic:spPr bwMode="auto">
                     <a:xfrm>
                       <a:off x="0" y="0"/>
-                      <a:ext cx="4145091" cy="3087195"/>
+                      <a:ext cx="3251285" cy="2421503"/>
                     </a:xfrm>
                     <a:prstGeom prst="rect">
                       <a:avLst/>
@@ -9229,25 +8891,48 @@
         <w:spacing w:after="100" w:line="360" w:lineRule="auto"/>
         <w:jc w:val="both"/>
         <w:rPr>
-          <w:lang w:val="es-AR"/>
-        </w:rPr>
-      </w:pPr>
-      <w:proofErr w:type="spellStart"/>
-      <w:r>
-        <w:rPr>
           <w:b/>
           <w:bCs/>
           <w:lang w:val="es-AR"/>
         </w:rPr>
-        <w:t>tool_wear</w:t>
-      </w:r>
-      <w:proofErr w:type="spellEnd"/>
-      <w:r>
+      </w:pPr>
+    </w:p>
+    <w:p>
+      <w:pPr>
+        <w:spacing w:after="100" w:line="360" w:lineRule="auto"/>
+        <w:jc w:val="both"/>
         <w:rPr>
           <w:b/>
           <w:bCs/>
           <w:lang w:val="es-AR"/>
         </w:rPr>
+      </w:pPr>
+    </w:p>
+    <w:p>
+      <w:pPr>
+        <w:spacing w:after="100" w:line="360" w:lineRule="auto"/>
+        <w:jc w:val="both"/>
+        <w:rPr>
+          <w:lang w:val="es-AR"/>
+        </w:rPr>
+      </w:pPr>
+      <w:proofErr w:type="spellStart"/>
+      <w:r>
+        <w:rPr>
+          <w:b/>
+          <w:bCs/>
+          <w:lang w:val="es-AR"/>
+        </w:rPr>
+        <w:lastRenderedPageBreak/>
+        <w:t>tool_wear</w:t>
+      </w:r>
+      <w:proofErr w:type="spellEnd"/>
+      <w:r>
+        <w:rPr>
+          <w:b/>
+          <w:bCs/>
+          <w:lang w:val="es-AR"/>
+        </w:rPr>
         <w:t xml:space="preserve"> [min]: </w:t>
       </w:r>
       <w:r>
@@ -9285,9 +8970,9 @@
           <w:noProof/>
         </w:rPr>
         <w:drawing>
-          <wp:inline distT="0" distB="0" distL="0" distR="0" wp14:anchorId="02778704" wp14:editId="66D85056">
-            <wp:extent cx="3916680" cy="2903747"/>
-            <wp:effectExtent l="0" t="0" r="7620" b="0"/>
+          <wp:inline distT="0" distB="0" distL="0" distR="0" wp14:anchorId="02778704" wp14:editId="3385B14D">
+            <wp:extent cx="3402061" cy="2522220"/>
+            <wp:effectExtent l="0" t="0" r="8255" b="0"/>
             <wp:docPr id="1364187531" name="Imagen 6"/>
             <wp:cNvGraphicFramePr>
               <a:graphicFrameLocks xmlns:a="http://schemas.openxmlformats.org/drawingml/2006/main" noChangeAspect="1"/>
@@ -9317,7 +9002,7 @@
                   <pic:spPr bwMode="auto">
                     <a:xfrm>
                       <a:off x="0" y="0"/>
-                      <a:ext cx="3938970" cy="2920272"/>
+                      <a:ext cx="3429401" cy="2542489"/>
                     </a:xfrm>
                     <a:prstGeom prst="rect">
                       <a:avLst/>
@@ -9394,6 +9079,19 @@
     <w:p>
       <w:pPr>
         <w:spacing w:after="100" w:line="360" w:lineRule="auto"/>
+        <w:jc w:val="center"/>
+        <w:rPr>
+          <w:i/>
+          <w:iCs/>
+          <w:sz w:val="20"/>
+          <w:szCs w:val="20"/>
+          <w:lang w:val="es-AR"/>
+        </w:rPr>
+      </w:pPr>
+    </w:p>
+    <w:p>
+      <w:pPr>
+        <w:spacing w:after="100" w:line="360" w:lineRule="auto"/>
         <w:jc w:val="both"/>
         <w:rPr>
           <w:lang w:val="es-AR"/>
@@ -9406,7 +9104,6 @@
           <w:bCs/>
           <w:lang w:val="es-AR"/>
         </w:rPr>
-        <w:lastRenderedPageBreak/>
         <w:t>product_type</w:t>
       </w:r>
       <w:proofErr w:type="spellEnd"/>
@@ -9561,9 +9258,9 @@
           <w:noProof/>
         </w:rPr>
         <w:drawing>
-          <wp:inline distT="0" distB="0" distL="0" distR="0" wp14:anchorId="7CB90429" wp14:editId="4A3A9BC7">
-            <wp:extent cx="3870960" cy="2885187"/>
-            <wp:effectExtent l="0" t="0" r="0" b="0"/>
+          <wp:inline distT="0" distB="0" distL="0" distR="0" wp14:anchorId="7CB90429" wp14:editId="2D482949">
+            <wp:extent cx="3467100" cy="2584173"/>
+            <wp:effectExtent l="0" t="0" r="0" b="6985"/>
             <wp:docPr id="1822678959" name="Imagen 8"/>
             <wp:cNvGraphicFramePr>
               <a:graphicFrameLocks xmlns:a="http://schemas.openxmlformats.org/drawingml/2006/main" noChangeAspect="1"/>
@@ -9593,7 +9290,7 @@
                   <pic:spPr bwMode="auto">
                     <a:xfrm>
                       <a:off x="0" y="0"/>
-                      <a:ext cx="3905912" cy="2911238"/>
+                      <a:ext cx="3504821" cy="2612288"/>
                     </a:xfrm>
                     <a:prstGeom prst="rect">
                       <a:avLst/>
@@ -9684,25 +9381,48 @@
         <w:spacing w:after="100" w:line="360" w:lineRule="auto"/>
         <w:jc w:val="both"/>
         <w:rPr>
-          <w:lang w:val="es-AR"/>
-        </w:rPr>
-      </w:pPr>
-      <w:proofErr w:type="gramStart"/>
-      <w:r>
-        <w:rPr>
           <w:b/>
           <w:bCs/>
           <w:lang w:val="es-AR"/>
         </w:rPr>
-        <w:t>target</w:t>
-      </w:r>
-      <w:proofErr w:type="gramEnd"/>
-      <w:r>
+      </w:pPr>
+    </w:p>
+    <w:p>
+      <w:pPr>
+        <w:spacing w:after="100" w:line="360" w:lineRule="auto"/>
+        <w:jc w:val="both"/>
         <w:rPr>
           <w:b/>
           <w:bCs/>
           <w:lang w:val="es-AR"/>
         </w:rPr>
+      </w:pPr>
+    </w:p>
+    <w:p>
+      <w:pPr>
+        <w:spacing w:after="100" w:line="360" w:lineRule="auto"/>
+        <w:jc w:val="both"/>
+        <w:rPr>
+          <w:lang w:val="es-AR"/>
+        </w:rPr>
+      </w:pPr>
+      <w:proofErr w:type="gramStart"/>
+      <w:r>
+        <w:rPr>
+          <w:b/>
+          <w:bCs/>
+          <w:lang w:val="es-AR"/>
+        </w:rPr>
+        <w:lastRenderedPageBreak/>
+        <w:t>target</w:t>
+      </w:r>
+      <w:proofErr w:type="gramEnd"/>
+      <w:r>
+        <w:rPr>
+          <w:b/>
+          <w:bCs/>
+          <w:lang w:val="es-AR"/>
+        </w:rPr>
         <w:t xml:space="preserve">: </w:t>
       </w:r>
       <w:r>
@@ -9802,8 +9522,8 @@
           <w:noProof/>
         </w:rPr>
         <w:drawing>
-          <wp:inline distT="0" distB="0" distL="0" distR="0" wp14:anchorId="1DDCF9A4" wp14:editId="0627192D">
-            <wp:extent cx="4023360" cy="3004284"/>
+          <wp:inline distT="0" distB="0" distL="0" distR="0" wp14:anchorId="1DDCF9A4" wp14:editId="2BAA8A00">
+            <wp:extent cx="3284220" cy="2452361"/>
             <wp:effectExtent l="0" t="0" r="0" b="5715"/>
             <wp:docPr id="1363101641" name="Imagen 10"/>
             <wp:cNvGraphicFramePr>
@@ -9834,7 +9554,7 @@
                   <pic:spPr bwMode="auto">
                     <a:xfrm>
                       <a:off x="0" y="0"/>
-                      <a:ext cx="4054211" cy="3027321"/>
+                      <a:ext cx="3323813" cy="2481926"/>
                     </a:xfrm>
                     <a:prstGeom prst="rect">
                       <a:avLst/>
@@ -9910,6 +9630,19 @@
     </w:p>
     <w:p>
       <w:pPr>
+        <w:spacing w:before="240" w:after="100" w:line="360" w:lineRule="auto"/>
+        <w:jc w:val="center"/>
+        <w:rPr>
+          <w:i/>
+          <w:iCs/>
+          <w:sz w:val="20"/>
+          <w:szCs w:val="20"/>
+          <w:lang w:val="es-AR"/>
+        </w:rPr>
+      </w:pPr>
+    </w:p>
+    <w:p>
+      <w:pPr>
         <w:pStyle w:val="Ttulo2"/>
         <w:spacing w:line="360" w:lineRule="auto"/>
         <w:rPr>
@@ -9923,7 +9656,6 @@
           <w:color w:val="auto"/>
           <w:lang w:val="es-AR"/>
         </w:rPr>
-        <w:lastRenderedPageBreak/>
         <w:t>3.4 Proporciones</w:t>
       </w:r>
       <w:bookmarkEnd w:id="6"/>
@@ -9963,9 +9695,9 @@
           <w:lang w:val="es-AR"/>
         </w:rPr>
         <w:drawing>
-          <wp:inline distT="0" distB="0" distL="0" distR="0" wp14:anchorId="28844410" wp14:editId="7CC8AFFE">
-            <wp:extent cx="5945097" cy="2522220"/>
-            <wp:effectExtent l="0" t="0" r="0" b="0"/>
+          <wp:inline distT="0" distB="0" distL="0" distR="0" wp14:anchorId="28844410" wp14:editId="0C030D3F">
+            <wp:extent cx="5105400" cy="2165977"/>
+            <wp:effectExtent l="0" t="0" r="0" b="6350"/>
             <wp:docPr id="186742956" name="Imagen 1"/>
             <wp:cNvGraphicFramePr>
               <a:graphicFrameLocks xmlns:a="http://schemas.openxmlformats.org/drawingml/2006/main" noChangeAspect="1"/>
@@ -9986,7 +9718,7 @@
                   <pic:spPr>
                     <a:xfrm>
                       <a:off x="0" y="0"/>
-                      <a:ext cx="5953361" cy="2525726"/>
+                      <a:ext cx="5128947" cy="2175967"/>
                     </a:xfrm>
                     <a:prstGeom prst="rect">
                       <a:avLst/>
@@ -10261,6 +9993,7 @@
           <w:bCs/>
           <w:lang w:val="es-AR"/>
         </w:rPr>
+        <w:lastRenderedPageBreak/>
         <w:t xml:space="preserve">Proporción de </w:t>
       </w:r>
       <w:proofErr w:type="gramStart"/>
@@ -10346,7 +10079,7 @@
     </w:p>
     <w:p>
       <w:pPr>
-        <w:spacing w:after="100" w:line="360" w:lineRule="auto"/>
+        <w:spacing w:line="360" w:lineRule="auto"/>
         <w:jc w:val="both"/>
         <w:rPr>
           <w:lang w:val="es-AR"/>
@@ -10355,89 +10088,16 @@
     </w:p>
     <w:p>
       <w:pPr>
-        <w:spacing w:after="100" w:line="360" w:lineRule="auto"/>
+        <w:spacing w:line="360" w:lineRule="auto"/>
         <w:jc w:val="both"/>
         <w:rPr>
           <w:lang w:val="es-AR"/>
         </w:rPr>
       </w:pPr>
-    </w:p>
-    <w:p>
-      <w:pPr>
-        <w:spacing w:after="100" w:line="360" w:lineRule="auto"/>
-        <w:jc w:val="both"/>
-        <w:rPr>
-          <w:lang w:val="es-AR"/>
-        </w:rPr>
-      </w:pPr>
-    </w:p>
-    <w:p>
-      <w:pPr>
-        <w:spacing w:after="100" w:line="360" w:lineRule="auto"/>
-        <w:jc w:val="both"/>
-        <w:rPr>
-          <w:lang w:val="es-AR"/>
-        </w:rPr>
-      </w:pPr>
-    </w:p>
-    <w:p>
-      <w:pPr>
-        <w:spacing w:after="100" w:line="360" w:lineRule="auto"/>
-        <w:jc w:val="both"/>
-        <w:rPr>
-          <w:lang w:val="es-AR"/>
-        </w:rPr>
-      </w:pPr>
-    </w:p>
-    <w:p>
-      <w:pPr>
-        <w:spacing w:after="100" w:line="360" w:lineRule="auto"/>
-        <w:jc w:val="both"/>
-        <w:rPr>
-          <w:lang w:val="es-AR"/>
-        </w:rPr>
-      </w:pPr>
-    </w:p>
-    <w:p>
-      <w:pPr>
-        <w:spacing w:after="100" w:line="360" w:lineRule="auto"/>
-        <w:jc w:val="both"/>
-        <w:rPr>
-          <w:lang w:val="es-AR"/>
-        </w:rPr>
-      </w:pPr>
-    </w:p>
-    <w:p>
-      <w:pPr>
-        <w:spacing w:after="100" w:line="360" w:lineRule="auto"/>
-        <w:jc w:val="both"/>
-        <w:rPr>
-          <w:lang w:val="es-AR"/>
-        </w:rPr>
-      </w:pPr>
-    </w:p>
-    <w:p>
-      <w:pPr>
-        <w:spacing w:after="100" w:line="360" w:lineRule="auto"/>
-        <w:jc w:val="both"/>
-        <w:rPr>
-          <w:lang w:val="es-AR"/>
-        </w:rPr>
-      </w:pPr>
-    </w:p>
-    <w:p>
-      <w:pPr>
-        <w:spacing w:after="100" w:line="360" w:lineRule="auto"/>
-        <w:jc w:val="both"/>
-        <w:rPr>
-          <w:lang w:val="es-AR"/>
-        </w:rPr>
-      </w:pPr>
-      <w:r>
-        <w:rPr>
-          <w:lang w:val="es-AR"/>
-        </w:rPr>
-        <w:lastRenderedPageBreak/>
+      <w:r>
+        <w:rPr>
+          <w:lang w:val="es-AR"/>
+        </w:rPr>
         <w:t>También se analizó</w:t>
       </w:r>
       <w:r>
@@ -10461,9 +10121,9 @@
           <w:lang w:val="es-AR"/>
         </w:rPr>
         <w:drawing>
-          <wp:inline distT="0" distB="0" distL="0" distR="0" wp14:anchorId="5FF5D70D" wp14:editId="471D3676">
-            <wp:extent cx="4602480" cy="2832786"/>
-            <wp:effectExtent l="0" t="0" r="7620" b="5715"/>
+          <wp:inline distT="0" distB="0" distL="0" distR="0" wp14:anchorId="5FF5D70D" wp14:editId="40EF17DC">
+            <wp:extent cx="3749040" cy="2307501"/>
+            <wp:effectExtent l="0" t="0" r="3810" b="0"/>
             <wp:docPr id="175387284" name="Imagen 1"/>
             <wp:cNvGraphicFramePr>
               <a:graphicFrameLocks xmlns:a="http://schemas.openxmlformats.org/drawingml/2006/main" noChangeAspect="1"/>
@@ -10484,7 +10144,7 @@
                   <pic:spPr>
                     <a:xfrm>
                       <a:off x="0" y="0"/>
-                      <a:ext cx="4617099" cy="2841784"/>
+                      <a:ext cx="3773662" cy="2322656"/>
                     </a:xfrm>
                     <a:prstGeom prst="rect">
                       <a:avLst/>
@@ -11272,6 +10932,7 @@
         <w:rPr>
           <w:lang w:val="es-AR"/>
         </w:rPr>
+        <w:lastRenderedPageBreak/>
         <w:t xml:space="preserve">El tipo </w:t>
       </w:r>
       <w:r>
@@ -11310,6 +10971,15 @@
         </w:rPr>
         <w:t xml:space="preserve"> operan bajo condiciones más exigentes (mayor torque, mayor temperatura de proceso), lo que los hace más susceptibles a fallas.</w:t>
       </w:r>
+    </w:p>
+    <w:p>
+      <w:pPr>
+        <w:spacing w:line="360" w:lineRule="auto"/>
+        <w:jc w:val="both"/>
+        <w:rPr>
+          <w:lang w:val="es-AR"/>
+        </w:rPr>
+      </w:pPr>
     </w:p>
     <w:p>
       <w:pPr>
@@ -11326,7 +10996,6 @@
           <w:color w:val="auto"/>
           <w:lang w:val="es-AR"/>
         </w:rPr>
-        <w:lastRenderedPageBreak/>
         <w:t>3.5 Relaciones entre variables y gráficos de dispersión</w:t>
       </w:r>
       <w:bookmarkEnd w:id="7"/>
@@ -11356,8 +11025,8 @@
           <w:noProof/>
         </w:rPr>
         <w:drawing>
-          <wp:inline distT="0" distB="0" distL="0" distR="0" wp14:anchorId="7B0D6C65" wp14:editId="31A413BC">
-            <wp:extent cx="5034641" cy="4229100"/>
+          <wp:inline distT="0" distB="0" distL="0" distR="0" wp14:anchorId="7B0D6C65" wp14:editId="399C2BE0">
+            <wp:extent cx="3886200" cy="3264409"/>
             <wp:effectExtent l="0" t="0" r="0" b="0"/>
             <wp:docPr id="1604531366" name="Imagen 12"/>
             <wp:cNvGraphicFramePr>
@@ -11388,7 +11057,7 @@
                   <pic:spPr bwMode="auto">
                     <a:xfrm>
                       <a:off x="0" y="0"/>
-                      <a:ext cx="5056984" cy="4247868"/>
+                      <a:ext cx="3915778" cy="3289255"/>
                     </a:xfrm>
                     <a:prstGeom prst="rect">
                       <a:avLst/>
@@ -11655,23 +11324,72 @@
       <w:pPr>
         <w:spacing w:after="100" w:line="360" w:lineRule="auto"/>
         <w:rPr>
-          <w:i/>
-          <w:iCs/>
-          <w:sz w:val="20"/>
-          <w:szCs w:val="20"/>
-          <w:lang w:val="es-AR"/>
-        </w:rPr>
-      </w:pPr>
-      <w:r>
-        <w:rPr>
-          <w:lang w:val="es-AR"/>
-        </w:rPr>
+          <w:lang w:val="es-AR"/>
+        </w:rPr>
+      </w:pPr>
+    </w:p>
+    <w:p>
+      <w:pPr>
+        <w:spacing w:after="100" w:line="360" w:lineRule="auto"/>
+        <w:rPr>
+          <w:lang w:val="es-AR"/>
+        </w:rPr>
+      </w:pPr>
+    </w:p>
+    <w:p>
+      <w:pPr>
+        <w:spacing w:after="100" w:line="360" w:lineRule="auto"/>
+        <w:rPr>
+          <w:lang w:val="es-AR"/>
+        </w:rPr>
+      </w:pPr>
+    </w:p>
+    <w:p>
+      <w:pPr>
+        <w:spacing w:after="100" w:line="360" w:lineRule="auto"/>
+        <w:rPr>
+          <w:lang w:val="es-AR"/>
+        </w:rPr>
+      </w:pPr>
+    </w:p>
+    <w:p>
+      <w:pPr>
+        <w:spacing w:after="100" w:line="360" w:lineRule="auto"/>
+        <w:rPr>
+          <w:lang w:val="es-AR"/>
+        </w:rPr>
+      </w:pPr>
+    </w:p>
+    <w:p>
+      <w:pPr>
+        <w:spacing w:after="100" w:line="360" w:lineRule="auto"/>
+        <w:rPr>
+          <w:lang w:val="es-AR"/>
+        </w:rPr>
+      </w:pPr>
+    </w:p>
+    <w:p>
+      <w:pPr>
+        <w:spacing w:after="100" w:line="360" w:lineRule="auto"/>
+        <w:rPr>
+          <w:i/>
+          <w:iCs/>
+          <w:sz w:val="20"/>
+          <w:szCs w:val="20"/>
+          <w:lang w:val="es-AR"/>
+        </w:rPr>
+      </w:pPr>
+      <w:r>
+        <w:rPr>
+          <w:lang w:val="es-AR"/>
+        </w:rPr>
+        <w:lastRenderedPageBreak/>
         <w:t>Se presenta el análisis de los pares de variables más relevantes para la detección de fallas:</w:t>
       </w:r>
     </w:p>
     <w:p>
       <w:pPr>
-        <w:spacing w:before="240" w:after="100" w:line="360" w:lineRule="auto"/>
+        <w:spacing w:before="240" w:line="360" w:lineRule="auto"/>
         <w:jc w:val="both"/>
         <w:rPr>
           <w:lang w:val="es-AR"/>
@@ -11738,7 +11456,7 @@
     </w:p>
     <w:p>
       <w:pPr>
-        <w:spacing w:before="240" w:after="100" w:line="360" w:lineRule="auto"/>
+        <w:spacing w:after="100" w:line="360" w:lineRule="auto"/>
         <w:jc w:val="center"/>
         <w:rPr>
           <w:i/>
@@ -11757,11 +11475,10 @@
           <w:szCs w:val="20"/>
           <w:lang w:val="es-AR"/>
         </w:rPr>
-        <w:lastRenderedPageBreak/>
         <w:drawing>
-          <wp:inline distT="0" distB="0" distL="0" distR="0" wp14:anchorId="2CEC651D" wp14:editId="3CC07075">
-            <wp:extent cx="3817620" cy="2536515"/>
-            <wp:effectExtent l="0" t="0" r="0" b="0"/>
+          <wp:inline distT="0" distB="0" distL="0" distR="0" wp14:anchorId="2CEC651D" wp14:editId="477DA91E">
+            <wp:extent cx="3147060" cy="2090980"/>
+            <wp:effectExtent l="0" t="0" r="0" b="5080"/>
             <wp:docPr id="228140652" name="Imagen 1"/>
             <wp:cNvGraphicFramePr>
               <a:graphicFrameLocks xmlns:a="http://schemas.openxmlformats.org/drawingml/2006/main" noChangeAspect="1"/>
@@ -11782,7 +11499,7 @@
                   <pic:spPr>
                     <a:xfrm>
                       <a:off x="0" y="0"/>
-                      <a:ext cx="3826864" cy="2542657"/>
+                      <a:ext cx="3171409" cy="2107158"/>
                     </a:xfrm>
                     <a:prstGeom prst="rect">
                       <a:avLst/>
@@ -11797,7 +11514,7 @@
     </w:p>
     <w:p>
       <w:pPr>
-        <w:spacing w:before="240" w:after="100" w:line="360" w:lineRule="auto"/>
+        <w:spacing w:after="100" w:line="360" w:lineRule="auto"/>
         <w:jc w:val="center"/>
         <w:rPr>
           <w:i/>
@@ -11899,7 +11616,7 @@
     </w:p>
     <w:p>
       <w:pPr>
-        <w:spacing w:after="100" w:line="360" w:lineRule="auto"/>
+        <w:spacing w:line="360" w:lineRule="auto"/>
         <w:jc w:val="both"/>
         <w:rPr>
           <w:lang w:val="es-AR"/>
@@ -11955,12 +11672,44 @@
         <w:rPr>
           <w:lang w:val="es-AR"/>
         </w:rPr>
-        <w:t>a velocidad también diferencia bien las clases. La operación normal se mantiene estable entre 1200 y 1800 RPM (rango seguro), mientras que las fallas se concentran cerca de 1350 RPM (velocidad ligeramente baja) y en torno a 2700 RPM (velocidad muy alta). Esto indica que el sistema opera con seguridad dentro de un rango intermedio de velocidades.</w:t>
-      </w:r>
-    </w:p>
-    <w:p>
-      <w:pPr>
-        <w:spacing w:before="240" w:after="100" w:line="360" w:lineRule="auto"/>
+        <w:t xml:space="preserve">a velocidad también diferencia bien las clases. </w:t>
+      </w:r>
+      <w:r>
+        <w:rPr>
+          <w:lang w:val="es-AR"/>
+        </w:rPr>
+        <w:t>La operación normal se mantiene estable entre 1200</w:t>
+      </w:r>
+      <w:r>
+        <w:rPr>
+          <w:lang w:val="es-AR"/>
+        </w:rPr>
+        <w:t>-</w:t>
+      </w:r>
+      <w:r>
+        <w:rPr>
+          <w:lang w:val="es-AR"/>
+        </w:rPr>
+        <w:t xml:space="preserve">1800 RPM (rango predominantemente seguro), mientras que las fallas muestran una concentración en torno a 2700 RPM (velocidad muy alta). También se observa una mayor densidad de fallas hacia los valores inferiores del rango, aunque dentro de él, lo que sugiere que la velocidad baja es un factor de riesgo cuando se combina con </w:t>
+      </w:r>
+      <w:r>
+        <w:rPr>
+          <w:i/>
+          <w:iCs/>
+          <w:lang w:val="es-AR"/>
+        </w:rPr>
+        <w:t>torque</w:t>
+      </w:r>
+      <w:r>
+        <w:rPr>
+          <w:lang w:val="es-AR"/>
+        </w:rPr>
+        <w:t xml:space="preserve"> elevado más que de forma aislada.</w:t>
+      </w:r>
+    </w:p>
+    <w:p>
+      <w:pPr>
+        <w:spacing w:after="100" w:line="360" w:lineRule="auto"/>
         <w:jc w:val="center"/>
         <w:rPr>
           <w:i/>
@@ -11980,9 +11729,9 @@
           <w:lang w:val="es-AR"/>
         </w:rPr>
         <w:drawing>
-          <wp:inline distT="0" distB="0" distL="0" distR="0" wp14:anchorId="6E829DEB" wp14:editId="36EF375E">
-            <wp:extent cx="4023360" cy="2600569"/>
-            <wp:effectExtent l="0" t="0" r="0" b="9525"/>
+          <wp:inline distT="0" distB="0" distL="0" distR="0" wp14:anchorId="6E829DEB" wp14:editId="6CCAE695">
+            <wp:extent cx="3253753" cy="2103120"/>
+            <wp:effectExtent l="0" t="0" r="3810" b="0"/>
             <wp:docPr id="2052955413" name="Imagen 1"/>
             <wp:cNvGraphicFramePr>
               <a:graphicFrameLocks xmlns:a="http://schemas.openxmlformats.org/drawingml/2006/main" noChangeAspect="1"/>
@@ -12003,7 +11752,7 @@
                   <pic:spPr>
                     <a:xfrm>
                       <a:off x="0" y="0"/>
-                      <a:ext cx="4048599" cy="2616883"/>
+                      <a:ext cx="3288604" cy="2125647"/>
                     </a:xfrm>
                     <a:prstGeom prst="rect">
                       <a:avLst/>
@@ -12018,7 +11767,7 @@
     </w:p>
     <w:p>
       <w:pPr>
-        <w:spacing w:before="240" w:after="100" w:line="360" w:lineRule="auto"/>
+        <w:spacing w:after="100" w:line="360" w:lineRule="auto"/>
         <w:jc w:val="center"/>
         <w:rPr>
           <w:i/>
@@ -12140,7 +11889,7 @@
     </w:p>
     <w:p>
       <w:pPr>
-        <w:spacing w:after="100" w:line="360" w:lineRule="auto"/>
+        <w:spacing w:line="360" w:lineRule="auto"/>
         <w:jc w:val="both"/>
         <w:rPr>
           <w:lang w:val="es-AR"/>
@@ -12154,7 +11903,6 @@
           <w:iCs/>
           <w:lang w:val="es-AR"/>
         </w:rPr>
-        <w:lastRenderedPageBreak/>
         <w:t>torque</w:t>
       </w:r>
       <w:r>
@@ -12250,7 +11998,7 @@
     </w:p>
     <w:p>
       <w:pPr>
-        <w:spacing w:before="240" w:after="100" w:line="360" w:lineRule="auto"/>
+        <w:spacing w:after="100" w:line="360" w:lineRule="auto"/>
         <w:jc w:val="center"/>
         <w:rPr>
           <w:i/>
@@ -12270,9 +12018,9 @@
           <w:lang w:val="es-AR"/>
         </w:rPr>
         <w:drawing>
-          <wp:inline distT="0" distB="0" distL="0" distR="0" wp14:anchorId="37E8ADBA" wp14:editId="745D81FF">
-            <wp:extent cx="4472940" cy="2936563"/>
-            <wp:effectExtent l="0" t="0" r="3810" b="0"/>
+          <wp:inline distT="0" distB="0" distL="0" distR="0" wp14:anchorId="37E8ADBA" wp14:editId="1DB5C271">
+            <wp:extent cx="3087383" cy="2026920"/>
+            <wp:effectExtent l="0" t="0" r="0" b="0"/>
             <wp:docPr id="1912079185" name="Imagen 1"/>
             <wp:cNvGraphicFramePr>
               <a:graphicFrameLocks xmlns:a="http://schemas.openxmlformats.org/drawingml/2006/main" noChangeAspect="1"/>
@@ -12293,7 +12041,7 @@
                   <pic:spPr>
                     <a:xfrm>
                       <a:off x="0" y="0"/>
-                      <a:ext cx="4489581" cy="2947488"/>
+                      <a:ext cx="3132564" cy="2056582"/>
                     </a:xfrm>
                     <a:prstGeom prst="rect">
                       <a:avLst/>
@@ -12398,19 +12146,26 @@
     <w:p>
       <w:pPr>
         <w:spacing w:line="360" w:lineRule="auto"/>
-        <w:rPr>
-          <w:i/>
-          <w:iCs/>
-          <w:sz w:val="20"/>
-          <w:szCs w:val="20"/>
-          <w:lang w:val="es-AR"/>
-        </w:rPr>
-      </w:pPr>
-    </w:p>
-    <w:p>
-      <w:pPr>
-        <w:spacing w:after="100" w:line="360" w:lineRule="auto"/>
+        <w:jc w:val="center"/>
+        <w:rPr>
+          <w:i/>
+          <w:iCs/>
+          <w:sz w:val="20"/>
+          <w:szCs w:val="20"/>
+          <w:lang w:val="es-AR"/>
+        </w:rPr>
+      </w:pPr>
+    </w:p>
+    <w:p>
+      <w:pPr>
+        <w:spacing w:line="360" w:lineRule="auto"/>
         <w:jc w:val="both"/>
+        <w:rPr>
+          <w:lang w:val="es-AR"/>
+        </w:rPr>
+      </w:pPr>
+      <w:proofErr w:type="spellStart"/>
+      <w:r>
         <w:rPr>
           <w:b/>
           <w:bCs/>
@@ -12418,25 +12173,19 @@
           <w:iCs/>
           <w:lang w:val="es-AR"/>
         </w:rPr>
-      </w:pPr>
-    </w:p>
-    <w:p>
-      <w:pPr>
-        <w:spacing w:after="100" w:line="360" w:lineRule="auto"/>
-        <w:jc w:val="both"/>
+        <w:t>tool_wear</w:t>
+      </w:r>
+      <w:proofErr w:type="spellEnd"/>
+      <w:r>
         <w:rPr>
           <w:b/>
           <w:bCs/>
-          <w:i/>
-          <w:iCs/>
-          <w:lang w:val="es-AR"/>
-        </w:rPr>
-      </w:pPr>
-    </w:p>
-    <w:p>
-      <w:pPr>
-        <w:spacing w:after="100" w:line="360" w:lineRule="auto"/>
-        <w:jc w:val="both"/>
+          <w:lang w:val="es-AR"/>
+        </w:rPr>
+        <w:t xml:space="preserve"> (distribución por </w:t>
+      </w:r>
+      <w:proofErr w:type="gramStart"/>
+      <w:r>
         <w:rPr>
           <w:b/>
           <w:bCs/>
@@ -12444,144 +12193,13 @@
           <w:iCs/>
           <w:lang w:val="es-AR"/>
         </w:rPr>
-      </w:pPr>
-    </w:p>
-    <w:p>
-      <w:pPr>
-        <w:spacing w:after="100" w:line="360" w:lineRule="auto"/>
-        <w:jc w:val="both"/>
+        <w:t>target</w:t>
+      </w:r>
+      <w:proofErr w:type="gramEnd"/>
+      <w:r>
         <w:rPr>
           <w:b/>
           <w:bCs/>
-          <w:i/>
-          <w:iCs/>
-          <w:lang w:val="es-AR"/>
-        </w:rPr>
-      </w:pPr>
-    </w:p>
-    <w:p>
-      <w:pPr>
-        <w:spacing w:after="100" w:line="360" w:lineRule="auto"/>
-        <w:jc w:val="both"/>
-        <w:rPr>
-          <w:b/>
-          <w:bCs/>
-          <w:i/>
-          <w:iCs/>
-          <w:lang w:val="es-AR"/>
-        </w:rPr>
-      </w:pPr>
-    </w:p>
-    <w:p>
-      <w:pPr>
-        <w:spacing w:after="100" w:line="360" w:lineRule="auto"/>
-        <w:jc w:val="both"/>
-        <w:rPr>
-          <w:b/>
-          <w:bCs/>
-          <w:i/>
-          <w:iCs/>
-          <w:lang w:val="es-AR"/>
-        </w:rPr>
-      </w:pPr>
-    </w:p>
-    <w:p>
-      <w:pPr>
-        <w:spacing w:after="100" w:line="360" w:lineRule="auto"/>
-        <w:jc w:val="both"/>
-        <w:rPr>
-          <w:b/>
-          <w:bCs/>
-          <w:i/>
-          <w:iCs/>
-          <w:lang w:val="es-AR"/>
-        </w:rPr>
-      </w:pPr>
-    </w:p>
-    <w:p>
-      <w:pPr>
-        <w:spacing w:after="100" w:line="360" w:lineRule="auto"/>
-        <w:jc w:val="both"/>
-        <w:rPr>
-          <w:b/>
-          <w:bCs/>
-          <w:i/>
-          <w:iCs/>
-          <w:lang w:val="es-AR"/>
-        </w:rPr>
-      </w:pPr>
-    </w:p>
-    <w:p>
-      <w:pPr>
-        <w:spacing w:after="100" w:line="360" w:lineRule="auto"/>
-        <w:jc w:val="both"/>
-        <w:rPr>
-          <w:b/>
-          <w:bCs/>
-          <w:i/>
-          <w:iCs/>
-          <w:lang w:val="es-AR"/>
-        </w:rPr>
-      </w:pPr>
-    </w:p>
-    <w:p>
-      <w:pPr>
-        <w:spacing w:after="100" w:line="360" w:lineRule="auto"/>
-        <w:jc w:val="both"/>
-        <w:rPr>
-          <w:b/>
-          <w:bCs/>
-          <w:i/>
-          <w:iCs/>
-          <w:lang w:val="es-AR"/>
-        </w:rPr>
-      </w:pPr>
-    </w:p>
-    <w:p>
-      <w:pPr>
-        <w:spacing w:after="100" w:line="360" w:lineRule="auto"/>
-        <w:jc w:val="both"/>
-        <w:rPr>
-          <w:lang w:val="es-AR"/>
-        </w:rPr>
-      </w:pPr>
-      <w:proofErr w:type="spellStart"/>
-      <w:r>
-        <w:rPr>
-          <w:b/>
-          <w:bCs/>
-          <w:i/>
-          <w:iCs/>
-          <w:lang w:val="es-AR"/>
-        </w:rPr>
-        <w:lastRenderedPageBreak/>
-        <w:t>tool_wear</w:t>
-      </w:r>
-      <w:proofErr w:type="spellEnd"/>
-      <w:r>
-        <w:rPr>
-          <w:b/>
-          <w:bCs/>
-          <w:lang w:val="es-AR"/>
-        </w:rPr>
-        <w:t xml:space="preserve"> (distribución por </w:t>
-      </w:r>
-      <w:proofErr w:type="gramStart"/>
-      <w:r>
-        <w:rPr>
-          <w:b/>
-          <w:bCs/>
-          <w:i/>
-          <w:iCs/>
-          <w:lang w:val="es-AR"/>
-        </w:rPr>
-        <w:t>target</w:t>
-      </w:r>
-      <w:proofErr w:type="gramEnd"/>
-      <w:r>
-        <w:rPr>
-          <w:b/>
-          <w:bCs/>
           <w:lang w:val="es-AR"/>
         </w:rPr>
         <w:t xml:space="preserve">): </w:t>
@@ -12629,9 +12247,9 @@
           <w:lang w:val="es-AR"/>
         </w:rPr>
         <w:drawing>
-          <wp:inline distT="0" distB="0" distL="0" distR="0" wp14:anchorId="1F9A7670" wp14:editId="3ACB9240">
-            <wp:extent cx="4389120" cy="2892786"/>
-            <wp:effectExtent l="0" t="0" r="0" b="3175"/>
+          <wp:inline distT="0" distB="0" distL="0" distR="0" wp14:anchorId="1F9A7670" wp14:editId="3C27BBAC">
+            <wp:extent cx="3154680" cy="2079190"/>
+            <wp:effectExtent l="0" t="0" r="7620" b="0"/>
             <wp:docPr id="725626491" name="Imagen 1"/>
             <wp:cNvGraphicFramePr>
               <a:graphicFrameLocks xmlns:a="http://schemas.openxmlformats.org/drawingml/2006/main" noChangeAspect="1"/>
@@ -12652,7 +12270,7 @@
                   <pic:spPr>
                     <a:xfrm>
                       <a:off x="0" y="0"/>
-                      <a:ext cx="4414832" cy="2909732"/>
+                      <a:ext cx="3181072" cy="2096585"/>
                     </a:xfrm>
                     <a:prstGeom prst="rect">
                       <a:avLst/>
@@ -12776,43 +12394,34 @@
     </w:p>
     <w:p>
       <w:pPr>
-        <w:spacing w:line="360" w:lineRule="auto"/>
-        <w:jc w:val="both"/>
-        <w:rPr>
-          <w:lang w:val="es-AR"/>
-        </w:rPr>
-      </w:pPr>
-    </w:p>
-    <w:p>
-      <w:pPr>
         <w:spacing w:after="100" w:line="360" w:lineRule="auto"/>
         <w:jc w:val="both"/>
         <w:rPr>
+          <w:lang w:val="es-AR"/>
+        </w:rPr>
+      </w:pPr>
+      <w:proofErr w:type="spellStart"/>
+      <w:r>
+        <w:rPr>
           <w:b/>
           <w:bCs/>
           <w:i/>
           <w:iCs/>
           <w:lang w:val="es-AR"/>
         </w:rPr>
-      </w:pPr>
-    </w:p>
-    <w:p>
-      <w:pPr>
-        <w:spacing w:after="100" w:line="360" w:lineRule="auto"/>
-        <w:jc w:val="both"/>
+        <w:lastRenderedPageBreak/>
+        <w:t>speed</w:t>
+      </w:r>
+      <w:proofErr w:type="spellEnd"/>
+      <w:r>
         <w:rPr>
           <w:b/>
           <w:bCs/>
-          <w:i/>
-          <w:iCs/>
-          <w:lang w:val="es-AR"/>
-        </w:rPr>
-      </w:pPr>
-    </w:p>
-    <w:p>
-      <w:pPr>
-        <w:spacing w:after="100" w:line="360" w:lineRule="auto"/>
-        <w:jc w:val="both"/>
+          <w:lang w:val="es-AR"/>
+        </w:rPr>
+        <w:t xml:space="preserve"> vs. </w:t>
+      </w:r>
+      <w:r>
         <w:rPr>
           <w:b/>
           <w:bCs/>
@@ -12820,158 +12429,28 @@
           <w:iCs/>
           <w:lang w:val="es-AR"/>
         </w:rPr>
-      </w:pPr>
-    </w:p>
-    <w:p>
-      <w:pPr>
-        <w:spacing w:after="100" w:line="360" w:lineRule="auto"/>
-        <w:jc w:val="both"/>
+        <w:t>torque</w:t>
+      </w:r>
+      <w:r>
         <w:rPr>
           <w:b/>
           <w:bCs/>
-          <w:i/>
-          <w:iCs/>
-          <w:lang w:val="es-AR"/>
-        </w:rPr>
-      </w:pPr>
-    </w:p>
-    <w:p>
-      <w:pPr>
-        <w:spacing w:after="100" w:line="360" w:lineRule="auto"/>
-        <w:jc w:val="both"/>
+          <w:lang w:val="es-AR"/>
+        </w:rPr>
+        <w:t xml:space="preserve"> (correlación: -0</w:t>
+      </w:r>
+      <w:r>
         <w:rPr>
           <w:b/>
           <w:bCs/>
-          <w:i/>
-          <w:iCs/>
-          <w:lang w:val="es-AR"/>
-        </w:rPr>
-      </w:pPr>
-    </w:p>
-    <w:p>
-      <w:pPr>
-        <w:spacing w:after="100" w:line="360" w:lineRule="auto"/>
-        <w:jc w:val="both"/>
+          <w:lang w:val="es-AR"/>
+        </w:rPr>
+        <w:t>,</w:t>
+      </w:r>
+      <w:r>
         <w:rPr>
           <w:b/>
           <w:bCs/>
-          <w:i/>
-          <w:iCs/>
-          <w:lang w:val="es-AR"/>
-        </w:rPr>
-      </w:pPr>
-    </w:p>
-    <w:p>
-      <w:pPr>
-        <w:spacing w:after="100" w:line="360" w:lineRule="auto"/>
-        <w:jc w:val="both"/>
-        <w:rPr>
-          <w:b/>
-          <w:bCs/>
-          <w:i/>
-          <w:iCs/>
-          <w:lang w:val="es-AR"/>
-        </w:rPr>
-      </w:pPr>
-    </w:p>
-    <w:p>
-      <w:pPr>
-        <w:spacing w:after="100" w:line="360" w:lineRule="auto"/>
-        <w:jc w:val="both"/>
-        <w:rPr>
-          <w:b/>
-          <w:bCs/>
-          <w:i/>
-          <w:iCs/>
-          <w:lang w:val="es-AR"/>
-        </w:rPr>
-      </w:pPr>
-    </w:p>
-    <w:p>
-      <w:pPr>
-        <w:spacing w:after="100" w:line="360" w:lineRule="auto"/>
-        <w:jc w:val="both"/>
-        <w:rPr>
-          <w:b/>
-          <w:bCs/>
-          <w:i/>
-          <w:iCs/>
-          <w:lang w:val="es-AR"/>
-        </w:rPr>
-      </w:pPr>
-    </w:p>
-    <w:p>
-      <w:pPr>
-        <w:spacing w:after="100" w:line="360" w:lineRule="auto"/>
-        <w:jc w:val="both"/>
-        <w:rPr>
-          <w:b/>
-          <w:bCs/>
-          <w:i/>
-          <w:iCs/>
-          <w:lang w:val="es-AR"/>
-        </w:rPr>
-      </w:pPr>
-    </w:p>
-    <w:p>
-      <w:pPr>
-        <w:spacing w:after="100" w:line="360" w:lineRule="auto"/>
-        <w:jc w:val="both"/>
-        <w:rPr>
-          <w:lang w:val="es-AR"/>
-        </w:rPr>
-      </w:pPr>
-      <w:proofErr w:type="spellStart"/>
-      <w:r>
-        <w:rPr>
-          <w:b/>
-          <w:bCs/>
-          <w:i/>
-          <w:iCs/>
-          <w:lang w:val="es-AR"/>
-        </w:rPr>
-        <w:lastRenderedPageBreak/>
-        <w:t>speed</w:t>
-      </w:r>
-      <w:proofErr w:type="spellEnd"/>
-      <w:r>
-        <w:rPr>
-          <w:b/>
-          <w:bCs/>
-          <w:lang w:val="es-AR"/>
-        </w:rPr>
-        <w:t xml:space="preserve"> vs. </w:t>
-      </w:r>
-      <w:r>
-        <w:rPr>
-          <w:b/>
-          <w:bCs/>
-          <w:i/>
-          <w:iCs/>
-          <w:lang w:val="es-AR"/>
-        </w:rPr>
-        <w:t>torque</w:t>
-      </w:r>
-      <w:r>
-        <w:rPr>
-          <w:b/>
-          <w:bCs/>
-          <w:lang w:val="es-AR"/>
-        </w:rPr>
-        <w:t xml:space="preserve"> (correlación: -0</w:t>
-      </w:r>
-      <w:r>
-        <w:rPr>
-          <w:b/>
-          <w:bCs/>
-          <w:lang w:val="es-AR"/>
-        </w:rPr>
-        <w:t>,</w:t>
-      </w:r>
-      <w:r>
-        <w:rPr>
-          <w:b/>
-          <w:bCs/>
           <w:lang w:val="es-AR"/>
         </w:rPr>
         <w:t xml:space="preserve">82): </w:t>
@@ -13041,9 +12520,9 @@
           <w:lang w:val="es-AR"/>
         </w:rPr>
         <w:drawing>
-          <wp:inline distT="0" distB="0" distL="0" distR="0" wp14:anchorId="7613AFC6" wp14:editId="00FCB2F0">
-            <wp:extent cx="3781155" cy="2499360"/>
-            <wp:effectExtent l="0" t="0" r="0" b="0"/>
+          <wp:inline distT="0" distB="0" distL="0" distR="0" wp14:anchorId="7613AFC6" wp14:editId="2A651741">
+            <wp:extent cx="3216288" cy="2125980"/>
+            <wp:effectExtent l="0" t="0" r="3175" b="7620"/>
             <wp:docPr id="2020395042" name="Imagen 1"/>
             <wp:cNvGraphicFramePr>
               <a:graphicFrameLocks xmlns:a="http://schemas.openxmlformats.org/drawingml/2006/main" noChangeAspect="1"/>
@@ -13064,7 +12543,7 @@
                   <pic:spPr>
                     <a:xfrm>
                       <a:off x="0" y="0"/>
-                      <a:ext cx="3801910" cy="2513079"/>
+                      <a:ext cx="3240938" cy="2142274"/>
                     </a:xfrm>
                     <a:prstGeom prst="rect">
                       <a:avLst/>
@@ -13188,9 +12667,9 @@
           <w:lang w:val="es-AR"/>
         </w:rPr>
         <w:drawing>
-          <wp:inline distT="0" distB="0" distL="0" distR="0" wp14:anchorId="4B8CB4F3" wp14:editId="3496F06B">
-            <wp:extent cx="3823114" cy="2567940"/>
-            <wp:effectExtent l="0" t="0" r="6350" b="3810"/>
+          <wp:inline distT="0" distB="0" distL="0" distR="0" wp14:anchorId="4B8CB4F3" wp14:editId="46680E14">
+            <wp:extent cx="3192780" cy="2144552"/>
+            <wp:effectExtent l="0" t="0" r="7620" b="8255"/>
             <wp:docPr id="1701006417" name="Imagen 1"/>
             <wp:cNvGraphicFramePr>
               <a:graphicFrameLocks xmlns:a="http://schemas.openxmlformats.org/drawingml/2006/main" noChangeAspect="1"/>
@@ -13211,7 +12690,7 @@
                   <pic:spPr>
                     <a:xfrm>
                       <a:off x="0" y="0"/>
-                      <a:ext cx="3844904" cy="2582576"/>
+                      <a:ext cx="3219317" cy="2162376"/>
                     </a:xfrm>
                     <a:prstGeom prst="rect">
                       <a:avLst/>
@@ -13327,7 +12806,31 @@
     </w:p>
     <w:p>
       <w:pPr>
-        <w:spacing w:after="100" w:line="360" w:lineRule="auto"/>
+        <w:spacing w:line="360" w:lineRule="auto"/>
+        <w:rPr>
+          <w:i/>
+          <w:iCs/>
+          <w:sz w:val="20"/>
+          <w:szCs w:val="20"/>
+          <w:lang w:val="es-AR"/>
+        </w:rPr>
+      </w:pPr>
+    </w:p>
+    <w:p>
+      <w:pPr>
+        <w:spacing w:line="360" w:lineRule="auto"/>
+        <w:rPr>
+          <w:i/>
+          <w:iCs/>
+          <w:sz w:val="20"/>
+          <w:szCs w:val="20"/>
+          <w:lang w:val="es-AR"/>
+        </w:rPr>
+      </w:pPr>
+    </w:p>
+    <w:p>
+      <w:pPr>
+        <w:spacing w:line="360" w:lineRule="auto"/>
         <w:jc w:val="both"/>
         <w:rPr>
           <w:lang w:val="es-AR"/>
@@ -13449,9 +12952,9 @@
           <w:lang w:val="es-AR"/>
         </w:rPr>
         <w:drawing>
-          <wp:inline distT="0" distB="0" distL="0" distR="0" wp14:anchorId="05AA83E3" wp14:editId="79924B1E">
-            <wp:extent cx="4130040" cy="2778952"/>
-            <wp:effectExtent l="0" t="0" r="3810" b="2540"/>
+          <wp:inline distT="0" distB="0" distL="0" distR="0" wp14:anchorId="05AA83E3" wp14:editId="0FC9CE1E">
+            <wp:extent cx="2971800" cy="1999615"/>
+            <wp:effectExtent l="0" t="0" r="0" b="635"/>
             <wp:docPr id="796918603" name="Imagen 1"/>
             <wp:cNvGraphicFramePr>
               <a:graphicFrameLocks xmlns:a="http://schemas.openxmlformats.org/drawingml/2006/main" noChangeAspect="1"/>
@@ -13472,7 +12975,7 @@
                   <pic:spPr>
                     <a:xfrm>
                       <a:off x="0" y="0"/>
-                      <a:ext cx="4135035" cy="2782313"/>
+                      <a:ext cx="2977496" cy="2003448"/>
                     </a:xfrm>
                     <a:prstGeom prst="rect">
                       <a:avLst/>
@@ -14230,7 +13733,6 @@
                 <w:sz w:val="20"/>
                 <w:szCs w:val="20"/>
               </w:rPr>
-              <w:lastRenderedPageBreak/>
               <w:t>air_temp</w:t>
             </w:r>
             <w:proofErr w:type="spellEnd"/>
@@ -14565,6 +14067,7 @@
                 <w:sz w:val="20"/>
                 <w:szCs w:val="20"/>
               </w:rPr>
+              <w:lastRenderedPageBreak/>
               <w:t>process_temp</w:t>
             </w:r>
             <w:proofErr w:type="spellEnd"/>
@@ -15004,21 +14507,35 @@
         <w:rPr>
           <w:lang w:val="es-AR"/>
         </w:rPr>
-        <w:t xml:space="preserve">La mediana es robusta ante </w:t>
+        <w:t xml:space="preserve">Robustez estadística ante baja representatividad central: </w:t>
+      </w:r>
+      <w:r>
+        <w:rPr>
+          <w:lang w:val="es-AR"/>
+        </w:rPr>
+        <w:t>d</w:t>
+      </w:r>
+      <w:r>
+        <w:rPr>
+          <w:lang w:val="es-AR"/>
+        </w:rPr>
+        <w:t xml:space="preserve">ado que </w:t>
       </w:r>
       <w:proofErr w:type="spellStart"/>
       <w:r>
         <w:rPr>
-          <w:lang w:val="es-AR"/>
-        </w:rPr>
-        <w:t>outliers</w:t>
+          <w:i/>
+          <w:iCs/>
+          <w:lang w:val="es-AR"/>
+        </w:rPr>
+        <w:t>air_temp</w:t>
       </w:r>
       <w:proofErr w:type="spellEnd"/>
       <w:r>
         <w:rPr>
           <w:lang w:val="es-AR"/>
         </w:rPr>
-        <w:t xml:space="preserve"> y preserva la distribución sin introducir sesgo.</w:t>
+        <w:t xml:space="preserve"> presenta una distribución multimodal, ni la media ni la mediana funcionan como un centro representativo perfecto. Sin embargo, la mediana es robusta ante valores atípicos aislados y preserva el rango general de la variable sin introducir sesgos artificiales en los extremos de la distribución.</w:t>
       </w:r>
     </w:p>
     <w:p>
@@ -15038,23 +14555,19 @@
         <w:rPr>
           <w:lang w:val="es-AR"/>
         </w:rPr>
-        <w:t xml:space="preserve">La mediana es más representativa que la media en distribuciones multimodales como la de </w:t>
-      </w:r>
-      <w:proofErr w:type="spellStart"/>
-      <w:r>
-        <w:rPr>
-          <w:i/>
-          <w:iCs/>
-          <w:lang w:val="es-AR"/>
-        </w:rPr>
-        <w:t>air_temp</w:t>
-      </w:r>
-      <w:proofErr w:type="spellEnd"/>
-      <w:r>
-        <w:rPr>
-          <w:lang w:val="es-AR"/>
-        </w:rPr>
-        <w:t>.</w:t>
+        <w:t xml:space="preserve">Insignificancia del volumen de nulos: </w:t>
+      </w:r>
+      <w:r>
+        <w:rPr>
+          <w:lang w:val="es-AR"/>
+        </w:rPr>
+        <w:t>a</w:t>
+      </w:r>
+      <w:r>
+        <w:rPr>
+          <w:lang w:val="es-AR"/>
+        </w:rPr>
+        <w:t>l tratarse de apenas un 0,3% de los datos distribuidos aleatoriamente, cualquier método de imputación simple tiene un impacto despreciable en la varianza global, siendo la mediana la solución estándar más eficiente y menos propensa a distorsionar las fronteras de decisión de los modelos.</w:t>
       </w:r>
     </w:p>
     <w:p>
@@ -15064,35 +14577,6 @@
           <w:ilvl w:val="0"/>
           <w:numId w:val="2"/>
         </w:numPr>
-        <w:spacing w:after="80" w:line="360" w:lineRule="auto"/>
-        <w:jc w:val="both"/>
-        <w:rPr>
-          <w:lang w:val="es-AR"/>
-        </w:rPr>
-      </w:pPr>
-      <w:r>
-        <w:rPr>
-          <w:lang w:val="es-AR"/>
-        </w:rPr>
-        <w:t xml:space="preserve">Eliminar los 40 registros habría reducido el </w:t>
-      </w:r>
-      <w:proofErr w:type="spellStart"/>
-      <w:r>
-        <w:rPr>
-          <w:lang w:val="es-AR"/>
-        </w:rPr>
-        <w:t>dataset</w:t>
-      </w:r>
-      <w:proofErr w:type="spellEnd"/>
-      <w:r>
-        <w:rPr>
-          <w:lang w:val="es-AR"/>
-        </w:rPr>
-        <w:t xml:space="preserve"> y potencialmente perdido información de otras variables en esas filas.</w:t>
-      </w:r>
-    </w:p>
-    <w:p>
-      <w:pPr>
         <w:spacing w:after="100" w:line="360" w:lineRule="auto"/>
         <w:jc w:val="both"/>
         <w:rPr>
@@ -15101,6 +14585,93 @@
       </w:pPr>
       <w:r>
         <w:rPr>
+          <w:lang w:val="es-AR"/>
+        </w:rPr>
+        <w:t xml:space="preserve">Preservación de la integridad del </w:t>
+      </w:r>
+      <w:proofErr w:type="spellStart"/>
+      <w:r>
+        <w:rPr>
+          <w:lang w:val="es-AR"/>
+        </w:rPr>
+        <w:t>dataset</w:t>
+      </w:r>
+      <w:proofErr w:type="spellEnd"/>
+      <w:r>
+        <w:rPr>
+          <w:lang w:val="es-AR"/>
+        </w:rPr>
+        <w:t xml:space="preserve">: </w:t>
+      </w:r>
+      <w:r>
+        <w:rPr>
+          <w:lang w:val="es-AR"/>
+        </w:rPr>
+        <w:t>e</w:t>
+      </w:r>
+      <w:r>
+        <w:rPr>
+          <w:lang w:val="es-AR"/>
+        </w:rPr>
+        <w:t>liminar estos 40 registros habría significado descartar información valiosa y completamente limpia del resto de los sensores (</w:t>
+      </w:r>
+      <w:proofErr w:type="spellStart"/>
+      <w:r>
+        <w:rPr>
+          <w:i/>
+          <w:iCs/>
+          <w:lang w:val="es-AR"/>
+        </w:rPr>
+        <w:t>speed</w:t>
+      </w:r>
+      <w:proofErr w:type="spellEnd"/>
+      <w:r>
+        <w:rPr>
+          <w:lang w:val="es-AR"/>
+        </w:rPr>
+        <w:t xml:space="preserve">, </w:t>
+      </w:r>
+      <w:r>
+        <w:rPr>
+          <w:i/>
+          <w:iCs/>
+          <w:lang w:val="es-AR"/>
+        </w:rPr>
+        <w:t>torque</w:t>
+      </w:r>
+      <w:r>
+        <w:rPr>
+          <w:lang w:val="es-AR"/>
+        </w:rPr>
+        <w:t xml:space="preserve">, </w:t>
+      </w:r>
+      <w:proofErr w:type="spellStart"/>
+      <w:r>
+        <w:rPr>
+          <w:i/>
+          <w:iCs/>
+          <w:lang w:val="es-AR"/>
+        </w:rPr>
+        <w:t>tool_wear</w:t>
+      </w:r>
+      <w:proofErr w:type="spellEnd"/>
+      <w:r>
+        <w:rPr>
+          <w:lang w:val="es-AR"/>
+        </w:rPr>
+        <w:t>) en esas mismas filas, reduciendo innecesariamente el volumen del conjunto de entrenamiento.</w:t>
+      </w:r>
+    </w:p>
+    <w:p>
+      <w:pPr>
+        <w:spacing w:after="100" w:line="360" w:lineRule="auto"/>
+        <w:jc w:val="both"/>
+        <w:rPr>
+          <w:lang w:val="es-AR"/>
+        </w:rPr>
+      </w:pPr>
+      <w:r>
+        <w:rPr>
           <w:b/>
           <w:bCs/>
           <w:lang w:val="es-AR"/>
@@ -15141,6 +14712,16 @@
     <w:p>
       <w:pPr>
         <w:pStyle w:val="Ttulo2"/>
+        <w:spacing w:before="0" w:after="0" w:line="360" w:lineRule="auto"/>
+        <w:rPr>
+          <w:color w:val="auto"/>
+          <w:lang w:val="es-AR"/>
+        </w:rPr>
+      </w:pPr>
+    </w:p>
+    <w:p>
+      <w:pPr>
+        <w:pStyle w:val="Ttulo2"/>
         <w:spacing w:before="0" w:line="360" w:lineRule="auto"/>
         <w:rPr>
           <w:color w:val="auto"/>
@@ -15153,6 +14734,7 @@
           <w:color w:val="auto"/>
           <w:lang w:val="es-AR"/>
         </w:rPr>
+        <w:lastRenderedPageBreak/>
         <w:t>4.3 Detección y tratamiento de valores atípicos</w:t>
       </w:r>
       <w:bookmarkEnd w:id="12"/>
@@ -15311,11 +14893,10 @@
           <w:noProof/>
           <w:lang w:val="es-AR"/>
         </w:rPr>
-        <w:lastRenderedPageBreak/>
         <w:drawing>
-          <wp:inline distT="0" distB="0" distL="0" distR="0" wp14:anchorId="44912774" wp14:editId="20A14B4F">
-            <wp:extent cx="4184383" cy="2872740"/>
-            <wp:effectExtent l="0" t="0" r="6985" b="3810"/>
+          <wp:inline distT="0" distB="0" distL="0" distR="0" wp14:anchorId="44912774" wp14:editId="0A962162">
+            <wp:extent cx="3642360" cy="2500621"/>
+            <wp:effectExtent l="0" t="0" r="0" b="0"/>
             <wp:docPr id="1409139651" name="Imagen 1"/>
             <wp:cNvGraphicFramePr>
               <a:graphicFrameLocks xmlns:a="http://schemas.openxmlformats.org/drawingml/2006/main" noChangeAspect="1"/>
@@ -15336,7 +14917,7 @@
                   <pic:spPr>
                     <a:xfrm>
                       <a:off x="0" y="0"/>
-                      <a:ext cx="4197923" cy="2882036"/>
+                      <a:ext cx="3657777" cy="2511206"/>
                     </a:xfrm>
                     <a:prstGeom prst="rect">
                       <a:avLst/>
@@ -15467,9 +15048,9 @@
           <w:lang w:val="es-AR"/>
         </w:rPr>
         <w:drawing>
-          <wp:inline distT="0" distB="0" distL="0" distR="0" wp14:anchorId="10E7ECB6" wp14:editId="243BAC57">
-            <wp:extent cx="4263888" cy="3017520"/>
-            <wp:effectExtent l="0" t="0" r="3810" b="0"/>
+          <wp:inline distT="0" distB="0" distL="0" distR="0" wp14:anchorId="10E7ECB6" wp14:editId="6632E062">
+            <wp:extent cx="3444240" cy="2437461"/>
+            <wp:effectExtent l="0" t="0" r="3810" b="1270"/>
             <wp:docPr id="1525051544" name="Imagen 1"/>
             <wp:cNvGraphicFramePr>
               <a:graphicFrameLocks xmlns:a="http://schemas.openxmlformats.org/drawingml/2006/main" noChangeAspect="1"/>
@@ -15490,7 +15071,7 @@
                   <pic:spPr>
                     <a:xfrm>
                       <a:off x="0" y="0"/>
-                      <a:ext cx="4285922" cy="3033113"/>
+                      <a:ext cx="3472736" cy="2457628"/>
                     </a:xfrm>
                     <a:prstGeom prst="rect">
                       <a:avLst/>
@@ -15617,9 +15198,9 @@
         </w:rPr>
         <w:lastRenderedPageBreak/>
         <w:drawing>
-          <wp:inline distT="0" distB="0" distL="0" distR="0" wp14:anchorId="70B22509" wp14:editId="687BAB47">
-            <wp:extent cx="4177840" cy="2971800"/>
-            <wp:effectExtent l="0" t="0" r="0" b="0"/>
+          <wp:inline distT="0" distB="0" distL="0" distR="0" wp14:anchorId="70B22509" wp14:editId="7507F11F">
+            <wp:extent cx="3307080" cy="2352408"/>
+            <wp:effectExtent l="0" t="0" r="7620" b="0"/>
             <wp:docPr id="2068646566" name="Imagen 1"/>
             <wp:cNvGraphicFramePr>
               <a:graphicFrameLocks xmlns:a="http://schemas.openxmlformats.org/drawingml/2006/main" noChangeAspect="1"/>
@@ -15640,7 +15221,7 @@
                   <pic:spPr>
                     <a:xfrm>
                       <a:off x="0" y="0"/>
-                      <a:ext cx="4194201" cy="2983438"/>
+                      <a:ext cx="3331094" cy="2369490"/>
                     </a:xfrm>
                     <a:prstGeom prst="rect">
                       <a:avLst/>
@@ -16545,7 +16126,6 @@
                 <w:sz w:val="20"/>
                 <w:szCs w:val="20"/>
               </w:rPr>
-              <w:lastRenderedPageBreak/>
               <w:t>speed [RPM]</w:t>
             </w:r>
           </w:p>
@@ -16734,7 +16314,16 @@
                 <w:szCs w:val="20"/>
                 <w:lang w:val="es-AR"/>
               </w:rPr>
-              <w:t xml:space="preserve"> incrementa el riesgo de falla en un 39% respecto a la tasa base, pasando de ~50% a ~69</w:t>
+              <w:t xml:space="preserve"> incrementa el </w:t>
+            </w:r>
+            <w:r>
+              <w:rPr>
+                <w:sz w:val="20"/>
+                <w:szCs w:val="20"/>
+                <w:lang w:val="es-AR"/>
+              </w:rPr>
+              <w:lastRenderedPageBreak/>
+              <w:t>riesgo de falla en un 39% respecto a la tasa base, pasando de ~50% a ~69</w:t>
             </w:r>
             <w:r>
               <w:rPr>
@@ -16790,6 +16379,7 @@
                 <w:sz w:val="20"/>
                 <w:szCs w:val="20"/>
               </w:rPr>
+              <w:lastRenderedPageBreak/>
               <w:t>process_temp</w:t>
             </w:r>
             <w:proofErr w:type="spellEnd"/>
@@ -17235,19 +16825,7 @@
         <w:rPr>
           <w:lang w:val="es-AR"/>
         </w:rPr>
-        <w:t xml:space="preserve"> se asocian mayormente a operación normal (91% sin falla), por lo </w:t>
-      </w:r>
-      <w:r>
-        <w:rPr>
-          <w:lang w:val="es-AR"/>
-        </w:rPr>
-        <w:t>que,</w:t>
-      </w:r>
-      <w:r>
-        <w:rPr>
-          <w:lang w:val="es-AR"/>
-        </w:rPr>
-        <w:t xml:space="preserve"> si bien se conservan</w:t>
+        <w:t xml:space="preserve"> se asocian mayormente a operación normal (91% sin falla), por lo que, si bien se conservan</w:t>
       </w:r>
       <w:r>
         <w:rPr>
@@ -17273,15 +16851,6 @@
         </w:rPr>
         <w:t>, no representan una señal de riesgo sino el comportamiento opuesto.</w:t>
       </w:r>
-    </w:p>
-    <w:p>
-      <w:pPr>
-        <w:spacing w:before="240" w:after="100" w:line="360" w:lineRule="auto"/>
-        <w:jc w:val="both"/>
-        <w:rPr>
-          <w:lang w:val="es-AR"/>
-        </w:rPr>
-      </w:pPr>
     </w:p>
     <w:p>
       <w:pPr>
@@ -17296,11 +16865,10 @@
           <w:noProof/>
           <w:lang w:val="es-AR"/>
         </w:rPr>
-        <w:lastRenderedPageBreak/>
         <w:drawing>
-          <wp:inline distT="0" distB="0" distL="0" distR="0" wp14:anchorId="4E6EECCE" wp14:editId="426B3490">
-            <wp:extent cx="4160520" cy="2339848"/>
-            <wp:effectExtent l="0" t="0" r="0" b="3810"/>
+          <wp:inline distT="0" distB="0" distL="0" distR="0" wp14:anchorId="4E6EECCE" wp14:editId="1204F766">
+            <wp:extent cx="3596640" cy="2022726"/>
+            <wp:effectExtent l="0" t="0" r="3810" b="0"/>
             <wp:docPr id="1798750474" name="Imagen 1"/>
             <wp:cNvGraphicFramePr>
               <a:graphicFrameLocks xmlns:a="http://schemas.openxmlformats.org/drawingml/2006/main" noChangeAspect="1"/>
@@ -17321,7 +16889,7 @@
                   <pic:spPr>
                     <a:xfrm>
                       <a:off x="0" y="0"/>
-                      <a:ext cx="4166889" cy="2343430"/>
+                      <a:ext cx="3611391" cy="2031022"/>
                     </a:xfrm>
                     <a:prstGeom prst="rect">
                       <a:avLst/>
@@ -17461,10 +17029,11 @@
           <w:noProof/>
           <w:lang w:val="es-AR"/>
         </w:rPr>
+        <w:lastRenderedPageBreak/>
         <w:drawing>
-          <wp:inline distT="0" distB="0" distL="0" distR="0" wp14:anchorId="774BB0C1" wp14:editId="7240BEB5">
-            <wp:extent cx="4488180" cy="2497269"/>
-            <wp:effectExtent l="0" t="0" r="7620" b="0"/>
+          <wp:inline distT="0" distB="0" distL="0" distR="0" wp14:anchorId="774BB0C1" wp14:editId="2DA93C06">
+            <wp:extent cx="3596640" cy="2001208"/>
+            <wp:effectExtent l="0" t="0" r="3810" b="0"/>
             <wp:docPr id="539969446" name="Imagen 1"/>
             <wp:cNvGraphicFramePr>
               <a:graphicFrameLocks xmlns:a="http://schemas.openxmlformats.org/drawingml/2006/main" noChangeAspect="1"/>
@@ -17485,7 +17054,7 @@
                   <pic:spPr>
                     <a:xfrm>
                       <a:off x="0" y="0"/>
-                      <a:ext cx="4494218" cy="2500629"/>
+                      <a:ext cx="3615241" cy="2011558"/>
                     </a:xfrm>
                     <a:prstGeom prst="rect">
                       <a:avLst/>
@@ -17633,10 +17202,9 @@
           <w:szCs w:val="20"/>
           <w:lang w:val="es-AR"/>
         </w:rPr>
-        <w:lastRenderedPageBreak/>
         <w:drawing>
-          <wp:inline distT="0" distB="0" distL="0" distR="0" wp14:anchorId="3C6632FC" wp14:editId="64160424">
-            <wp:extent cx="4312920" cy="2476704"/>
+          <wp:inline distT="0" distB="0" distL="0" distR="0" wp14:anchorId="3C6632FC" wp14:editId="77CD76C3">
+            <wp:extent cx="3398520" cy="1951608"/>
             <wp:effectExtent l="0" t="0" r="0" b="0"/>
             <wp:docPr id="1946156879" name="Imagen 1"/>
             <wp:cNvGraphicFramePr>
@@ -17658,7 +17226,7 @@
                   <pic:spPr>
                     <a:xfrm>
                       <a:off x="0" y="0"/>
-                      <a:ext cx="4326497" cy="2484501"/>
+                      <a:ext cx="3420246" cy="1964084"/>
                     </a:xfrm>
                     <a:prstGeom prst="rect">
                       <a:avLst/>
@@ -17793,19 +17361,7 @@
         <w:rPr>
           <w:lang w:val="es-AR"/>
         </w:rPr>
-        <w:t>Se calculó la matriz de correlación absoluta con un umbral de 0</w:t>
-      </w:r>
-      <w:r>
-        <w:rPr>
-          <w:lang w:val="es-AR"/>
-        </w:rPr>
-        <w:t>,</w:t>
-      </w:r>
-      <w:r>
-        <w:rPr>
-          <w:lang w:val="es-AR"/>
-        </w:rPr>
-        <w:t xml:space="preserve">9 para identificar pares de variables redundantes que pudieran eliminarse sin pérdida de información. El par con mayor correlación fue </w:t>
+        <w:t xml:space="preserve">Se calculó la matriz de correlación absoluta con un umbral de 0,9 para identificar pares de variables redundantes. Este valor fue elegido de forma conservadora para evitar eliminar variables que, aun siendo correlacionadas, puedan aportar señales predictivas independientes. El par con mayor correlación fue </w:t>
       </w:r>
       <w:proofErr w:type="spellStart"/>
       <w:r>
@@ -17819,6 +17375,8 @@
       <w:proofErr w:type="spellEnd"/>
       <w:r>
         <w:rPr>
+          <w:i/>
+          <w:iCs/>
           <w:lang w:val="es-AR"/>
         </w:rPr>
         <w:t xml:space="preserve"> ↔ </w:t>
@@ -17837,19 +17395,39 @@
         <w:rPr>
           <w:lang w:val="es-AR"/>
         </w:rPr>
-        <w:t xml:space="preserve"> (r = 0</w:t>
-      </w:r>
-      <w:r>
-        <w:rPr>
-          <w:lang w:val="es-AR"/>
-        </w:rPr>
-        <w:t>,</w:t>
-      </w:r>
-      <w:r>
-        <w:rPr>
-          <w:lang w:val="es-AR"/>
-        </w:rPr>
-        <w:t>86), que quedó por debajo del umbral definido. En consecuencia, no se eliminó ninguna variable por redundancia y el conjunto de datos mantuvo todas las columnas para el entrenamiento.</w:t>
+        <w:t xml:space="preserve"> (r = 0,86), que quedó por debajo del umbral. Si bien este valor es elevado, ambas variables aportan información diferente al modelo: </w:t>
+      </w:r>
+      <w:proofErr w:type="spellStart"/>
+      <w:r>
+        <w:rPr>
+          <w:i/>
+          <w:iCs/>
+          <w:lang w:val="es-AR"/>
+        </w:rPr>
+        <w:t>air_temp</w:t>
+      </w:r>
+      <w:proofErr w:type="spellEnd"/>
+      <w:r>
+        <w:rPr>
+          <w:lang w:val="es-AR"/>
+        </w:rPr>
+        <w:t xml:space="preserve"> refleja condiciones ambientales externas y </w:t>
+      </w:r>
+      <w:proofErr w:type="spellStart"/>
+      <w:r>
+        <w:rPr>
+          <w:i/>
+          <w:iCs/>
+          <w:lang w:val="es-AR"/>
+        </w:rPr>
+        <w:t>process_temp</w:t>
+      </w:r>
+      <w:proofErr w:type="spellEnd"/>
+      <w:r>
+        <w:rPr>
+          <w:lang w:val="es-AR"/>
+        </w:rPr>
+        <w:t xml:space="preserve"> las condiciones internas del proceso. En consecuencia, no se eliminó ninguna variable por redundancia y el conjunto de datos mantuvo todas las columnas para el entrenamiento.</w:t>
       </w:r>
     </w:p>
     <w:p>
@@ -17865,10 +17443,11 @@
           <w:noProof/>
           <w:lang w:val="es-AR"/>
         </w:rPr>
+        <w:lastRenderedPageBreak/>
         <w:drawing>
-          <wp:inline distT="0" distB="0" distL="0" distR="0" wp14:anchorId="48FD6239" wp14:editId="2DCB7FBE">
-            <wp:extent cx="3695700" cy="2974348"/>
-            <wp:effectExtent l="0" t="0" r="0" b="0"/>
+          <wp:inline distT="0" distB="0" distL="0" distR="0" wp14:anchorId="48FD6239" wp14:editId="680F8D52">
+            <wp:extent cx="3688080" cy="2968215"/>
+            <wp:effectExtent l="0" t="0" r="7620" b="3810"/>
             <wp:docPr id="1287289733" name="Imagen 1"/>
             <wp:cNvGraphicFramePr>
               <a:graphicFrameLocks xmlns:a="http://schemas.openxmlformats.org/drawingml/2006/main" noChangeAspect="1"/>
@@ -17890,7 +17469,7 @@
                   <pic:spPr bwMode="auto">
                     <a:xfrm>
                       <a:off x="0" y="0"/>
-                      <a:ext cx="3725313" cy="2998181"/>
+                      <a:ext cx="3727998" cy="3000341"/>
                     </a:xfrm>
                     <a:prstGeom prst="rect">
                       <a:avLst/>
@@ -17970,6 +17549,19 @@
     </w:p>
     <w:p>
       <w:pPr>
+        <w:spacing w:before="240" w:after="100" w:line="360" w:lineRule="auto"/>
+        <w:jc w:val="center"/>
+        <w:rPr>
+          <w:i/>
+          <w:iCs/>
+          <w:sz w:val="20"/>
+          <w:szCs w:val="20"/>
+          <w:lang w:val="es-AR"/>
+        </w:rPr>
+      </w:pPr>
+    </w:p>
+    <w:p>
+      <w:pPr>
         <w:pStyle w:val="Ttulo2"/>
         <w:spacing w:before="0" w:line="360" w:lineRule="auto"/>
         <w:rPr>
@@ -17983,7 +17575,6 @@
           <w:color w:val="auto"/>
           <w:lang w:val="es-AR"/>
         </w:rPr>
-        <w:lastRenderedPageBreak/>
         <w:t>4.5 Procesamiento de variables categóricas</w:t>
       </w:r>
       <w:bookmarkEnd w:id="14"/>
@@ -18306,6 +17897,32 @@
     </w:p>
     <w:p>
       <w:pPr>
+        <w:spacing w:after="100" w:line="360" w:lineRule="auto"/>
+        <w:jc w:val="center"/>
+        <w:rPr>
+          <w:i/>
+          <w:iCs/>
+          <w:sz w:val="20"/>
+          <w:szCs w:val="20"/>
+          <w:lang w:val="es-AR"/>
+        </w:rPr>
+      </w:pPr>
+    </w:p>
+    <w:p>
+      <w:pPr>
+        <w:spacing w:after="100" w:line="360" w:lineRule="auto"/>
+        <w:jc w:val="center"/>
+        <w:rPr>
+          <w:i/>
+          <w:iCs/>
+          <w:sz w:val="20"/>
+          <w:szCs w:val="20"/>
+          <w:lang w:val="es-AR"/>
+        </w:rPr>
+      </w:pPr>
+    </w:p>
+    <w:p>
+      <w:pPr>
         <w:pStyle w:val="Ttulo2"/>
         <w:spacing w:line="360" w:lineRule="auto"/>
         <w:rPr>
@@ -18319,6 +17936,7 @@
           <w:color w:val="auto"/>
           <w:lang w:val="es-AR"/>
         </w:rPr>
+        <w:lastRenderedPageBreak/>
         <w:t>4.6 Balance del conjunto de datos</w:t>
       </w:r>
       <w:bookmarkEnd w:id="15"/>
@@ -18364,8 +17982,8 @@
           <w:lang w:val="es-AR"/>
         </w:rPr>
         <w:drawing>
-          <wp:inline distT="0" distB="0" distL="0" distR="0" wp14:anchorId="2E7C9F0C" wp14:editId="56FC9D1F">
-            <wp:extent cx="3622864" cy="2590800"/>
+          <wp:inline distT="0" distB="0" distL="0" distR="0" wp14:anchorId="2E7C9F0C" wp14:editId="7961E23F">
+            <wp:extent cx="2941320" cy="2103410"/>
             <wp:effectExtent l="0" t="0" r="0" b="0"/>
             <wp:docPr id="73117832" name="Imagen 1"/>
             <wp:cNvGraphicFramePr>
@@ -18387,7 +18005,7 @@
                   <pic:spPr>
                     <a:xfrm>
                       <a:off x="0" y="0"/>
-                      <a:ext cx="3638970" cy="2602318"/>
+                      <a:ext cx="2963122" cy="2119001"/>
                     </a:xfrm>
                     <a:prstGeom prst="rect">
                       <a:avLst/>
@@ -18493,7 +18111,6 @@
           <w:bCs/>
           <w:lang w:val="es-AR"/>
         </w:rPr>
-        <w:lastRenderedPageBreak/>
         <w:t xml:space="preserve">Técnica aplicada: </w:t>
       </w:r>
       <w:proofErr w:type="spellStart"/>
@@ -18541,7 +18158,7 @@
     </w:p>
     <w:p>
       <w:pPr>
-        <w:spacing w:after="100" w:line="360" w:lineRule="auto"/>
+        <w:spacing w:line="360" w:lineRule="auto"/>
         <w:jc w:val="both"/>
         <w:rPr>
           <w:lang w:val="es-AR"/>
@@ -18575,7 +18192,19 @@
         <w:rPr>
           <w:lang w:val="es-AR"/>
         </w:rPr>
-        <w:t xml:space="preserve">1), duplicando aleatoriamente registros existentes. Se eligió </w:t>
+        <w:t xml:space="preserve">1), </w:t>
+      </w:r>
+      <w:r>
+        <w:rPr>
+          <w:lang w:val="es-AR"/>
+        </w:rPr>
+        <w:t>duplicando aleatoriamente registros existentes de la clase minoritaria con reemplazo</w:t>
+      </w:r>
+      <w:r>
+        <w:rPr>
+          <w:lang w:val="es-AR"/>
+        </w:rPr>
+        <w:t xml:space="preserve">. Se eligió </w:t>
       </w:r>
       <w:proofErr w:type="spellStart"/>
       <w:r>
@@ -18622,7 +18251,7 @@
     </w:p>
     <w:p>
       <w:pPr>
-        <w:spacing w:before="240" w:line="360" w:lineRule="auto"/>
+        <w:spacing w:line="360" w:lineRule="auto"/>
         <w:jc w:val="center"/>
         <w:rPr>
           <w:lang w:val="es-AR"/>
@@ -18634,9 +18263,9 @@
           <w:lang w:val="es-AR"/>
         </w:rPr>
         <w:drawing>
-          <wp:inline distT="0" distB="0" distL="0" distR="0" wp14:anchorId="6DCF51AA" wp14:editId="7A44FF79">
-            <wp:extent cx="3642360" cy="2608573"/>
-            <wp:effectExtent l="0" t="0" r="0" b="1905"/>
+          <wp:inline distT="0" distB="0" distL="0" distR="0" wp14:anchorId="6DCF51AA" wp14:editId="5E945EF6">
+            <wp:extent cx="3040380" cy="2177448"/>
+            <wp:effectExtent l="0" t="0" r="7620" b="0"/>
             <wp:docPr id="746266042" name="Imagen 1"/>
             <wp:cNvGraphicFramePr>
               <a:graphicFrameLocks xmlns:a="http://schemas.openxmlformats.org/drawingml/2006/main" noChangeAspect="1"/>
@@ -18657,7 +18286,7 @@
                   <pic:spPr>
                     <a:xfrm>
                       <a:off x="0" y="0"/>
-                      <a:ext cx="3656579" cy="2618756"/>
+                      <a:ext cx="3062852" cy="2193542"/>
                     </a:xfrm>
                     <a:prstGeom prst="rect">
                       <a:avLst/>
@@ -18785,15 +18414,6 @@
     </w:p>
     <w:p>
       <w:pPr>
-        <w:spacing w:before="240" w:line="360" w:lineRule="auto"/>
-        <w:jc w:val="both"/>
-        <w:rPr>
-          <w:lang w:val="es-AR"/>
-        </w:rPr>
-      </w:pPr>
-    </w:p>
-    <w:p>
-      <w:pPr>
         <w:pStyle w:val="Ttulo2"/>
         <w:spacing w:before="0" w:line="360" w:lineRule="auto"/>
         <w:rPr>
@@ -18807,6 +18427,7 @@
           <w:color w:val="auto"/>
           <w:lang w:val="es-AR"/>
         </w:rPr>
+        <w:lastRenderedPageBreak/>
         <w:t>4.7 Normalización del conjunto de datos</w:t>
       </w:r>
       <w:bookmarkEnd w:id="16"/>
@@ -19101,7 +18722,6 @@
         <w:rPr>
           <w:lang w:val="es-AR"/>
         </w:rPr>
-        <w:lastRenderedPageBreak/>
         <w:t>Preservación de la distribución original: a diferencia de la estandarización Z-score, M</w:t>
       </w:r>
       <w:r>
@@ -19216,7 +18836,7 @@
           <w:iCs/>
           <w:lang w:val="es-AR"/>
         </w:rPr>
-        <w:t>producto_type_M</w:t>
+        <w:t>product_type_M</w:t>
       </w:r>
       <w:proofErr w:type="spellEnd"/>
       <w:r>
@@ -19340,7 +18960,7 @@
     </w:p>
     <w:p>
       <w:pPr>
-        <w:spacing w:after="100" w:line="360" w:lineRule="auto"/>
+        <w:spacing w:line="360" w:lineRule="auto"/>
         <w:jc w:val="both"/>
         <w:rPr>
           <w:lang w:val="es-AR"/>
@@ -19452,10 +19072,11 @@
           <w:noProof/>
           <w:lang w:val="es-AR"/>
         </w:rPr>
+        <w:lastRenderedPageBreak/>
         <w:drawing>
-          <wp:inline distT="0" distB="0" distL="0" distR="0" wp14:anchorId="0C1ECBBA" wp14:editId="359A21FE">
-            <wp:extent cx="5943600" cy="3200400"/>
-            <wp:effectExtent l="0" t="0" r="0" b="0"/>
+          <wp:inline distT="0" distB="0" distL="0" distR="0" wp14:anchorId="0C1ECBBA" wp14:editId="2D94B0B3">
+            <wp:extent cx="4910544" cy="2644140"/>
+            <wp:effectExtent l="0" t="0" r="4445" b="3810"/>
             <wp:docPr id="1175982137" name="Imagen 1"/>
             <wp:cNvGraphicFramePr>
               <a:graphicFrameLocks xmlns:a="http://schemas.openxmlformats.org/drawingml/2006/main" noChangeAspect="1"/>
@@ -19476,7 +19097,7 @@
                   <pic:spPr>
                     <a:xfrm>
                       <a:off x="0" y="0"/>
-                      <a:ext cx="5943600" cy="3200400"/>
+                      <a:ext cx="4926966" cy="2652983"/>
                     </a:xfrm>
                     <a:prstGeom prst="rect">
                       <a:avLst/>
@@ -19560,37 +19181,7 @@
     </w:p>
     <w:p>
       <w:pPr>
-        <w:spacing w:line="360" w:lineRule="auto"/>
-        <w:rPr>
-          <w:sz w:val="20"/>
-          <w:szCs w:val="20"/>
-          <w:lang w:val="es-AR"/>
-        </w:rPr>
-      </w:pPr>
-    </w:p>
-    <w:p>
-      <w:pPr>
-        <w:spacing w:line="360" w:lineRule="auto"/>
-        <w:rPr>
-          <w:sz w:val="20"/>
-          <w:szCs w:val="20"/>
-          <w:lang w:val="es-AR"/>
-        </w:rPr>
-      </w:pPr>
-    </w:p>
-    <w:p>
-      <w:pPr>
-        <w:spacing w:line="360" w:lineRule="auto"/>
-        <w:rPr>
-          <w:sz w:val="20"/>
-          <w:szCs w:val="20"/>
-          <w:lang w:val="es-AR"/>
-        </w:rPr>
-      </w:pPr>
-    </w:p>
-    <w:p>
-      <w:pPr>
-        <w:spacing w:line="360" w:lineRule="auto"/>
+        <w:spacing w:after="240" w:line="360" w:lineRule="auto"/>
         <w:rPr>
           <w:sz w:val="20"/>
           <w:szCs w:val="20"/>
@@ -19613,7 +19204,6 @@
           <w:color w:val="auto"/>
           <w:lang w:val="es-AR"/>
         </w:rPr>
-        <w:lastRenderedPageBreak/>
         <w:t xml:space="preserve">5. Parte 2 </w:t>
       </w:r>
       <w:r>
@@ -19765,7 +19355,7 @@
     </w:p>
     <w:p>
       <w:pPr>
-        <w:spacing w:before="240" w:line="360" w:lineRule="auto"/>
+        <w:spacing w:after="100" w:line="360" w:lineRule="auto"/>
         <w:jc w:val="both"/>
         <w:rPr>
           <w:lang w:val="es-AR"/>
@@ -19826,7 +19416,7 @@
     </w:p>
     <w:p>
       <w:pPr>
-        <w:spacing w:after="100" w:line="360" w:lineRule="auto"/>
+        <w:spacing w:line="360" w:lineRule="auto"/>
         <w:jc w:val="both"/>
         <w:rPr>
           <w:lang w:val="es-AR"/>
@@ -19836,7 +19426,14 @@
         <w:rPr>
           <w:lang w:val="es-AR"/>
         </w:rPr>
-        <w:t>La regresión logística es un modelo lineal que estima la probabilidad de pertenencia a la clase de falla (1) mediante la función sigmoide, que mapea cualquier combinación lineal de variables al intervalo [0, 1]. Es el modelo de referencia (</w:t>
+        <w:t xml:space="preserve">La regresión logística es un modelo lineal que estima la probabilidad de pertenencia a la clase de falla (1) mediante la función sigmoide, que mapea cualquier combinación lineal de variables </w:t>
+      </w:r>
+      <w:r>
+        <w:rPr>
+          <w:lang w:val="es-AR"/>
+        </w:rPr>
+        <w:lastRenderedPageBreak/>
+        <w:t>al intervalo [0, 1]. Es el modelo de referencia (</w:t>
       </w:r>
       <w:proofErr w:type="spellStart"/>
       <w:r>
@@ -19855,8 +19452,17 @@
     </w:p>
     <w:p>
       <w:pPr>
+        <w:spacing w:line="360" w:lineRule="auto"/>
+        <w:jc w:val="both"/>
+        <w:rPr>
+          <w:lang w:val="es-AR"/>
+        </w:rPr>
+      </w:pPr>
+    </w:p>
+    <w:p>
+      <w:pPr>
         <w:pStyle w:val="Ttulo3"/>
-        <w:spacing w:line="360" w:lineRule="auto"/>
+        <w:spacing w:before="0" w:line="360" w:lineRule="auto"/>
         <w:rPr>
           <w:color w:val="auto"/>
           <w:lang w:val="es-AR"/>
@@ -20540,7 +20146,6 @@
               <w:jc w:val="center"/>
             </w:pPr>
             <w:r>
-              <w:lastRenderedPageBreak/>
               <w:t>100</w:t>
             </w:r>
           </w:p>
@@ -20736,7 +20341,7 @@
     </w:p>
     <w:p>
       <w:pPr>
-        <w:spacing w:after="100" w:line="360" w:lineRule="auto"/>
+        <w:spacing w:line="360" w:lineRule="auto"/>
         <w:jc w:val="both"/>
         <w:rPr>
           <w:lang w:val="es-AR"/>
@@ -20775,8 +20380,17 @@
     </w:p>
     <w:p>
       <w:pPr>
+        <w:spacing w:line="360" w:lineRule="auto"/>
+        <w:jc w:val="both"/>
+        <w:rPr>
+          <w:lang w:val="es-AR"/>
+        </w:rPr>
+      </w:pPr>
+    </w:p>
+    <w:p>
+      <w:pPr>
         <w:pStyle w:val="Ttulo3"/>
-        <w:spacing w:line="360" w:lineRule="auto"/>
+        <w:spacing w:before="0" w:line="360" w:lineRule="auto"/>
         <w:rPr>
           <w:color w:val="auto"/>
           <w:lang w:val="es-AR"/>
@@ -21286,14 +20900,6 @@
     </w:p>
     <w:p>
       <w:pPr>
-        <w:spacing w:line="360" w:lineRule="auto"/>
-        <w:rPr>
-          <w:lang w:val="es-AR"/>
-        </w:rPr>
-      </w:pPr>
-    </w:p>
-    <w:p>
-      <w:pPr>
         <w:pStyle w:val="Ttulo3"/>
         <w:spacing w:before="0" w:line="360" w:lineRule="auto"/>
         <w:rPr>
@@ -21302,11 +20908,52 @@
         </w:rPr>
       </w:pPr>
       <w:bookmarkStart w:id="23" w:name="_Toc230034420"/>
-      <w:r>
+    </w:p>
+    <w:p>
+      <w:pPr>
+        <w:pStyle w:val="Ttulo3"/>
+        <w:spacing w:before="0" w:line="360" w:lineRule="auto"/>
         <w:rPr>
           <w:color w:val="auto"/>
           <w:lang w:val="es-AR"/>
         </w:rPr>
+      </w:pPr>
+    </w:p>
+    <w:p>
+      <w:pPr>
+        <w:pStyle w:val="Ttulo3"/>
+        <w:spacing w:before="0" w:line="360" w:lineRule="auto"/>
+        <w:rPr>
+          <w:color w:val="auto"/>
+          <w:lang w:val="es-AR"/>
+        </w:rPr>
+      </w:pPr>
+    </w:p>
+    <w:p>
+      <w:pPr>
+        <w:pStyle w:val="Ttulo3"/>
+        <w:spacing w:before="0" w:line="360" w:lineRule="auto"/>
+        <w:rPr>
+          <w:color w:val="auto"/>
+          <w:lang w:val="es-AR"/>
+        </w:rPr>
+      </w:pPr>
+    </w:p>
+    <w:p>
+      <w:pPr>
+        <w:pStyle w:val="Ttulo3"/>
+        <w:spacing w:before="0" w:line="360" w:lineRule="auto"/>
+        <w:rPr>
+          <w:color w:val="auto"/>
+          <w:lang w:val="es-AR"/>
+        </w:rPr>
+      </w:pPr>
+      <w:r>
+        <w:rPr>
+          <w:color w:val="auto"/>
+          <w:lang w:val="es-AR"/>
+        </w:rPr>
+        <w:lastRenderedPageBreak/>
         <w:t xml:space="preserve">Matriz de confusión </w:t>
       </w:r>
       <w:r>
@@ -21352,9 +20999,9 @@
           <w:lang w:val="es-AR"/>
         </w:rPr>
         <w:drawing>
-          <wp:inline distT="0" distB="0" distL="0" distR="0" wp14:anchorId="0FF0381B" wp14:editId="4CDD1FD7">
-            <wp:extent cx="4137660" cy="3501986"/>
-            <wp:effectExtent l="0" t="0" r="0" b="3810"/>
+          <wp:inline distT="0" distB="0" distL="0" distR="0" wp14:anchorId="0FF0381B" wp14:editId="4EC6F80D">
+            <wp:extent cx="4130917" cy="3506946"/>
+            <wp:effectExtent l="0" t="0" r="3175" b="0"/>
             <wp:docPr id="463394726" name="Imagen 1"/>
             <wp:cNvGraphicFramePr>
               <a:graphicFrameLocks xmlns:a="http://schemas.openxmlformats.org/drawingml/2006/main" noChangeAspect="1"/>
@@ -21363,11 +21010,17 @@
               <a:graphicData uri="http://schemas.openxmlformats.org/drawingml/2006/picture">
                 <pic:pic xmlns:pic="http://schemas.openxmlformats.org/drawingml/2006/picture">
                   <pic:nvPicPr>
-                    <pic:cNvPr id="463394726" name=""/>
+                    <pic:cNvPr id="463394726" name="Imagen 1"/>
                     <pic:cNvPicPr/>
                   </pic:nvPicPr>
                   <pic:blipFill>
-                    <a:blip r:embed="rId39"/>
+                    <a:blip r:embed="rId39">
+                      <a:extLst>
+                        <a:ext uri="{28A0092B-C50C-407E-A947-70E740481C1C}">
+                          <a14:useLocalDpi xmlns:a14="http://schemas.microsoft.com/office/drawing/2010/main" val="0"/>
+                        </a:ext>
+                      </a:extLst>
+                    </a:blip>
                     <a:stretch>
                       <a:fillRect/>
                     </a:stretch>
@@ -21375,7 +21028,7 @@
                   <pic:spPr>
                     <a:xfrm>
                       <a:off x="0" y="0"/>
-                      <a:ext cx="4143520" cy="3506946"/>
+                      <a:ext cx="4130917" cy="3506946"/>
                     </a:xfrm>
                     <a:prstGeom prst="rect">
                       <a:avLst/>
@@ -21476,7 +21129,17 @@
           <w:szCs w:val="20"/>
           <w:lang w:val="es-AR"/>
         </w:rPr>
-        <w:t>ogística.</w:t>
+        <w:t>ogística</w:t>
+      </w:r>
+      <w:r>
+        <w:rPr>
+          <w:i/>
+          <w:iCs/>
+          <w:sz w:val="20"/>
+          <w:szCs w:val="20"/>
+          <w:lang w:val="es-AR"/>
+        </w:rPr>
+        <w:t xml:space="preserve"> (C=10).</w:t>
       </w:r>
     </w:p>
     <w:p>
@@ -21493,7 +21156,6 @@
           <w:bCs/>
           <w:lang w:val="es-AR"/>
         </w:rPr>
-        <w:lastRenderedPageBreak/>
         <w:t xml:space="preserve">Interpretación: </w:t>
       </w:r>
       <w:r>
@@ -21506,13 +21168,13 @@
         <w:rPr>
           <w:lang w:val="es-AR"/>
         </w:rPr>
-        <w:t>l modelo detectó 1.93</w:t>
-      </w:r>
-      <w:r>
-        <w:rPr>
-          <w:lang w:val="es-AR"/>
-        </w:rPr>
-        <w:t>8</w:t>
+        <w:t>l modelo detectó 1.9</w:t>
+      </w:r>
+      <w:r>
+        <w:rPr>
+          <w:lang w:val="es-AR"/>
+        </w:rPr>
+        <w:t>40</w:t>
       </w:r>
       <w:r>
         <w:rPr>
@@ -21524,7 +21186,13 @@
         <w:rPr>
           <w:lang w:val="es-AR"/>
         </w:rPr>
-        <w:t>28</w:t>
+        <w:t>2</w:t>
+      </w:r>
+      <w:r>
+        <w:rPr>
+          <w:lang w:val="es-AR"/>
+        </w:rPr>
+        <w:t>6</w:t>
       </w:r>
       <w:r>
         <w:rPr>
@@ -21536,7 +21204,7 @@
         <w:rPr>
           <w:lang w:val="es-AR"/>
         </w:rPr>
-        <w:t>6</w:t>
+        <w:t>9</w:t>
       </w:r>
       <w:r>
         <w:rPr>
@@ -21592,12 +21260,24 @@
         <w:rPr>
           <w:lang w:val="es-AR"/>
         </w:rPr>
-        <w:t xml:space="preserve"> indica que el modelo no detecta aproximadamente 1 de cada 7 fallas reales, lo que sería inaceptable en un entorno industrial crítico. La naturaleza lineal del modelo no logra capturar las relaciones complejas entre los sensores.</w:t>
-      </w:r>
-    </w:p>
-    <w:p>
-      <w:pPr>
-        <w:spacing w:line="360" w:lineRule="auto"/>
+        <w:t xml:space="preserve"> indica que el modelo no detecta aproximadamente 1 de cada 7 fallas reales, </w:t>
+      </w:r>
+      <w:r>
+        <w:rPr>
+          <w:lang w:val="es-AR"/>
+        </w:rPr>
+        <w:t xml:space="preserve">lo que resulta insuficiente en este contexto industrial, donde el objetivo es minimizar los falsos negativos. </w:t>
+      </w:r>
+      <w:r>
+        <w:rPr>
+          <w:lang w:val="es-AR"/>
+        </w:rPr>
+        <w:t>La naturaleza lineal del modelo no logra capturar las relaciones complejas entre los sensores.</w:t>
+      </w:r>
+    </w:p>
+    <w:p>
+      <w:pPr>
+        <w:spacing w:before="240" w:line="360" w:lineRule="auto"/>
         <w:jc w:val="both"/>
         <w:rPr>
           <w:lang w:val="es-AR"/>
@@ -21701,6 +21381,15 @@
     </w:p>
     <w:p>
       <w:pPr>
+        <w:spacing w:after="100" w:line="360" w:lineRule="auto"/>
+        <w:jc w:val="both"/>
+        <w:rPr>
+          <w:lang w:val="es-AR"/>
+        </w:rPr>
+      </w:pPr>
+    </w:p>
+    <w:p>
+      <w:pPr>
         <w:pStyle w:val="Ttulo3"/>
         <w:spacing w:line="360" w:lineRule="auto"/>
         <w:rPr>
@@ -21715,6 +21404,7 @@
           <w:color w:val="auto"/>
           <w:lang w:val="es-AR"/>
         </w:rPr>
+        <w:lastRenderedPageBreak/>
         <w:t>Hiperparámetro</w:t>
       </w:r>
       <w:proofErr w:type="spellEnd"/>
@@ -22591,7 +22281,7 @@
     </w:p>
     <w:p>
       <w:pPr>
-        <w:spacing w:before="240" w:after="100" w:line="360" w:lineRule="auto"/>
+        <w:spacing w:before="240" w:line="360" w:lineRule="auto"/>
         <w:jc w:val="both"/>
         <w:rPr>
           <w:lang w:val="es-AR"/>
@@ -22644,7 +22334,7 @@
     </w:p>
     <w:p>
       <w:pPr>
-        <w:spacing w:before="240" w:after="100" w:line="360" w:lineRule="auto"/>
+        <w:spacing w:line="360" w:lineRule="auto"/>
         <w:jc w:val="both"/>
         <w:rPr>
           <w:lang w:val="es-AR"/>
@@ -22654,7 +22344,7 @@
     <w:p>
       <w:pPr>
         <w:pStyle w:val="Ttulo3"/>
-        <w:spacing w:line="360" w:lineRule="auto"/>
+        <w:spacing w:before="0" w:line="360" w:lineRule="auto"/>
         <w:rPr>
           <w:color w:val="auto"/>
           <w:lang w:val="es-AR"/>
@@ -22666,7 +22356,6 @@
           <w:color w:val="auto"/>
           <w:lang w:val="es-AR"/>
         </w:rPr>
-        <w:lastRenderedPageBreak/>
         <w:t>Métricas del modelo final (</w:t>
       </w:r>
       <w:proofErr w:type="spellStart"/>
@@ -23118,6 +22807,10 @@
         <w:spacing w:before="40" w:after="160" w:line="360" w:lineRule="auto"/>
         <w:jc w:val="center"/>
         <w:rPr>
+          <w:i/>
+          <w:iCs/>
+          <w:sz w:val="20"/>
+          <w:szCs w:val="20"/>
           <w:lang w:val="es-AR"/>
         </w:rPr>
       </w:pPr>
@@ -23220,6 +22913,80 @@
     </w:p>
     <w:p>
       <w:pPr>
+        <w:spacing w:before="40" w:after="160" w:line="360" w:lineRule="auto"/>
+        <w:jc w:val="center"/>
+        <w:rPr>
+          <w:i/>
+          <w:iCs/>
+          <w:sz w:val="20"/>
+          <w:szCs w:val="20"/>
+          <w:lang w:val="es-AR"/>
+        </w:rPr>
+      </w:pPr>
+    </w:p>
+    <w:p>
+      <w:pPr>
+        <w:spacing w:before="40" w:after="160" w:line="360" w:lineRule="auto"/>
+        <w:jc w:val="center"/>
+        <w:rPr>
+          <w:i/>
+          <w:iCs/>
+          <w:sz w:val="20"/>
+          <w:szCs w:val="20"/>
+          <w:lang w:val="es-AR"/>
+        </w:rPr>
+      </w:pPr>
+    </w:p>
+    <w:p>
+      <w:pPr>
+        <w:spacing w:before="40" w:after="160" w:line="360" w:lineRule="auto"/>
+        <w:jc w:val="center"/>
+        <w:rPr>
+          <w:i/>
+          <w:iCs/>
+          <w:sz w:val="20"/>
+          <w:szCs w:val="20"/>
+          <w:lang w:val="es-AR"/>
+        </w:rPr>
+      </w:pPr>
+    </w:p>
+    <w:p>
+      <w:pPr>
+        <w:spacing w:before="40" w:after="160" w:line="360" w:lineRule="auto"/>
+        <w:jc w:val="center"/>
+        <w:rPr>
+          <w:i/>
+          <w:iCs/>
+          <w:sz w:val="20"/>
+          <w:szCs w:val="20"/>
+          <w:lang w:val="es-AR"/>
+        </w:rPr>
+      </w:pPr>
+    </w:p>
+    <w:p>
+      <w:pPr>
+        <w:spacing w:before="40" w:after="160" w:line="360" w:lineRule="auto"/>
+        <w:jc w:val="center"/>
+        <w:rPr>
+          <w:i/>
+          <w:iCs/>
+          <w:sz w:val="20"/>
+          <w:szCs w:val="20"/>
+          <w:lang w:val="es-AR"/>
+        </w:rPr>
+      </w:pPr>
+    </w:p>
+    <w:p>
+      <w:pPr>
+        <w:spacing w:before="40" w:after="160" w:line="360" w:lineRule="auto"/>
+        <w:jc w:val="center"/>
+        <w:rPr>
+          <w:lang w:val="es-AR"/>
+        </w:rPr>
+      </w:pPr>
+    </w:p>
+    <w:p>
+      <w:pPr>
         <w:pStyle w:val="Ttulo3"/>
         <w:spacing w:line="360" w:lineRule="auto"/>
         <w:rPr>
@@ -23233,6 +23000,7 @@
           <w:color w:val="auto"/>
           <w:lang w:val="es-AR"/>
         </w:rPr>
+        <w:lastRenderedPageBreak/>
         <w:t xml:space="preserve">Matriz de confusión </w:t>
       </w:r>
       <w:r>
@@ -23291,7 +23059,7 @@
           <w:lang w:val="es-AR"/>
         </w:rPr>
         <w:drawing>
-          <wp:inline distT="0" distB="0" distL="0" distR="0" wp14:anchorId="2CD16F90" wp14:editId="232810C8">
+          <wp:inline distT="0" distB="0" distL="0" distR="0" wp14:anchorId="2CD16F90" wp14:editId="7BD84C7E">
             <wp:extent cx="4113405" cy="3482340"/>
             <wp:effectExtent l="0" t="0" r="1905" b="3810"/>
             <wp:docPr id="147049672" name="Imagen 1"/>
@@ -23314,7 +23082,7 @@
                   <pic:spPr>
                     <a:xfrm>
                       <a:off x="0" y="0"/>
-                      <a:ext cx="4121482" cy="3489178"/>
+                      <a:ext cx="4113405" cy="3482340"/>
                     </a:xfrm>
                     <a:prstGeom prst="rect">
                       <a:avLst/>
@@ -23395,7 +23163,39 @@
           <w:szCs w:val="20"/>
           <w:lang w:val="es-AR"/>
         </w:rPr>
-        <w:t>rbol de decisión.</w:t>
+        <w:t>rbol de decisión</w:t>
+      </w:r>
+      <w:r>
+        <w:rPr>
+          <w:i/>
+          <w:iCs/>
+          <w:sz w:val="20"/>
+          <w:szCs w:val="20"/>
+          <w:lang w:val="es-AR"/>
+        </w:rPr>
+        <w:t xml:space="preserve"> (</w:t>
+      </w:r>
+      <w:proofErr w:type="spellStart"/>
+      <w:r>
+        <w:rPr>
+          <w:i/>
+          <w:iCs/>
+          <w:sz w:val="20"/>
+          <w:szCs w:val="20"/>
+          <w:lang w:val="es-AR"/>
+        </w:rPr>
+        <w:t>max_depth</w:t>
+      </w:r>
+      <w:proofErr w:type="spellEnd"/>
+      <w:r>
+        <w:rPr>
+          <w:i/>
+          <w:iCs/>
+          <w:sz w:val="20"/>
+          <w:szCs w:val="20"/>
+          <w:lang w:val="es-AR"/>
+        </w:rPr>
+        <w:t>=15).</w:t>
       </w:r>
     </w:p>
     <w:p>
@@ -23472,13 +23272,13 @@
         <w:rPr>
           <w:lang w:val="es-AR"/>
         </w:rPr>
-        <w:t xml:space="preserve"> 1.93</w:t>
-      </w:r>
-      <w:r>
-        <w:rPr>
-          <w:lang w:val="es-AR"/>
-        </w:rPr>
-        <w:t>8</w:t>
+        <w:t xml:space="preserve"> 1.9</w:t>
+      </w:r>
+      <w:r>
+        <w:rPr>
+          <w:lang w:val="es-AR"/>
+        </w:rPr>
+        <w:t>40</w:t>
       </w:r>
       <w:r>
         <w:rPr>
@@ -23526,7 +23326,7 @@
         <w:rPr>
           <w:lang w:val="es-AR"/>
         </w:rPr>
-        <w:t>8</w:t>
+        <w:t>6</w:t>
       </w:r>
       <w:r>
         <w:rPr>
@@ -23538,7 +23338,7 @@
         <w:rPr>
           <w:lang w:val="es-AR"/>
         </w:rPr>
-        <w:t>6</w:t>
+        <w:t>9</w:t>
       </w:r>
       <w:r>
         <w:rPr>
@@ -23583,6 +23383,130 @@
           <w:lang w:val="es-AR"/>
         </w:rPr>
         <w:t>% significa que el modelo deja pasar menos de 1 de cada 20 fallas reales, lo cual es aceptable en muchos contextos industriales.</w:t>
+      </w:r>
+    </w:p>
+    <w:p>
+      <w:pPr>
+        <w:spacing w:before="240" w:line="360" w:lineRule="auto"/>
+        <w:jc w:val="both"/>
+        <w:rPr>
+          <w:lang w:val="es-AR"/>
+        </w:rPr>
+      </w:pPr>
+    </w:p>
+    <w:p>
+      <w:pPr>
+        <w:pStyle w:val="Ttulo2"/>
+        <w:spacing w:before="0" w:line="360" w:lineRule="auto"/>
+        <w:rPr>
+          <w:color w:val="auto"/>
+          <w:lang w:val="es-AR"/>
+        </w:rPr>
+      </w:pPr>
+      <w:bookmarkStart w:id="29" w:name="_Toc230034426"/>
+      <w:r>
+        <w:rPr>
+          <w:color w:val="auto"/>
+          <w:lang w:val="es-AR"/>
+        </w:rPr>
+        <w:t>5.4 Random Forest (</w:t>
+      </w:r>
+      <w:r>
+        <w:rPr>
+          <w:color w:val="auto"/>
+          <w:lang w:val="es-AR"/>
+        </w:rPr>
+        <w:t>m</w:t>
+      </w:r>
+      <w:r>
+        <w:rPr>
+          <w:color w:val="auto"/>
+          <w:lang w:val="es-AR"/>
+        </w:rPr>
+        <w:t xml:space="preserve">odelo </w:t>
+      </w:r>
+      <w:r>
+        <w:rPr>
+          <w:color w:val="auto"/>
+          <w:lang w:val="es-AR"/>
+        </w:rPr>
+        <w:t>e</w:t>
+      </w:r>
+      <w:r>
+        <w:rPr>
+          <w:color w:val="auto"/>
+          <w:lang w:val="es-AR"/>
+        </w:rPr>
+        <w:t>nsamblado)</w:t>
+      </w:r>
+      <w:bookmarkEnd w:id="29"/>
+    </w:p>
+    <w:p>
+      <w:pPr>
+        <w:pStyle w:val="Ttulo3"/>
+        <w:spacing w:line="360" w:lineRule="auto"/>
+        <w:rPr>
+          <w:color w:val="auto"/>
+          <w:lang w:val="es-AR"/>
+        </w:rPr>
+      </w:pPr>
+      <w:bookmarkStart w:id="30" w:name="_Toc230034427"/>
+      <w:r>
+        <w:rPr>
+          <w:color w:val="auto"/>
+          <w:lang w:val="es-AR"/>
+        </w:rPr>
+        <w:t>Descripción del modelo</w:t>
+      </w:r>
+      <w:bookmarkEnd w:id="30"/>
+    </w:p>
+    <w:p>
+      <w:pPr>
+        <w:spacing w:after="100" w:line="360" w:lineRule="auto"/>
+        <w:jc w:val="both"/>
+        <w:rPr>
+          <w:lang w:val="es-AR"/>
+        </w:rPr>
+      </w:pPr>
+      <w:r>
+        <w:rPr>
+          <w:lang w:val="es-AR"/>
+        </w:rPr>
+        <w:t xml:space="preserve">Random Forest es un algoritmo de ensamble basado en la técnica de </w:t>
+      </w:r>
+      <w:proofErr w:type="spellStart"/>
+      <w:r>
+        <w:rPr>
+          <w:lang w:val="es-AR"/>
+        </w:rPr>
+        <w:t>bagging</w:t>
+      </w:r>
+      <w:proofErr w:type="spellEnd"/>
+      <w:r>
+        <w:rPr>
+          <w:lang w:val="es-AR"/>
+        </w:rPr>
+        <w:t xml:space="preserve">. </w:t>
+      </w:r>
+      <w:r>
+        <w:rPr>
+          <w:lang w:val="es-AR"/>
+        </w:rPr>
+        <w:t xml:space="preserve">Construye y combina las predicciones de múltiples árboles de decisión entrenados sobre muestras aleatorias del </w:t>
+      </w:r>
+      <w:proofErr w:type="spellStart"/>
+      <w:r>
+        <w:rPr>
+          <w:lang w:val="es-AR"/>
+        </w:rPr>
+        <w:t>dataset</w:t>
+      </w:r>
+      <w:proofErr w:type="spellEnd"/>
+      <w:r>
+        <w:rPr>
+          <w:lang w:val="es-AR"/>
+        </w:rPr>
+        <w:t xml:space="preserve"> y subconjuntos aleatorios de variables. Esta diversidad reduce drásticamente la varianza del modelo, evitando el sobreajuste y logrando predicciones más estables y generalizables que un árbol individual.</w:t>
       </w:r>
     </w:p>
     <w:p>
@@ -23593,6 +23517,55 @@
           <w:lang w:val="es-AR"/>
         </w:rPr>
       </w:pPr>
+      <w:r>
+        <w:rPr>
+          <w:lang w:val="es-AR"/>
+        </w:rPr>
+        <w:lastRenderedPageBreak/>
+        <w:t xml:space="preserve">En el contexto del mantenimiento predictivo, esta arquitectura permite capturar simultáneamente las interacciones no lineales entre sensores (como la relación inversa </w:t>
+      </w:r>
+      <w:r>
+        <w:rPr>
+          <w:i/>
+          <w:iCs/>
+          <w:lang w:val="es-AR"/>
+        </w:rPr>
+        <w:t>torque</w:t>
+      </w:r>
+      <w:r>
+        <w:rPr>
+          <w:lang w:val="es-AR"/>
+        </w:rPr>
+        <w:t>-</w:t>
+      </w:r>
+      <w:r>
+        <w:rPr>
+          <w:i/>
+          <w:iCs/>
+          <w:lang w:val="es-AR"/>
+        </w:rPr>
+        <w:t>velocidad</w:t>
+      </w:r>
+      <w:r>
+        <w:rPr>
+          <w:lang w:val="es-AR"/>
+        </w:rPr>
+        <w:t xml:space="preserve">) y aprovechar de forma robusta los </w:t>
+      </w:r>
+      <w:proofErr w:type="spellStart"/>
+      <w:r>
+        <w:rPr>
+          <w:lang w:val="es-AR"/>
+        </w:rPr>
+        <w:t>outliers</w:t>
+      </w:r>
+      <w:proofErr w:type="spellEnd"/>
+      <w:r>
+        <w:rPr>
+          <w:lang w:val="es-AR"/>
+        </w:rPr>
+        <w:t xml:space="preserve"> que son señales críticas de falla.</w:t>
+      </w:r>
     </w:p>
     <w:p>
       <w:pPr>
@@ -23605,190 +23578,8 @@
     </w:p>
     <w:p>
       <w:pPr>
-        <w:spacing w:line="360" w:lineRule="auto"/>
-        <w:jc w:val="both"/>
-        <w:rPr>
-          <w:lang w:val="es-AR"/>
-        </w:rPr>
-      </w:pPr>
-    </w:p>
-    <w:p>
-      <w:pPr>
-        <w:pStyle w:val="Ttulo2"/>
+        <w:pStyle w:val="Ttulo3"/>
         <w:spacing w:before="0" w:line="360" w:lineRule="auto"/>
-        <w:rPr>
-          <w:color w:val="auto"/>
-          <w:lang w:val="es-AR"/>
-        </w:rPr>
-      </w:pPr>
-      <w:bookmarkStart w:id="29" w:name="_Toc230034426"/>
-      <w:r>
-        <w:rPr>
-          <w:color w:val="auto"/>
-          <w:lang w:val="es-AR"/>
-        </w:rPr>
-        <w:t>5.4 Random Forest (</w:t>
-      </w:r>
-      <w:r>
-        <w:rPr>
-          <w:color w:val="auto"/>
-          <w:lang w:val="es-AR"/>
-        </w:rPr>
-        <w:t>m</w:t>
-      </w:r>
-      <w:r>
-        <w:rPr>
-          <w:color w:val="auto"/>
-          <w:lang w:val="es-AR"/>
-        </w:rPr>
-        <w:t xml:space="preserve">odelo </w:t>
-      </w:r>
-      <w:r>
-        <w:rPr>
-          <w:color w:val="auto"/>
-          <w:lang w:val="es-AR"/>
-        </w:rPr>
-        <w:t>e</w:t>
-      </w:r>
-      <w:r>
-        <w:rPr>
-          <w:color w:val="auto"/>
-          <w:lang w:val="es-AR"/>
-        </w:rPr>
-        <w:t>nsamblado)</w:t>
-      </w:r>
-      <w:bookmarkEnd w:id="29"/>
-    </w:p>
-    <w:p>
-      <w:pPr>
-        <w:pStyle w:val="Ttulo3"/>
-        <w:spacing w:line="360" w:lineRule="auto"/>
-        <w:rPr>
-          <w:color w:val="auto"/>
-          <w:lang w:val="es-AR"/>
-        </w:rPr>
-      </w:pPr>
-      <w:bookmarkStart w:id="30" w:name="_Toc230034427"/>
-      <w:r>
-        <w:rPr>
-          <w:color w:val="auto"/>
-          <w:lang w:val="es-AR"/>
-        </w:rPr>
-        <w:lastRenderedPageBreak/>
-        <w:t>Descripción del modelo</w:t>
-      </w:r>
-      <w:bookmarkEnd w:id="30"/>
-    </w:p>
-    <w:p>
-      <w:pPr>
-        <w:spacing w:after="100" w:line="360" w:lineRule="auto"/>
-        <w:jc w:val="both"/>
-        <w:rPr>
-          <w:lang w:val="es-AR"/>
-        </w:rPr>
-      </w:pPr>
-      <w:r>
-        <w:rPr>
-          <w:lang w:val="es-AR"/>
-        </w:rPr>
-        <w:t xml:space="preserve">Random Forest es un algoritmo de ensamble basado en la técnica de </w:t>
-      </w:r>
-      <w:proofErr w:type="spellStart"/>
-      <w:r>
-        <w:rPr>
-          <w:lang w:val="es-AR"/>
-        </w:rPr>
-        <w:t>bagging</w:t>
-      </w:r>
-      <w:proofErr w:type="spellEnd"/>
-      <w:r>
-        <w:rPr>
-          <w:lang w:val="es-AR"/>
-        </w:rPr>
-        <w:t xml:space="preserve">. </w:t>
-      </w:r>
-      <w:r>
-        <w:rPr>
-          <w:lang w:val="es-AR"/>
-        </w:rPr>
-        <w:t xml:space="preserve">Construye y combina las predicciones de múltiples árboles de decisión entrenados sobre muestras aleatorias del </w:t>
-      </w:r>
-      <w:proofErr w:type="spellStart"/>
-      <w:r>
-        <w:rPr>
-          <w:lang w:val="es-AR"/>
-        </w:rPr>
-        <w:t>dataset</w:t>
-      </w:r>
-      <w:proofErr w:type="spellEnd"/>
-      <w:r>
-        <w:rPr>
-          <w:lang w:val="es-AR"/>
-        </w:rPr>
-        <w:t xml:space="preserve"> y subconjuntos aleatorios de variables. Esta diversidad reduce drásticamente la varianza del modelo, evitando el sobreajuste y logrando predicciones más estables y generalizables que un árbol individual.</w:t>
-      </w:r>
-    </w:p>
-    <w:p>
-      <w:pPr>
-        <w:spacing w:after="100" w:line="360" w:lineRule="auto"/>
-        <w:jc w:val="both"/>
-        <w:rPr>
-          <w:lang w:val="es-AR"/>
-        </w:rPr>
-      </w:pPr>
-      <w:r>
-        <w:rPr>
-          <w:lang w:val="es-AR"/>
-        </w:rPr>
-        <w:t xml:space="preserve">En el contexto del mantenimiento predictivo, esta arquitectura permite capturar simultáneamente las interacciones no lineales entre sensores (como la relación inversa </w:t>
-      </w:r>
-      <w:r>
-        <w:rPr>
-          <w:i/>
-          <w:iCs/>
-          <w:lang w:val="es-AR"/>
-        </w:rPr>
-        <w:t>torque</w:t>
-      </w:r>
-      <w:r>
-        <w:rPr>
-          <w:lang w:val="es-AR"/>
-        </w:rPr>
-        <w:t>-</w:t>
-      </w:r>
-      <w:r>
-        <w:rPr>
-          <w:i/>
-          <w:iCs/>
-          <w:lang w:val="es-AR"/>
-        </w:rPr>
-        <w:t>velocidad</w:t>
-      </w:r>
-      <w:r>
-        <w:rPr>
-          <w:lang w:val="es-AR"/>
-        </w:rPr>
-        <w:t xml:space="preserve">) y aprovechar de forma robusta los </w:t>
-      </w:r>
-      <w:proofErr w:type="spellStart"/>
-      <w:r>
-        <w:rPr>
-          <w:lang w:val="es-AR"/>
-        </w:rPr>
-        <w:t>outliers</w:t>
-      </w:r>
-      <w:proofErr w:type="spellEnd"/>
-      <w:r>
-        <w:rPr>
-          <w:lang w:val="es-AR"/>
-        </w:rPr>
-        <w:t xml:space="preserve"> que son señales críticas de falla.</w:t>
-      </w:r>
-    </w:p>
-    <w:p>
-      <w:pPr>
-        <w:pStyle w:val="Ttulo3"/>
-        <w:spacing w:line="360" w:lineRule="auto"/>
         <w:jc w:val="both"/>
         <w:rPr>
           <w:color w:val="auto"/>
@@ -23924,7 +23715,7 @@
           <w:ilvl w:val="0"/>
           <w:numId w:val="2"/>
         </w:numPr>
-        <w:spacing w:after="80" w:line="360" w:lineRule="auto"/>
+        <w:spacing w:line="360" w:lineRule="auto"/>
         <w:jc w:val="both"/>
         <w:rPr>
           <w:lang w:val="es-AR"/>
@@ -23955,8 +23746,17 @@
     </w:p>
     <w:p>
       <w:pPr>
+        <w:spacing w:line="360" w:lineRule="auto"/>
+        <w:jc w:val="both"/>
+        <w:rPr>
+          <w:lang w:val="es-AR"/>
+        </w:rPr>
+      </w:pPr>
+    </w:p>
+    <w:p>
+      <w:pPr>
         <w:pStyle w:val="Ttulo3"/>
-        <w:spacing w:line="360" w:lineRule="auto"/>
+        <w:spacing w:before="0" w:line="360" w:lineRule="auto"/>
         <w:rPr>
           <w:color w:val="auto"/>
           <w:lang w:val="es-AR"/>
@@ -24656,7 +24456,7 @@
     </w:p>
     <w:p>
       <w:pPr>
-        <w:spacing w:after="100" w:line="360" w:lineRule="auto"/>
+        <w:spacing w:line="360" w:lineRule="auto"/>
         <w:jc w:val="both"/>
         <w:rPr>
           <w:lang w:val="es-AR"/>
@@ -24720,33 +24520,31 @@
         </w:rPr>
         <w:t xml:space="preserve"> individual, logrando la mejor generalización.</w:t>
       </w:r>
+      <w:bookmarkStart w:id="33" w:name="_Toc230034430"/>
+    </w:p>
+    <w:p>
+      <w:pPr>
+        <w:spacing w:line="360" w:lineRule="auto"/>
+        <w:jc w:val="both"/>
+        <w:rPr>
+          <w:lang w:val="es-AR"/>
+        </w:rPr>
+      </w:pPr>
     </w:p>
     <w:p>
       <w:pPr>
         <w:pStyle w:val="Ttulo3"/>
-        <w:spacing w:line="360" w:lineRule="auto"/>
+        <w:spacing w:before="0" w:line="360" w:lineRule="auto"/>
         <w:rPr>
           <w:color w:val="auto"/>
           <w:lang w:val="es-AR"/>
         </w:rPr>
       </w:pPr>
-      <w:bookmarkStart w:id="33" w:name="_Toc230034430"/>
-    </w:p>
-    <w:p>
-      <w:pPr>
-        <w:pStyle w:val="Ttulo3"/>
-        <w:spacing w:line="360" w:lineRule="auto"/>
+      <w:r>
         <w:rPr>
           <w:color w:val="auto"/>
           <w:lang w:val="es-AR"/>
         </w:rPr>
-      </w:pPr>
-      <w:r>
-        <w:rPr>
-          <w:color w:val="auto"/>
-          <w:lang w:val="es-AR"/>
-        </w:rPr>
-        <w:lastRenderedPageBreak/>
         <w:t>Parámetros</w:t>
       </w:r>
       <w:r>
@@ -25177,6 +24975,7 @@
               <w:jc w:val="center"/>
             </w:pPr>
             <w:r>
+              <w:lastRenderedPageBreak/>
               <w:t>criterion</w:t>
             </w:r>
           </w:p>
@@ -25779,7 +25578,7 @@
     </w:p>
     <w:p>
       <w:pPr>
-        <w:spacing w:after="100" w:line="360" w:lineRule="auto"/>
+        <w:spacing w:line="360" w:lineRule="auto"/>
         <w:jc w:val="both"/>
         <w:rPr>
           <w:lang w:val="es-AR"/>
@@ -25822,8 +25621,17 @@
     </w:p>
     <w:p>
       <w:pPr>
+        <w:spacing w:line="360" w:lineRule="auto"/>
+        <w:jc w:val="both"/>
+        <w:rPr>
+          <w:lang w:val="es-AR"/>
+        </w:rPr>
+      </w:pPr>
+    </w:p>
+    <w:p>
+      <w:pPr>
         <w:pStyle w:val="Ttulo3"/>
-        <w:spacing w:line="360" w:lineRule="auto"/>
+        <w:spacing w:before="0" w:line="360" w:lineRule="auto"/>
         <w:rPr>
           <w:color w:val="auto"/>
           <w:lang w:val="es-AR"/>
@@ -26416,6 +26224,36 @@
           <w:lang w:val="es-AR"/>
         </w:rPr>
       </w:pPr>
+    </w:p>
+    <w:p>
+      <w:pPr>
+        <w:pStyle w:val="Ttulo3"/>
+        <w:spacing w:line="360" w:lineRule="auto"/>
+        <w:rPr>
+          <w:color w:val="auto"/>
+          <w:lang w:val="es-AR"/>
+        </w:rPr>
+      </w:pPr>
+    </w:p>
+    <w:p>
+      <w:pPr>
+        <w:pStyle w:val="Ttulo3"/>
+        <w:spacing w:line="360" w:lineRule="auto"/>
+        <w:rPr>
+          <w:color w:val="auto"/>
+          <w:lang w:val="es-AR"/>
+        </w:rPr>
+      </w:pPr>
+    </w:p>
+    <w:p>
+      <w:pPr>
+        <w:pStyle w:val="Ttulo3"/>
+        <w:spacing w:line="360" w:lineRule="auto"/>
+        <w:rPr>
+          <w:color w:val="auto"/>
+          <w:lang w:val="es-AR"/>
+        </w:rPr>
+      </w:pPr>
       <w:bookmarkStart w:id="35" w:name="_Toc230034432"/>
       <w:r>
         <w:rPr>
@@ -26450,7 +26288,7 @@
           <w:noProof/>
         </w:rPr>
         <w:drawing>
-          <wp:inline distT="0" distB="0" distL="0" distR="0" wp14:anchorId="1757B0B2" wp14:editId="32D00358">
+          <wp:inline distT="0" distB="0" distL="0" distR="0" wp14:anchorId="1757B0B2" wp14:editId="24D60B3D">
             <wp:extent cx="4351623" cy="3360420"/>
             <wp:effectExtent l="0" t="0" r="0" b="0"/>
             <wp:docPr id="2030896269" name="Imagen 1"/>
@@ -26473,7 +26311,7 @@
                   <pic:spPr>
                     <a:xfrm>
                       <a:off x="0" y="0"/>
-                      <a:ext cx="4362917" cy="3369141"/>
+                      <a:ext cx="4351623" cy="3360420"/>
                     </a:xfrm>
                     <a:prstGeom prst="rect">
                       <a:avLst/>
@@ -26544,12 +26382,66 @@
           <w:szCs w:val="20"/>
           <w:lang w:val="es-AR"/>
         </w:rPr>
-        <w:t>Random Forest.</w:t>
-      </w:r>
-    </w:p>
-    <w:p>
-      <w:pPr>
-        <w:spacing w:before="240" w:after="100" w:line="360" w:lineRule="auto"/>
+        <w:t>Random Forest</w:t>
+      </w:r>
+      <w:r>
+        <w:rPr>
+          <w:i/>
+          <w:iCs/>
+          <w:sz w:val="20"/>
+          <w:szCs w:val="20"/>
+          <w:lang w:val="es-AR"/>
+        </w:rPr>
+        <w:t xml:space="preserve"> (</w:t>
+      </w:r>
+      <w:proofErr w:type="spellStart"/>
+      <w:r>
+        <w:rPr>
+          <w:i/>
+          <w:iCs/>
+          <w:sz w:val="20"/>
+          <w:szCs w:val="20"/>
+          <w:lang w:val="es-AR"/>
+        </w:rPr>
+        <w:t>max_depth</w:t>
+      </w:r>
+      <w:proofErr w:type="spellEnd"/>
+      <w:r>
+        <w:rPr>
+          <w:i/>
+          <w:iCs/>
+          <w:sz w:val="20"/>
+          <w:szCs w:val="20"/>
+          <w:lang w:val="es-AR"/>
+        </w:rPr>
+        <w:t xml:space="preserve">=20, </w:t>
+      </w:r>
+      <w:proofErr w:type="spellStart"/>
+      <w:r>
+        <w:rPr>
+          <w:i/>
+          <w:iCs/>
+          <w:sz w:val="20"/>
+          <w:szCs w:val="20"/>
+          <w:lang w:val="es-AR"/>
+        </w:rPr>
+        <w:t>n_estimators</w:t>
+      </w:r>
+      <w:proofErr w:type="spellEnd"/>
+      <w:r>
+        <w:rPr>
+          <w:i/>
+          <w:iCs/>
+          <w:sz w:val="20"/>
+          <w:szCs w:val="20"/>
+          <w:lang w:val="es-AR"/>
+        </w:rPr>
+        <w:t>=100).</w:t>
+      </w:r>
+    </w:p>
+    <w:p>
+      <w:pPr>
+        <w:spacing w:before="240" w:line="360" w:lineRule="auto"/>
         <w:jc w:val="both"/>
         <w:rPr>
           <w:lang w:val="es-AR"/>
@@ -26640,8 +26532,17 @@
     </w:p>
     <w:p>
       <w:pPr>
+        <w:spacing w:line="360" w:lineRule="auto"/>
+        <w:jc w:val="both"/>
+        <w:rPr>
+          <w:lang w:val="es-AR"/>
+        </w:rPr>
+      </w:pPr>
+    </w:p>
+    <w:p>
+      <w:pPr>
         <w:pStyle w:val="Ttulo3"/>
-        <w:spacing w:line="360" w:lineRule="auto"/>
+        <w:spacing w:before="0" w:line="360" w:lineRule="auto"/>
         <w:rPr>
           <w:color w:val="auto"/>
           <w:lang w:val="es-AR"/>
@@ -27460,7 +27361,7 @@
     </w:tbl>
     <w:p>
       <w:pPr>
-        <w:spacing w:before="40" w:after="160" w:line="360" w:lineRule="auto"/>
+        <w:spacing w:before="40" w:line="360" w:lineRule="auto"/>
         <w:jc w:val="center"/>
         <w:rPr>
           <w:lang w:val="es-AR"/>
@@ -27512,6 +27413,7 @@
     <w:p>
       <w:pPr>
         <w:spacing w:after="60" w:line="360" w:lineRule="auto"/>
+        <w:jc w:val="center"/>
         <w:rPr>
           <w:lang w:val="es-AR"/>
         </w:rPr>
@@ -27522,9 +27424,9 @@
           <w:lang w:val="es-AR"/>
         </w:rPr>
         <w:drawing>
-          <wp:inline distT="0" distB="0" distL="0" distR="0" wp14:anchorId="1E1E3727" wp14:editId="30CB8124">
-            <wp:extent cx="5943600" cy="3244884"/>
-            <wp:effectExtent l="0" t="0" r="0" b="0"/>
+          <wp:inline distT="0" distB="0" distL="0" distR="0" wp14:anchorId="1E1E3727" wp14:editId="3218D28C">
+            <wp:extent cx="5715000" cy="3120081"/>
+            <wp:effectExtent l="0" t="0" r="0" b="4445"/>
             <wp:docPr id="1900534384" name="Imagen 1"/>
             <wp:cNvGraphicFramePr>
               <a:graphicFrameLocks xmlns:a="http://schemas.openxmlformats.org/drawingml/2006/main" noChangeAspect="1"/>
@@ -27551,7 +27453,7 @@
                   <pic:spPr>
                     <a:xfrm>
                       <a:off x="0" y="0"/>
-                      <a:ext cx="5943600" cy="3244884"/>
+                      <a:ext cx="5737244" cy="3132225"/>
                     </a:xfrm>
                     <a:prstGeom prst="rect">
                       <a:avLst/>
@@ -27607,12 +27509,105 @@
     </w:p>
     <w:p>
       <w:pPr>
+        <w:spacing w:before="240" w:line="360" w:lineRule="auto"/>
+        <w:jc w:val="both"/>
+        <w:rPr>
+          <w:lang w:val="es-AR"/>
+        </w:rPr>
+      </w:pPr>
+      <w:proofErr w:type="spellStart"/>
+      <w:r>
+        <w:rPr>
+          <w:i/>
+          <w:iCs/>
+          <w:lang w:val="es-AR"/>
+        </w:rPr>
+        <w:t>speed</w:t>
+      </w:r>
+      <w:proofErr w:type="spellEnd"/>
+      <w:r>
+        <w:rPr>
+          <w:lang w:val="es-AR"/>
+        </w:rPr>
+        <w:t xml:space="preserve"> es la variable más determinante (0</w:t>
+      </w:r>
+      <w:r>
+        <w:rPr>
+          <w:lang w:val="es-AR"/>
+        </w:rPr>
+        <w:t>,31</w:t>
+      </w:r>
+      <w:r>
+        <w:rPr>
+          <w:lang w:val="es-AR"/>
+        </w:rPr>
+        <w:t xml:space="preserve">), seguida de cerca por </w:t>
+      </w:r>
+      <w:r>
+        <w:rPr>
+          <w:i/>
+          <w:iCs/>
+          <w:lang w:val="es-AR"/>
+        </w:rPr>
+        <w:t>torque</w:t>
+      </w:r>
+      <w:r>
+        <w:rPr>
+          <w:lang w:val="es-AR"/>
+        </w:rPr>
+        <w:t xml:space="preserve"> (</w:t>
+      </w:r>
+      <w:r>
+        <w:rPr>
+          <w:lang w:val="es-AR"/>
+        </w:rPr>
+        <w:t>0,28</w:t>
+      </w:r>
+      <w:r>
+        <w:rPr>
+          <w:lang w:val="es-AR"/>
+        </w:rPr>
+        <w:t xml:space="preserve">). Juntas explican más del 59% de la capacidad predictiva del modelo, lo cual es consistente con la fuerte correlación negativa entre ambas y con el análisis exploratorio donde las fallas se concentraban en los extremos de la curva </w:t>
+      </w:r>
+      <w:proofErr w:type="spellStart"/>
+      <w:r>
+        <w:rPr>
+          <w:i/>
+          <w:iCs/>
+          <w:lang w:val="es-AR"/>
+        </w:rPr>
+        <w:t>speed</w:t>
+      </w:r>
+      <w:proofErr w:type="spellEnd"/>
+      <w:r>
+        <w:rPr>
+          <w:i/>
+          <w:iCs/>
+          <w:lang w:val="es-AR"/>
+        </w:rPr>
+        <w:t>-torque</w:t>
+      </w:r>
+      <w:r>
+        <w:rPr>
+          <w:lang w:val="es-AR"/>
+        </w:rPr>
+        <w:t>.</w:t>
+      </w:r>
+    </w:p>
+    <w:p>
+      <w:pPr>
         <w:spacing w:line="360" w:lineRule="auto"/>
         <w:jc w:val="both"/>
         <w:rPr>
           <w:lang w:val="es-AR"/>
         </w:rPr>
       </w:pPr>
+      <w:r>
+        <w:rPr>
+          <w:lang w:val="es-AR"/>
+        </w:rPr>
+        <w:t xml:space="preserve">En tercer lugar, </w:t>
+      </w:r>
       <w:proofErr w:type="spellStart"/>
       <w:r>
         <w:rPr>
@@ -27620,76 +27615,26 @@
           <w:iCs/>
           <w:lang w:val="es-AR"/>
         </w:rPr>
-        <w:t>speed</w:t>
+        <w:t>tool_wear</w:t>
       </w:r>
       <w:proofErr w:type="spellEnd"/>
       <w:r>
         <w:rPr>
           <w:lang w:val="es-AR"/>
         </w:rPr>
-        <w:t xml:space="preserve"> es la variable más determinante (0</w:t>
-      </w:r>
-      <w:r>
-        <w:rPr>
-          <w:lang w:val="es-AR"/>
-        </w:rPr>
-        <w:t>,31</w:t>
-      </w:r>
-      <w:r>
-        <w:rPr>
-          <w:lang w:val="es-AR"/>
-        </w:rPr>
-        <w:t xml:space="preserve">), seguida de cerca por </w:t>
-      </w:r>
-      <w:r>
-        <w:rPr>
-          <w:i/>
-          <w:iCs/>
-          <w:lang w:val="es-AR"/>
-        </w:rPr>
-        <w:t>torque</w:t>
-      </w:r>
-      <w:r>
-        <w:rPr>
-          <w:lang w:val="es-AR"/>
-        </w:rPr>
-        <w:t xml:space="preserve"> (</w:t>
-      </w:r>
-      <w:r>
-        <w:rPr>
-          <w:lang w:val="es-AR"/>
-        </w:rPr>
-        <w:t>0,28</w:t>
-      </w:r>
-      <w:r>
-        <w:rPr>
-          <w:lang w:val="es-AR"/>
-        </w:rPr>
-        <w:t xml:space="preserve">). Juntas explican más del 59% de la capacidad predictiva del modelo, lo cual es consistente con la fuerte correlación negativa entre ambas y con el análisis exploratorio donde las fallas se concentraban en los extremos de la curva </w:t>
-      </w:r>
-      <w:proofErr w:type="spellStart"/>
-      <w:r>
-        <w:rPr>
-          <w:i/>
-          <w:iCs/>
-          <w:lang w:val="es-AR"/>
-        </w:rPr>
-        <w:t>speed</w:t>
-      </w:r>
-      <w:proofErr w:type="spellEnd"/>
-      <w:r>
-        <w:rPr>
-          <w:i/>
-          <w:iCs/>
-          <w:lang w:val="es-AR"/>
-        </w:rPr>
-        <w:t>-torque</w:t>
-      </w:r>
-      <w:r>
-        <w:rPr>
-          <w:lang w:val="es-AR"/>
-        </w:rPr>
-        <w:t>.</w:t>
+        <w:t xml:space="preserve"> (0</w:t>
+      </w:r>
+      <w:r>
+        <w:rPr>
+          <w:lang w:val="es-AR"/>
+        </w:rPr>
+        <w:t>,</w:t>
+      </w:r>
+      <w:r>
+        <w:rPr>
+          <w:lang w:val="es-AR"/>
+        </w:rPr>
+        <w:t>19) tiene un peso considerable, confirmando que el desgaste acumulado de la herramienta es un indicador relevante de falla.</w:t>
       </w:r>
     </w:p>
     <w:p>
@@ -27704,7 +27649,7 @@
         <w:rPr>
           <w:lang w:val="es-AR"/>
         </w:rPr>
-        <w:t xml:space="preserve">En tercer lugar, </w:t>
+        <w:t>Las temperaturas (</w:t>
       </w:r>
       <w:proofErr w:type="spellStart"/>
       <w:r>
@@ -27713,14 +27658,60 @@
           <w:iCs/>
           <w:lang w:val="es-AR"/>
         </w:rPr>
-        <w:t>tool_wear</w:t>
+        <w:t>air_temp</w:t>
       </w:r>
       <w:proofErr w:type="spellEnd"/>
       <w:r>
         <w:rPr>
           <w:lang w:val="es-AR"/>
         </w:rPr>
-        <w:t xml:space="preserve"> (0</w:t>
+        <w:t xml:space="preserve"> </w:t>
+      </w:r>
+      <w:r>
+        <w:rPr>
+          <w:lang w:val="es-AR"/>
+        </w:rPr>
+        <w:t xml:space="preserve">de </w:t>
+      </w:r>
+      <w:r>
+        <w:rPr>
+          <w:lang w:val="es-AR"/>
+        </w:rPr>
+        <w:t>0</w:t>
+      </w:r>
+      <w:r>
+        <w:rPr>
+          <w:lang w:val="es-AR"/>
+        </w:rPr>
+        <w:t xml:space="preserve">,09 y </w:t>
+      </w:r>
+      <w:proofErr w:type="spellStart"/>
+      <w:r>
+        <w:rPr>
+          <w:i/>
+          <w:iCs/>
+          <w:lang w:val="es-AR"/>
+        </w:rPr>
+        <w:t>process_temp</w:t>
+      </w:r>
+      <w:proofErr w:type="spellEnd"/>
+      <w:r>
+        <w:rPr>
+          <w:lang w:val="es-AR"/>
+        </w:rPr>
+        <w:t xml:space="preserve"> </w:t>
+      </w:r>
+      <w:r>
+        <w:rPr>
+          <w:lang w:val="es-AR"/>
+        </w:rPr>
+        <w:t xml:space="preserve">de </w:t>
+      </w:r>
+      <w:r>
+        <w:rPr>
+          <w:lang w:val="es-AR"/>
+        </w:rPr>
+        <w:t>0</w:t>
       </w:r>
       <w:r>
         <w:rPr>
@@ -27732,84 +27723,7 @@
         <w:rPr>
           <w:lang w:val="es-AR"/>
         </w:rPr>
-        <w:t>19) tiene un peso considerable, confirmando que el desgaste acumulado de la herramienta es un indicador relevante de falla.</w:t>
-      </w:r>
-    </w:p>
-    <w:p>
-      <w:pPr>
-        <w:spacing w:line="360" w:lineRule="auto"/>
-        <w:jc w:val="both"/>
-        <w:rPr>
-          <w:lang w:val="es-AR"/>
-        </w:rPr>
-      </w:pPr>
-      <w:r>
-        <w:rPr>
-          <w:lang w:val="es-AR"/>
-        </w:rPr>
-        <w:t>Las temperaturas (</w:t>
-      </w:r>
-      <w:proofErr w:type="spellStart"/>
-      <w:r>
-        <w:rPr>
-          <w:i/>
-          <w:iCs/>
-          <w:lang w:val="es-AR"/>
-        </w:rPr>
-        <w:t>air_temp</w:t>
-      </w:r>
-      <w:proofErr w:type="spellEnd"/>
-      <w:r>
-        <w:rPr>
-          <w:lang w:val="es-AR"/>
-        </w:rPr>
-        <w:t xml:space="preserve"> </w:t>
-      </w:r>
-      <w:r>
-        <w:rPr>
-          <w:lang w:val="es-AR"/>
-        </w:rPr>
-        <w:t xml:space="preserve">de </w:t>
-      </w:r>
-      <w:r>
-        <w:rPr>
-          <w:lang w:val="es-AR"/>
-        </w:rPr>
-        <w:t>0</w:t>
-      </w:r>
-      <w:r>
-        <w:rPr>
-          <w:lang w:val="es-AR"/>
-        </w:rPr>
-        <w:t xml:space="preserve">,09 y </w:t>
-      </w:r>
-      <w:proofErr w:type="spellStart"/>
-      <w:r>
-        <w:rPr>
-          <w:i/>
-          <w:iCs/>
-          <w:lang w:val="es-AR"/>
-        </w:rPr>
-        <w:t>process_temp</w:t>
-      </w:r>
-      <w:proofErr w:type="spellEnd"/>
-      <w:r>
-        <w:rPr>
-          <w:lang w:val="es-AR"/>
-        </w:rPr>
-        <w:t xml:space="preserve"> </w:t>
-      </w:r>
-      <w:r>
-        <w:rPr>
-          <w:lang w:val="es-AR"/>
-        </w:rPr>
-        <w:t xml:space="preserve">de </w:t>
-      </w:r>
-      <w:r>
-        <w:rPr>
-          <w:lang w:val="es-AR"/>
-        </w:rPr>
-        <w:t>0</w:t>
+        <w:t>07) tienen un impacto moderado y secundario. Finalmente, el tipo de producto prácticamente no aporta poder predictivo (los tres juntos suman menos de 0</w:t>
       </w:r>
       <w:r>
         <w:rPr>
@@ -27821,29 +27735,8 @@
         <w:rPr>
           <w:lang w:val="es-AR"/>
         </w:rPr>
-        <w:t>07) tienen un impacto moderado y secundario. Finalmente, el tipo de producto prácticamente no aporta poder predictivo (los tres juntos suman menos de 0</w:t>
-      </w:r>
-      <w:r>
-        <w:rPr>
-          <w:lang w:val="es-AR"/>
-        </w:rPr>
-        <w:t>,</w:t>
-      </w:r>
-      <w:r>
-        <w:rPr>
-          <w:lang w:val="es-AR"/>
-        </w:rPr>
         <w:t>06), lo que indica que las fallas son un fenómeno de condiciones de operación y no del tipo de producción fabricada.</w:t>
       </w:r>
-    </w:p>
-    <w:p>
-      <w:pPr>
-        <w:spacing w:line="360" w:lineRule="auto"/>
-        <w:jc w:val="both"/>
-        <w:rPr>
-          <w:lang w:val="es-AR"/>
-        </w:rPr>
-      </w:pPr>
     </w:p>
     <w:p>
       <w:pPr>
@@ -28206,21 +28099,14 @@
                 <w:sz w:val="20"/>
                 <w:szCs w:val="20"/>
               </w:rPr>
-              <w:t>84</w:t>
-            </w:r>
-            <w:r>
-              <w:rPr>
-                <w:sz w:val="20"/>
-                <w:szCs w:val="20"/>
-              </w:rPr>
-              <w:t>,</w:t>
-            </w:r>
-            <w:r>
-              <w:rPr>
-                <w:sz w:val="20"/>
-                <w:szCs w:val="20"/>
-              </w:rPr>
-              <w:t>5%</w:t>
+              <w:t>85</w:t>
+            </w:r>
+            <w:r>
+              <w:rPr>
+                <w:sz w:val="20"/>
+                <w:szCs w:val="20"/>
+              </w:rPr>
+              <w:t>%</w:t>
             </w:r>
           </w:p>
         </w:tc>
@@ -28270,14 +28156,14 @@
                 <w:sz w:val="20"/>
                 <w:szCs w:val="20"/>
               </w:rPr>
-              <w:t>85</w:t>
-            </w:r>
-            <w:r>
-              <w:rPr>
-                <w:sz w:val="20"/>
-                <w:szCs w:val="20"/>
-              </w:rPr>
-              <w:t>,6</w:t>
+              <w:t>8</w:t>
+            </w:r>
+            <w:r>
+              <w:rPr>
+                <w:sz w:val="20"/>
+                <w:szCs w:val="20"/>
+              </w:rPr>
+              <w:t>6</w:t>
             </w:r>
             <w:r>
               <w:rPr>
@@ -28309,14 +28195,14 @@
                 <w:sz w:val="20"/>
                 <w:szCs w:val="20"/>
               </w:rPr>
-              <w:t>84</w:t>
-            </w:r>
-            <w:r>
-              <w:rPr>
-                <w:sz w:val="20"/>
-                <w:szCs w:val="20"/>
-              </w:rPr>
-              <w:t>,8</w:t>
+              <w:t>8</w:t>
+            </w:r>
+            <w:r>
+              <w:rPr>
+                <w:sz w:val="20"/>
+                <w:szCs w:val="20"/>
+              </w:rPr>
+              <w:t>5</w:t>
             </w:r>
             <w:r>
               <w:rPr>
@@ -28422,14 +28308,14 @@
                 <w:sz w:val="20"/>
                 <w:szCs w:val="20"/>
               </w:rPr>
-              <w:t>95</w:t>
-            </w:r>
-            <w:r>
-              <w:rPr>
-                <w:sz w:val="20"/>
-                <w:szCs w:val="20"/>
-              </w:rPr>
-              <w:t>,6</w:t>
+              <w:t>9</w:t>
+            </w:r>
+            <w:r>
+              <w:rPr>
+                <w:sz w:val="20"/>
+                <w:szCs w:val="20"/>
+              </w:rPr>
+              <w:t>6</w:t>
             </w:r>
             <w:r>
               <w:rPr>
@@ -28461,14 +28347,32 @@
                 <w:sz w:val="20"/>
                 <w:szCs w:val="20"/>
               </w:rPr>
-              <w:t>95</w:t>
-            </w:r>
-            <w:r>
-              <w:rPr>
-                <w:sz w:val="20"/>
-                <w:szCs w:val="20"/>
-              </w:rPr>
-              <w:t>,2</w:t>
+              <w:t>95%</w:t>
+            </w:r>
+          </w:p>
+        </w:tc>
+        <w:tc>
+          <w:tcPr>
+            <w:tcW w:w="1550" w:type="dxa"/>
+            <w:tcMar>
+              <w:top w:w="80" w:type="dxa"/>
+              <w:left w:w="120" w:type="dxa"/>
+              <w:bottom w:w="80" w:type="dxa"/>
+              <w:right w:w="120" w:type="dxa"/>
+            </w:tcMar>
+            <w:vAlign w:val="center"/>
+          </w:tcPr>
+          <w:p>
+            <w:pPr>
+              <w:spacing w:line="360" w:lineRule="auto"/>
+              <w:jc w:val="center"/>
+            </w:pPr>
+            <w:r>
+              <w:rPr>
+                <w:sz w:val="20"/>
+                <w:szCs w:val="20"/>
+              </w:rPr>
+              <w:t>96</w:t>
             </w:r>
             <w:r>
               <w:rPr>
@@ -28500,46 +28404,14 @@
                 <w:sz w:val="20"/>
                 <w:szCs w:val="20"/>
               </w:rPr>
-              <w:t>96</w:t>
-            </w:r>
-            <w:r>
-              <w:rPr>
-                <w:sz w:val="20"/>
-                <w:szCs w:val="20"/>
-              </w:rPr>
-              <w:t>%</w:t>
-            </w:r>
-          </w:p>
-        </w:tc>
-        <w:tc>
-          <w:tcPr>
-            <w:tcW w:w="1550" w:type="dxa"/>
-            <w:tcMar>
-              <w:top w:w="80" w:type="dxa"/>
-              <w:left w:w="120" w:type="dxa"/>
-              <w:bottom w:w="80" w:type="dxa"/>
-              <w:right w:w="120" w:type="dxa"/>
-            </w:tcMar>
-            <w:vAlign w:val="center"/>
-          </w:tcPr>
-          <w:p>
-            <w:pPr>
-              <w:spacing w:line="360" w:lineRule="auto"/>
-              <w:jc w:val="center"/>
-            </w:pPr>
-            <w:r>
-              <w:rPr>
-                <w:sz w:val="20"/>
-                <w:szCs w:val="20"/>
-              </w:rPr>
-              <w:t>95</w:t>
-            </w:r>
-            <w:r>
-              <w:rPr>
-                <w:sz w:val="20"/>
-                <w:szCs w:val="20"/>
-              </w:rPr>
-              <w:t>,6</w:t>
+              <w:t>9</w:t>
+            </w:r>
+            <w:r>
+              <w:rPr>
+                <w:sz w:val="20"/>
+                <w:szCs w:val="20"/>
+              </w:rPr>
+              <w:t>6</w:t>
             </w:r>
             <w:r>
               <w:rPr>
@@ -28628,7 +28500,7 @@
                 <w:sz w:val="20"/>
                 <w:szCs w:val="20"/>
               </w:rPr>
-              <w:t>96</w:t>
+              <w:t>9</w:t>
             </w:r>
             <w:r>
               <w:rPr>
@@ -28637,7 +28509,7 @@
                 <w:sz w:val="20"/>
                 <w:szCs w:val="20"/>
               </w:rPr>
-              <w:t>,9</w:t>
+              <w:t>7</w:t>
             </w:r>
             <w:r>
               <w:rPr>
@@ -28674,8 +28546,27 @@
                 <w:sz w:val="20"/>
                 <w:szCs w:val="20"/>
               </w:rPr>
-              <w:t>96</w:t>
-            </w:r>
+              <w:t>96%</w:t>
+            </w:r>
+          </w:p>
+        </w:tc>
+        <w:tc>
+          <w:tcPr>
+            <w:tcW w:w="1550" w:type="dxa"/>
+            <w:shd w:val="clear" w:color="auto" w:fill="E2EFDA"/>
+            <w:tcMar>
+              <w:top w:w="80" w:type="dxa"/>
+              <w:left w:w="120" w:type="dxa"/>
+              <w:bottom w:w="80" w:type="dxa"/>
+              <w:right w:w="120" w:type="dxa"/>
+            </w:tcMar>
+            <w:vAlign w:val="center"/>
+          </w:tcPr>
+          <w:p>
+            <w:pPr>
+              <w:spacing w:line="360" w:lineRule="auto"/>
+              <w:jc w:val="center"/>
+            </w:pPr>
             <w:r>
               <w:rPr>
                 <w:b/>
@@ -28683,7 +28574,7 @@
                 <w:sz w:val="20"/>
                 <w:szCs w:val="20"/>
               </w:rPr>
-              <w:t>,</w:t>
+              <w:t>9</w:t>
             </w:r>
             <w:r>
               <w:rPr>
@@ -28692,7 +28583,16 @@
                 <w:sz w:val="20"/>
                 <w:szCs w:val="20"/>
               </w:rPr>
-              <w:t>1%</w:t>
+              <w:t>8</w:t>
+            </w:r>
+            <w:r>
+              <w:rPr>
+                <w:b/>
+                <w:bCs/>
+                <w:sz w:val="20"/>
+                <w:szCs w:val="20"/>
+              </w:rPr>
+              <w:t>%</w:t>
             </w:r>
           </w:p>
         </w:tc>
@@ -28720,7 +28620,7 @@
                 <w:sz w:val="20"/>
                 <w:szCs w:val="20"/>
               </w:rPr>
-              <w:t>97</w:t>
+              <w:t>9</w:t>
             </w:r>
             <w:r>
               <w:rPr>
@@ -28729,7 +28629,7 @@
                 <w:sz w:val="20"/>
                 <w:szCs w:val="20"/>
               </w:rPr>
-              <w:t>,8</w:t>
+              <w:t>7</w:t>
             </w:r>
             <w:r>
               <w:rPr>
@@ -28744,7 +28644,7 @@
         </w:tc>
         <w:tc>
           <w:tcPr>
-            <w:tcW w:w="1550" w:type="dxa"/>
+            <w:tcW w:w="1060" w:type="dxa"/>
             <w:shd w:val="clear" w:color="auto" w:fill="E2EFDA"/>
             <w:tcMar>
               <w:top w:w="80" w:type="dxa"/>
@@ -28766,52 +28666,6 @@
                 <w:sz w:val="20"/>
                 <w:szCs w:val="20"/>
               </w:rPr>
-              <w:t>96</w:t>
-            </w:r>
-            <w:r>
-              <w:rPr>
-                <w:b/>
-                <w:bCs/>
-                <w:sz w:val="20"/>
-                <w:szCs w:val="20"/>
-              </w:rPr>
-              <w:t>,</w:t>
-            </w:r>
-            <w:r>
-              <w:rPr>
-                <w:b/>
-                <w:bCs/>
-                <w:sz w:val="20"/>
-                <w:szCs w:val="20"/>
-              </w:rPr>
-              <w:t>9%</w:t>
-            </w:r>
-          </w:p>
-        </w:tc>
-        <w:tc>
-          <w:tcPr>
-            <w:tcW w:w="1060" w:type="dxa"/>
-            <w:shd w:val="clear" w:color="auto" w:fill="E2EFDA"/>
-            <w:tcMar>
-              <w:top w:w="80" w:type="dxa"/>
-              <w:left w:w="120" w:type="dxa"/>
-              <w:bottom w:w="80" w:type="dxa"/>
-              <w:right w:w="120" w:type="dxa"/>
-            </w:tcMar>
-            <w:vAlign w:val="center"/>
-          </w:tcPr>
-          <w:p>
-            <w:pPr>
-              <w:spacing w:line="360" w:lineRule="auto"/>
-              <w:jc w:val="center"/>
-            </w:pPr>
-            <w:r>
-              <w:rPr>
-                <w:b/>
-                <w:bCs/>
-                <w:sz w:val="20"/>
-                <w:szCs w:val="20"/>
-              </w:rPr>
               <w:t xml:space="preserve">1° </w:t>
             </w:r>
           </w:p>
@@ -28820,7 +28674,7 @@
     </w:tbl>
     <w:p>
       <w:pPr>
-        <w:spacing w:before="40" w:after="160" w:line="360" w:lineRule="auto"/>
+        <w:spacing w:before="40" w:line="360" w:lineRule="auto"/>
         <w:jc w:val="center"/>
         <w:rPr>
           <w:i/>
@@ -28880,7 +28734,7 @@
     </w:p>
     <w:p>
       <w:pPr>
-        <w:spacing w:before="40" w:after="160" w:line="360" w:lineRule="auto"/>
+        <w:spacing w:after="160" w:line="360" w:lineRule="auto"/>
         <w:jc w:val="center"/>
         <w:rPr>
           <w:i/>
@@ -28938,7 +28792,7 @@
     </w:p>
     <w:p>
       <w:pPr>
-        <w:spacing w:before="40" w:after="160" w:line="360" w:lineRule="auto"/>
+        <w:spacing w:before="40" w:line="360" w:lineRule="auto"/>
         <w:jc w:val="center"/>
         <w:rPr>
           <w:lang w:val="es-AR"/>
@@ -29057,7 +28911,6 @@
           <w:iCs/>
           <w:lang w:val="es-AR"/>
         </w:rPr>
-        <w:lastRenderedPageBreak/>
         <w:t>torque</w:t>
       </w:r>
       <w:r>
@@ -29092,13 +28945,7 @@
         <w:rPr>
           <w:lang w:val="es-AR"/>
         </w:rPr>
-        <w:t xml:space="preserve"> del 85</w:t>
-      </w:r>
-      <w:r>
-        <w:rPr>
-          <w:lang w:val="es-AR"/>
-        </w:rPr>
-        <w:t>,</w:t>
+        <w:t xml:space="preserve"> del 8</w:t>
       </w:r>
       <w:r>
         <w:rPr>
@@ -29154,6 +29001,7 @@
           <w:bCs/>
           <w:lang w:val="es-AR"/>
         </w:rPr>
+        <w:lastRenderedPageBreak/>
         <w:t xml:space="preserve">Árbol de </w:t>
       </w:r>
       <w:r>
@@ -29176,7 +29024,19 @@
         <w:rPr>
           <w:lang w:val="es-AR"/>
         </w:rPr>
-        <w:t xml:space="preserve">: da un salto cualitativo al superar el 95% en todas las métricas. Captura exitosamente las reglas de decisión no lineales. El riesgo es el </w:t>
+        <w:t>: da un salto cualitativo al superar el 9</w:t>
+      </w:r>
+      <w:r>
+        <w:rPr>
+          <w:lang w:val="es-AR"/>
+        </w:rPr>
+        <w:t>4</w:t>
+      </w:r>
+      <w:r>
+        <w:rPr>
+          <w:lang w:val="es-AR"/>
+        </w:rPr>
+        <w:t xml:space="preserve">% en todas las métricas. Captura exitosamente las reglas de decisión no lineales. El riesgo es el </w:t>
       </w:r>
       <w:proofErr w:type="spellStart"/>
       <w:r>
@@ -29246,13 +29106,7 @@
         <w:rPr>
           <w:lang w:val="es-AR"/>
         </w:rPr>
-        <w:t xml:space="preserve"> (97</w:t>
-      </w:r>
-      <w:r>
-        <w:rPr>
-          <w:lang w:val="es-AR"/>
-        </w:rPr>
-        <w:t>,</w:t>
+        <w:t xml:space="preserve"> (9</w:t>
       </w:r>
       <w:r>
         <w:rPr>
@@ -29294,7 +29148,7 @@
     <w:p>
       <w:pPr>
         <w:pStyle w:val="Prrafodelista"/>
-        <w:spacing w:before="240" w:line="360" w:lineRule="auto"/>
+        <w:spacing w:line="360" w:lineRule="auto"/>
         <w:ind w:left="720"/>
         <w:jc w:val="both"/>
         <w:rPr>
@@ -29395,13 +29249,7 @@
         <w:rPr>
           <w:lang w:val="es-AR"/>
         </w:rPr>
-        <w:t xml:space="preserve"> para la clase falla (97</w:t>
-      </w:r>
-      <w:r>
-        <w:rPr>
-          <w:lang w:val="es-AR"/>
-        </w:rPr>
-        <w:t>,</w:t>
+        <w:t xml:space="preserve"> para la clase falla (9</w:t>
       </w:r>
       <w:r>
         <w:rPr>
@@ -29433,19 +29281,19 @@
         <w:rPr>
           <w:lang w:val="es-AR"/>
         </w:rPr>
-        <w:t>Mejor F1-Score (96</w:t>
-      </w:r>
-      <w:r>
-        <w:rPr>
-          <w:lang w:val="es-AR"/>
-        </w:rPr>
-        <w:t>,</w:t>
-      </w:r>
-      <w:r>
-        <w:rPr>
-          <w:lang w:val="es-AR"/>
-        </w:rPr>
-        <w:t xml:space="preserve">9%): equilibrio óptimo entre precisión y </w:t>
+        <w:t>Mejor F1-Score (9</w:t>
+      </w:r>
+      <w:r>
+        <w:rPr>
+          <w:lang w:val="es-AR"/>
+        </w:rPr>
+        <w:t>7</w:t>
+      </w:r>
+      <w:r>
+        <w:rPr>
+          <w:lang w:val="es-AR"/>
+        </w:rPr>
+        <w:t xml:space="preserve">%): equilibrio óptimo entre precisión y </w:t>
       </w:r>
       <w:proofErr w:type="spellStart"/>
       <w:r>
@@ -29481,13 +29329,10 @@
       </w:r>
       <w:proofErr w:type="spellEnd"/>
       <w:r>
-        <w:t xml:space="preserve"> global (96</w:t>
-      </w:r>
-      <w:r>
-        <w:t>,</w:t>
-      </w:r>
-      <w:r>
-        <w:t>9</w:t>
+        <w:t xml:space="preserve"> global (9</w:t>
+      </w:r>
+      <w:r>
+        <w:t>7</w:t>
       </w:r>
       <w:r>
         <w:t>%).</w:t>
@@ -29583,9 +29428,7 @@
     </w:p>
     <w:p>
       <w:pPr>
-        <w:pStyle w:val="Prrafodelista"/>
         <w:spacing w:after="80" w:line="360" w:lineRule="auto"/>
-        <w:ind w:left="720"/>
         <w:jc w:val="both"/>
         <w:rPr>
           <w:lang w:val="es-AR"/>
@@ -29594,9 +29437,7 @@
     </w:p>
     <w:p>
       <w:pPr>
-        <w:pStyle w:val="Prrafodelista"/>
         <w:spacing w:after="80" w:line="360" w:lineRule="auto"/>
-        <w:ind w:left="720"/>
         <w:jc w:val="both"/>
         <w:rPr>
           <w:lang w:val="es-AR"/>
@@ -29605,9 +29446,7 @@
     </w:p>
     <w:p>
       <w:pPr>
-        <w:pStyle w:val="Prrafodelista"/>
         <w:spacing w:after="80" w:line="360" w:lineRule="auto"/>
-        <w:ind w:left="720"/>
         <w:jc w:val="both"/>
         <w:rPr>
           <w:lang w:val="es-AR"/>
@@ -29616,9 +29455,7 @@
     </w:p>
     <w:p>
       <w:pPr>
-        <w:pStyle w:val="Prrafodelista"/>
         <w:spacing w:after="80" w:line="360" w:lineRule="auto"/>
-        <w:ind w:left="720"/>
         <w:jc w:val="both"/>
         <w:rPr>
           <w:lang w:val="es-AR"/>
@@ -29627,9 +29464,7 @@
     </w:p>
     <w:p>
       <w:pPr>
-        <w:pStyle w:val="Prrafodelista"/>
         <w:spacing w:after="80" w:line="360" w:lineRule="auto"/>
-        <w:ind w:left="720"/>
         <w:jc w:val="both"/>
         <w:rPr>
           <w:lang w:val="es-AR"/>
@@ -29638,9 +29473,25 @@
     </w:p>
     <w:p>
       <w:pPr>
-        <w:pStyle w:val="Prrafodelista"/>
         <w:spacing w:after="80" w:line="360" w:lineRule="auto"/>
-        <w:ind w:left="720"/>
+        <w:jc w:val="both"/>
+        <w:rPr>
+          <w:lang w:val="es-AR"/>
+        </w:rPr>
+      </w:pPr>
+    </w:p>
+    <w:p>
+      <w:pPr>
+        <w:spacing w:after="80" w:line="360" w:lineRule="auto"/>
+        <w:jc w:val="both"/>
+        <w:rPr>
+          <w:lang w:val="es-AR"/>
+        </w:rPr>
+      </w:pPr>
+    </w:p>
+    <w:p>
+      <w:pPr>
+        <w:spacing w:after="80" w:line="360" w:lineRule="auto"/>
         <w:jc w:val="both"/>
         <w:rPr>
           <w:lang w:val="es-AR"/>
@@ -30098,19 +29949,7 @@
         <w:rPr>
           <w:lang w:val="es-AR"/>
         </w:rPr>
-        <w:t xml:space="preserve"> también se </w:t>
-      </w:r>
-      <w:r>
-        <w:rPr>
-          <w:lang w:val="es-AR"/>
-        </w:rPr>
-        <w:t>conservaron,</w:t>
-      </w:r>
-      <w:r>
-        <w:rPr>
-          <w:lang w:val="es-AR"/>
-        </w:rPr>
-        <w:t xml:space="preserve"> aunque están asociados mayormente a operación normal, sin impacto significativo en el modelo.</w:t>
+        <w:t xml:space="preserve"> también se conservaron, aunque están asociados mayormente a operación normal, sin impacto significativo en el modelo.</w:t>
       </w:r>
     </w:p>
     <w:p>
@@ -30250,13 +30089,7 @@
         <w:rPr>
           <w:lang w:val="es-AR"/>
         </w:rPr>
-        <w:t xml:space="preserve"> del 85</w:t>
-      </w:r>
-      <w:r>
-        <w:rPr>
-          <w:lang w:val="es-AR"/>
-        </w:rPr>
-        <w:t>,</w:t>
+        <w:t xml:space="preserve"> del 8</w:t>
       </w:r>
       <w:r>
         <w:rPr>
@@ -30349,13 +30182,7 @@
         <w:rPr>
           <w:lang w:val="es-AR"/>
         </w:rPr>
-        <w:t xml:space="preserve"> del 97</w:t>
-      </w:r>
-      <w:r>
-        <w:rPr>
-          <w:lang w:val="es-AR"/>
-        </w:rPr>
-        <w:t>,</w:t>
+        <w:t xml:space="preserve"> del 9</w:t>
       </w:r>
       <w:r>
         <w:rPr>
@@ -30367,19 +30194,13 @@
         <w:rPr>
           <w:lang w:val="es-AR"/>
         </w:rPr>
-        <w:t>% y una exactitud global del 96</w:t>
-      </w:r>
-      <w:r>
-        <w:rPr>
-          <w:lang w:val="es-AR"/>
-        </w:rPr>
-        <w:t>,</w:t>
-      </w:r>
-      <w:r>
-        <w:rPr>
-          <w:lang w:val="es-AR"/>
-        </w:rPr>
-        <w:t>9</w:t>
+        <w:t>% y una exactitud global del 9</w:t>
+      </w:r>
+      <w:r>
+        <w:rPr>
+          <w:lang w:val="es-AR"/>
+        </w:rPr>
+        <w:t>7</w:t>
       </w:r>
       <w:r>
         <w:rPr>
@@ -30461,45 +30282,116 @@
           <w:iCs/>
           <w:lang w:val="es-AR"/>
         </w:rPr>
+        <w:t xml:space="preserve">torque &gt; 65 Nm, </w:t>
+      </w:r>
+      <w:proofErr w:type="spellStart"/>
+      <w:r>
+        <w:rPr>
+          <w:i/>
+          <w:iCs/>
+          <w:lang w:val="es-AR"/>
+        </w:rPr>
+        <w:t>speed</w:t>
+      </w:r>
+      <w:proofErr w:type="spellEnd"/>
+      <w:r>
+        <w:rPr>
+          <w:i/>
+          <w:iCs/>
+          <w:lang w:val="es-AR"/>
+        </w:rPr>
+        <w:t xml:space="preserve"> &lt; 1200 RPM o &gt; 1800 RPM</w:t>
+      </w:r>
+      <w:r>
+        <w:rPr>
+          <w:lang w:val="es-AR"/>
+        </w:rPr>
+        <w:t xml:space="preserve">, y </w:t>
+      </w:r>
+      <w:proofErr w:type="spellStart"/>
+      <w:r>
+        <w:rPr>
+          <w:i/>
+          <w:iCs/>
+          <w:lang w:val="es-AR"/>
+        </w:rPr>
+        <w:t>tool_wear</w:t>
+      </w:r>
+      <w:proofErr w:type="spellEnd"/>
+      <w:r>
+        <w:rPr>
+          <w:lang w:val="es-AR"/>
+        </w:rPr>
+        <w:t xml:space="preserve"> &gt; 200 min. La combinación de estos tres indicadores cubriría la mayoría de los escenarios de falla con alta confiabilidad.</w:t>
+      </w:r>
+      <w:r>
+        <w:rPr>
+          <w:lang w:val="es-AR"/>
+        </w:rPr>
+        <w:t xml:space="preserve"> </w:t>
+      </w:r>
+    </w:p>
+    <w:p>
+      <w:pPr>
+        <w:spacing w:after="100" w:line="360" w:lineRule="auto"/>
+        <w:jc w:val="both"/>
+        <w:rPr>
+          <w:lang w:val="es-AR"/>
+        </w:rPr>
+      </w:pPr>
+      <w:r>
+        <w:rPr>
+          <w:lang w:val="es-AR"/>
+        </w:rPr>
+        <w:t>Por otro lado, si</w:t>
+      </w:r>
+      <w:r>
+        <w:rPr>
+          <w:lang w:val="es-AR"/>
+        </w:rPr>
+        <w:t xml:space="preserve"> bien los umbrales individuales sirven como primera línea de defensa, la recomendación principal es </w:t>
+      </w:r>
+      <w:proofErr w:type="spellStart"/>
+      <w:r>
+        <w:rPr>
+          <w:lang w:val="es-AR"/>
+        </w:rPr>
+        <w:t>disponibilizar</w:t>
+      </w:r>
+      <w:proofErr w:type="spellEnd"/>
+      <w:r>
+        <w:rPr>
+          <w:lang w:val="es-AR"/>
+        </w:rPr>
+        <w:t xml:space="preserve"> el modelo Random Forest mediante una API en producción. Esto permitirá disparar alertas tempranas incluso cuando el </w:t>
+      </w:r>
+      <w:r>
+        <w:rPr>
+          <w:i/>
+          <w:iCs/>
+          <w:lang w:val="es-AR"/>
+        </w:rPr>
         <w:t>torque</w:t>
       </w:r>
       <w:r>
         <w:rPr>
           <w:lang w:val="es-AR"/>
         </w:rPr>
-        <w:t xml:space="preserve"> &gt; 65 Nm, </w:t>
-      </w:r>
-      <w:proofErr w:type="spellStart"/>
-      <w:r>
-        <w:rPr>
-          <w:i/>
-          <w:iCs/>
-          <w:lang w:val="es-AR"/>
-        </w:rPr>
-        <w:t>speed</w:t>
-      </w:r>
-      <w:proofErr w:type="spellEnd"/>
-      <w:r>
-        <w:rPr>
-          <w:lang w:val="es-AR"/>
-        </w:rPr>
-        <w:t xml:space="preserve"> &lt; 1200 RPM o &gt; 2500 RPM, y </w:t>
-      </w:r>
-      <w:proofErr w:type="spellStart"/>
-      <w:r>
-        <w:rPr>
-          <w:i/>
-          <w:iCs/>
-          <w:lang w:val="es-AR"/>
-        </w:rPr>
-        <w:t>tool_wear</w:t>
-      </w:r>
-      <w:proofErr w:type="spellEnd"/>
-      <w:r>
-        <w:rPr>
-          <w:lang w:val="es-AR"/>
-        </w:rPr>
-        <w:t xml:space="preserve"> &gt; 200 min. La combinación de estos tres indicadores cubriría la mayoría de los escenarios de falla con alta confiabilidad.</w:t>
+        <w:t xml:space="preserve"> y la </w:t>
+      </w:r>
+      <w:r>
+        <w:rPr>
+          <w:i/>
+          <w:iCs/>
+          <w:lang w:val="es-AR"/>
+        </w:rPr>
+        <w:t>velocidad</w:t>
+      </w:r>
+      <w:r>
+        <w:rPr>
+          <w:lang w:val="es-AR"/>
+        </w:rPr>
+        <w:t xml:space="preserve"> estén en rangos individualmente aceptables, pero su combinación operativa sea peligrosa, aprovechando así el verdadero potencial no lineal del modelo entrenado.</w:t>
       </w:r>
     </w:p>
     <w:sectPr>
@@ -30647,7 +30539,7 @@
   <w:abstractNum w:abstractNumId="0" w15:restartNumberingAfterBreak="0">
     <w:nsid w:val="1BFD7B2C"/>
     <w:multiLevelType w:val="hybridMultilevel"/>
-    <w:tmpl w:val="156E966E"/>
+    <w:tmpl w:val="19C4F6A2"/>
     <w:lvl w:ilvl="0" w:tplc="8056E042">
       <w:start w:val="1"/>
       <w:numFmt w:val="bullet"/>
@@ -30965,12 +30857,12 @@
   </w:num>
   <w:num w:numId="2" w16cid:durableId="308638349">
     <w:abstractNumId w:val="0"/>
-    <w:lvlOverride w:ilvl="0">
-      <w:startOverride w:val="1"/>
-    </w:lvlOverride>
   </w:num>
   <w:num w:numId="3" w16cid:durableId="1632125214">
     <w:abstractNumId w:val="2"/>
+  </w:num>
+  <w:num w:numId="4" w16cid:durableId="1460077050">
+    <w:abstractNumId w:val="0"/>
   </w:num>
 </w:numbering>
 </file>

--- a/Archivos/Informe_TP1_CienciaDeDatos.docx
+++ b/Archivos/Informe_TP1_CienciaDeDatos.docx
@@ -14,17 +14,12 @@
     </w:p>
     <w:p>
       <w:pPr>
-        <w:spacing w:after="60"/>
-      </w:pPr>
-    </w:p>
-    <w:p>
-      <w:pPr>
         <w:spacing w:after="60" w:line="360" w:lineRule="auto"/>
       </w:pPr>
     </w:p>
     <w:p>
       <w:pPr>
-        <w:spacing w:after="80" w:line="360" w:lineRule="auto"/>
+        <w:spacing w:before="240" w:after="80" w:line="360" w:lineRule="auto"/>
         <w:jc w:val="center"/>
         <w:rPr>
           <w:lang w:val="es-AR"/>
@@ -48,8 +43,8 @@
         <w:rPr>
           <w:b/>
           <w:bCs/>
-          <w:sz w:val="32"/>
-          <w:szCs w:val="32"/>
+          <w:sz w:val="36"/>
+          <w:szCs w:val="36"/>
           <w:lang w:val="es-AR"/>
         </w:rPr>
       </w:pPr>
@@ -57,8 +52,8 @@
         <w:rPr>
           <w:b/>
           <w:bCs/>
-          <w:sz w:val="32"/>
-          <w:szCs w:val="32"/>
+          <w:sz w:val="36"/>
+          <w:szCs w:val="36"/>
           <w:lang w:val="es-AR"/>
         </w:rPr>
         <w:t>Facultad Regional Santa Fe</w:t>
@@ -66,8 +61,7 @@
     </w:p>
     <w:p>
       <w:pPr>
-        <w:spacing w:after="300" w:line="360" w:lineRule="auto"/>
-        <w:jc w:val="center"/>
+        <w:spacing w:line="360" w:lineRule="auto"/>
         <w:rPr>
           <w:lang w:val="es-AR"/>
         </w:rPr>
@@ -78,6 +72,8 @@
         <w:spacing w:after="80" w:line="360" w:lineRule="auto"/>
         <w:jc w:val="center"/>
         <w:rPr>
+          <w:sz w:val="20"/>
+          <w:szCs w:val="20"/>
           <w:lang w:val="es-AR"/>
         </w:rPr>
       </w:pPr>
@@ -85,8 +81,8 @@
         <w:rPr>
           <w:b/>
           <w:bCs/>
-          <w:sz w:val="44"/>
-          <w:szCs w:val="44"/>
+          <w:sz w:val="40"/>
+          <w:szCs w:val="40"/>
           <w:lang w:val="es-AR"/>
         </w:rPr>
         <w:t>CIENCIA DE DATOS</w:t>
@@ -97,43 +93,24 @@
         <w:spacing w:after="500" w:line="360" w:lineRule="auto"/>
         <w:jc w:val="center"/>
         <w:rPr>
-          <w:lang w:val="es-AR"/>
-        </w:rPr>
-      </w:pPr>
-      <w:r>
-        <w:rPr>
           <w:sz w:val="36"/>
           <w:szCs w:val="36"/>
           <w:lang w:val="es-AR"/>
         </w:rPr>
+      </w:pPr>
+      <w:r>
+        <w:rPr>
+          <w:sz w:val="36"/>
+          <w:szCs w:val="36"/>
+          <w:lang w:val="es-AR"/>
+        </w:rPr>
         <w:t>Trabajo Práctico N°1</w:t>
       </w:r>
     </w:p>
     <w:p>
       <w:pPr>
-        <w:spacing w:after="60" w:line="360" w:lineRule="auto"/>
-        <w:rPr>
-          <w:lang w:val="es-AR"/>
-        </w:rPr>
-      </w:pPr>
-    </w:p>
-    <w:p>
-      <w:pPr>
-        <w:spacing w:after="60" w:line="360" w:lineRule="auto"/>
-        <w:rPr>
-          <w:lang w:val="es-AR"/>
-        </w:rPr>
-      </w:pPr>
-    </w:p>
-    <w:p>
-      <w:pPr>
-        <w:spacing w:after="60" w:line="360" w:lineRule="auto"/>
+        <w:spacing w:before="240" w:after="60" w:line="360" w:lineRule="auto"/>
         <w:jc w:val="center"/>
-        <w:rPr>
-          <w:lang w:val="es-AR"/>
-        </w:rPr>
-      </w:pPr>
-      <w:r>
         <w:rPr>
           <w:b/>
           <w:bCs/>
@@ -141,6 +118,15 @@
           <w:szCs w:val="24"/>
           <w:lang w:val="es-AR"/>
         </w:rPr>
+      </w:pPr>
+      <w:r>
+        <w:rPr>
+          <w:b/>
+          <w:bCs/>
+          <w:sz w:val="24"/>
+          <w:szCs w:val="24"/>
+          <w:lang w:val="es-AR"/>
+        </w:rPr>
         <w:t>Integrantes</w:t>
       </w:r>
     </w:p>
@@ -158,7 +144,13 @@
           <w:bCs/>
           <w:lang w:val="es-AR"/>
         </w:rPr>
-        <w:t xml:space="preserve">Meyer </w:t>
+        <w:t xml:space="preserve">Herbel Aldana </w:t>
+      </w:r>
+      <w:r>
+        <w:rPr>
+          <w:lang w:val="es-AR"/>
+        </w:rPr>
+        <w:t>-</w:t>
       </w:r>
       <w:r>
         <w:rPr>
@@ -166,30 +158,51 @@
           <w:bCs/>
           <w:lang w:val="es-AR"/>
         </w:rPr>
-        <w:t xml:space="preserve">Nahuel </w:t>
-      </w:r>
-      <w:proofErr w:type="gramStart"/>
-      <w:r>
-        <w:rPr>
-          <w:lang w:val="es-AR"/>
-        </w:rPr>
-        <w:t>-</w:t>
-      </w:r>
+        <w:t xml:space="preserve"> </w:t>
+      </w:r>
+      <w:r>
+        <w:rPr>
+          <w:lang w:val="es-AR"/>
+        </w:rPr>
+        <w:t>aldanaherbell@gmail.com</w:t>
+      </w:r>
+    </w:p>
+    <w:p>
+      <w:pPr>
+        <w:spacing w:after="60" w:line="360" w:lineRule="auto"/>
+        <w:jc w:val="center"/>
+        <w:rPr>
+          <w:lang w:val="es-AR"/>
+        </w:rPr>
+      </w:pPr>
       <w:r>
         <w:rPr>
           <w:b/>
           <w:bCs/>
           <w:lang w:val="es-AR"/>
         </w:rPr>
-        <w:t xml:space="preserve">  </w:t>
-      </w:r>
-      <w:r>
-        <w:rPr>
-          <w:lang w:val="es-AR"/>
-        </w:rPr>
-        <w:t>nahuelmeyer16@gmail.com</w:t>
-      </w:r>
-      <w:proofErr w:type="gramEnd"/>
+        <w:t xml:space="preserve">Soler Lautaro </w:t>
+      </w:r>
+      <w:r>
+        <w:rPr>
+          <w:lang w:val="es-AR"/>
+        </w:rPr>
+        <w:t>-</w:t>
+      </w:r>
+      <w:r>
+        <w:rPr>
+          <w:b/>
+          <w:bCs/>
+          <w:lang w:val="es-AR"/>
+        </w:rPr>
+        <w:t xml:space="preserve"> </w:t>
+      </w:r>
+      <w:r>
+        <w:rPr>
+          <w:lang w:val="es-AR"/>
+        </w:rPr>
+        <w:t>solerlautaro@gmail.com</w:t>
+      </w:r>
     </w:p>
     <w:p>
       <w:pPr>
@@ -205,7 +218,7 @@
           <w:bCs/>
           <w:lang w:val="es-AR"/>
         </w:rPr>
-        <w:t xml:space="preserve">Herbel </w:t>
+        <w:t xml:space="preserve">Meyer </w:t>
       </w:r>
       <w:r>
         <w:rPr>
@@ -213,9 +226,8 @@
           <w:bCs/>
           <w:lang w:val="es-AR"/>
         </w:rPr>
-        <w:t xml:space="preserve">Aldana </w:t>
-      </w:r>
-      <w:proofErr w:type="gramStart"/>
+        <w:t xml:space="preserve">Nahuel </w:t>
+      </w:r>
       <w:r>
         <w:rPr>
           <w:lang w:val="es-AR"/>
@@ -228,15 +240,14 @@
           <w:bCs/>
           <w:lang w:val="es-AR"/>
         </w:rPr>
-        <w:t xml:space="preserve">  </w:t>
-      </w:r>
-      <w:r>
-        <w:rPr>
-          <w:lang w:val="es-AR"/>
-        </w:rPr>
-        <w:t>aldanaherbell@gmail.com</w:t>
-      </w:r>
-      <w:proofErr w:type="gramEnd"/>
+        <w:t xml:space="preserve"> </w:t>
+      </w:r>
+      <w:r>
+        <w:rPr>
+          <w:lang w:val="es-AR"/>
+        </w:rPr>
+        <w:t>nahuelmeyer16@gmail.com</w:t>
+      </w:r>
     </w:p>
     <w:p>
       <w:pPr>
@@ -272,7 +283,6 @@
         </w:rPr>
         <w:t xml:space="preserve">Iván </w:t>
       </w:r>
-      <w:proofErr w:type="gramStart"/>
       <w:r>
         <w:rPr>
           <w:lang w:val="es-AR"/>
@@ -285,7 +295,7 @@
           <w:bCs/>
           <w:lang w:val="es-AR"/>
         </w:rPr>
-        <w:t xml:space="preserve">  </w:t>
+        <w:t xml:space="preserve"> </w:t>
       </w:r>
       <w:r>
         <w:rPr>
@@ -293,75 +303,126 @@
         </w:rPr>
         <w:t>ivanmatiasoggier@hotmail.com</w:t>
       </w:r>
-      <w:proofErr w:type="gramEnd"/>
+    </w:p>
+    <w:p>
+      <w:pPr>
+        <w:spacing w:after="60" w:line="360" w:lineRule="auto"/>
+        <w:rPr>
+          <w:lang w:val="es-AR"/>
+        </w:rPr>
+      </w:pPr>
+    </w:p>
+    <w:p>
+      <w:pPr>
+        <w:spacing w:before="240" w:after="60" w:line="360" w:lineRule="auto"/>
+        <w:jc w:val="center"/>
+        <w:rPr>
+          <w:b/>
+          <w:bCs/>
+          <w:sz w:val="24"/>
+          <w:szCs w:val="24"/>
+          <w:lang w:val="es-AR"/>
+        </w:rPr>
+      </w:pPr>
+      <w:r>
+        <w:rPr>
+          <w:b/>
+          <w:bCs/>
+          <w:sz w:val="24"/>
+          <w:szCs w:val="24"/>
+          <w:lang w:val="es-AR"/>
+        </w:rPr>
+        <w:t>Profesores</w:t>
+      </w:r>
     </w:p>
     <w:p>
       <w:pPr>
         <w:spacing w:after="60" w:line="360" w:lineRule="auto"/>
         <w:jc w:val="center"/>
-        <w:rPr>
-          <w:lang w:val="es-AR"/>
-        </w:rPr>
-      </w:pPr>
+      </w:pPr>
+      <w:proofErr w:type="spellStart"/>
       <w:r>
         <w:rPr>
           <w:b/>
           <w:bCs/>
-          <w:lang w:val="es-AR"/>
-        </w:rPr>
-        <w:t xml:space="preserve">Soler </w:t>
-      </w:r>
+        </w:rPr>
+        <w:t>Pacchiotti</w:t>
+      </w:r>
+      <w:proofErr w:type="spellEnd"/>
       <w:r>
         <w:rPr>
           <w:b/>
           <w:bCs/>
-          <w:lang w:val="es-AR"/>
-        </w:rPr>
-        <w:t xml:space="preserve">Lautaro </w:t>
-      </w:r>
-      <w:proofErr w:type="gramStart"/>
-      <w:r>
-        <w:rPr>
-          <w:lang w:val="es-AR"/>
-        </w:rPr>
-        <w:t>-</w:t>
+        </w:rPr>
+        <w:t xml:space="preserve"> </w:t>
       </w:r>
       <w:r>
         <w:rPr>
           <w:b/>
           <w:bCs/>
-          <w:lang w:val="es-AR"/>
-        </w:rPr>
-        <w:t xml:space="preserve">  </w:t>
-      </w:r>
-      <w:r>
-        <w:rPr>
-          <w:lang w:val="es-AR"/>
-        </w:rPr>
-        <w:t>solerlautaro@gmail.com</w:t>
-      </w:r>
-      <w:proofErr w:type="gramEnd"/>
-    </w:p>
-    <w:p>
-      <w:pPr>
-        <w:spacing w:after="60" w:line="360" w:lineRule="auto"/>
-        <w:rPr>
-          <w:lang w:val="es-AR"/>
-        </w:rPr>
-      </w:pPr>
-    </w:p>
-    <w:p>
-      <w:pPr>
-        <w:spacing w:after="60" w:line="360" w:lineRule="auto"/>
-        <w:rPr>
-          <w:lang w:val="es-AR"/>
-        </w:rPr>
-      </w:pPr>
+        </w:rPr>
+        <w:t xml:space="preserve">Mauro </w:t>
+      </w:r>
+      <w:r>
+        <w:t xml:space="preserve">- </w:t>
+      </w:r>
+      <w:r>
+        <w:t>mpacchiotti@frsf.utn.edu.ar</w:t>
+      </w:r>
     </w:p>
     <w:p>
       <w:pPr>
         <w:spacing w:after="60" w:line="360" w:lineRule="auto"/>
         <w:jc w:val="center"/>
+      </w:pPr>
+      <w:r>
+        <w:rPr>
+          <w:b/>
+          <w:bCs/>
+        </w:rPr>
+        <w:t xml:space="preserve">Ale Mariel </w:t>
+      </w:r>
+      <w:r>
+        <w:t xml:space="preserve">- </w:t>
+      </w:r>
+      <w:r>
+        <w:t>male@frsf.utn.edu.ar</w:t>
+      </w:r>
+    </w:p>
+    <w:p>
+      <w:pPr>
+        <w:spacing w:after="60" w:line="360" w:lineRule="auto"/>
+        <w:jc w:val="center"/>
+        <w:rPr>
+          <w:b/>
+          <w:bCs/>
+        </w:rPr>
+      </w:pPr>
+    </w:p>
+    <w:p>
+      <w:pPr>
+        <w:spacing w:after="60" w:line="360" w:lineRule="auto"/>
+      </w:pPr>
+    </w:p>
+    <w:p>
+      <w:pPr>
+        <w:spacing w:after="60" w:line="360" w:lineRule="auto"/>
+      </w:pPr>
+    </w:p>
+    <w:p>
+      <w:pPr>
+        <w:spacing w:after="60" w:line="360" w:lineRule="auto"/>
+      </w:pPr>
+    </w:p>
+    <w:p>
+      <w:pPr>
+        <w:spacing w:after="60" w:line="360" w:lineRule="auto"/>
+      </w:pPr>
+    </w:p>
+    <w:p>
+      <w:pPr>
+        <w:spacing w:after="60" w:line="360" w:lineRule="auto"/>
+        <w:jc w:val="center"/>
         <w:rPr>
           <w:lang w:val="es-AR"/>
         </w:rPr>
@@ -404,13 +465,6 @@
         </w:rPr>
         <w:br w:type="page"/>
       </w:r>
-    </w:p>
-    <w:p>
-      <w:pPr>
-        <w:rPr>
-          <w:lang w:val="es-AR"/>
-        </w:rPr>
-      </w:pPr>
     </w:p>
     <w:sdt>
       <w:sdtPr>
@@ -905,7 +959,7 @@
                 <w:noProof/>
                 <w:webHidden/>
               </w:rPr>
-              <w:t>4</w:t>
+              <w:t>3</w:t>
             </w:r>
             <w:r>
               <w:rPr>
@@ -1805,7 +1859,7 @@
                 <w:noProof/>
                 <w:webHidden/>
               </w:rPr>
-              <w:t>24</w:t>
+              <w:t>25</w:t>
             </w:r>
             <w:r>
               <w:rPr>
@@ -1880,7 +1934,7 @@
                 <w:noProof/>
                 <w:webHidden/>
               </w:rPr>
-              <w:t>24</w:t>
+              <w:t>25</w:t>
             </w:r>
             <w:r>
               <w:rPr>
@@ -1955,7 +2009,7 @@
                 <w:noProof/>
                 <w:webHidden/>
               </w:rPr>
-              <w:t>24</w:t>
+              <w:t>25</w:t>
             </w:r>
             <w:r>
               <w:rPr>
@@ -2030,7 +2084,7 @@
                 <w:noProof/>
                 <w:webHidden/>
               </w:rPr>
-              <w:t>24</w:t>
+              <w:t>25</w:t>
             </w:r>
             <w:r>
               <w:rPr>
@@ -2180,7 +2234,7 @@
                 <w:noProof/>
                 <w:webHidden/>
               </w:rPr>
-              <w:t>25</w:t>
+              <w:t>26</w:t>
             </w:r>
             <w:r>
               <w:rPr>
@@ -2330,7 +2384,7 @@
                 <w:noProof/>
                 <w:webHidden/>
               </w:rPr>
-              <w:t>26</w:t>
+              <w:t>27</w:t>
             </w:r>
             <w:r>
               <w:rPr>
@@ -2405,7 +2459,7 @@
                 <w:noProof/>
                 <w:webHidden/>
               </w:rPr>
-              <w:t>26</w:t>
+              <w:t>27</w:t>
             </w:r>
             <w:r>
               <w:rPr>
@@ -2555,7 +2609,7 @@
                 <w:noProof/>
                 <w:webHidden/>
               </w:rPr>
-              <w:t>27</w:t>
+              <w:t>28</w:t>
             </w:r>
             <w:r>
               <w:rPr>
@@ -3498,7 +3552,7 @@
     <w:p>
       <w:pPr>
         <w:pStyle w:val="Ttulo1"/>
-        <w:spacing w:line="360" w:lineRule="auto"/>
+        <w:spacing w:before="0" w:line="360" w:lineRule="auto"/>
         <w:rPr>
           <w:color w:val="auto"/>
           <w:lang w:val="es-AR"/>
@@ -3562,7 +3616,7 @@
     </w:p>
     <w:p>
       <w:pPr>
-        <w:spacing w:after="100" w:line="360" w:lineRule="auto"/>
+        <w:spacing w:line="360" w:lineRule="auto"/>
         <w:jc w:val="both"/>
         <w:rPr>
           <w:lang w:val="es-AR"/>
@@ -3745,8 +3799,8 @@
         <w:tblLook w:val="0000" w:firstRow="0" w:lastRow="0" w:firstColumn="0" w:lastColumn="0" w:noHBand="0" w:noVBand="0"/>
       </w:tblPr>
       <w:tblGrid>
-        <w:gridCol w:w="2800"/>
-        <w:gridCol w:w="6560"/>
+        <w:gridCol w:w="2551"/>
+        <w:gridCol w:w="6809"/>
       </w:tblGrid>
       <w:tr>
         <w:trPr>
@@ -3754,7 +3808,7 @@
         </w:trPr>
         <w:tc>
           <w:tcPr>
-            <w:tcW w:w="2800" w:type="dxa"/>
+            <w:tcW w:w="2551" w:type="dxa"/>
             <w:tcBorders>
               <w:top w:val="single" w:sz="1" w:space="0" w:color="CCCCCC"/>
               <w:left w:val="single" w:sz="1" w:space="0" w:color="CCCCCC"/>
@@ -3788,7 +3842,7 @@
         </w:tc>
         <w:tc>
           <w:tcPr>
-            <w:tcW w:w="6560" w:type="dxa"/>
+            <w:tcW w:w="6809" w:type="dxa"/>
             <w:tcBorders>
               <w:top w:val="single" w:sz="1" w:space="0" w:color="CCCCCC"/>
               <w:left w:val="single" w:sz="1" w:space="0" w:color="CCCCCC"/>
@@ -3826,7 +3880,7 @@
       <w:tr>
         <w:tc>
           <w:tcPr>
-            <w:tcW w:w="2800" w:type="dxa"/>
+            <w:tcW w:w="2551" w:type="dxa"/>
             <w:tcBorders>
               <w:top w:val="single" w:sz="4" w:space="0" w:color="auto"/>
               <w:left w:val="single" w:sz="4" w:space="0" w:color="auto"/>
@@ -3859,7 +3913,7 @@
         </w:tc>
         <w:tc>
           <w:tcPr>
-            <w:tcW w:w="6560" w:type="dxa"/>
+            <w:tcW w:w="6809" w:type="dxa"/>
             <w:tcBorders>
               <w:top w:val="single" w:sz="4" w:space="0" w:color="auto"/>
               <w:left w:val="single" w:sz="4" w:space="0" w:color="auto"/>
@@ -3893,7 +3947,7 @@
       <w:tr>
         <w:tc>
           <w:tcPr>
-            <w:tcW w:w="2800" w:type="dxa"/>
+            <w:tcW w:w="2551" w:type="dxa"/>
             <w:tcBorders>
               <w:top w:val="single" w:sz="4" w:space="0" w:color="auto"/>
               <w:left w:val="single" w:sz="4" w:space="0" w:color="auto"/>
@@ -3926,7 +3980,7 @@
         </w:tc>
         <w:tc>
           <w:tcPr>
-            <w:tcW w:w="6560" w:type="dxa"/>
+            <w:tcW w:w="6809" w:type="dxa"/>
             <w:tcBorders>
               <w:top w:val="single" w:sz="4" w:space="0" w:color="auto"/>
               <w:left w:val="single" w:sz="4" w:space="0" w:color="auto"/>
@@ -3960,7 +4014,7 @@
       <w:tr>
         <w:tc>
           <w:tcPr>
-            <w:tcW w:w="2800" w:type="dxa"/>
+            <w:tcW w:w="2551" w:type="dxa"/>
             <w:tcBorders>
               <w:top w:val="single" w:sz="4" w:space="0" w:color="auto"/>
               <w:left w:val="single" w:sz="4" w:space="0" w:color="auto"/>
@@ -3993,7 +4047,7 @@
         </w:tc>
         <w:tc>
           <w:tcPr>
-            <w:tcW w:w="6560" w:type="dxa"/>
+            <w:tcW w:w="6809" w:type="dxa"/>
             <w:tcBorders>
               <w:top w:val="single" w:sz="4" w:space="0" w:color="auto"/>
               <w:left w:val="single" w:sz="4" w:space="0" w:color="auto"/>
@@ -4057,7 +4111,7 @@
       <w:tr>
         <w:tc>
           <w:tcPr>
-            <w:tcW w:w="2800" w:type="dxa"/>
+            <w:tcW w:w="2551" w:type="dxa"/>
             <w:tcBorders>
               <w:top w:val="single" w:sz="4" w:space="0" w:color="auto"/>
               <w:left w:val="single" w:sz="4" w:space="0" w:color="auto"/>
@@ -4097,7 +4151,7 @@
         </w:tc>
         <w:tc>
           <w:tcPr>
-            <w:tcW w:w="6560" w:type="dxa"/>
+            <w:tcW w:w="6809" w:type="dxa"/>
             <w:tcBorders>
               <w:top w:val="single" w:sz="4" w:space="0" w:color="auto"/>
               <w:left w:val="single" w:sz="4" w:space="0" w:color="auto"/>
@@ -4131,7 +4185,7 @@
       <w:tr>
         <w:tc>
           <w:tcPr>
-            <w:tcW w:w="2800" w:type="dxa"/>
+            <w:tcW w:w="2551" w:type="dxa"/>
             <w:tcBorders>
               <w:top w:val="single" w:sz="4" w:space="0" w:color="auto"/>
               <w:left w:val="single" w:sz="4" w:space="0" w:color="auto"/>
@@ -4171,7 +4225,7 @@
         </w:tc>
         <w:tc>
           <w:tcPr>
-            <w:tcW w:w="6560" w:type="dxa"/>
+            <w:tcW w:w="6809" w:type="dxa"/>
             <w:tcBorders>
               <w:top w:val="single" w:sz="4" w:space="0" w:color="auto"/>
               <w:left w:val="single" w:sz="4" w:space="0" w:color="auto"/>
@@ -4205,7 +4259,7 @@
       <w:tr>
         <w:tc>
           <w:tcPr>
-            <w:tcW w:w="2800" w:type="dxa"/>
+            <w:tcW w:w="2551" w:type="dxa"/>
             <w:tcBorders>
               <w:top w:val="single" w:sz="4" w:space="0" w:color="auto"/>
               <w:left w:val="single" w:sz="4" w:space="0" w:color="auto"/>
@@ -4236,7 +4290,7 @@
         </w:tc>
         <w:tc>
           <w:tcPr>
-            <w:tcW w:w="6560" w:type="dxa"/>
+            <w:tcW w:w="6809" w:type="dxa"/>
             <w:tcBorders>
               <w:top w:val="single" w:sz="4" w:space="0" w:color="auto"/>
               <w:left w:val="single" w:sz="4" w:space="0" w:color="auto"/>
@@ -4270,7 +4324,7 @@
       <w:tr>
         <w:tc>
           <w:tcPr>
-            <w:tcW w:w="2800" w:type="dxa"/>
+            <w:tcW w:w="2551" w:type="dxa"/>
             <w:tcBorders>
               <w:top w:val="single" w:sz="4" w:space="0" w:color="auto"/>
               <w:left w:val="single" w:sz="4" w:space="0" w:color="auto"/>
@@ -4301,7 +4355,7 @@
         </w:tc>
         <w:tc>
           <w:tcPr>
-            <w:tcW w:w="6560" w:type="dxa"/>
+            <w:tcW w:w="6809" w:type="dxa"/>
             <w:tcBorders>
               <w:top w:val="single" w:sz="4" w:space="0" w:color="auto"/>
               <w:left w:val="single" w:sz="4" w:space="0" w:color="auto"/>
@@ -4335,7 +4389,7 @@
       <w:tr>
         <w:tc>
           <w:tcPr>
-            <w:tcW w:w="2800" w:type="dxa"/>
+            <w:tcW w:w="2551" w:type="dxa"/>
             <w:tcBorders>
               <w:top w:val="single" w:sz="4" w:space="0" w:color="auto"/>
               <w:left w:val="single" w:sz="4" w:space="0" w:color="auto"/>
@@ -4375,7 +4429,7 @@
         </w:tc>
         <w:tc>
           <w:tcPr>
-            <w:tcW w:w="6560" w:type="dxa"/>
+            <w:tcW w:w="6809" w:type="dxa"/>
             <w:tcBorders>
               <w:top w:val="single" w:sz="4" w:space="0" w:color="auto"/>
               <w:left w:val="single" w:sz="4" w:space="0" w:color="auto"/>
@@ -4409,7 +4463,7 @@
       <w:tr>
         <w:tc>
           <w:tcPr>
-            <w:tcW w:w="2800" w:type="dxa"/>
+            <w:tcW w:w="2551" w:type="dxa"/>
             <w:tcBorders>
               <w:top w:val="single" w:sz="4" w:space="0" w:color="auto"/>
               <w:left w:val="single" w:sz="4" w:space="0" w:color="auto"/>
@@ -4434,14 +4488,13 @@
                 <w:b/>
                 <w:bCs/>
               </w:rPr>
-              <w:lastRenderedPageBreak/>
               <w:t>target</w:t>
             </w:r>
           </w:p>
         </w:tc>
         <w:tc>
           <w:tcPr>
-            <w:tcW w:w="6560" w:type="dxa"/>
+            <w:tcW w:w="6809" w:type="dxa"/>
             <w:tcBorders>
               <w:top w:val="single" w:sz="4" w:space="0" w:color="auto"/>
               <w:left w:val="single" w:sz="4" w:space="0" w:color="auto"/>
@@ -4572,14 +4625,6 @@
     </w:p>
     <w:p>
       <w:pPr>
-        <w:spacing w:before="240" w:line="360" w:lineRule="auto"/>
-        <w:rPr>
-          <w:lang w:val="es-AR"/>
-        </w:rPr>
-      </w:pPr>
-    </w:p>
-    <w:p>
-      <w:pPr>
         <w:pStyle w:val="Ttulo1"/>
         <w:spacing w:before="0" w:line="360" w:lineRule="auto"/>
         <w:rPr>
@@ -4593,6 +4638,7 @@
           <w:color w:val="auto"/>
           <w:lang w:val="es-AR"/>
         </w:rPr>
+        <w:lastRenderedPageBreak/>
         <w:t xml:space="preserve">3. Parte 1 </w:t>
       </w:r>
       <w:r>
@@ -6608,14 +6654,7 @@
         <w:rPr>
           <w:lang w:val="es-AR"/>
         </w:rPr>
-        <w:t xml:space="preserve">) sugiere la presencia de valores altos que desplazan la media, confirmada luego por el </w:t>
-      </w:r>
-      <w:r>
-        <w:rPr>
-          <w:lang w:val="es-AR"/>
-        </w:rPr>
-        <w:lastRenderedPageBreak/>
-        <w:t xml:space="preserve">análisis de </w:t>
+        <w:t xml:space="preserve">) sugiere la presencia de valores altos que desplazan la media, confirmada luego por el análisis de </w:t>
       </w:r>
       <w:proofErr w:type="spellStart"/>
       <w:r>
@@ -6659,6 +6698,15 @@
     </w:p>
     <w:p>
       <w:pPr>
+        <w:spacing w:before="240" w:line="360" w:lineRule="auto"/>
+        <w:jc w:val="both"/>
+        <w:rPr>
+          <w:lang w:val="es-AR"/>
+        </w:rPr>
+      </w:pPr>
+    </w:p>
+    <w:p>
+      <w:pPr>
         <w:pStyle w:val="Ttulo2"/>
         <w:spacing w:before="0" w:line="360" w:lineRule="auto"/>
         <w:rPr>
@@ -6672,6 +6720,7 @@
           <w:color w:val="auto"/>
           <w:lang w:val="es-AR"/>
         </w:rPr>
+        <w:lastRenderedPageBreak/>
         <w:t>3.2 Medidas de dispersión</w:t>
       </w:r>
       <w:bookmarkEnd w:id="4"/>
@@ -8128,26 +8177,8 @@
     </w:p>
     <w:p>
       <w:pPr>
-        <w:spacing w:line="360" w:lineRule="auto"/>
-        <w:jc w:val="both"/>
-        <w:rPr>
-          <w:lang w:val="es-AR"/>
-        </w:rPr>
-      </w:pPr>
-    </w:p>
-    <w:p>
-      <w:pPr>
-        <w:spacing w:line="360" w:lineRule="auto"/>
-        <w:jc w:val="both"/>
-        <w:rPr>
-          <w:lang w:val="es-AR"/>
-        </w:rPr>
-      </w:pPr>
-    </w:p>
-    <w:p>
-      <w:pPr>
         <w:pStyle w:val="Ttulo2"/>
-        <w:spacing w:line="360" w:lineRule="auto"/>
+        <w:spacing w:before="0" w:line="360" w:lineRule="auto"/>
         <w:rPr>
           <w:color w:val="auto"/>
           <w:lang w:val="es-AR"/>
@@ -8159,7 +8190,6 @@
           <w:color w:val="auto"/>
           <w:lang w:val="es-AR"/>
         </w:rPr>
-        <w:lastRenderedPageBreak/>
         <w:t>3.3 Distribuciones</w:t>
       </w:r>
       <w:bookmarkEnd w:id="5"/>
@@ -8232,25 +8262,37 @@
         <w:spacing w:before="240" w:after="100" w:line="360" w:lineRule="auto"/>
         <w:jc w:val="both"/>
         <w:rPr>
-          <w:lang w:val="es-AR"/>
-        </w:rPr>
-      </w:pPr>
-      <w:proofErr w:type="spellStart"/>
-      <w:r>
-        <w:rPr>
           <w:b/>
           <w:bCs/>
           <w:lang w:val="es-AR"/>
         </w:rPr>
-        <w:t>air_temp</w:t>
-      </w:r>
-      <w:proofErr w:type="spellEnd"/>
+      </w:pPr>
+    </w:p>
+    <w:p>
+      <w:pPr>
+        <w:spacing w:before="240" w:after="100" w:line="360" w:lineRule="auto"/>
+        <w:jc w:val="both"/>
+        <w:rPr>
+          <w:lang w:val="es-AR"/>
+        </w:rPr>
+      </w:pPr>
+      <w:proofErr w:type="spellStart"/>
       <w:r>
         <w:rPr>
           <w:b/>
           <w:bCs/>
           <w:lang w:val="es-AR"/>
         </w:rPr>
+        <w:lastRenderedPageBreak/>
+        <w:t>air_temp</w:t>
+      </w:r>
+      <w:proofErr w:type="spellEnd"/>
+      <w:r>
+        <w:rPr>
+          <w:b/>
+          <w:bCs/>
+          <w:lang w:val="es-AR"/>
+        </w:rPr>
         <w:t xml:space="preserve"> [K]: </w:t>
       </w:r>
       <w:r>
@@ -8268,7 +8310,7 @@
     </w:p>
     <w:p>
       <w:pPr>
-        <w:spacing w:before="240" w:after="100" w:line="360" w:lineRule="auto"/>
+        <w:spacing w:after="100" w:line="360" w:lineRule="auto"/>
         <w:jc w:val="center"/>
         <w:rPr>
           <w:lang w:val="es-AR"/>
@@ -8281,9 +8323,9 @@
           <w:bdr w:val="none" w:sz="0" w:space="0" w:color="auto" w:frame="1"/>
         </w:rPr>
         <w:drawing>
-          <wp:inline distT="0" distB="0" distL="0" distR="0" wp14:anchorId="1403EA55" wp14:editId="2EA2FA4D">
-            <wp:extent cx="3131820" cy="2328790"/>
-            <wp:effectExtent l="0" t="0" r="0" b="0"/>
+          <wp:inline distT="0" distB="0" distL="0" distR="0" wp14:anchorId="1403EA55" wp14:editId="5560F507">
+            <wp:extent cx="3787140" cy="2816079"/>
+            <wp:effectExtent l="0" t="0" r="3810" b="3810"/>
             <wp:docPr id="1979172782" name="Imagen 1"/>
             <wp:cNvGraphicFramePr>
               <a:graphicFrameLocks xmlns:a="http://schemas.openxmlformats.org/drawingml/2006/main" noChangeAspect="1"/>
@@ -8313,7 +8355,7 @@
                   <pic:spPr bwMode="auto">
                     <a:xfrm>
                       <a:off x="0" y="0"/>
-                      <a:ext cx="3213421" cy="2389467"/>
+                      <a:ext cx="3890415" cy="2892873"/>
                     </a:xfrm>
                     <a:prstGeom prst="rect">
                       <a:avLst/>
@@ -8389,7 +8431,7 @@
     </w:p>
     <w:p>
       <w:pPr>
-        <w:spacing w:after="100" w:line="360" w:lineRule="auto"/>
+        <w:spacing w:line="360" w:lineRule="auto"/>
         <w:jc w:val="center"/>
         <w:rPr>
           <w:i/>
@@ -8453,7 +8495,7 @@
     </w:p>
     <w:p>
       <w:pPr>
-        <w:spacing w:before="240" w:after="100" w:line="360" w:lineRule="auto"/>
+        <w:spacing w:after="100" w:line="360" w:lineRule="auto"/>
         <w:jc w:val="center"/>
         <w:rPr>
           <w:lang w:val="es-AR"/>
@@ -8466,8 +8508,8 @@
           <w:bdr w:val="none" w:sz="0" w:space="0" w:color="auto" w:frame="1"/>
         </w:rPr>
         <w:drawing>
-          <wp:inline distT="0" distB="0" distL="0" distR="0" wp14:anchorId="0470FE2B" wp14:editId="3A74D1D7">
-            <wp:extent cx="3200400" cy="2383067"/>
+          <wp:inline distT="0" distB="0" distL="0" distR="0" wp14:anchorId="0470FE2B" wp14:editId="5BB11DCF">
+            <wp:extent cx="3893820" cy="2899398"/>
             <wp:effectExtent l="0" t="0" r="0" b="0"/>
             <wp:docPr id="1708094770" name="Imagen 2"/>
             <wp:cNvGraphicFramePr>
@@ -8498,7 +8540,7 @@
                   <pic:spPr bwMode="auto">
                     <a:xfrm>
                       <a:off x="0" y="0"/>
-                      <a:ext cx="3248934" cy="2419206"/>
+                      <a:ext cx="3962122" cy="2950257"/>
                     </a:xfrm>
                     <a:prstGeom prst="rect">
                       <a:avLst/>
@@ -8614,7 +8656,7 @@
     </w:p>
     <w:p>
       <w:pPr>
-        <w:spacing w:before="240" w:after="100" w:line="360" w:lineRule="auto"/>
+        <w:spacing w:after="100" w:line="360" w:lineRule="auto"/>
         <w:jc w:val="center"/>
         <w:rPr>
           <w:lang w:val="es-AR"/>
@@ -8627,9 +8669,9 @@
           <w:bdr w:val="none" w:sz="0" w:space="0" w:color="auto" w:frame="1"/>
         </w:rPr>
         <w:drawing>
-          <wp:inline distT="0" distB="0" distL="0" distR="0" wp14:anchorId="53F504A5" wp14:editId="1F47051C">
-            <wp:extent cx="3261360" cy="2432199"/>
-            <wp:effectExtent l="0" t="0" r="0" b="6350"/>
+          <wp:inline distT="0" distB="0" distL="0" distR="0" wp14:anchorId="53F504A5" wp14:editId="7BACDD27">
+            <wp:extent cx="3892956" cy="2903220"/>
+            <wp:effectExtent l="0" t="0" r="0" b="0"/>
             <wp:docPr id="2100512714" name="Imagen 3"/>
             <wp:cNvGraphicFramePr>
               <a:graphicFrameLocks xmlns:a="http://schemas.openxmlformats.org/drawingml/2006/main" noChangeAspect="1"/>
@@ -8659,7 +8701,7 @@
                   <pic:spPr bwMode="auto">
                     <a:xfrm>
                       <a:off x="0" y="0"/>
-                      <a:ext cx="3276983" cy="2443850"/>
+                      <a:ext cx="3923197" cy="2925773"/>
                     </a:xfrm>
                     <a:prstGeom prst="rect">
                       <a:avLst/>
@@ -8735,7 +8777,7 @@
     </w:p>
     <w:p>
       <w:pPr>
-        <w:spacing w:after="100" w:line="360" w:lineRule="auto"/>
+        <w:spacing w:line="360" w:lineRule="auto"/>
         <w:jc w:val="center"/>
         <w:rPr>
           <w:i/>
@@ -8777,7 +8819,7 @@
     </w:p>
     <w:p>
       <w:pPr>
-        <w:spacing w:before="240" w:after="100" w:line="360" w:lineRule="auto"/>
+        <w:spacing w:after="100" w:line="360" w:lineRule="auto"/>
         <w:jc w:val="center"/>
         <w:rPr>
           <w:lang w:val="es-AR"/>
@@ -8790,9 +8832,9 @@
           <w:bdr w:val="none" w:sz="0" w:space="0" w:color="auto" w:frame="1"/>
         </w:rPr>
         <w:drawing>
-          <wp:inline distT="0" distB="0" distL="0" distR="0" wp14:anchorId="0BE3F846" wp14:editId="3C4B93E0">
-            <wp:extent cx="3215640" cy="2394955"/>
-            <wp:effectExtent l="0" t="0" r="3810" b="5715"/>
+          <wp:inline distT="0" distB="0" distL="0" distR="0" wp14:anchorId="0BE3F846" wp14:editId="260497FC">
+            <wp:extent cx="3877610" cy="2887980"/>
+            <wp:effectExtent l="0" t="0" r="8890" b="7620"/>
             <wp:docPr id="1409703767" name="Imagen 4"/>
             <wp:cNvGraphicFramePr>
               <a:graphicFrameLocks xmlns:a="http://schemas.openxmlformats.org/drawingml/2006/main" noChangeAspect="1"/>
@@ -8822,7 +8864,7 @@
                   <pic:spPr bwMode="auto">
                     <a:xfrm>
                       <a:off x="0" y="0"/>
-                      <a:ext cx="3251285" cy="2421503"/>
+                      <a:ext cx="3949173" cy="2941279"/>
                     </a:xfrm>
                     <a:prstGeom prst="rect">
                       <a:avLst/>
@@ -8876,93 +8918,59 @@
     </w:p>
     <w:p>
       <w:pPr>
-        <w:spacing w:line="360" w:lineRule="auto"/>
-        <w:rPr>
-          <w:i/>
-          <w:iCs/>
-          <w:sz w:val="20"/>
-          <w:szCs w:val="20"/>
-          <w:lang w:val="es-AR"/>
-        </w:rPr>
-      </w:pPr>
-    </w:p>
-    <w:p>
-      <w:pPr>
         <w:spacing w:after="100" w:line="360" w:lineRule="auto"/>
         <w:jc w:val="both"/>
         <w:rPr>
+          <w:lang w:val="es-AR"/>
+        </w:rPr>
+      </w:pPr>
+      <w:proofErr w:type="spellStart"/>
+      <w:r>
+        <w:rPr>
           <w:b/>
           <w:bCs/>
           <w:lang w:val="es-AR"/>
         </w:rPr>
-      </w:pPr>
-    </w:p>
-    <w:p>
-      <w:pPr>
-        <w:spacing w:after="100" w:line="360" w:lineRule="auto"/>
-        <w:jc w:val="both"/>
+        <w:lastRenderedPageBreak/>
+        <w:t>tool_wear</w:t>
+      </w:r>
+      <w:proofErr w:type="spellEnd"/>
+      <w:r>
         <w:rPr>
           <w:b/>
           <w:bCs/>
           <w:lang w:val="es-AR"/>
         </w:rPr>
-      </w:pPr>
+        <w:t xml:space="preserve"> [min]: </w:t>
+      </w:r>
+      <w:r>
+        <w:rPr>
+          <w:lang w:val="es-AR"/>
+        </w:rPr>
+        <w:t>d</w:t>
+      </w:r>
+      <w:r>
+        <w:rPr>
+          <w:lang w:val="es-AR"/>
+        </w:rPr>
+        <w:t>istribución casi uniforme entre 0 y 180 minutos, con un pico anómalo y abrupto en torno a 200</w:t>
+      </w:r>
+      <w:r>
+        <w:rPr>
+          <w:lang w:val="es-AR"/>
+        </w:rPr>
+        <w:t>-</w:t>
+      </w:r>
+      <w:r>
+        <w:rPr>
+          <w:lang w:val="es-AR"/>
+        </w:rPr>
+        <w:t xml:space="preserve">210 minutos. </w:t>
+      </w:r>
     </w:p>
     <w:p>
       <w:pPr>
         <w:spacing w:after="100" w:line="360" w:lineRule="auto"/>
-        <w:jc w:val="both"/>
-        <w:rPr>
-          <w:lang w:val="es-AR"/>
-        </w:rPr>
-      </w:pPr>
-      <w:proofErr w:type="spellStart"/>
-      <w:r>
-        <w:rPr>
-          <w:b/>
-          <w:bCs/>
-          <w:lang w:val="es-AR"/>
-        </w:rPr>
-        <w:lastRenderedPageBreak/>
-        <w:t>tool_wear</w:t>
-      </w:r>
-      <w:proofErr w:type="spellEnd"/>
-      <w:r>
-        <w:rPr>
-          <w:b/>
-          <w:bCs/>
-          <w:lang w:val="es-AR"/>
-        </w:rPr>
-        <w:t xml:space="preserve"> [min]: </w:t>
-      </w:r>
-      <w:r>
-        <w:rPr>
-          <w:lang w:val="es-AR"/>
-        </w:rPr>
-        <w:t>d</w:t>
-      </w:r>
-      <w:r>
-        <w:rPr>
-          <w:lang w:val="es-AR"/>
-        </w:rPr>
-        <w:t>istribución casi uniforme entre 0 y 180 minutos, con un pico anómalo y abrupto en torno a 200</w:t>
-      </w:r>
-      <w:r>
-        <w:rPr>
-          <w:lang w:val="es-AR"/>
-        </w:rPr>
-        <w:t>-</w:t>
-      </w:r>
-      <w:r>
-        <w:rPr>
-          <w:lang w:val="es-AR"/>
-        </w:rPr>
-        <w:t xml:space="preserve">210 minutos. </w:t>
-      </w:r>
-    </w:p>
-    <w:p>
-      <w:pPr>
-        <w:spacing w:before="240" w:after="100" w:line="360" w:lineRule="auto"/>
         <w:jc w:val="center"/>
       </w:pPr>
       <w:r>
@@ -8970,9 +8978,9 @@
           <w:noProof/>
         </w:rPr>
         <w:drawing>
-          <wp:inline distT="0" distB="0" distL="0" distR="0" wp14:anchorId="02778704" wp14:editId="3385B14D">
-            <wp:extent cx="3402061" cy="2522220"/>
-            <wp:effectExtent l="0" t="0" r="8255" b="0"/>
+          <wp:inline distT="0" distB="0" distL="0" distR="0" wp14:anchorId="02778704" wp14:editId="5B0B2FC4">
+            <wp:extent cx="3840480" cy="2847257"/>
+            <wp:effectExtent l="0" t="0" r="7620" b="0"/>
             <wp:docPr id="1364187531" name="Imagen 6"/>
             <wp:cNvGraphicFramePr>
               <a:graphicFrameLocks xmlns:a="http://schemas.openxmlformats.org/drawingml/2006/main" noChangeAspect="1"/>
@@ -9002,7 +9010,7 @@
                   <pic:spPr bwMode="auto">
                     <a:xfrm>
                       <a:off x="0" y="0"/>
-                      <a:ext cx="3429401" cy="2542489"/>
+                      <a:ext cx="3889093" cy="2883298"/>
                     </a:xfrm>
                     <a:prstGeom prst="rect">
                       <a:avLst/>
@@ -9078,189 +9086,189 @@
     </w:p>
     <w:p>
       <w:pPr>
+        <w:spacing w:line="360" w:lineRule="auto"/>
+        <w:jc w:val="center"/>
+        <w:rPr>
+          <w:i/>
+          <w:iCs/>
+          <w:sz w:val="20"/>
+          <w:szCs w:val="20"/>
+          <w:lang w:val="es-AR"/>
+        </w:rPr>
+      </w:pPr>
+    </w:p>
+    <w:p>
+      <w:pPr>
+        <w:spacing w:after="100" w:line="360" w:lineRule="auto"/>
+        <w:jc w:val="both"/>
+        <w:rPr>
+          <w:lang w:val="es-AR"/>
+        </w:rPr>
+      </w:pPr>
+      <w:proofErr w:type="spellStart"/>
+      <w:r>
+        <w:rPr>
+          <w:b/>
+          <w:bCs/>
+          <w:lang w:val="es-AR"/>
+        </w:rPr>
+        <w:t>product_type</w:t>
+      </w:r>
+      <w:proofErr w:type="spellEnd"/>
+      <w:r>
+        <w:rPr>
+          <w:b/>
+          <w:bCs/>
+          <w:lang w:val="es-AR"/>
+        </w:rPr>
+        <w:t xml:space="preserve">: </w:t>
+      </w:r>
+      <w:r>
+        <w:rPr>
+          <w:lang w:val="es-AR"/>
+        </w:rPr>
+        <w:t>m</w:t>
+      </w:r>
+      <w:r>
+        <w:rPr>
+          <w:lang w:val="es-AR"/>
+        </w:rPr>
+        <w:t xml:space="preserve">arcado desbalance: tipo </w:t>
+      </w:r>
+      <w:r>
+        <w:rPr>
+          <w:lang w:val="es-AR"/>
+        </w:rPr>
+        <w:t>“</w:t>
+      </w:r>
+      <w:r>
+        <w:rPr>
+          <w:lang w:val="es-AR"/>
+        </w:rPr>
+        <w:t>L</w:t>
+      </w:r>
+      <w:r>
+        <w:rPr>
+          <w:lang w:val="es-AR"/>
+        </w:rPr>
+        <w:t>”</w:t>
+      </w:r>
+      <w:r>
+        <w:rPr>
+          <w:lang w:val="es-AR"/>
+        </w:rPr>
+        <w:t xml:space="preserve"> &gt; 10.000 registros; tipo </w:t>
+      </w:r>
+      <w:r>
+        <w:rPr>
+          <w:lang w:val="es-AR"/>
+        </w:rPr>
+        <w:t>“</w:t>
+      </w:r>
+      <w:r>
+        <w:rPr>
+          <w:lang w:val="es-AR"/>
+        </w:rPr>
+        <w:t>M</w:t>
+      </w:r>
+      <w:r>
+        <w:rPr>
+          <w:lang w:val="es-AR"/>
+        </w:rPr>
+        <w:t>”</w:t>
+      </w:r>
+      <w:r>
+        <w:rPr>
+          <w:lang w:val="es-AR"/>
+        </w:rPr>
+        <w:t xml:space="preserve"> ~2.800</w:t>
+      </w:r>
+      <w:r>
+        <w:rPr>
+          <w:lang w:val="es-AR"/>
+        </w:rPr>
+        <w:t xml:space="preserve"> registros</w:t>
+      </w:r>
+      <w:r>
+        <w:rPr>
+          <w:lang w:val="es-AR"/>
+        </w:rPr>
+        <w:t xml:space="preserve">; tipo </w:t>
+      </w:r>
+      <w:r>
+        <w:rPr>
+          <w:lang w:val="es-AR"/>
+        </w:rPr>
+        <w:t>“</w:t>
+      </w:r>
+      <w:r>
+        <w:rPr>
+          <w:lang w:val="es-AR"/>
+        </w:rPr>
+        <w:t>H</w:t>
+      </w:r>
+      <w:r>
+        <w:rPr>
+          <w:lang w:val="es-AR"/>
+        </w:rPr>
+        <w:t>”</w:t>
+      </w:r>
+      <w:r>
+        <w:rPr>
+          <w:lang w:val="es-AR"/>
+        </w:rPr>
+        <w:t xml:space="preserve"> ~1.500</w:t>
+      </w:r>
+      <w:r>
+        <w:rPr>
+          <w:lang w:val="es-AR"/>
+        </w:rPr>
+        <w:t xml:space="preserve"> registros</w:t>
+      </w:r>
+      <w:r>
+        <w:rPr>
+          <w:lang w:val="es-AR"/>
+        </w:rPr>
+        <w:t xml:space="preserve">. El tipo </w:t>
+      </w:r>
+      <w:r>
+        <w:rPr>
+          <w:lang w:val="es-AR"/>
+        </w:rPr>
+        <w:t>“</w:t>
+      </w:r>
+      <w:r>
+        <w:rPr>
+          <w:lang w:val="es-AR"/>
+        </w:rPr>
+        <w:t>L</w:t>
+      </w:r>
+      <w:r>
+        <w:rPr>
+          <w:lang w:val="es-AR"/>
+        </w:rPr>
+        <w:t>”</w:t>
+      </w:r>
+      <w:r>
+        <w:rPr>
+          <w:lang w:val="es-AR"/>
+        </w:rPr>
+        <w:t xml:space="preserve"> representa la mayoría de la producción.</w:t>
+      </w:r>
+    </w:p>
+    <w:p>
+      <w:pPr>
         <w:spacing w:after="100" w:line="360" w:lineRule="auto"/>
         <w:jc w:val="center"/>
-        <w:rPr>
-          <w:i/>
-          <w:iCs/>
-          <w:sz w:val="20"/>
-          <w:szCs w:val="20"/>
-          <w:lang w:val="es-AR"/>
-        </w:rPr>
-      </w:pPr>
-    </w:p>
-    <w:p>
-      <w:pPr>
-        <w:spacing w:after="100" w:line="360" w:lineRule="auto"/>
-        <w:jc w:val="both"/>
-        <w:rPr>
-          <w:lang w:val="es-AR"/>
-        </w:rPr>
-      </w:pPr>
-      <w:proofErr w:type="spellStart"/>
-      <w:r>
-        <w:rPr>
-          <w:b/>
-          <w:bCs/>
-          <w:lang w:val="es-AR"/>
-        </w:rPr>
-        <w:t>product_type</w:t>
-      </w:r>
-      <w:proofErr w:type="spellEnd"/>
-      <w:r>
-        <w:rPr>
-          <w:b/>
-          <w:bCs/>
-          <w:lang w:val="es-AR"/>
-        </w:rPr>
-        <w:t xml:space="preserve">: </w:t>
-      </w:r>
-      <w:r>
-        <w:rPr>
-          <w:lang w:val="es-AR"/>
-        </w:rPr>
-        <w:t>m</w:t>
-      </w:r>
-      <w:r>
-        <w:rPr>
-          <w:lang w:val="es-AR"/>
-        </w:rPr>
-        <w:t xml:space="preserve">arcado desbalance: tipo </w:t>
-      </w:r>
-      <w:r>
-        <w:rPr>
-          <w:lang w:val="es-AR"/>
-        </w:rPr>
-        <w:t>“</w:t>
-      </w:r>
-      <w:r>
-        <w:rPr>
-          <w:lang w:val="es-AR"/>
-        </w:rPr>
-        <w:t>L</w:t>
-      </w:r>
-      <w:r>
-        <w:rPr>
-          <w:lang w:val="es-AR"/>
-        </w:rPr>
-        <w:t>”</w:t>
-      </w:r>
-      <w:r>
-        <w:rPr>
-          <w:lang w:val="es-AR"/>
-        </w:rPr>
-        <w:t xml:space="preserve"> &gt; 10.000 registros; tipo </w:t>
-      </w:r>
-      <w:r>
-        <w:rPr>
-          <w:lang w:val="es-AR"/>
-        </w:rPr>
-        <w:t>“</w:t>
-      </w:r>
-      <w:r>
-        <w:rPr>
-          <w:lang w:val="es-AR"/>
-        </w:rPr>
-        <w:t>M</w:t>
-      </w:r>
-      <w:r>
-        <w:rPr>
-          <w:lang w:val="es-AR"/>
-        </w:rPr>
-        <w:t>”</w:t>
-      </w:r>
-      <w:r>
-        <w:rPr>
-          <w:lang w:val="es-AR"/>
-        </w:rPr>
-        <w:t xml:space="preserve"> ~2.800</w:t>
-      </w:r>
-      <w:r>
-        <w:rPr>
-          <w:lang w:val="es-AR"/>
-        </w:rPr>
-        <w:t xml:space="preserve"> registros</w:t>
-      </w:r>
-      <w:r>
-        <w:rPr>
-          <w:lang w:val="es-AR"/>
-        </w:rPr>
-        <w:t xml:space="preserve">; tipo </w:t>
-      </w:r>
-      <w:r>
-        <w:rPr>
-          <w:lang w:val="es-AR"/>
-        </w:rPr>
-        <w:t>“</w:t>
-      </w:r>
-      <w:r>
-        <w:rPr>
-          <w:lang w:val="es-AR"/>
-        </w:rPr>
-        <w:t>H</w:t>
-      </w:r>
-      <w:r>
-        <w:rPr>
-          <w:lang w:val="es-AR"/>
-        </w:rPr>
-        <w:t>”</w:t>
-      </w:r>
-      <w:r>
-        <w:rPr>
-          <w:lang w:val="es-AR"/>
-        </w:rPr>
-        <w:t xml:space="preserve"> ~1.500</w:t>
-      </w:r>
-      <w:r>
-        <w:rPr>
-          <w:lang w:val="es-AR"/>
-        </w:rPr>
-        <w:t xml:space="preserve"> registros</w:t>
-      </w:r>
-      <w:r>
-        <w:rPr>
-          <w:lang w:val="es-AR"/>
-        </w:rPr>
-        <w:t xml:space="preserve">. El tipo </w:t>
-      </w:r>
-      <w:r>
-        <w:rPr>
-          <w:lang w:val="es-AR"/>
-        </w:rPr>
-        <w:t>“</w:t>
-      </w:r>
-      <w:r>
-        <w:rPr>
-          <w:lang w:val="es-AR"/>
-        </w:rPr>
-        <w:t>L</w:t>
-      </w:r>
-      <w:r>
-        <w:rPr>
-          <w:lang w:val="es-AR"/>
-        </w:rPr>
-        <w:t>”</w:t>
-      </w:r>
-      <w:r>
-        <w:rPr>
-          <w:lang w:val="es-AR"/>
-        </w:rPr>
-        <w:t xml:space="preserve"> representa la mayoría de la producción.</w:t>
-      </w:r>
-    </w:p>
-    <w:p>
-      <w:pPr>
-        <w:spacing w:before="240" w:after="100" w:line="360" w:lineRule="auto"/>
-        <w:jc w:val="center"/>
       </w:pPr>
       <w:r>
         <w:rPr>
           <w:noProof/>
         </w:rPr>
         <w:drawing>
-          <wp:inline distT="0" distB="0" distL="0" distR="0" wp14:anchorId="7CB90429" wp14:editId="2D482949">
-            <wp:extent cx="3467100" cy="2584173"/>
-            <wp:effectExtent l="0" t="0" r="0" b="6985"/>
+          <wp:inline distT="0" distB="0" distL="0" distR="0" wp14:anchorId="7CB90429" wp14:editId="368A51A4">
+            <wp:extent cx="3977640" cy="2964699"/>
+            <wp:effectExtent l="0" t="0" r="3810" b="7620"/>
             <wp:docPr id="1822678959" name="Imagen 8"/>
             <wp:cNvGraphicFramePr>
               <a:graphicFrameLocks xmlns:a="http://schemas.openxmlformats.org/drawingml/2006/main" noChangeAspect="1"/>
@@ -9290,7 +9298,7 @@
                   <pic:spPr bwMode="auto">
                     <a:xfrm>
                       <a:off x="0" y="0"/>
-                      <a:ext cx="3504821" cy="2612288"/>
+                      <a:ext cx="4037506" cy="3009320"/>
                     </a:xfrm>
                     <a:prstGeom prst="rect">
                       <a:avLst/>
@@ -9366,18 +9374,6 @@
     </w:p>
     <w:p>
       <w:pPr>
-        <w:spacing w:line="360" w:lineRule="auto"/>
-        <w:rPr>
-          <w:i/>
-          <w:iCs/>
-          <w:sz w:val="20"/>
-          <w:szCs w:val="20"/>
-          <w:lang w:val="es-AR"/>
-        </w:rPr>
-      </w:pPr>
-    </w:p>
-    <w:p>
-      <w:pPr>
         <w:spacing w:after="100" w:line="360" w:lineRule="auto"/>
         <w:jc w:val="both"/>
         <w:rPr>
@@ -9389,40 +9385,29 @@
     </w:p>
     <w:p>
       <w:pPr>
-        <w:spacing w:after="100" w:line="360" w:lineRule="auto"/>
+        <w:spacing w:line="360" w:lineRule="auto"/>
         <w:jc w:val="both"/>
+        <w:rPr>
+          <w:lang w:val="es-AR"/>
+        </w:rPr>
+      </w:pPr>
+      <w:proofErr w:type="gramStart"/>
+      <w:r>
         <w:rPr>
           <w:b/>
           <w:bCs/>
           <w:lang w:val="es-AR"/>
         </w:rPr>
-      </w:pPr>
-    </w:p>
-    <w:p>
-      <w:pPr>
-        <w:spacing w:after="100" w:line="360" w:lineRule="auto"/>
-        <w:jc w:val="both"/>
-        <w:rPr>
-          <w:lang w:val="es-AR"/>
-        </w:rPr>
-      </w:pPr>
-      <w:proofErr w:type="gramStart"/>
+        <w:lastRenderedPageBreak/>
+        <w:t>target</w:t>
+      </w:r>
+      <w:proofErr w:type="gramEnd"/>
       <w:r>
         <w:rPr>
           <w:b/>
           <w:bCs/>
           <w:lang w:val="es-AR"/>
         </w:rPr>
-        <w:lastRenderedPageBreak/>
-        <w:t>target</w:t>
-      </w:r>
-      <w:proofErr w:type="gramEnd"/>
-      <w:r>
-        <w:rPr>
-          <w:b/>
-          <w:bCs/>
-          <w:lang w:val="es-AR"/>
-        </w:rPr>
         <w:t xml:space="preserve">: </w:t>
       </w:r>
       <w:r>
@@ -9514,7 +9499,7 @@
     </w:p>
     <w:p>
       <w:pPr>
-        <w:spacing w:before="240" w:after="100" w:line="360" w:lineRule="auto"/>
+        <w:spacing w:after="100" w:line="360" w:lineRule="auto"/>
         <w:jc w:val="center"/>
       </w:pPr>
       <w:r>
@@ -9522,9 +9507,9 @@
           <w:noProof/>
         </w:rPr>
         <w:drawing>
-          <wp:inline distT="0" distB="0" distL="0" distR="0" wp14:anchorId="1DDCF9A4" wp14:editId="2BAA8A00">
-            <wp:extent cx="3284220" cy="2452361"/>
-            <wp:effectExtent l="0" t="0" r="0" b="5715"/>
+          <wp:inline distT="0" distB="0" distL="0" distR="0" wp14:anchorId="1DDCF9A4" wp14:editId="281817CA">
+            <wp:extent cx="3959447" cy="2956560"/>
+            <wp:effectExtent l="0" t="0" r="3175" b="0"/>
             <wp:docPr id="1363101641" name="Imagen 10"/>
             <wp:cNvGraphicFramePr>
               <a:graphicFrameLocks xmlns:a="http://schemas.openxmlformats.org/drawingml/2006/main" noChangeAspect="1"/>
@@ -9554,7 +9539,7 @@
                   <pic:spPr bwMode="auto">
                     <a:xfrm>
                       <a:off x="0" y="0"/>
-                      <a:ext cx="3323813" cy="2481926"/>
+                      <a:ext cx="4013449" cy="2996884"/>
                     </a:xfrm>
                     <a:prstGeom prst="rect">
                       <a:avLst/>
@@ -9573,7 +9558,7 @@
     </w:p>
     <w:p>
       <w:pPr>
-        <w:spacing w:after="100" w:line="360" w:lineRule="auto"/>
+        <w:spacing w:line="360" w:lineRule="auto"/>
         <w:jc w:val="center"/>
         <w:rPr>
           <w:i/>
@@ -9630,7 +9615,7 @@
     </w:p>
     <w:p>
       <w:pPr>
-        <w:spacing w:before="240" w:after="100" w:line="360" w:lineRule="auto"/>
+        <w:spacing w:before="240" w:line="360" w:lineRule="auto"/>
         <w:jc w:val="center"/>
         <w:rPr>
           <w:i/>
@@ -9644,7 +9629,7 @@
     <w:p>
       <w:pPr>
         <w:pStyle w:val="Ttulo2"/>
-        <w:spacing w:line="360" w:lineRule="auto"/>
+        <w:spacing w:before="0" w:line="360" w:lineRule="auto"/>
         <w:rPr>
           <w:color w:val="auto"/>
           <w:lang w:val="es-AR"/>
@@ -9695,9 +9680,9 @@
           <w:lang w:val="es-AR"/>
         </w:rPr>
         <w:drawing>
-          <wp:inline distT="0" distB="0" distL="0" distR="0" wp14:anchorId="28844410" wp14:editId="0C030D3F">
-            <wp:extent cx="5105400" cy="2165977"/>
-            <wp:effectExtent l="0" t="0" r="0" b="6350"/>
+          <wp:inline distT="0" distB="0" distL="0" distR="0" wp14:anchorId="28844410" wp14:editId="7C74BEC5">
+            <wp:extent cx="5242560" cy="2224168"/>
+            <wp:effectExtent l="0" t="0" r="0" b="5080"/>
             <wp:docPr id="186742956" name="Imagen 1"/>
             <wp:cNvGraphicFramePr>
               <a:graphicFrameLocks xmlns:a="http://schemas.openxmlformats.org/drawingml/2006/main" noChangeAspect="1"/>
@@ -9718,7 +9703,7 @@
                   <pic:spPr>
                     <a:xfrm>
                       <a:off x="0" y="0"/>
-                      <a:ext cx="5128947" cy="2175967"/>
+                      <a:ext cx="5284486" cy="2241955"/>
                     </a:xfrm>
                     <a:prstGeom prst="rect">
                       <a:avLst/>
@@ -9824,6 +9809,7 @@
           <w:bCs/>
           <w:lang w:val="es-AR"/>
         </w:rPr>
+        <w:lastRenderedPageBreak/>
         <w:t xml:space="preserve">Proporción de </w:t>
       </w:r>
       <w:proofErr w:type="spellStart"/>
@@ -9993,7 +9979,6 @@
           <w:bCs/>
           <w:lang w:val="es-AR"/>
         </w:rPr>
-        <w:lastRenderedPageBreak/>
         <w:t xml:space="preserve">Proporción de </w:t>
       </w:r>
       <w:proofErr w:type="gramStart"/>
@@ -10121,9 +10106,9 @@
           <w:lang w:val="es-AR"/>
         </w:rPr>
         <w:drawing>
-          <wp:inline distT="0" distB="0" distL="0" distR="0" wp14:anchorId="5FF5D70D" wp14:editId="40EF17DC">
-            <wp:extent cx="3749040" cy="2307501"/>
-            <wp:effectExtent l="0" t="0" r="3810" b="0"/>
+          <wp:inline distT="0" distB="0" distL="0" distR="0" wp14:anchorId="5FF5D70D" wp14:editId="2F75E2FF">
+            <wp:extent cx="4183380" cy="2574834"/>
+            <wp:effectExtent l="0" t="0" r="7620" b="0"/>
             <wp:docPr id="175387284" name="Imagen 1"/>
             <wp:cNvGraphicFramePr>
               <a:graphicFrameLocks xmlns:a="http://schemas.openxmlformats.org/drawingml/2006/main" noChangeAspect="1"/>
@@ -10144,7 +10129,7 @@
                   <pic:spPr>
                     <a:xfrm>
                       <a:off x="0" y="0"/>
-                      <a:ext cx="3773662" cy="2322656"/>
+                      <a:ext cx="4274884" cy="2631154"/>
                     </a:xfrm>
                     <a:prstGeom prst="rect">
                       <a:avLst/>
@@ -10765,6 +10750,7 @@
                 <w:sz w:val="20"/>
                 <w:szCs w:val="20"/>
               </w:rPr>
+              <w:lastRenderedPageBreak/>
               <w:t>Tipo H</w:t>
             </w:r>
           </w:p>
@@ -10932,7 +10918,6 @@
         <w:rPr>
           <w:lang w:val="es-AR"/>
         </w:rPr>
-        <w:lastRenderedPageBreak/>
         <w:t xml:space="preserve">El tipo </w:t>
       </w:r>
       <w:r>
@@ -10984,7 +10969,7 @@
     <w:p>
       <w:pPr>
         <w:pStyle w:val="Ttulo2"/>
-        <w:spacing w:line="360" w:lineRule="auto"/>
+        <w:spacing w:before="0" w:line="360" w:lineRule="auto"/>
         <w:rPr>
           <w:color w:val="auto"/>
           <w:lang w:val="es-AR"/>
@@ -11025,9 +11010,9 @@
           <w:noProof/>
         </w:rPr>
         <w:drawing>
-          <wp:inline distT="0" distB="0" distL="0" distR="0" wp14:anchorId="7B0D6C65" wp14:editId="399C2BE0">
-            <wp:extent cx="3886200" cy="3264409"/>
-            <wp:effectExtent l="0" t="0" r="0" b="0"/>
+          <wp:inline distT="0" distB="0" distL="0" distR="0" wp14:anchorId="7B0D6C65" wp14:editId="734F4C23">
+            <wp:extent cx="4183380" cy="3514041"/>
+            <wp:effectExtent l="0" t="0" r="7620" b="0"/>
             <wp:docPr id="1604531366" name="Imagen 12"/>
             <wp:cNvGraphicFramePr>
               <a:graphicFrameLocks xmlns:a="http://schemas.openxmlformats.org/drawingml/2006/main" noChangeAspect="1"/>
@@ -11057,7 +11042,7 @@
                   <pic:spPr bwMode="auto">
                     <a:xfrm>
                       <a:off x="0" y="0"/>
-                      <a:ext cx="3915778" cy="3289255"/>
+                      <a:ext cx="4218741" cy="3543744"/>
                     </a:xfrm>
                     <a:prstGeom prst="rect">
                       <a:avLst/>
@@ -11205,7 +11190,7 @@
     </w:p>
     <w:p>
       <w:pPr>
-        <w:spacing w:after="100" w:line="360" w:lineRule="auto"/>
+        <w:spacing w:line="360" w:lineRule="auto"/>
         <w:jc w:val="center"/>
         <w:rPr>
           <w:lang w:val="es-AR"/>
@@ -11310,6 +11295,18 @@
     </w:p>
     <w:p>
       <w:pPr>
+        <w:spacing w:line="360" w:lineRule="auto"/>
+        <w:rPr>
+          <w:i/>
+          <w:iCs/>
+          <w:sz w:val="20"/>
+          <w:szCs w:val="20"/>
+          <w:lang w:val="es-AR"/>
+        </w:rPr>
+      </w:pPr>
+    </w:p>
+    <w:p>
+      <w:pPr>
         <w:spacing w:after="100" w:line="360" w:lineRule="auto"/>
         <w:rPr>
           <w:i/>
@@ -11319,71 +11316,10 @@
           <w:lang w:val="es-AR"/>
         </w:rPr>
       </w:pPr>
-    </w:p>
-    <w:p>
-      <w:pPr>
-        <w:spacing w:after="100" w:line="360" w:lineRule="auto"/>
-        <w:rPr>
-          <w:lang w:val="es-AR"/>
-        </w:rPr>
-      </w:pPr>
-    </w:p>
-    <w:p>
-      <w:pPr>
-        <w:spacing w:after="100" w:line="360" w:lineRule="auto"/>
-        <w:rPr>
-          <w:lang w:val="es-AR"/>
-        </w:rPr>
-      </w:pPr>
-    </w:p>
-    <w:p>
-      <w:pPr>
-        <w:spacing w:after="100" w:line="360" w:lineRule="auto"/>
-        <w:rPr>
-          <w:lang w:val="es-AR"/>
-        </w:rPr>
-      </w:pPr>
-    </w:p>
-    <w:p>
-      <w:pPr>
-        <w:spacing w:after="100" w:line="360" w:lineRule="auto"/>
-        <w:rPr>
-          <w:lang w:val="es-AR"/>
-        </w:rPr>
-      </w:pPr>
-    </w:p>
-    <w:p>
-      <w:pPr>
-        <w:spacing w:after="100" w:line="360" w:lineRule="auto"/>
-        <w:rPr>
-          <w:lang w:val="es-AR"/>
-        </w:rPr>
-      </w:pPr>
-    </w:p>
-    <w:p>
-      <w:pPr>
-        <w:spacing w:after="100" w:line="360" w:lineRule="auto"/>
-        <w:rPr>
-          <w:lang w:val="es-AR"/>
-        </w:rPr>
-      </w:pPr>
-    </w:p>
-    <w:p>
-      <w:pPr>
-        <w:spacing w:after="100" w:line="360" w:lineRule="auto"/>
-        <w:rPr>
-          <w:i/>
-          <w:iCs/>
-          <w:sz w:val="20"/>
-          <w:szCs w:val="20"/>
-          <w:lang w:val="es-AR"/>
-        </w:rPr>
-      </w:pPr>
-      <w:r>
-        <w:rPr>
-          <w:lang w:val="es-AR"/>
-        </w:rPr>
-        <w:lastRenderedPageBreak/>
+      <w:r>
+        <w:rPr>
+          <w:lang w:val="es-AR"/>
+        </w:rPr>
         <w:t>Se presenta el análisis de los pares de variables más relevantes para la detección de fallas:</w:t>
       </w:r>
     </w:p>
@@ -11456,7 +11392,7 @@
     </w:p>
     <w:p>
       <w:pPr>
-        <w:spacing w:after="100" w:line="360" w:lineRule="auto"/>
+        <w:spacing w:line="360" w:lineRule="auto"/>
         <w:jc w:val="center"/>
         <w:rPr>
           <w:i/>
@@ -11475,10 +11411,11 @@
           <w:szCs w:val="20"/>
           <w:lang w:val="es-AR"/>
         </w:rPr>
+        <w:lastRenderedPageBreak/>
         <w:drawing>
-          <wp:inline distT="0" distB="0" distL="0" distR="0" wp14:anchorId="2CEC651D" wp14:editId="477DA91E">
-            <wp:extent cx="3147060" cy="2090980"/>
-            <wp:effectExtent l="0" t="0" r="0" b="5080"/>
+          <wp:inline distT="0" distB="0" distL="0" distR="0" wp14:anchorId="2CEC651D" wp14:editId="1D45085B">
+            <wp:extent cx="3750230" cy="2491740"/>
+            <wp:effectExtent l="0" t="0" r="3175" b="3810"/>
             <wp:docPr id="228140652" name="Imagen 1"/>
             <wp:cNvGraphicFramePr>
               <a:graphicFrameLocks xmlns:a="http://schemas.openxmlformats.org/drawingml/2006/main" noChangeAspect="1"/>
@@ -11499,7 +11436,7 @@
                   <pic:spPr>
                     <a:xfrm>
                       <a:off x="0" y="0"/>
-                      <a:ext cx="3171409" cy="2107158"/>
+                      <a:ext cx="3798360" cy="2523719"/>
                     </a:xfrm>
                     <a:prstGeom prst="rect">
                       <a:avLst/>
@@ -11514,7 +11451,7 @@
     </w:p>
     <w:p>
       <w:pPr>
-        <w:spacing w:after="100" w:line="360" w:lineRule="auto"/>
+        <w:spacing w:line="360" w:lineRule="auto"/>
         <w:jc w:val="center"/>
         <w:rPr>
           <w:i/>
@@ -11709,7 +11646,7 @@
     </w:p>
     <w:p>
       <w:pPr>
-        <w:spacing w:after="100" w:line="360" w:lineRule="auto"/>
+        <w:spacing w:line="360" w:lineRule="auto"/>
         <w:jc w:val="center"/>
         <w:rPr>
           <w:i/>
@@ -11729,9 +11666,9 @@
           <w:lang w:val="es-AR"/>
         </w:rPr>
         <w:drawing>
-          <wp:inline distT="0" distB="0" distL="0" distR="0" wp14:anchorId="6E829DEB" wp14:editId="6CCAE695">
-            <wp:extent cx="3253753" cy="2103120"/>
-            <wp:effectExtent l="0" t="0" r="3810" b="0"/>
+          <wp:inline distT="0" distB="0" distL="0" distR="0" wp14:anchorId="6E829DEB" wp14:editId="35088E4E">
+            <wp:extent cx="4000500" cy="2585796"/>
+            <wp:effectExtent l="0" t="0" r="0" b="5080"/>
             <wp:docPr id="2052955413" name="Imagen 1"/>
             <wp:cNvGraphicFramePr>
               <a:graphicFrameLocks xmlns:a="http://schemas.openxmlformats.org/drawingml/2006/main" noChangeAspect="1"/>
@@ -11752,7 +11689,7 @@
                   <pic:spPr>
                     <a:xfrm>
                       <a:off x="0" y="0"/>
-                      <a:ext cx="3288604" cy="2125647"/>
+                      <a:ext cx="4084950" cy="2640382"/>
                     </a:xfrm>
                     <a:prstGeom prst="rect">
                       <a:avLst/>
@@ -11767,7 +11704,7 @@
     </w:p>
     <w:p>
       <w:pPr>
-        <w:spacing w:after="100" w:line="360" w:lineRule="auto"/>
+        <w:spacing w:line="360" w:lineRule="auto"/>
         <w:jc w:val="center"/>
         <w:rPr>
           <w:i/>
@@ -11876,7 +11813,7 @@
     </w:p>
     <w:p>
       <w:pPr>
-        <w:spacing w:after="100" w:line="360" w:lineRule="auto"/>
+        <w:spacing w:line="360" w:lineRule="auto"/>
         <w:jc w:val="both"/>
         <w:rPr>
           <w:b/>
@@ -11943,7 +11880,14 @@
         <w:rPr>
           <w:lang w:val="es-AR"/>
         </w:rPr>
-        <w:t>l torque es el mejor diferenciador individual de fallas. Las distribuciones de operación normal y falla están claramente desplazadas: los casos normales se concentran en el rango 30</w:t>
+        <w:t xml:space="preserve">l torque es el mejor diferenciador individual de fallas. Las distribuciones de operación normal y falla están claramente desplazadas: los casos normales se </w:t>
+      </w:r>
+      <w:r>
+        <w:rPr>
+          <w:lang w:val="es-AR"/>
+        </w:rPr>
+        <w:lastRenderedPageBreak/>
+        <w:t>concentran en el rango 30</w:t>
       </w:r>
       <w:r>
         <w:rPr>
@@ -11998,7 +11942,7 @@
     </w:p>
     <w:p>
       <w:pPr>
-        <w:spacing w:after="100" w:line="360" w:lineRule="auto"/>
+        <w:spacing w:line="360" w:lineRule="auto"/>
         <w:jc w:val="center"/>
         <w:rPr>
           <w:i/>
@@ -12018,8 +11962,8 @@
           <w:lang w:val="es-AR"/>
         </w:rPr>
         <w:drawing>
-          <wp:inline distT="0" distB="0" distL="0" distR="0" wp14:anchorId="37E8ADBA" wp14:editId="1DB5C271">
-            <wp:extent cx="3087383" cy="2026920"/>
+          <wp:inline distT="0" distB="0" distL="0" distR="0" wp14:anchorId="37E8ADBA" wp14:editId="114EBD8B">
+            <wp:extent cx="3779520" cy="2481320"/>
             <wp:effectExtent l="0" t="0" r="0" b="0"/>
             <wp:docPr id="1912079185" name="Imagen 1"/>
             <wp:cNvGraphicFramePr>
@@ -12041,7 +11985,7 @@
                   <pic:spPr>
                     <a:xfrm>
                       <a:off x="0" y="0"/>
-                      <a:ext cx="3132564" cy="2056582"/>
+                      <a:ext cx="3853517" cy="2529900"/>
                     </a:xfrm>
                     <a:prstGeom prst="rect">
                       <a:avLst/>
@@ -12056,7 +12000,7 @@
     </w:p>
     <w:p>
       <w:pPr>
-        <w:spacing w:before="240" w:after="100" w:line="360" w:lineRule="auto"/>
+        <w:spacing w:line="360" w:lineRule="auto"/>
         <w:jc w:val="center"/>
         <w:rPr>
           <w:i/>
@@ -12235,7 +12179,7 @@
     </w:p>
     <w:p>
       <w:pPr>
-        <w:spacing w:before="240" w:after="60" w:line="360" w:lineRule="auto"/>
+        <w:spacing w:before="240" w:line="360" w:lineRule="auto"/>
         <w:jc w:val="center"/>
         <w:rPr>
           <w:lang w:val="es-AR"/>
@@ -12247,9 +12191,9 @@
           <w:lang w:val="es-AR"/>
         </w:rPr>
         <w:drawing>
-          <wp:inline distT="0" distB="0" distL="0" distR="0" wp14:anchorId="1F9A7670" wp14:editId="3C27BBAC">
-            <wp:extent cx="3154680" cy="2079190"/>
-            <wp:effectExtent l="0" t="0" r="7620" b="0"/>
+          <wp:inline distT="0" distB="0" distL="0" distR="0" wp14:anchorId="1F9A7670" wp14:editId="4C6A49E7">
+            <wp:extent cx="3589020" cy="2365456"/>
+            <wp:effectExtent l="0" t="0" r="0" b="0"/>
             <wp:docPr id="725626491" name="Imagen 1"/>
             <wp:cNvGraphicFramePr>
               <a:graphicFrameLocks xmlns:a="http://schemas.openxmlformats.org/drawingml/2006/main" noChangeAspect="1"/>
@@ -12270,7 +12214,7 @@
                   <pic:spPr>
                     <a:xfrm>
                       <a:off x="0" y="0"/>
-                      <a:ext cx="3181072" cy="2096585"/>
+                      <a:ext cx="3626633" cy="2390246"/>
                     </a:xfrm>
                     <a:prstGeom prst="rect">
                       <a:avLst/>
@@ -12285,7 +12229,7 @@
     </w:p>
     <w:p>
       <w:pPr>
-        <w:spacing w:before="240" w:after="100" w:line="360" w:lineRule="auto"/>
+        <w:spacing w:after="100" w:line="360" w:lineRule="auto"/>
         <w:jc w:val="center"/>
         <w:rPr>
           <w:i/>
@@ -12395,6 +12339,19 @@
     <w:p>
       <w:pPr>
         <w:spacing w:after="100" w:line="360" w:lineRule="auto"/>
+        <w:jc w:val="center"/>
+        <w:rPr>
+          <w:i/>
+          <w:iCs/>
+          <w:sz w:val="20"/>
+          <w:szCs w:val="20"/>
+          <w:lang w:val="es-AR"/>
+        </w:rPr>
+      </w:pPr>
+    </w:p>
+    <w:p>
+      <w:pPr>
+        <w:spacing w:after="240" w:line="360" w:lineRule="auto"/>
         <w:jc w:val="both"/>
         <w:rPr>
           <w:lang w:val="es-AR"/>
@@ -12500,7 +12457,7 @@
     </w:p>
     <w:p>
       <w:pPr>
-        <w:spacing w:before="240" w:after="100" w:line="360" w:lineRule="auto"/>
+        <w:spacing w:line="360" w:lineRule="auto"/>
         <w:jc w:val="center"/>
         <w:rPr>
           <w:i/>
@@ -12520,9 +12477,9 @@
           <w:lang w:val="es-AR"/>
         </w:rPr>
         <w:drawing>
-          <wp:inline distT="0" distB="0" distL="0" distR="0" wp14:anchorId="7613AFC6" wp14:editId="2A651741">
-            <wp:extent cx="3216288" cy="2125980"/>
-            <wp:effectExtent l="0" t="0" r="3175" b="7620"/>
+          <wp:inline distT="0" distB="0" distL="0" distR="0" wp14:anchorId="7613AFC6" wp14:editId="1BDFD939">
+            <wp:extent cx="3723515" cy="2461260"/>
+            <wp:effectExtent l="0" t="0" r="0" b="0"/>
             <wp:docPr id="2020395042" name="Imagen 1"/>
             <wp:cNvGraphicFramePr>
               <a:graphicFrameLocks xmlns:a="http://schemas.openxmlformats.org/drawingml/2006/main" noChangeAspect="1"/>
@@ -12543,7 +12500,7 @@
                   <pic:spPr>
                     <a:xfrm>
                       <a:off x="0" y="0"/>
-                      <a:ext cx="3240938" cy="2142274"/>
+                      <a:ext cx="3765119" cy="2488760"/>
                     </a:xfrm>
                     <a:prstGeom prst="rect">
                       <a:avLst/>
@@ -12558,7 +12515,7 @@
     </w:p>
     <w:p>
       <w:pPr>
-        <w:spacing w:before="240" w:after="100" w:line="360" w:lineRule="auto"/>
+        <w:spacing w:after="100" w:line="360" w:lineRule="auto"/>
         <w:jc w:val="center"/>
         <w:rPr>
           <w:i/>
@@ -12647,7 +12604,7 @@
     </w:p>
     <w:p>
       <w:pPr>
-        <w:spacing w:before="240" w:after="100" w:line="360" w:lineRule="auto"/>
+        <w:spacing w:line="360" w:lineRule="auto"/>
         <w:jc w:val="center"/>
         <w:rPr>
           <w:i/>
@@ -12657,6 +12614,19 @@
           <w:lang w:val="es-AR"/>
         </w:rPr>
       </w:pPr>
+    </w:p>
+    <w:p>
+      <w:pPr>
+        <w:spacing w:line="360" w:lineRule="auto"/>
+        <w:jc w:val="center"/>
+        <w:rPr>
+          <w:i/>
+          <w:iCs/>
+          <w:sz w:val="20"/>
+          <w:szCs w:val="20"/>
+          <w:lang w:val="es-AR"/>
+        </w:rPr>
+      </w:pPr>
       <w:r>
         <w:rPr>
           <w:i/>
@@ -12667,9 +12637,9 @@
           <w:lang w:val="es-AR"/>
         </w:rPr>
         <w:drawing>
-          <wp:inline distT="0" distB="0" distL="0" distR="0" wp14:anchorId="4B8CB4F3" wp14:editId="46680E14">
-            <wp:extent cx="3192780" cy="2144552"/>
-            <wp:effectExtent l="0" t="0" r="7620" b="8255"/>
+          <wp:inline distT="0" distB="0" distL="0" distR="0" wp14:anchorId="4B8CB4F3" wp14:editId="6494077A">
+            <wp:extent cx="3634740" cy="2441411"/>
+            <wp:effectExtent l="0" t="0" r="3810" b="0"/>
             <wp:docPr id="1701006417" name="Imagen 1"/>
             <wp:cNvGraphicFramePr>
               <a:graphicFrameLocks xmlns:a="http://schemas.openxmlformats.org/drawingml/2006/main" noChangeAspect="1"/>
@@ -12690,7 +12660,7 @@
                   <pic:spPr>
                     <a:xfrm>
                       <a:off x="0" y="0"/>
-                      <a:ext cx="3219317" cy="2162376"/>
+                      <a:ext cx="3676439" cy="2469419"/>
                     </a:xfrm>
                     <a:prstGeom prst="rect">
                       <a:avLst/>
@@ -12705,7 +12675,7 @@
     </w:p>
     <w:p>
       <w:pPr>
-        <w:spacing w:before="240" w:after="100" w:line="360" w:lineRule="auto"/>
+        <w:spacing w:after="100" w:line="360" w:lineRule="auto"/>
         <w:jc w:val="center"/>
         <w:rPr>
           <w:i/>
@@ -12819,18 +12789,6 @@
     <w:p>
       <w:pPr>
         <w:spacing w:line="360" w:lineRule="auto"/>
-        <w:rPr>
-          <w:i/>
-          <w:iCs/>
-          <w:sz w:val="20"/>
-          <w:szCs w:val="20"/>
-          <w:lang w:val="es-AR"/>
-        </w:rPr>
-      </w:pPr>
-    </w:p>
-    <w:p>
-      <w:pPr>
-        <w:spacing w:line="360" w:lineRule="auto"/>
         <w:jc w:val="both"/>
         <w:rPr>
           <w:lang w:val="es-AR"/>
@@ -12932,7 +12890,7 @@
     </w:p>
     <w:p>
       <w:pPr>
-        <w:spacing w:after="100" w:line="360" w:lineRule="auto"/>
+        <w:spacing w:line="360" w:lineRule="auto"/>
         <w:jc w:val="center"/>
         <w:rPr>
           <w:i/>
@@ -12952,9 +12910,9 @@
           <w:lang w:val="es-AR"/>
         </w:rPr>
         <w:drawing>
-          <wp:inline distT="0" distB="0" distL="0" distR="0" wp14:anchorId="05AA83E3" wp14:editId="0FC9CE1E">
-            <wp:extent cx="2971800" cy="1999615"/>
-            <wp:effectExtent l="0" t="0" r="0" b="635"/>
+          <wp:inline distT="0" distB="0" distL="0" distR="0" wp14:anchorId="05AA83E3" wp14:editId="1D793C79">
+            <wp:extent cx="3642360" cy="2450811"/>
+            <wp:effectExtent l="0" t="0" r="0" b="6985"/>
             <wp:docPr id="796918603" name="Imagen 1"/>
             <wp:cNvGraphicFramePr>
               <a:graphicFrameLocks xmlns:a="http://schemas.openxmlformats.org/drawingml/2006/main" noChangeAspect="1"/>
@@ -12975,7 +12933,7 @@
                   <pic:spPr>
                     <a:xfrm>
                       <a:off x="0" y="0"/>
-                      <a:ext cx="2977496" cy="2003448"/>
+                      <a:ext cx="3660225" cy="2462832"/>
                     </a:xfrm>
                     <a:prstGeom prst="rect">
                       <a:avLst/>
@@ -12990,7 +12948,7 @@
     </w:p>
     <w:p>
       <w:pPr>
-        <w:spacing w:before="240" w:after="100" w:line="360" w:lineRule="auto"/>
+        <w:spacing w:line="360" w:lineRule="auto"/>
         <w:jc w:val="center"/>
         <w:rPr>
           <w:i/>
@@ -13099,7 +13057,7 @@
     </w:p>
     <w:p>
       <w:pPr>
-        <w:spacing w:before="240" w:line="360" w:lineRule="auto"/>
+        <w:spacing w:line="360" w:lineRule="auto"/>
         <w:rPr>
           <w:sz w:val="20"/>
           <w:szCs w:val="20"/>
@@ -14323,7 +14281,7 @@
     </w:p>
     <w:p>
       <w:pPr>
-        <w:spacing w:after="100" w:line="360" w:lineRule="auto"/>
+        <w:spacing w:line="360" w:lineRule="auto"/>
         <w:jc w:val="both"/>
         <w:rPr>
           <w:lang w:val="es-AR"/>
@@ -14882,7 +14840,7 @@
     </w:p>
     <w:p>
       <w:pPr>
-        <w:spacing w:after="100" w:line="360" w:lineRule="auto"/>
+        <w:spacing w:line="360" w:lineRule="auto"/>
         <w:jc w:val="center"/>
         <w:rPr>
           <w:lang w:val="es-AR"/>
@@ -14894,9 +14852,9 @@
           <w:lang w:val="es-AR"/>
         </w:rPr>
         <w:drawing>
-          <wp:inline distT="0" distB="0" distL="0" distR="0" wp14:anchorId="44912774" wp14:editId="0A962162">
-            <wp:extent cx="3642360" cy="2500621"/>
-            <wp:effectExtent l="0" t="0" r="0" b="0"/>
+          <wp:inline distT="0" distB="0" distL="0" distR="0" wp14:anchorId="44912774" wp14:editId="2B3A7F05">
+            <wp:extent cx="3906902" cy="2682240"/>
+            <wp:effectExtent l="0" t="0" r="0" b="3810"/>
             <wp:docPr id="1409139651" name="Imagen 1"/>
             <wp:cNvGraphicFramePr>
               <a:graphicFrameLocks xmlns:a="http://schemas.openxmlformats.org/drawingml/2006/main" noChangeAspect="1"/>
@@ -14917,7 +14875,7 @@
                   <pic:spPr>
                     <a:xfrm>
                       <a:off x="0" y="0"/>
-                      <a:ext cx="3657777" cy="2511206"/>
+                      <a:ext cx="3937275" cy="2703092"/>
                     </a:xfrm>
                     <a:prstGeom prst="rect">
                       <a:avLst/>
@@ -14932,7 +14890,7 @@
     </w:p>
     <w:p>
       <w:pPr>
-        <w:spacing w:before="240" w:after="100" w:line="360" w:lineRule="auto"/>
+        <w:spacing w:after="100" w:line="360" w:lineRule="auto"/>
         <w:jc w:val="center"/>
         <w:rPr>
           <w:i/>
@@ -15023,7 +14981,7 @@
     </w:p>
     <w:p>
       <w:pPr>
-        <w:spacing w:before="240" w:after="100" w:line="360" w:lineRule="auto"/>
+        <w:spacing w:line="360" w:lineRule="auto"/>
         <w:jc w:val="center"/>
         <w:rPr>
           <w:i/>
@@ -15036,7 +14994,7 @@
     </w:p>
     <w:p>
       <w:pPr>
-        <w:spacing w:before="240" w:after="100" w:line="360" w:lineRule="auto"/>
+        <w:spacing w:line="360" w:lineRule="auto"/>
         <w:jc w:val="center"/>
         <w:rPr>
           <w:lang w:val="es-AR"/>
@@ -15048,9 +15006,9 @@
           <w:lang w:val="es-AR"/>
         </w:rPr>
         <w:drawing>
-          <wp:inline distT="0" distB="0" distL="0" distR="0" wp14:anchorId="10E7ECB6" wp14:editId="6632E062">
-            <wp:extent cx="3444240" cy="2437461"/>
-            <wp:effectExtent l="0" t="0" r="3810" b="1270"/>
+          <wp:inline distT="0" distB="0" distL="0" distR="0" wp14:anchorId="10E7ECB6" wp14:editId="78CFC6DC">
+            <wp:extent cx="3916680" cy="2771804"/>
+            <wp:effectExtent l="0" t="0" r="7620" b="9525"/>
             <wp:docPr id="1525051544" name="Imagen 1"/>
             <wp:cNvGraphicFramePr>
               <a:graphicFrameLocks xmlns:a="http://schemas.openxmlformats.org/drawingml/2006/main" noChangeAspect="1"/>
@@ -15071,7 +15029,7 @@
                   <pic:spPr>
                     <a:xfrm>
                       <a:off x="0" y="0"/>
-                      <a:ext cx="3472736" cy="2457628"/>
+                      <a:ext cx="3955360" cy="2799177"/>
                     </a:xfrm>
                     <a:prstGeom prst="rect">
                       <a:avLst/>
@@ -15086,7 +15044,7 @@
     </w:p>
     <w:p>
       <w:pPr>
-        <w:spacing w:before="240" w:after="100" w:line="360" w:lineRule="auto"/>
+        <w:spacing w:after="100" w:line="360" w:lineRule="auto"/>
         <w:jc w:val="center"/>
         <w:rPr>
           <w:i/>
@@ -15177,7 +15135,7 @@
     </w:p>
     <w:p>
       <w:pPr>
-        <w:spacing w:before="240" w:after="100" w:line="360" w:lineRule="auto"/>
+        <w:spacing w:before="240" w:line="360" w:lineRule="auto"/>
         <w:jc w:val="center"/>
         <w:rPr>
           <w:i/>
@@ -15198,9 +15156,9 @@
         </w:rPr>
         <w:lastRenderedPageBreak/>
         <w:drawing>
-          <wp:inline distT="0" distB="0" distL="0" distR="0" wp14:anchorId="70B22509" wp14:editId="7507F11F">
-            <wp:extent cx="3307080" cy="2352408"/>
-            <wp:effectExtent l="0" t="0" r="7620" b="0"/>
+          <wp:inline distT="0" distB="0" distL="0" distR="0" wp14:anchorId="70B22509" wp14:editId="66DA632F">
+            <wp:extent cx="3760053" cy="2674620"/>
+            <wp:effectExtent l="0" t="0" r="0" b="0"/>
             <wp:docPr id="2068646566" name="Imagen 1"/>
             <wp:cNvGraphicFramePr>
               <a:graphicFrameLocks xmlns:a="http://schemas.openxmlformats.org/drawingml/2006/main" noChangeAspect="1"/>
@@ -15221,7 +15179,7 @@
                   <pic:spPr>
                     <a:xfrm>
                       <a:off x="0" y="0"/>
-                      <a:ext cx="3331094" cy="2369490"/>
+                      <a:ext cx="3795368" cy="2699740"/>
                     </a:xfrm>
                     <a:prstGeom prst="rect">
                       <a:avLst/>
@@ -15236,7 +15194,7 @@
     </w:p>
     <w:p>
       <w:pPr>
-        <w:spacing w:before="240" w:after="100" w:line="360" w:lineRule="auto"/>
+        <w:spacing w:line="360" w:lineRule="auto"/>
         <w:jc w:val="center"/>
         <w:rPr>
           <w:i/>
@@ -15305,7 +15263,16 @@
     </w:p>
     <w:p>
       <w:pPr>
-        <w:spacing w:before="240" w:after="100" w:line="360" w:lineRule="auto"/>
+        <w:spacing w:line="360" w:lineRule="auto"/>
+        <w:jc w:val="both"/>
+        <w:rPr>
+          <w:lang w:val="es-AR"/>
+        </w:rPr>
+      </w:pPr>
+    </w:p>
+    <w:p>
+      <w:pPr>
+        <w:spacing w:after="100" w:line="360" w:lineRule="auto"/>
         <w:jc w:val="both"/>
         <w:rPr>
           <w:lang w:val="es-AR"/>
@@ -16126,6 +16093,7 @@
                 <w:sz w:val="20"/>
                 <w:szCs w:val="20"/>
               </w:rPr>
+              <w:lastRenderedPageBreak/>
               <w:t>speed [RPM]</w:t>
             </w:r>
           </w:p>
@@ -16314,16 +16282,7 @@
                 <w:szCs w:val="20"/>
                 <w:lang w:val="es-AR"/>
               </w:rPr>
-              <w:t xml:space="preserve"> incrementa el </w:t>
-            </w:r>
-            <w:r>
-              <w:rPr>
-                <w:sz w:val="20"/>
-                <w:szCs w:val="20"/>
-                <w:lang w:val="es-AR"/>
-              </w:rPr>
-              <w:lastRenderedPageBreak/>
-              <w:t>riesgo de falla en un 39% respecto a la tasa base, pasando de ~50% a ~69</w:t>
+              <w:t xml:space="preserve"> incrementa el riesgo de falla en un 39% respecto a la tasa base, pasando de ~50% a ~69</w:t>
             </w:r>
             <w:r>
               <w:rPr>
@@ -16379,7 +16338,6 @@
                 <w:sz w:val="20"/>
                 <w:szCs w:val="20"/>
               </w:rPr>
-              <w:lastRenderedPageBreak/>
               <w:t>process_temp</w:t>
             </w:r>
             <w:proofErr w:type="spellEnd"/>
@@ -16671,7 +16629,7 @@
     </w:p>
     <w:p>
       <w:pPr>
-        <w:spacing w:before="240" w:after="100" w:line="360" w:lineRule="auto"/>
+        <w:spacing w:before="240" w:line="360" w:lineRule="auto"/>
         <w:jc w:val="both"/>
         <w:rPr>
           <w:lang w:val="es-AR"/>
@@ -16854,7 +16812,7 @@
     </w:p>
     <w:p>
       <w:pPr>
-        <w:spacing w:before="240" w:after="100" w:line="360" w:lineRule="auto"/>
+        <w:spacing w:before="240" w:line="360" w:lineRule="auto"/>
         <w:jc w:val="center"/>
         <w:rPr>
           <w:lang w:val="es-AR"/>
@@ -16866,9 +16824,9 @@
           <w:lang w:val="es-AR"/>
         </w:rPr>
         <w:drawing>
-          <wp:inline distT="0" distB="0" distL="0" distR="0" wp14:anchorId="4E6EECCE" wp14:editId="1204F766">
-            <wp:extent cx="3596640" cy="2022726"/>
-            <wp:effectExtent l="0" t="0" r="3810" b="0"/>
+          <wp:inline distT="0" distB="0" distL="0" distR="0" wp14:anchorId="4E6EECCE" wp14:editId="6A90C21C">
+            <wp:extent cx="3680460" cy="2069866"/>
+            <wp:effectExtent l="0" t="0" r="0" b="6985"/>
             <wp:docPr id="1798750474" name="Imagen 1"/>
             <wp:cNvGraphicFramePr>
               <a:graphicFrameLocks xmlns:a="http://schemas.openxmlformats.org/drawingml/2006/main" noChangeAspect="1"/>
@@ -16889,7 +16847,7 @@
                   <pic:spPr>
                     <a:xfrm>
                       <a:off x="0" y="0"/>
-                      <a:ext cx="3611391" cy="2031022"/>
+                      <a:ext cx="3713198" cy="2088278"/>
                     </a:xfrm>
                     <a:prstGeom prst="rect">
                       <a:avLst/>
@@ -16904,7 +16862,7 @@
     </w:p>
     <w:p>
       <w:pPr>
-        <w:spacing w:before="240" w:after="100" w:line="360" w:lineRule="auto"/>
+        <w:spacing w:after="100" w:line="360" w:lineRule="auto"/>
         <w:jc w:val="center"/>
         <w:rPr>
           <w:i/>
@@ -17008,19 +16966,6 @@
         <w:spacing w:line="360" w:lineRule="auto"/>
         <w:jc w:val="center"/>
         <w:rPr>
-          <w:i/>
-          <w:iCs/>
-          <w:sz w:val="20"/>
-          <w:szCs w:val="20"/>
-          <w:lang w:val="es-AR"/>
-        </w:rPr>
-      </w:pPr>
-    </w:p>
-    <w:p>
-      <w:pPr>
-        <w:spacing w:after="100" w:line="360" w:lineRule="auto"/>
-        <w:jc w:val="center"/>
-        <w:rPr>
           <w:lang w:val="es-AR"/>
         </w:rPr>
       </w:pPr>
@@ -17031,9 +16976,9 @@
         </w:rPr>
         <w:lastRenderedPageBreak/>
         <w:drawing>
-          <wp:inline distT="0" distB="0" distL="0" distR="0" wp14:anchorId="774BB0C1" wp14:editId="2DA93C06">
-            <wp:extent cx="3596640" cy="2001208"/>
-            <wp:effectExtent l="0" t="0" r="3810" b="0"/>
+          <wp:inline distT="0" distB="0" distL="0" distR="0" wp14:anchorId="774BB0C1" wp14:editId="13B70902">
+            <wp:extent cx="3779520" cy="2102965"/>
+            <wp:effectExtent l="0" t="0" r="0" b="0"/>
             <wp:docPr id="539969446" name="Imagen 1"/>
             <wp:cNvGraphicFramePr>
               <a:graphicFrameLocks xmlns:a="http://schemas.openxmlformats.org/drawingml/2006/main" noChangeAspect="1"/>
@@ -17054,7 +16999,7 @@
                   <pic:spPr>
                     <a:xfrm>
                       <a:off x="0" y="0"/>
-                      <a:ext cx="3615241" cy="2011558"/>
+                      <a:ext cx="3807463" cy="2118513"/>
                     </a:xfrm>
                     <a:prstGeom prst="rect">
                       <a:avLst/>
@@ -17069,7 +17014,7 @@
     </w:p>
     <w:p>
       <w:pPr>
-        <w:spacing w:before="240" w:after="100" w:line="360" w:lineRule="auto"/>
+        <w:spacing w:after="100" w:line="360" w:lineRule="auto"/>
         <w:jc w:val="center"/>
         <w:rPr>
           <w:i/>
@@ -17170,7 +17115,7 @@
     </w:p>
     <w:p>
       <w:pPr>
-        <w:spacing w:after="100" w:line="360" w:lineRule="auto"/>
+        <w:spacing w:line="360" w:lineRule="auto"/>
         <w:jc w:val="center"/>
         <w:rPr>
           <w:i/>
@@ -17183,7 +17128,7 @@
     </w:p>
     <w:p>
       <w:pPr>
-        <w:spacing w:after="100" w:line="360" w:lineRule="auto"/>
+        <w:spacing w:line="360" w:lineRule="auto"/>
         <w:jc w:val="center"/>
         <w:rPr>
           <w:i/>
@@ -17203,8 +17148,8 @@
           <w:lang w:val="es-AR"/>
         </w:rPr>
         <w:drawing>
-          <wp:inline distT="0" distB="0" distL="0" distR="0" wp14:anchorId="3C6632FC" wp14:editId="77CD76C3">
-            <wp:extent cx="3398520" cy="1951608"/>
+          <wp:inline distT="0" distB="0" distL="0" distR="0" wp14:anchorId="3C6632FC" wp14:editId="41BFEA08">
+            <wp:extent cx="3795058" cy="2179320"/>
             <wp:effectExtent l="0" t="0" r="0" b="0"/>
             <wp:docPr id="1946156879" name="Imagen 1"/>
             <wp:cNvGraphicFramePr>
@@ -17226,7 +17171,7 @@
                   <pic:spPr>
                     <a:xfrm>
                       <a:off x="0" y="0"/>
-                      <a:ext cx="3420246" cy="1964084"/>
+                      <a:ext cx="3823428" cy="2195612"/>
                     </a:xfrm>
                     <a:prstGeom prst="rect">
                       <a:avLst/>
@@ -17241,7 +17186,7 @@
     </w:p>
     <w:p>
       <w:pPr>
-        <w:spacing w:before="240" w:after="100" w:line="360" w:lineRule="auto"/>
+        <w:spacing w:after="100" w:line="360" w:lineRule="auto"/>
         <w:jc w:val="center"/>
         <w:rPr>
           <w:i/>
@@ -17320,7 +17265,7 @@
     </w:p>
     <w:p>
       <w:pPr>
-        <w:spacing w:after="240" w:line="360" w:lineRule="auto"/>
+        <w:spacing w:line="360" w:lineRule="auto"/>
         <w:rPr>
           <w:i/>
           <w:iCs/>
@@ -17445,9 +17390,9 @@
         </w:rPr>
         <w:lastRenderedPageBreak/>
         <w:drawing>
-          <wp:inline distT="0" distB="0" distL="0" distR="0" wp14:anchorId="48FD6239" wp14:editId="680F8D52">
-            <wp:extent cx="3688080" cy="2968215"/>
-            <wp:effectExtent l="0" t="0" r="7620" b="3810"/>
+          <wp:inline distT="0" distB="0" distL="0" distR="0" wp14:anchorId="48FD6239" wp14:editId="2DDB392E">
+            <wp:extent cx="4023360" cy="3238052"/>
+            <wp:effectExtent l="0" t="0" r="0" b="635"/>
             <wp:docPr id="1287289733" name="Imagen 1"/>
             <wp:cNvGraphicFramePr>
               <a:graphicFrameLocks xmlns:a="http://schemas.openxmlformats.org/drawingml/2006/main" noChangeAspect="1"/>
@@ -17469,7 +17414,7 @@
                   <pic:spPr bwMode="auto">
                     <a:xfrm>
                       <a:off x="0" y="0"/>
-                      <a:ext cx="3727998" cy="3000341"/>
+                      <a:ext cx="4073893" cy="3278721"/>
                     </a:xfrm>
                     <a:prstGeom prst="rect">
                       <a:avLst/>
@@ -17549,7 +17494,7 @@
     </w:p>
     <w:p>
       <w:pPr>
-        <w:spacing w:before="240" w:after="100" w:line="360" w:lineRule="auto"/>
+        <w:spacing w:line="360" w:lineRule="auto"/>
         <w:jc w:val="center"/>
         <w:rPr>
           <w:i/>
@@ -17771,7 +17716,7 @@
     </w:p>
     <w:p>
       <w:pPr>
-        <w:spacing w:before="240" w:after="60" w:line="360" w:lineRule="auto"/>
+        <w:spacing w:before="240" w:line="360" w:lineRule="auto"/>
         <w:jc w:val="center"/>
         <w:rPr>
           <w:lang w:val="es-AR"/>
@@ -17943,7 +17888,7 @@
     </w:p>
     <w:p>
       <w:pPr>
-        <w:spacing w:after="240" w:line="360" w:lineRule="auto"/>
+        <w:spacing w:line="360" w:lineRule="auto"/>
         <w:jc w:val="both"/>
         <w:rPr>
           <w:lang w:val="es-AR"/>
@@ -17970,7 +17915,7 @@
     </w:p>
     <w:p>
       <w:pPr>
-        <w:spacing w:after="100" w:line="360" w:lineRule="auto"/>
+        <w:spacing w:line="360" w:lineRule="auto"/>
         <w:jc w:val="center"/>
         <w:rPr>
           <w:lang w:val="es-AR"/>
@@ -17982,9 +17927,9 @@
           <w:lang w:val="es-AR"/>
         </w:rPr>
         <w:drawing>
-          <wp:inline distT="0" distB="0" distL="0" distR="0" wp14:anchorId="2E7C9F0C" wp14:editId="7961E23F">
-            <wp:extent cx="2941320" cy="2103410"/>
-            <wp:effectExtent l="0" t="0" r="0" b="0"/>
+          <wp:inline distT="0" distB="0" distL="0" distR="0" wp14:anchorId="2E7C9F0C" wp14:editId="793789B1">
+            <wp:extent cx="3131820" cy="2239641"/>
+            <wp:effectExtent l="0" t="0" r="0" b="8890"/>
             <wp:docPr id="73117832" name="Imagen 1"/>
             <wp:cNvGraphicFramePr>
               <a:graphicFrameLocks xmlns:a="http://schemas.openxmlformats.org/drawingml/2006/main" noChangeAspect="1"/>
@@ -18005,7 +17950,7 @@
                   <pic:spPr>
                     <a:xfrm>
                       <a:off x="0" y="0"/>
-                      <a:ext cx="2963122" cy="2119001"/>
+                      <a:ext cx="3166519" cy="2264455"/>
                     </a:xfrm>
                     <a:prstGeom prst="rect">
                       <a:avLst/>
@@ -18263,9 +18208,9 @@
           <w:lang w:val="es-AR"/>
         </w:rPr>
         <w:drawing>
-          <wp:inline distT="0" distB="0" distL="0" distR="0" wp14:anchorId="6DCF51AA" wp14:editId="5E945EF6">
-            <wp:extent cx="3040380" cy="2177448"/>
-            <wp:effectExtent l="0" t="0" r="7620" b="0"/>
+          <wp:inline distT="0" distB="0" distL="0" distR="0" wp14:anchorId="6DCF51AA" wp14:editId="1013458E">
+            <wp:extent cx="3147060" cy="2253850"/>
+            <wp:effectExtent l="0" t="0" r="0" b="0"/>
             <wp:docPr id="746266042" name="Imagen 1"/>
             <wp:cNvGraphicFramePr>
               <a:graphicFrameLocks xmlns:a="http://schemas.openxmlformats.org/drawingml/2006/main" noChangeAspect="1"/>
@@ -18286,7 +18231,7 @@
                   <pic:spPr>
                     <a:xfrm>
                       <a:off x="0" y="0"/>
-                      <a:ext cx="3062852" cy="2193542"/>
+                      <a:ext cx="3186623" cy="2282184"/>
                     </a:xfrm>
                     <a:prstGeom prst="rect">
                       <a:avLst/>
@@ -19074,9 +19019,9 @@
         </w:rPr>
         <w:lastRenderedPageBreak/>
         <w:drawing>
-          <wp:inline distT="0" distB="0" distL="0" distR="0" wp14:anchorId="0C1ECBBA" wp14:editId="2D94B0B3">
-            <wp:extent cx="4910544" cy="2644140"/>
-            <wp:effectExtent l="0" t="0" r="4445" b="3810"/>
+          <wp:inline distT="0" distB="0" distL="0" distR="0" wp14:anchorId="0C1ECBBA" wp14:editId="2DAF2BF8">
+            <wp:extent cx="5219700" cy="2810609"/>
+            <wp:effectExtent l="0" t="0" r="0" b="8890"/>
             <wp:docPr id="1175982137" name="Imagen 1"/>
             <wp:cNvGraphicFramePr>
               <a:graphicFrameLocks xmlns:a="http://schemas.openxmlformats.org/drawingml/2006/main" noChangeAspect="1"/>
@@ -19097,7 +19042,7 @@
                   <pic:spPr>
                     <a:xfrm>
                       <a:off x="0" y="0"/>
-                      <a:ext cx="4926966" cy="2652983"/>
+                      <a:ext cx="5249672" cy="2826748"/>
                     </a:xfrm>
                     <a:prstGeom prst="rect">
                       <a:avLst/>
@@ -19191,6 +19136,126 @@
     </w:p>
     <w:p>
       <w:pPr>
+        <w:spacing w:after="240" w:line="360" w:lineRule="auto"/>
+        <w:rPr>
+          <w:sz w:val="20"/>
+          <w:szCs w:val="20"/>
+          <w:lang w:val="es-AR"/>
+        </w:rPr>
+      </w:pPr>
+    </w:p>
+    <w:p>
+      <w:pPr>
+        <w:spacing w:after="240" w:line="360" w:lineRule="auto"/>
+        <w:rPr>
+          <w:sz w:val="20"/>
+          <w:szCs w:val="20"/>
+          <w:lang w:val="es-AR"/>
+        </w:rPr>
+      </w:pPr>
+    </w:p>
+    <w:p>
+      <w:pPr>
+        <w:spacing w:after="240" w:line="360" w:lineRule="auto"/>
+        <w:rPr>
+          <w:sz w:val="20"/>
+          <w:szCs w:val="20"/>
+          <w:lang w:val="es-AR"/>
+        </w:rPr>
+      </w:pPr>
+    </w:p>
+    <w:p>
+      <w:pPr>
+        <w:spacing w:after="240" w:line="360" w:lineRule="auto"/>
+        <w:rPr>
+          <w:sz w:val="20"/>
+          <w:szCs w:val="20"/>
+          <w:lang w:val="es-AR"/>
+        </w:rPr>
+      </w:pPr>
+    </w:p>
+    <w:p>
+      <w:pPr>
+        <w:spacing w:after="240" w:line="360" w:lineRule="auto"/>
+        <w:rPr>
+          <w:sz w:val="20"/>
+          <w:szCs w:val="20"/>
+          <w:lang w:val="es-AR"/>
+        </w:rPr>
+      </w:pPr>
+    </w:p>
+    <w:p>
+      <w:pPr>
+        <w:spacing w:after="240" w:line="360" w:lineRule="auto"/>
+        <w:rPr>
+          <w:sz w:val="20"/>
+          <w:szCs w:val="20"/>
+          <w:lang w:val="es-AR"/>
+        </w:rPr>
+      </w:pPr>
+    </w:p>
+    <w:p>
+      <w:pPr>
+        <w:spacing w:after="240" w:line="360" w:lineRule="auto"/>
+        <w:rPr>
+          <w:sz w:val="20"/>
+          <w:szCs w:val="20"/>
+          <w:lang w:val="es-AR"/>
+        </w:rPr>
+      </w:pPr>
+    </w:p>
+    <w:p>
+      <w:pPr>
+        <w:spacing w:after="240" w:line="360" w:lineRule="auto"/>
+        <w:rPr>
+          <w:sz w:val="20"/>
+          <w:szCs w:val="20"/>
+          <w:lang w:val="es-AR"/>
+        </w:rPr>
+      </w:pPr>
+    </w:p>
+    <w:p>
+      <w:pPr>
+        <w:spacing w:after="240" w:line="360" w:lineRule="auto"/>
+        <w:rPr>
+          <w:sz w:val="20"/>
+          <w:szCs w:val="20"/>
+          <w:lang w:val="es-AR"/>
+        </w:rPr>
+      </w:pPr>
+    </w:p>
+    <w:p>
+      <w:pPr>
+        <w:spacing w:after="240" w:line="360" w:lineRule="auto"/>
+        <w:rPr>
+          <w:sz w:val="20"/>
+          <w:szCs w:val="20"/>
+          <w:lang w:val="es-AR"/>
+        </w:rPr>
+      </w:pPr>
+    </w:p>
+    <w:p>
+      <w:pPr>
+        <w:spacing w:after="240" w:line="360" w:lineRule="auto"/>
+        <w:rPr>
+          <w:sz w:val="20"/>
+          <w:szCs w:val="20"/>
+          <w:lang w:val="es-AR"/>
+        </w:rPr>
+      </w:pPr>
+    </w:p>
+    <w:p>
+      <w:pPr>
+        <w:spacing w:after="240" w:line="360" w:lineRule="auto"/>
+        <w:rPr>
+          <w:sz w:val="20"/>
+          <w:szCs w:val="20"/>
+          <w:lang w:val="es-AR"/>
+        </w:rPr>
+      </w:pPr>
+    </w:p>
+    <w:p>
+      <w:pPr>
         <w:pStyle w:val="Ttulo1"/>
         <w:spacing w:line="360" w:lineRule="auto"/>
         <w:rPr>
@@ -19204,6 +19269,7 @@
           <w:color w:val="auto"/>
           <w:lang w:val="es-AR"/>
         </w:rPr>
+        <w:lastRenderedPageBreak/>
         <w:t xml:space="preserve">5. Parte 2 </w:t>
       </w:r>
       <w:r>
@@ -19355,7 +19421,7 @@
     </w:p>
     <w:p>
       <w:pPr>
-        <w:spacing w:after="100" w:line="360" w:lineRule="auto"/>
+        <w:spacing w:line="360" w:lineRule="auto"/>
         <w:jc w:val="both"/>
         <w:rPr>
           <w:lang w:val="es-AR"/>
@@ -19426,14 +19492,7 @@
         <w:rPr>
           <w:lang w:val="es-AR"/>
         </w:rPr>
-        <w:t xml:space="preserve">La regresión logística es un modelo lineal que estima la probabilidad de pertenencia a la clase de falla (1) mediante la función sigmoide, que mapea cualquier combinación lineal de variables </w:t>
-      </w:r>
-      <w:r>
-        <w:rPr>
-          <w:lang w:val="es-AR"/>
-        </w:rPr>
-        <w:lastRenderedPageBreak/>
-        <w:t>al intervalo [0, 1]. Es el modelo de referencia (</w:t>
+        <w:t>La regresión logística es un modelo lineal que estima la probabilidad de pertenencia a la clase de falla (1) mediante la función sigmoide, que mapea cualquier combinación lineal de variables al intervalo [0, 1]. Es el modelo de referencia (</w:t>
       </w:r>
       <w:proofErr w:type="spellStart"/>
       <w:r>
@@ -20002,6 +20061,7 @@
                 <w:b/>
                 <w:bCs/>
               </w:rPr>
+              <w:lastRenderedPageBreak/>
               <w:t>10</w:t>
             </w:r>
           </w:p>
@@ -20825,7 +20885,7 @@
     </w:tbl>
     <w:p>
       <w:pPr>
-        <w:spacing w:before="40" w:after="160" w:line="360" w:lineRule="auto"/>
+        <w:spacing w:before="40" w:line="360" w:lineRule="auto"/>
         <w:jc w:val="center"/>
         <w:rPr>
           <w:i/>
@@ -20901,7 +20961,7 @@
     <w:p>
       <w:pPr>
         <w:pStyle w:val="Ttulo3"/>
-        <w:spacing w:before="0" w:line="360" w:lineRule="auto"/>
+        <w:spacing w:before="0" w:after="0" w:line="360" w:lineRule="auto"/>
         <w:rPr>
           <w:color w:val="auto"/>
           <w:lang w:val="es-AR"/>
@@ -20918,70 +20978,39 @@
           <w:lang w:val="es-AR"/>
         </w:rPr>
       </w:pPr>
-    </w:p>
-    <w:p>
-      <w:pPr>
-        <w:pStyle w:val="Ttulo3"/>
-        <w:spacing w:before="0" w:line="360" w:lineRule="auto"/>
+      <w:r>
         <w:rPr>
           <w:color w:val="auto"/>
           <w:lang w:val="es-AR"/>
         </w:rPr>
-      </w:pPr>
-    </w:p>
-    <w:p>
-      <w:pPr>
-        <w:pStyle w:val="Ttulo3"/>
-        <w:spacing w:before="0" w:line="360" w:lineRule="auto"/>
+        <w:t xml:space="preserve">Matriz de confusión </w:t>
+      </w:r>
+      <w:r>
         <w:rPr>
           <w:color w:val="auto"/>
           <w:lang w:val="es-AR"/>
         </w:rPr>
-      </w:pPr>
-    </w:p>
-    <w:p>
-      <w:pPr>
-        <w:pStyle w:val="Ttulo3"/>
-        <w:spacing w:before="0" w:line="360" w:lineRule="auto"/>
+        <w:t xml:space="preserve">- </w:t>
+      </w:r>
+      <w:r>
         <w:rPr>
           <w:color w:val="auto"/>
           <w:lang w:val="es-AR"/>
         </w:rPr>
-      </w:pPr>
+        <w:t xml:space="preserve">Regresión </w:t>
+      </w:r>
       <w:r>
         <w:rPr>
           <w:color w:val="auto"/>
           <w:lang w:val="es-AR"/>
         </w:rPr>
-        <w:lastRenderedPageBreak/>
-        <w:t xml:space="preserve">Matriz de confusión </w:t>
+        <w:t>l</w:t>
       </w:r>
       <w:r>
         <w:rPr>
           <w:color w:val="auto"/>
           <w:lang w:val="es-AR"/>
         </w:rPr>
-        <w:t xml:space="preserve">- </w:t>
-      </w:r>
-      <w:r>
-        <w:rPr>
-          <w:color w:val="auto"/>
-          <w:lang w:val="es-AR"/>
-        </w:rPr>
-        <w:t xml:space="preserve">Regresión </w:t>
-      </w:r>
-      <w:r>
-        <w:rPr>
-          <w:color w:val="auto"/>
-          <w:lang w:val="es-AR"/>
-        </w:rPr>
-        <w:t>l</w:t>
-      </w:r>
-      <w:r>
-        <w:rPr>
-          <w:color w:val="auto"/>
-          <w:lang w:val="es-AR"/>
-        </w:rPr>
         <w:t>ogística</w:t>
       </w:r>
       <w:bookmarkEnd w:id="23"/>
@@ -20999,9 +21028,9 @@
           <w:lang w:val="es-AR"/>
         </w:rPr>
         <w:drawing>
-          <wp:inline distT="0" distB="0" distL="0" distR="0" wp14:anchorId="0FF0381B" wp14:editId="4EC6F80D">
-            <wp:extent cx="4130917" cy="3506946"/>
-            <wp:effectExtent l="0" t="0" r="3175" b="0"/>
+          <wp:inline distT="0" distB="0" distL="0" distR="0" wp14:anchorId="0FF0381B" wp14:editId="70853498">
+            <wp:extent cx="3162300" cy="2684639"/>
+            <wp:effectExtent l="0" t="0" r="0" b="1905"/>
             <wp:docPr id="463394726" name="Imagen 1"/>
             <wp:cNvGraphicFramePr>
               <a:graphicFrameLocks xmlns:a="http://schemas.openxmlformats.org/drawingml/2006/main" noChangeAspect="1"/>
@@ -21028,7 +21057,7 @@
                   <pic:spPr>
                     <a:xfrm>
                       <a:off x="0" y="0"/>
-                      <a:ext cx="4130917" cy="3506946"/>
+                      <a:ext cx="3178159" cy="2698102"/>
                     </a:xfrm>
                     <a:prstGeom prst="rect">
                       <a:avLst/>
@@ -21260,7 +21289,14 @@
         <w:rPr>
           <w:lang w:val="es-AR"/>
         </w:rPr>
-        <w:t xml:space="preserve"> indica que el modelo no detecta aproximadamente 1 de cada 7 fallas reales, </w:t>
+        <w:t xml:space="preserve"> indica que el modelo no detecta aproximadamente 1 de cada </w:t>
+      </w:r>
+      <w:r>
+        <w:rPr>
+          <w:lang w:val="es-AR"/>
+        </w:rPr>
+        <w:lastRenderedPageBreak/>
+        <w:t xml:space="preserve">7 fallas reales, </w:t>
       </w:r>
       <w:r>
         <w:rPr>
@@ -21277,7 +21313,7 @@
     </w:p>
     <w:p>
       <w:pPr>
-        <w:spacing w:before="240" w:line="360" w:lineRule="auto"/>
+        <w:spacing w:line="360" w:lineRule="auto"/>
         <w:jc w:val="both"/>
         <w:rPr>
           <w:lang w:val="es-AR"/>
@@ -21338,7 +21374,7 @@
     </w:p>
     <w:p>
       <w:pPr>
-        <w:spacing w:after="100" w:line="360" w:lineRule="auto"/>
+        <w:spacing w:line="360" w:lineRule="auto"/>
         <w:jc w:val="both"/>
         <w:rPr>
           <w:lang w:val="es-AR"/>
@@ -21381,7 +21417,7 @@
     </w:p>
     <w:p>
       <w:pPr>
-        <w:spacing w:after="100" w:line="360" w:lineRule="auto"/>
+        <w:spacing w:line="360" w:lineRule="auto"/>
         <w:jc w:val="both"/>
         <w:rPr>
           <w:lang w:val="es-AR"/>
@@ -21391,7 +21427,7 @@
     <w:p>
       <w:pPr>
         <w:pStyle w:val="Ttulo3"/>
-        <w:spacing w:line="360" w:lineRule="auto"/>
+        <w:spacing w:before="0" w:line="360" w:lineRule="auto"/>
         <w:rPr>
           <w:color w:val="auto"/>
           <w:lang w:val="es-AR"/>
@@ -21404,7 +21440,6 @@
           <w:color w:val="auto"/>
           <w:lang w:val="es-AR"/>
         </w:rPr>
-        <w:lastRenderedPageBreak/>
         <w:t>Hiperparámetro</w:t>
       </w:r>
       <w:proofErr w:type="spellEnd"/>
@@ -22343,6 +22378,33 @@
     </w:p>
     <w:p>
       <w:pPr>
+        <w:spacing w:line="360" w:lineRule="auto"/>
+        <w:jc w:val="both"/>
+        <w:rPr>
+          <w:lang w:val="es-AR"/>
+        </w:rPr>
+      </w:pPr>
+    </w:p>
+    <w:p>
+      <w:pPr>
+        <w:spacing w:line="360" w:lineRule="auto"/>
+        <w:jc w:val="both"/>
+        <w:rPr>
+          <w:lang w:val="es-AR"/>
+        </w:rPr>
+      </w:pPr>
+    </w:p>
+    <w:p>
+      <w:pPr>
+        <w:spacing w:line="360" w:lineRule="auto"/>
+        <w:jc w:val="both"/>
+        <w:rPr>
+          <w:lang w:val="es-AR"/>
+        </w:rPr>
+      </w:pPr>
+    </w:p>
+    <w:p>
+      <w:pPr>
         <w:pStyle w:val="Ttulo3"/>
         <w:spacing w:before="0" w:line="360" w:lineRule="auto"/>
         <w:rPr>
@@ -22356,6 +22418,7 @@
           <w:color w:val="auto"/>
           <w:lang w:val="es-AR"/>
         </w:rPr>
+        <w:lastRenderedPageBreak/>
         <w:t>Métricas del modelo final (</w:t>
       </w:r>
       <w:proofErr w:type="spellStart"/>
@@ -22804,7 +22867,7 @@
     </w:tbl>
     <w:p>
       <w:pPr>
-        <w:spacing w:before="40" w:after="160" w:line="360" w:lineRule="auto"/>
+        <w:spacing w:before="40" w:line="360" w:lineRule="auto"/>
         <w:jc w:val="center"/>
         <w:rPr>
           <w:i/>
@@ -22913,7 +22976,7 @@
     </w:p>
     <w:p>
       <w:pPr>
-        <w:spacing w:before="40" w:after="160" w:line="360" w:lineRule="auto"/>
+        <w:spacing w:line="360" w:lineRule="auto"/>
         <w:jc w:val="center"/>
         <w:rPr>
           <w:i/>
@@ -22926,116 +22989,54 @@
     </w:p>
     <w:p>
       <w:pPr>
-        <w:spacing w:before="40" w:after="160" w:line="360" w:lineRule="auto"/>
-        <w:jc w:val="center"/>
-        <w:rPr>
-          <w:i/>
-          <w:iCs/>
-          <w:sz w:val="20"/>
-          <w:szCs w:val="20"/>
-          <w:lang w:val="es-AR"/>
-        </w:rPr>
-      </w:pPr>
-    </w:p>
-    <w:p>
-      <w:pPr>
-        <w:spacing w:before="40" w:after="160" w:line="360" w:lineRule="auto"/>
-        <w:jc w:val="center"/>
-        <w:rPr>
-          <w:i/>
-          <w:iCs/>
-          <w:sz w:val="20"/>
-          <w:szCs w:val="20"/>
-          <w:lang w:val="es-AR"/>
-        </w:rPr>
-      </w:pPr>
-    </w:p>
-    <w:p>
-      <w:pPr>
-        <w:spacing w:before="40" w:after="160" w:line="360" w:lineRule="auto"/>
-        <w:jc w:val="center"/>
-        <w:rPr>
-          <w:i/>
-          <w:iCs/>
-          <w:sz w:val="20"/>
-          <w:szCs w:val="20"/>
-          <w:lang w:val="es-AR"/>
-        </w:rPr>
-      </w:pPr>
-    </w:p>
-    <w:p>
-      <w:pPr>
-        <w:spacing w:before="40" w:after="160" w:line="360" w:lineRule="auto"/>
-        <w:jc w:val="center"/>
-        <w:rPr>
-          <w:i/>
-          <w:iCs/>
-          <w:sz w:val="20"/>
-          <w:szCs w:val="20"/>
-          <w:lang w:val="es-AR"/>
-        </w:rPr>
-      </w:pPr>
-    </w:p>
-    <w:p>
-      <w:pPr>
-        <w:spacing w:before="40" w:after="160" w:line="360" w:lineRule="auto"/>
-        <w:jc w:val="center"/>
-        <w:rPr>
-          <w:lang w:val="es-AR"/>
-        </w:rPr>
-      </w:pPr>
-    </w:p>
-    <w:p>
-      <w:pPr>
         <w:pStyle w:val="Ttulo3"/>
+        <w:spacing w:before="0" w:line="360" w:lineRule="auto"/>
+        <w:rPr>
+          <w:color w:val="auto"/>
+          <w:lang w:val="es-AR"/>
+        </w:rPr>
+      </w:pPr>
+      <w:bookmarkStart w:id="28" w:name="_Toc230034425"/>
+      <w:r>
+        <w:rPr>
+          <w:color w:val="auto"/>
+          <w:lang w:val="es-AR"/>
+        </w:rPr>
+        <w:t xml:space="preserve">Matriz de confusión </w:t>
+      </w:r>
+      <w:r>
+        <w:rPr>
+          <w:color w:val="auto"/>
+          <w:lang w:val="es-AR"/>
+        </w:rPr>
+        <w:t>-</w:t>
+      </w:r>
+      <w:r>
+        <w:rPr>
+          <w:color w:val="auto"/>
+          <w:lang w:val="es-AR"/>
+        </w:rPr>
+        <w:t xml:space="preserve"> Árbol de </w:t>
+      </w:r>
+      <w:r>
+        <w:rPr>
+          <w:color w:val="auto"/>
+          <w:lang w:val="es-AR"/>
+        </w:rPr>
+        <w:t>d</w:t>
+      </w:r>
+      <w:r>
+        <w:rPr>
+          <w:color w:val="auto"/>
+          <w:lang w:val="es-AR"/>
+        </w:rPr>
+        <w:t>ecisión</w:t>
+      </w:r>
+      <w:bookmarkEnd w:id="28"/>
+    </w:p>
+    <w:p>
+      <w:pPr>
         <w:spacing w:line="360" w:lineRule="auto"/>
-        <w:rPr>
-          <w:color w:val="auto"/>
-          <w:lang w:val="es-AR"/>
-        </w:rPr>
-      </w:pPr>
-      <w:bookmarkStart w:id="28" w:name="_Toc230034425"/>
-      <w:r>
-        <w:rPr>
-          <w:color w:val="auto"/>
-          <w:lang w:val="es-AR"/>
-        </w:rPr>
-        <w:lastRenderedPageBreak/>
-        <w:t xml:space="preserve">Matriz de confusión </w:t>
-      </w:r>
-      <w:r>
-        <w:rPr>
-          <w:color w:val="auto"/>
-          <w:lang w:val="es-AR"/>
-        </w:rPr>
-        <w:t>-</w:t>
-      </w:r>
-      <w:r>
-        <w:rPr>
-          <w:color w:val="auto"/>
-          <w:lang w:val="es-AR"/>
-        </w:rPr>
-        <w:t xml:space="preserve"> Árbol de </w:t>
-      </w:r>
-      <w:r>
-        <w:rPr>
-          <w:color w:val="auto"/>
-          <w:lang w:val="es-AR"/>
-        </w:rPr>
-        <w:t>d</w:t>
-      </w:r>
-      <w:r>
-        <w:rPr>
-          <w:color w:val="auto"/>
-          <w:lang w:val="es-AR"/>
-        </w:rPr>
-        <w:t>ecisión</w:t>
-      </w:r>
-      <w:bookmarkEnd w:id="28"/>
-    </w:p>
-    <w:p>
-      <w:pPr>
-        <w:spacing w:before="40" w:after="160" w:line="360" w:lineRule="auto"/>
         <w:jc w:val="center"/>
         <w:rPr>
           <w:b/>
@@ -23059,9 +23060,9 @@
           <w:lang w:val="es-AR"/>
         </w:rPr>
         <w:drawing>
-          <wp:inline distT="0" distB="0" distL="0" distR="0" wp14:anchorId="2CD16F90" wp14:editId="7BD84C7E">
-            <wp:extent cx="4113405" cy="3482340"/>
-            <wp:effectExtent l="0" t="0" r="1905" b="3810"/>
+          <wp:inline distT="0" distB="0" distL="0" distR="0" wp14:anchorId="2CD16F90" wp14:editId="0C4D3F0E">
+            <wp:extent cx="3246120" cy="2748111"/>
+            <wp:effectExtent l="0" t="0" r="0" b="0"/>
             <wp:docPr id="147049672" name="Imagen 1"/>
             <wp:cNvGraphicFramePr>
               <a:graphicFrameLocks xmlns:a="http://schemas.openxmlformats.org/drawingml/2006/main" noChangeAspect="1"/>
@@ -23082,7 +23083,7 @@
                   <pic:spPr>
                     <a:xfrm>
                       <a:off x="0" y="0"/>
-                      <a:ext cx="4113405" cy="3482340"/>
+                      <a:ext cx="3287594" cy="2783222"/>
                     </a:xfrm>
                     <a:prstGeom prst="rect">
                       <a:avLst/>
@@ -23097,7 +23098,7 @@
     </w:p>
     <w:p>
       <w:pPr>
-        <w:spacing w:before="40" w:after="160" w:line="360" w:lineRule="auto"/>
+        <w:spacing w:after="160" w:line="360" w:lineRule="auto"/>
         <w:jc w:val="center"/>
         <w:rPr>
           <w:lang w:val="es-AR"/>
@@ -23200,6 +23201,268 @@
     </w:p>
     <w:p>
       <w:pPr>
+        <w:spacing w:before="240" w:after="100" w:line="360" w:lineRule="auto"/>
+        <w:jc w:val="both"/>
+        <w:rPr>
+          <w:lang w:val="es-AR"/>
+        </w:rPr>
+      </w:pPr>
+      <w:r>
+        <w:rPr>
+          <w:b/>
+          <w:bCs/>
+          <w:lang w:val="es-AR"/>
+        </w:rPr>
+        <w:t xml:space="preserve">Interpretación: </w:t>
+      </w:r>
+      <w:r>
+        <w:rPr>
+          <w:lang w:val="es-AR"/>
+        </w:rPr>
+        <w:t>e</w:t>
+      </w:r>
+      <w:r>
+        <w:rPr>
+          <w:lang w:val="es-AR"/>
+        </w:rPr>
+        <w:t xml:space="preserve">l </w:t>
+      </w:r>
+      <w:r>
+        <w:rPr>
+          <w:lang w:val="es-AR"/>
+        </w:rPr>
+        <w:t>á</w:t>
+      </w:r>
+      <w:r>
+        <w:rPr>
+          <w:lang w:val="es-AR"/>
+        </w:rPr>
+        <w:t xml:space="preserve">rbol de decisión representa un salto cualitativo respecto a la </w:t>
+      </w:r>
+      <w:r>
+        <w:rPr>
+          <w:lang w:val="es-AR"/>
+        </w:rPr>
+        <w:t>r</w:t>
+      </w:r>
+      <w:r>
+        <w:rPr>
+          <w:lang w:val="es-AR"/>
+        </w:rPr>
+        <w:t>egresión logística. Se detectaron 2.1</w:t>
+      </w:r>
+      <w:r>
+        <w:rPr>
+          <w:lang w:val="es-AR"/>
+        </w:rPr>
+        <w:t>84</w:t>
+      </w:r>
+      <w:r>
+        <w:rPr>
+          <w:lang w:val="es-AR"/>
+        </w:rPr>
+        <w:t xml:space="preserve"> fallas reales (vs</w:t>
+      </w:r>
+      <w:r>
+        <w:rPr>
+          <w:lang w:val="es-AR"/>
+        </w:rPr>
+        <w:t>.</w:t>
+      </w:r>
+      <w:r>
+        <w:rPr>
+          <w:lang w:val="es-AR"/>
+        </w:rPr>
+        <w:t xml:space="preserve"> 1.9</w:t>
+      </w:r>
+      <w:r>
+        <w:rPr>
+          <w:lang w:val="es-AR"/>
+        </w:rPr>
+        <w:t>40</w:t>
+      </w:r>
+      <w:r>
+        <w:rPr>
+          <w:lang w:val="es-AR"/>
+        </w:rPr>
+        <w:t xml:space="preserve"> del modelo anterior), omitiendo s</w:t>
+      </w:r>
+      <w:r>
+        <w:rPr>
+          <w:lang w:val="es-AR"/>
+        </w:rPr>
+        <w:t>ó</w:t>
+      </w:r>
+      <w:r>
+        <w:rPr>
+          <w:lang w:val="es-AR"/>
+        </w:rPr>
+        <w:t xml:space="preserve">lo </w:t>
+      </w:r>
+      <w:r>
+        <w:rPr>
+          <w:lang w:val="es-AR"/>
+        </w:rPr>
+        <w:t>82</w:t>
+      </w:r>
+      <w:r>
+        <w:rPr>
+          <w:lang w:val="es-AR"/>
+        </w:rPr>
+        <w:t xml:space="preserve"> (vs</w:t>
+      </w:r>
+      <w:r>
+        <w:rPr>
+          <w:lang w:val="es-AR"/>
+        </w:rPr>
+        <w:t>.</w:t>
+      </w:r>
+      <w:r>
+        <w:rPr>
+          <w:lang w:val="es-AR"/>
+        </w:rPr>
+        <w:t xml:space="preserve"> 32</w:t>
+      </w:r>
+      <w:r>
+        <w:rPr>
+          <w:lang w:val="es-AR"/>
+        </w:rPr>
+        <w:t>6</w:t>
+      </w:r>
+      <w:r>
+        <w:rPr>
+          <w:lang w:val="es-AR"/>
+        </w:rPr>
+        <w:t>). Las falsas alarmas también se redujeron de 36</w:t>
+      </w:r>
+      <w:r>
+        <w:rPr>
+          <w:lang w:val="es-AR"/>
+        </w:rPr>
+        <w:t>9</w:t>
+      </w:r>
+      <w:r>
+        <w:rPr>
+          <w:lang w:val="es-AR"/>
+        </w:rPr>
+        <w:t xml:space="preserve"> a 1</w:t>
+      </w:r>
+      <w:r>
+        <w:rPr>
+          <w:lang w:val="es-AR"/>
+        </w:rPr>
+        <w:t>03</w:t>
+      </w:r>
+      <w:r>
+        <w:rPr>
+          <w:lang w:val="es-AR"/>
+        </w:rPr>
+        <w:t xml:space="preserve">. El </w:t>
+      </w:r>
+      <w:proofErr w:type="spellStart"/>
+      <w:r>
+        <w:rPr>
+          <w:lang w:val="es-AR"/>
+        </w:rPr>
+        <w:t>recall</w:t>
+      </w:r>
+      <w:proofErr w:type="spellEnd"/>
+      <w:r>
+        <w:rPr>
+          <w:lang w:val="es-AR"/>
+        </w:rPr>
+        <w:t xml:space="preserve"> del </w:t>
+      </w:r>
+      <w:r>
+        <w:rPr>
+          <w:lang w:val="es-AR"/>
+        </w:rPr>
+        <w:t>96</w:t>
+      </w:r>
+      <w:r>
+        <w:rPr>
+          <w:lang w:val="es-AR"/>
+        </w:rPr>
+        <w:t>% significa que el modelo deja pasar menos de 1 de cada 20 fallas reales, lo cual es aceptable en muchos contextos industriales.</w:t>
+      </w:r>
+    </w:p>
+    <w:p>
+      <w:pPr>
+        <w:spacing w:line="360" w:lineRule="auto"/>
+        <w:jc w:val="both"/>
+        <w:rPr>
+          <w:lang w:val="es-AR"/>
+        </w:rPr>
+      </w:pPr>
+    </w:p>
+    <w:p>
+      <w:pPr>
+        <w:pStyle w:val="Ttulo2"/>
+        <w:spacing w:before="0" w:line="360" w:lineRule="auto"/>
+        <w:rPr>
+          <w:color w:val="auto"/>
+          <w:lang w:val="es-AR"/>
+        </w:rPr>
+      </w:pPr>
+      <w:bookmarkStart w:id="29" w:name="_Toc230034426"/>
+      <w:r>
+        <w:rPr>
+          <w:color w:val="auto"/>
+          <w:lang w:val="es-AR"/>
+        </w:rPr>
+        <w:t>5.4 Random Forest (</w:t>
+      </w:r>
+      <w:r>
+        <w:rPr>
+          <w:color w:val="auto"/>
+          <w:lang w:val="es-AR"/>
+        </w:rPr>
+        <w:t>m</w:t>
+      </w:r>
+      <w:r>
+        <w:rPr>
+          <w:color w:val="auto"/>
+          <w:lang w:val="es-AR"/>
+        </w:rPr>
+        <w:t xml:space="preserve">odelo </w:t>
+      </w:r>
+      <w:r>
+        <w:rPr>
+          <w:color w:val="auto"/>
+          <w:lang w:val="es-AR"/>
+        </w:rPr>
+        <w:t>e</w:t>
+      </w:r>
+      <w:r>
+        <w:rPr>
+          <w:color w:val="auto"/>
+          <w:lang w:val="es-AR"/>
+        </w:rPr>
+        <w:t>nsamblado)</w:t>
+      </w:r>
+      <w:bookmarkEnd w:id="29"/>
+    </w:p>
+    <w:p>
+      <w:pPr>
+        <w:pStyle w:val="Ttulo3"/>
+        <w:spacing w:line="360" w:lineRule="auto"/>
+        <w:rPr>
+          <w:color w:val="auto"/>
+          <w:lang w:val="es-AR"/>
+        </w:rPr>
+      </w:pPr>
+      <w:bookmarkStart w:id="30" w:name="_Toc230034427"/>
+      <w:r>
+        <w:rPr>
+          <w:color w:val="auto"/>
+          <w:lang w:val="es-AR"/>
+        </w:rPr>
+        <w:t>Descripción del modelo</w:t>
+      </w:r>
+      <w:bookmarkEnd w:id="30"/>
+    </w:p>
+    <w:p>
+      <w:pPr>
         <w:spacing w:after="100" w:line="360" w:lineRule="auto"/>
         <w:jc w:val="both"/>
         <w:rPr>
@@ -23208,305 +23471,50 @@
       </w:pPr>
       <w:r>
         <w:rPr>
-          <w:b/>
-          <w:bCs/>
-          <w:lang w:val="es-AR"/>
-        </w:rPr>
-        <w:t xml:space="preserve">Interpretación: </w:t>
-      </w:r>
-      <w:r>
-        <w:rPr>
-          <w:lang w:val="es-AR"/>
-        </w:rPr>
-        <w:t>e</w:t>
-      </w:r>
-      <w:r>
-        <w:rPr>
-          <w:lang w:val="es-AR"/>
-        </w:rPr>
-        <w:t xml:space="preserve">l </w:t>
-      </w:r>
-      <w:r>
-        <w:rPr>
-          <w:lang w:val="es-AR"/>
-        </w:rPr>
-        <w:t>á</w:t>
-      </w:r>
-      <w:r>
-        <w:rPr>
-          <w:lang w:val="es-AR"/>
-        </w:rPr>
-        <w:t xml:space="preserve">rbol de decisión representa un salto cualitativo respecto a la </w:t>
-      </w:r>
-      <w:r>
-        <w:rPr>
-          <w:lang w:val="es-AR"/>
-        </w:rPr>
-        <w:t>r</w:t>
-      </w:r>
-      <w:r>
-        <w:rPr>
-          <w:lang w:val="es-AR"/>
-        </w:rPr>
-        <w:t>egresión logística. Se detectaron 2.1</w:t>
-      </w:r>
-      <w:r>
-        <w:rPr>
-          <w:lang w:val="es-AR"/>
-        </w:rPr>
-        <w:t>84</w:t>
-      </w:r>
-      <w:r>
-        <w:rPr>
-          <w:lang w:val="es-AR"/>
-        </w:rPr>
-        <w:t xml:space="preserve"> fallas reales (vs</w:t>
-      </w:r>
-      <w:r>
-        <w:rPr>
-          <w:lang w:val="es-AR"/>
-        </w:rPr>
-        <w:t>.</w:t>
-      </w:r>
-      <w:r>
-        <w:rPr>
-          <w:lang w:val="es-AR"/>
-        </w:rPr>
-        <w:t xml:space="preserve"> 1.9</w:t>
-      </w:r>
-      <w:r>
-        <w:rPr>
-          <w:lang w:val="es-AR"/>
-        </w:rPr>
-        <w:t>40</w:t>
-      </w:r>
-      <w:r>
-        <w:rPr>
-          <w:lang w:val="es-AR"/>
-        </w:rPr>
-        <w:t xml:space="preserve"> del modelo anterior), omitiendo s</w:t>
-      </w:r>
-      <w:r>
-        <w:rPr>
-          <w:lang w:val="es-AR"/>
-        </w:rPr>
-        <w:t>ó</w:t>
-      </w:r>
-      <w:r>
-        <w:rPr>
-          <w:lang w:val="es-AR"/>
-        </w:rPr>
-        <w:t xml:space="preserve">lo </w:t>
-      </w:r>
-      <w:r>
-        <w:rPr>
-          <w:lang w:val="es-AR"/>
-        </w:rPr>
-        <w:t>82</w:t>
-      </w:r>
-      <w:r>
-        <w:rPr>
-          <w:lang w:val="es-AR"/>
-        </w:rPr>
-        <w:t xml:space="preserve"> (vs</w:t>
-      </w:r>
-      <w:r>
-        <w:rPr>
-          <w:lang w:val="es-AR"/>
-        </w:rPr>
-        <w:t>.</w:t>
-      </w:r>
-      <w:r>
-        <w:rPr>
-          <w:lang w:val="es-AR"/>
-        </w:rPr>
-        <w:t xml:space="preserve"> 32</w:t>
-      </w:r>
-      <w:r>
-        <w:rPr>
-          <w:lang w:val="es-AR"/>
-        </w:rPr>
-        <w:t>6</w:t>
-      </w:r>
-      <w:r>
-        <w:rPr>
-          <w:lang w:val="es-AR"/>
-        </w:rPr>
-        <w:t>). Las falsas alarmas también se redujeron de 36</w:t>
-      </w:r>
-      <w:r>
-        <w:rPr>
-          <w:lang w:val="es-AR"/>
-        </w:rPr>
-        <w:t>9</w:t>
-      </w:r>
-      <w:r>
-        <w:rPr>
-          <w:lang w:val="es-AR"/>
-        </w:rPr>
-        <w:t xml:space="preserve"> a 1</w:t>
-      </w:r>
-      <w:r>
-        <w:rPr>
-          <w:lang w:val="es-AR"/>
-        </w:rPr>
-        <w:t>03</w:t>
-      </w:r>
-      <w:r>
-        <w:rPr>
-          <w:lang w:val="es-AR"/>
-        </w:rPr>
-        <w:t xml:space="preserve">. El </w:t>
+          <w:lang w:val="es-AR"/>
+        </w:rPr>
+        <w:t xml:space="preserve">Random Forest es un algoritmo de ensamble basado en la técnica de </w:t>
       </w:r>
       <w:proofErr w:type="spellStart"/>
       <w:r>
         <w:rPr>
           <w:lang w:val="es-AR"/>
         </w:rPr>
-        <w:t>recall</w:t>
+        <w:t>bagging</w:t>
       </w:r>
       <w:proofErr w:type="spellEnd"/>
       <w:r>
         <w:rPr>
           <w:lang w:val="es-AR"/>
         </w:rPr>
-        <w:t xml:space="preserve"> del </w:t>
-      </w:r>
-      <w:r>
-        <w:rPr>
-          <w:lang w:val="es-AR"/>
-        </w:rPr>
-        <w:t>96</w:t>
-      </w:r>
-      <w:r>
-        <w:rPr>
-          <w:lang w:val="es-AR"/>
-        </w:rPr>
-        <w:t>% significa que el modelo deja pasar menos de 1 de cada 20 fallas reales, lo cual es aceptable en muchos contextos industriales.</w:t>
-      </w:r>
-    </w:p>
-    <w:p>
-      <w:pPr>
-        <w:spacing w:before="240" w:line="360" w:lineRule="auto"/>
-        <w:jc w:val="both"/>
-        <w:rPr>
-          <w:lang w:val="es-AR"/>
-        </w:rPr>
-      </w:pPr>
-    </w:p>
-    <w:p>
-      <w:pPr>
-        <w:pStyle w:val="Ttulo2"/>
-        <w:spacing w:before="0" w:line="360" w:lineRule="auto"/>
-        <w:rPr>
-          <w:color w:val="auto"/>
-          <w:lang w:val="es-AR"/>
-        </w:rPr>
-      </w:pPr>
-      <w:bookmarkStart w:id="29" w:name="_Toc230034426"/>
-      <w:r>
-        <w:rPr>
-          <w:color w:val="auto"/>
-          <w:lang w:val="es-AR"/>
-        </w:rPr>
-        <w:t>5.4 Random Forest (</w:t>
-      </w:r>
-      <w:r>
-        <w:rPr>
-          <w:color w:val="auto"/>
-          <w:lang w:val="es-AR"/>
-        </w:rPr>
-        <w:t>m</w:t>
-      </w:r>
-      <w:r>
-        <w:rPr>
-          <w:color w:val="auto"/>
-          <w:lang w:val="es-AR"/>
-        </w:rPr>
-        <w:t xml:space="preserve">odelo </w:t>
-      </w:r>
-      <w:r>
-        <w:rPr>
-          <w:color w:val="auto"/>
-          <w:lang w:val="es-AR"/>
-        </w:rPr>
-        <w:t>e</w:t>
-      </w:r>
-      <w:r>
-        <w:rPr>
-          <w:color w:val="auto"/>
-          <w:lang w:val="es-AR"/>
-        </w:rPr>
-        <w:t>nsamblado)</w:t>
-      </w:r>
-      <w:bookmarkEnd w:id="29"/>
-    </w:p>
-    <w:p>
-      <w:pPr>
-        <w:pStyle w:val="Ttulo3"/>
-        <w:spacing w:line="360" w:lineRule="auto"/>
-        <w:rPr>
-          <w:color w:val="auto"/>
-          <w:lang w:val="es-AR"/>
-        </w:rPr>
-      </w:pPr>
-      <w:bookmarkStart w:id="30" w:name="_Toc230034427"/>
-      <w:r>
-        <w:rPr>
-          <w:color w:val="auto"/>
-          <w:lang w:val="es-AR"/>
-        </w:rPr>
-        <w:t>Descripción del modelo</w:t>
-      </w:r>
-      <w:bookmarkEnd w:id="30"/>
-    </w:p>
-    <w:p>
-      <w:pPr>
-        <w:spacing w:after="100" w:line="360" w:lineRule="auto"/>
-        <w:jc w:val="both"/>
-        <w:rPr>
-          <w:lang w:val="es-AR"/>
-        </w:rPr>
-      </w:pPr>
-      <w:r>
-        <w:rPr>
-          <w:lang w:val="es-AR"/>
-        </w:rPr>
-        <w:t xml:space="preserve">Random Forest es un algoritmo de ensamble basado en la técnica de </w:t>
+        <w:t xml:space="preserve">. </w:t>
+      </w:r>
+      <w:r>
+        <w:rPr>
+          <w:lang w:val="es-AR"/>
+        </w:rPr>
+        <w:t xml:space="preserve">Construye y combina las predicciones de múltiples árboles de decisión entrenados sobre muestras aleatorias del </w:t>
       </w:r>
       <w:proofErr w:type="spellStart"/>
       <w:r>
         <w:rPr>
           <w:lang w:val="es-AR"/>
         </w:rPr>
-        <w:t>bagging</w:t>
+        <w:t>dataset</w:t>
       </w:r>
       <w:proofErr w:type="spellEnd"/>
       <w:r>
         <w:rPr>
           <w:lang w:val="es-AR"/>
         </w:rPr>
-        <w:t xml:space="preserve">. </w:t>
-      </w:r>
-      <w:r>
-        <w:rPr>
-          <w:lang w:val="es-AR"/>
-        </w:rPr>
-        <w:t xml:space="preserve">Construye y combina las predicciones de múltiples árboles de decisión entrenados sobre muestras aleatorias del </w:t>
-      </w:r>
-      <w:proofErr w:type="spellStart"/>
-      <w:r>
-        <w:rPr>
-          <w:lang w:val="es-AR"/>
-        </w:rPr>
-        <w:t>dataset</w:t>
-      </w:r>
-      <w:proofErr w:type="spellEnd"/>
-      <w:r>
-        <w:rPr>
-          <w:lang w:val="es-AR"/>
-        </w:rPr>
-        <w:t xml:space="preserve"> y subconjuntos aleatorios de variables. Esta diversidad reduce drásticamente la varianza del modelo, evitando el sobreajuste y logrando predicciones más estables y generalizables que un árbol individual.</w:t>
+        <w:t xml:space="preserve"> y subconjuntos aleatorios de variables. Esta diversidad reduce drásticamente la </w:t>
+      </w:r>
+      <w:r>
+        <w:rPr>
+          <w:lang w:val="es-AR"/>
+        </w:rPr>
+        <w:lastRenderedPageBreak/>
+        <w:t>varianza del modelo, evitando el sobreajuste y logrando predicciones más estables y generalizables que un árbol individual.</w:t>
       </w:r>
     </w:p>
     <w:p>
@@ -23521,7 +23529,6 @@
         <w:rPr>
           <w:lang w:val="es-AR"/>
         </w:rPr>
-        <w:lastRenderedPageBreak/>
         <w:t xml:space="preserve">En el contexto del mantenimiento predictivo, esta arquitectura permite capturar simultáneamente las interacciones no lineales entre sensores (como la relación inversa </w:t>
       </w:r>
       <w:r>
@@ -24456,7 +24463,7 @@
     </w:p>
     <w:p>
       <w:pPr>
-        <w:spacing w:line="360" w:lineRule="auto"/>
+        <w:spacing w:before="240" w:line="360" w:lineRule="auto"/>
         <w:jc w:val="both"/>
         <w:rPr>
           <w:lang w:val="es-AR"/>
@@ -24800,6 +24807,7 @@
             </w:pPr>
             <w:proofErr w:type="spellStart"/>
             <w:r>
+              <w:lastRenderedPageBreak/>
               <w:t>max_depth</w:t>
             </w:r>
             <w:proofErr w:type="spellEnd"/>
@@ -24975,7 +24983,6 @@
               <w:jc w:val="center"/>
             </w:pPr>
             <w:r>
-              <w:lastRenderedPageBreak/>
               <w:t>criterion</w:t>
             </w:r>
           </w:p>
@@ -26234,26 +26241,6 @@
           <w:lang w:val="es-AR"/>
         </w:rPr>
       </w:pPr>
-    </w:p>
-    <w:p>
-      <w:pPr>
-        <w:pStyle w:val="Ttulo3"/>
-        <w:spacing w:line="360" w:lineRule="auto"/>
-        <w:rPr>
-          <w:color w:val="auto"/>
-          <w:lang w:val="es-AR"/>
-        </w:rPr>
-      </w:pPr>
-    </w:p>
-    <w:p>
-      <w:pPr>
-        <w:pStyle w:val="Ttulo3"/>
-        <w:spacing w:line="360" w:lineRule="auto"/>
-        <w:rPr>
-          <w:color w:val="auto"/>
-          <w:lang w:val="es-AR"/>
-        </w:rPr>
-      </w:pPr>
       <w:bookmarkStart w:id="35" w:name="_Toc230034432"/>
       <w:r>
         <w:rPr>
@@ -26288,9 +26275,9 @@
           <w:noProof/>
         </w:rPr>
         <w:drawing>
-          <wp:inline distT="0" distB="0" distL="0" distR="0" wp14:anchorId="1757B0B2" wp14:editId="24D60B3D">
-            <wp:extent cx="4351623" cy="3360420"/>
-            <wp:effectExtent l="0" t="0" r="0" b="0"/>
+          <wp:inline distT="0" distB="0" distL="0" distR="0" wp14:anchorId="1757B0B2" wp14:editId="58DE4645">
+            <wp:extent cx="3467100" cy="2677371"/>
+            <wp:effectExtent l="0" t="0" r="0" b="8890"/>
             <wp:docPr id="2030896269" name="Imagen 1"/>
             <wp:cNvGraphicFramePr>
               <a:graphicFrameLocks xmlns:a="http://schemas.openxmlformats.org/drawingml/2006/main" noChangeAspect="1"/>
@@ -26311,7 +26298,7 @@
                   <pic:spPr>
                     <a:xfrm>
                       <a:off x="0" y="0"/>
-                      <a:ext cx="4351623" cy="3360420"/>
+                      <a:ext cx="3483251" cy="2689843"/>
                     </a:xfrm>
                     <a:prstGeom prst="rect">
                       <a:avLst/>
@@ -27136,7 +27123,6 @@
                 <w:b/>
                 <w:bCs/>
               </w:rPr>
-              <w:lastRenderedPageBreak/>
               <w:t>product_type_</w:t>
             </w:r>
             <w:r>
@@ -27307,6 +27293,7 @@
                 <w:b/>
                 <w:bCs/>
               </w:rPr>
+              <w:lastRenderedPageBreak/>
               <w:t>product_type_H</w:t>
             </w:r>
             <w:proofErr w:type="spellEnd"/>
@@ -27412,7 +27399,7 @@
     </w:p>
     <w:p>
       <w:pPr>
-        <w:spacing w:after="60" w:line="360" w:lineRule="auto"/>
+        <w:spacing w:line="360" w:lineRule="auto"/>
         <w:jc w:val="center"/>
         <w:rPr>
           <w:lang w:val="es-AR"/>
@@ -27468,7 +27455,7 @@
     </w:p>
     <w:p>
       <w:pPr>
-        <w:spacing w:before="40" w:after="160" w:line="360" w:lineRule="auto"/>
+        <w:spacing w:after="160" w:line="360" w:lineRule="auto"/>
         <w:jc w:val="center"/>
         <w:rPr>
           <w:lang w:val="es-AR"/>
@@ -27737,6 +27724,33 @@
         </w:rPr>
         <w:t>06), lo que indica que las fallas son un fenómeno de condiciones de operación y no del tipo de producción fabricada.</w:t>
       </w:r>
+    </w:p>
+    <w:p>
+      <w:pPr>
+        <w:spacing w:line="360" w:lineRule="auto"/>
+        <w:jc w:val="both"/>
+        <w:rPr>
+          <w:lang w:val="es-AR"/>
+        </w:rPr>
+      </w:pPr>
+    </w:p>
+    <w:p>
+      <w:pPr>
+        <w:spacing w:line="360" w:lineRule="auto"/>
+        <w:jc w:val="both"/>
+        <w:rPr>
+          <w:lang w:val="es-AR"/>
+        </w:rPr>
+      </w:pPr>
+    </w:p>
+    <w:p>
+      <w:pPr>
+        <w:spacing w:line="360" w:lineRule="auto"/>
+        <w:jc w:val="both"/>
+        <w:rPr>
+          <w:lang w:val="es-AR"/>
+        </w:rPr>
+      </w:pPr>
     </w:p>
     <w:p>
       <w:pPr>
@@ -28734,7 +28748,7 @@
     </w:p>
     <w:p>
       <w:pPr>
-        <w:spacing w:after="160" w:line="360" w:lineRule="auto"/>
+        <w:spacing w:line="360" w:lineRule="auto"/>
         <w:jc w:val="center"/>
         <w:rPr>
           <w:i/>
@@ -28754,8 +28768,8 @@
           <w:lang w:val="es-AR"/>
         </w:rPr>
         <w:drawing>
-          <wp:inline distT="0" distB="0" distL="0" distR="0" wp14:anchorId="4BB83276" wp14:editId="31BEAEA1">
-            <wp:extent cx="5943600" cy="2949575"/>
+          <wp:inline distT="0" distB="0" distL="0" distR="0" wp14:anchorId="4BB83276" wp14:editId="4426E8C1">
+            <wp:extent cx="5791200" cy="2873945"/>
             <wp:effectExtent l="0" t="0" r="0" b="3175"/>
             <wp:docPr id="1262960094" name="Imagen 1"/>
             <wp:cNvGraphicFramePr>
@@ -28777,7 +28791,7 @@
                   <pic:spPr>
                     <a:xfrm>
                       <a:off x="0" y="0"/>
-                      <a:ext cx="5943600" cy="2949575"/>
+                      <a:ext cx="5807245" cy="2881908"/>
                     </a:xfrm>
                     <a:prstGeom prst="rect">
                       <a:avLst/>
@@ -28792,7 +28806,7 @@
     </w:p>
     <w:p>
       <w:pPr>
-        <w:spacing w:before="40" w:line="360" w:lineRule="auto"/>
+        <w:spacing w:line="360" w:lineRule="auto"/>
         <w:jc w:val="center"/>
         <w:rPr>
           <w:lang w:val="es-AR"/>
@@ -29074,7 +29088,7 @@
           <w:ilvl w:val="0"/>
           <w:numId w:val="2"/>
         </w:numPr>
-        <w:spacing w:after="80" w:line="360" w:lineRule="auto"/>
+        <w:spacing w:line="360" w:lineRule="auto"/>
         <w:jc w:val="both"/>
         <w:rPr>
           <w:lang w:val="es-AR"/>
@@ -29727,7 +29741,7 @@
           <w:ilvl w:val="0"/>
           <w:numId w:val="3"/>
         </w:numPr>
-        <w:spacing w:after="60" w:line="360" w:lineRule="auto"/>
+        <w:spacing w:line="360" w:lineRule="auto"/>
         <w:jc w:val="both"/>
         <w:rPr>
           <w:lang w:val="es-AR"/>
@@ -29768,7 +29782,7 @@
     </w:p>
     <w:p>
       <w:pPr>
-        <w:spacing w:after="60" w:line="360" w:lineRule="auto"/>
+        <w:spacing w:line="360" w:lineRule="auto"/>
         <w:jc w:val="both"/>
         <w:rPr>
           <w:lang w:val="es-AR"/>
@@ -29959,7 +29973,7 @@
           <w:ilvl w:val="0"/>
           <w:numId w:val="2"/>
         </w:numPr>
-        <w:spacing w:after="80" w:line="360" w:lineRule="auto"/>
+        <w:spacing w:line="360" w:lineRule="auto"/>
         <w:jc w:val="both"/>
         <w:rPr>
           <w:lang w:val="es-AR"/>
@@ -29989,7 +30003,7 @@
     <w:p>
       <w:pPr>
         <w:pStyle w:val="Prrafodelista"/>
-        <w:spacing w:after="80" w:line="360" w:lineRule="auto"/>
+        <w:spacing w:line="360" w:lineRule="auto"/>
         <w:ind w:left="720"/>
         <w:jc w:val="both"/>
         <w:rPr>
@@ -30158,7 +30172,7 @@
           <w:ilvl w:val="0"/>
           <w:numId w:val="2"/>
         </w:numPr>
-        <w:spacing w:after="80" w:line="360" w:lineRule="auto"/>
+        <w:spacing w:line="360" w:lineRule="auto"/>
         <w:jc w:val="both"/>
         <w:rPr>
           <w:lang w:val="es-AR"/>
@@ -30211,7 +30225,7 @@
     </w:p>
     <w:p>
       <w:pPr>
-        <w:spacing w:before="240" w:line="360" w:lineRule="auto"/>
+        <w:spacing w:line="360" w:lineRule="auto"/>
         <w:rPr>
           <w:lang w:val="es-AR"/>
         </w:rPr>
@@ -31261,7 +31275,7 @@
   <w:style w:type="paragraph" w:default="1" w:styleId="Normal">
     <w:name w:val="Normal"/>
     <w:qFormat/>
-    <w:rsid w:val="00437A8F"/>
+    <w:rsid w:val="00E21CF7"/>
   </w:style>
   <w:style w:type="paragraph" w:styleId="Ttulo1">
     <w:name w:val="heading 1"/>
@@ -31358,7 +31372,6 @@
   <w:style w:type="character" w:default="1" w:styleId="Fuentedeprrafopredeter">
     <w:name w:val="Default Paragraph Font"/>
     <w:uiPriority w:val="1"/>
-    <w:semiHidden/>
     <w:unhideWhenUsed/>
   </w:style>
   <w:style w:type="table" w:default="1" w:styleId="Tablanormal">
@@ -31588,6 +31601,18 @@
       <w:spacing w:after="100"/>
       <w:ind w:left="440"/>
     </w:pPr>
+  </w:style>
+  <w:style w:type="character" w:styleId="Mencinsinresolver">
+    <w:name w:val="Unresolved Mention"/>
+    <w:basedOn w:val="Fuentedeprrafopredeter"/>
+    <w:uiPriority w:val="99"/>
+    <w:semiHidden/>
+    <w:unhideWhenUsed/>
+    <w:rsid w:val="00DF4CD1"/>
+    <w:rPr>
+      <w:color w:val="605E5C"/>
+      <w:shd w:val="clear" w:color="auto" w:fill="E1DFDD"/>
+    </w:rPr>
   </w:style>
 </w:styles>
 </file>
